--- a/Caso 4.docx
+++ b/Caso 4.docx
@@ -89,7 +89,7 @@
           <w:szCs w:val="18"/>
         </w:rPr>
         <w:drawing>
-          <wp:inline distT="0" distB="0" distL="0" distR="0" wp14:anchorId="2E419F45" wp14:editId="2687F555">
+          <wp:inline distT="0" distB="0" distL="0" distR="0" wp14:anchorId="574FF210" wp14:editId="31062B3A">
             <wp:extent cx="1467485" cy="1818005"/>
             <wp:effectExtent l="0" t="0" r="5715" b="0"/>
             <wp:docPr id="254512740" name="Imagen 1"/>
@@ -106,7 +106,7 @@
                     </pic:cNvPicPr>
                   </pic:nvPicPr>
                   <pic:blipFill>
-                    <a:blip r:embed="rId4">
+                    <a:blip r:embed="rId5">
                       <a:extLst>
                         <a:ext uri="{28A0092B-C50C-407E-A947-70E740481C1C}">
                           <a14:useLocalDpi xmlns:a14="http://schemas.microsoft.com/office/drawing/2010/main" val="0"/>
@@ -634,29 +634,6477 @@
         </w:rPr>
       </w:pPr>
     </w:p>
+    <w:p/>
     <w:p>
       <w:pPr>
+        <w:pStyle w:val="Ttulo1"/>
+        <w:ind w:left="360" w:hanging="360"/>
+        <w:rPr>
+          <w:rFonts w:ascii="Times New Roman" w:hAnsi="Times New Roman" w:cs="Times New Roman"/>
+          <w:sz w:val="26"/>
+          <w:szCs w:val="26"/>
+        </w:rPr>
+      </w:pPr>
+      <w:r>
+        <w:rPr>
+          <w:rFonts w:ascii="Times New Roman" w:hAnsi="Times New Roman" w:cs="Times New Roman"/>
+          <w:sz w:val="26"/>
+          <w:szCs w:val="26"/>
+        </w:rPr>
+        <w:lastRenderedPageBreak/>
+        <w:t>Introducción</w:t>
+      </w:r>
+    </w:p>
+    <w:p/>
+    <w:p>
+      <w:pPr>
+        <w:jc w:val="both"/>
+      </w:pPr>
+      <w:r>
+        <w:t>QWE INC. es una empresa que ofrece servicios digitales por suscripción a pequeñas y medianas empresas. Hasta 2012, gestionaba la deserción de clientes de forma reactiva, ofreciendo descuentos o beneficios al momento de la cancelación, lo que resultaba costoso e ineficiente. Ante esto, se planteó desarrollar un modelo predictivo que permitiera anticipar qué clientes tienen mayor probabilidad de abandonar el servicio en el corto plazo y así implementar estrategias más efectivas. Para ello, se cuenta con una base de datos de 6,347 clientes con información sobre antigüedad, satisfacción (CHI), uso del servicio y soporte, donde la variable de interés es la deserción (churn), la cual presenta un bajo porcentaje (~5%), implicando un problema de datos desbalanceados.</w:t>
+      </w:r>
+    </w:p>
+    <w:p>
+      <w:pPr>
+        <w:pStyle w:val="Ttulo1"/>
+        <w:rPr>
+          <w:rFonts w:ascii="Times New Roman" w:hAnsi="Times New Roman" w:cs="Times New Roman"/>
+          <w:sz w:val="26"/>
+          <w:szCs w:val="26"/>
+        </w:rPr>
+      </w:pPr>
+      <w:r>
+        <w:rPr>
+          <w:rFonts w:ascii="Times New Roman" w:hAnsi="Times New Roman" w:cs="Times New Roman"/>
+          <w:sz w:val="26"/>
+          <w:szCs w:val="26"/>
+        </w:rPr>
+        <w:t>Análisis de Deserción de Clientes - QWE INC.</w:t>
+      </w:r>
+    </w:p>
+    <w:p>
+      <w:pPr>
+        <w:pStyle w:val="Ttulo2"/>
+        <w:rPr>
+          <w:rFonts w:ascii="Times New Roman" w:hAnsi="Times New Roman" w:cs="Times New Roman"/>
+          <w:i/>
+          <w:iCs/>
+          <w:sz w:val="24"/>
+          <w:szCs w:val="24"/>
+        </w:rPr>
+      </w:pPr>
+      <w:r>
+        <w:rPr>
+          <w:rFonts w:ascii="Times New Roman" w:hAnsi="Times New Roman" w:cs="Times New Roman"/>
+          <w:i/>
+          <w:iCs/>
+          <w:sz w:val="24"/>
+          <w:szCs w:val="24"/>
+        </w:rPr>
+        <w:t>Tabla 1. Estadísticas Descriptivas</w:t>
+      </w:r>
+    </w:p>
+    <w:tbl>
+      <w:tblPr>
+        <w:tblW w:w="10639" w:type="dxa"/>
+        <w:jc w:val="center"/>
+        <w:tblLayout w:type="fixed"/>
+        <w:tblLook w:val="0420" w:firstRow="1" w:lastRow="0" w:firstColumn="0" w:lastColumn="0" w:noHBand="0" w:noVBand="1"/>
+      </w:tblPr>
+      <w:tblGrid>
+        <w:gridCol w:w="2942"/>
+        <w:gridCol w:w="961"/>
+        <w:gridCol w:w="1034"/>
+        <w:gridCol w:w="1291"/>
+        <w:gridCol w:w="2000"/>
+        <w:gridCol w:w="1181"/>
+        <w:gridCol w:w="1230"/>
+      </w:tblGrid>
+      <w:tr>
+        <w:trPr>
+          <w:tblHeader/>
+          <w:jc w:val="center"/>
+        </w:trPr>
+        <w:tc>
+          <w:tcPr>
+            <w:tcW w:w="2942" w:type="dxa"/>
+            <w:tcBorders>
+              <w:top w:val="single" w:sz="12" w:space="0" w:color="666666"/>
+              <w:left w:val="none" w:sz="0" w:space="0" w:color="000000"/>
+              <w:bottom w:val="single" w:sz="12" w:space="0" w:color="666666"/>
+              <w:right w:val="none" w:sz="0" w:space="0" w:color="000000"/>
+            </w:tcBorders>
+            <w:shd w:val="clear" w:color="auto" w:fill="FFFFFF"/>
+            <w:tcMar>
+              <w:top w:w="0" w:type="dxa"/>
+              <w:left w:w="0" w:type="dxa"/>
+              <w:bottom w:w="0" w:type="dxa"/>
+              <w:right w:w="0" w:type="dxa"/>
+            </w:tcMar>
+            <w:vAlign w:val="center"/>
+          </w:tcPr>
+          <w:p>
+            <w:pPr>
+              <w:pBdr>
+                <w:top w:val="none" w:sz="0" w:space="0" w:color="000000"/>
+                <w:left w:val="none" w:sz="0" w:space="0" w:color="000000"/>
+                <w:bottom w:val="none" w:sz="0" w:space="0" w:color="000000"/>
+                <w:right w:val="none" w:sz="0" w:space="0" w:color="000000"/>
+              </w:pBdr>
+              <w:spacing w:before="100" w:after="100"/>
+              <w:ind w:left="100" w:right="100"/>
+              <w:rPr>
+                <w:rFonts w:eastAsia="Helvetica"/>
+                <w:b/>
+                <w:color w:val="000000"/>
+                <w:sz w:val="22"/>
+                <w:szCs w:val="22"/>
+              </w:rPr>
+            </w:pPr>
+            <w:r>
+              <w:rPr>
+                <w:rFonts w:eastAsia="Helvetica"/>
+                <w:b/>
+                <w:color w:val="000000"/>
+                <w:sz w:val="22"/>
+                <w:szCs w:val="22"/>
+              </w:rPr>
+              <w:t>Variable</w:t>
+            </w:r>
+          </w:p>
+        </w:tc>
+        <w:tc>
+          <w:tcPr>
+            <w:tcW w:w="961" w:type="dxa"/>
+            <w:tcBorders>
+              <w:top w:val="single" w:sz="12" w:space="0" w:color="666666"/>
+              <w:left w:val="none" w:sz="0" w:space="0" w:color="000000"/>
+              <w:bottom w:val="single" w:sz="12" w:space="0" w:color="666666"/>
+              <w:right w:val="none" w:sz="0" w:space="0" w:color="000000"/>
+            </w:tcBorders>
+            <w:shd w:val="clear" w:color="auto" w:fill="FFFFFF"/>
+            <w:tcMar>
+              <w:top w:w="0" w:type="dxa"/>
+              <w:left w:w="0" w:type="dxa"/>
+              <w:bottom w:w="0" w:type="dxa"/>
+              <w:right w:w="0" w:type="dxa"/>
+            </w:tcMar>
+            <w:vAlign w:val="center"/>
+          </w:tcPr>
+          <w:p>
+            <w:pPr>
+              <w:pBdr>
+                <w:top w:val="none" w:sz="0" w:space="0" w:color="000000"/>
+                <w:left w:val="none" w:sz="0" w:space="0" w:color="000000"/>
+                <w:bottom w:val="none" w:sz="0" w:space="0" w:color="000000"/>
+                <w:right w:val="none" w:sz="0" w:space="0" w:color="000000"/>
+              </w:pBdr>
+              <w:spacing w:before="100" w:after="100"/>
+              <w:ind w:left="100" w:right="100"/>
+              <w:jc w:val="right"/>
+              <w:rPr>
+                <w:rFonts w:eastAsia="Helvetica"/>
+                <w:b/>
+                <w:color w:val="000000"/>
+                <w:sz w:val="22"/>
+                <w:szCs w:val="22"/>
+              </w:rPr>
+            </w:pPr>
+            <w:r>
+              <w:rPr>
+                <w:rFonts w:eastAsia="Helvetica"/>
+                <w:b/>
+                <w:color w:val="000000"/>
+                <w:sz w:val="22"/>
+                <w:szCs w:val="22"/>
+              </w:rPr>
+              <w:t>N</w:t>
+            </w:r>
+          </w:p>
+        </w:tc>
+        <w:tc>
+          <w:tcPr>
+            <w:tcW w:w="1034" w:type="dxa"/>
+            <w:tcBorders>
+              <w:top w:val="single" w:sz="12" w:space="0" w:color="666666"/>
+              <w:left w:val="none" w:sz="0" w:space="0" w:color="000000"/>
+              <w:bottom w:val="single" w:sz="12" w:space="0" w:color="666666"/>
+              <w:right w:val="none" w:sz="0" w:space="0" w:color="000000"/>
+            </w:tcBorders>
+            <w:shd w:val="clear" w:color="auto" w:fill="FFFFFF"/>
+            <w:tcMar>
+              <w:top w:w="0" w:type="dxa"/>
+              <w:left w:w="0" w:type="dxa"/>
+              <w:bottom w:w="0" w:type="dxa"/>
+              <w:right w:w="0" w:type="dxa"/>
+            </w:tcMar>
+            <w:vAlign w:val="center"/>
+          </w:tcPr>
+          <w:p>
+            <w:pPr>
+              <w:pBdr>
+                <w:top w:val="none" w:sz="0" w:space="0" w:color="000000"/>
+                <w:left w:val="none" w:sz="0" w:space="0" w:color="000000"/>
+                <w:bottom w:val="none" w:sz="0" w:space="0" w:color="000000"/>
+                <w:right w:val="none" w:sz="0" w:space="0" w:color="000000"/>
+              </w:pBdr>
+              <w:spacing w:before="100" w:after="100"/>
+              <w:ind w:left="100" w:right="100"/>
+              <w:jc w:val="right"/>
+              <w:rPr>
+                <w:rFonts w:eastAsia="Helvetica"/>
+                <w:b/>
+                <w:color w:val="000000"/>
+                <w:sz w:val="22"/>
+                <w:szCs w:val="22"/>
+              </w:rPr>
+            </w:pPr>
+            <w:r>
+              <w:rPr>
+                <w:rFonts w:eastAsia="Helvetica"/>
+                <w:b/>
+                <w:color w:val="000000"/>
+                <w:sz w:val="22"/>
+                <w:szCs w:val="22"/>
+              </w:rPr>
+              <w:t>Media</w:t>
+            </w:r>
+          </w:p>
+        </w:tc>
+        <w:tc>
+          <w:tcPr>
+            <w:tcW w:w="1291" w:type="dxa"/>
+            <w:tcBorders>
+              <w:top w:val="single" w:sz="12" w:space="0" w:color="666666"/>
+              <w:left w:val="none" w:sz="0" w:space="0" w:color="000000"/>
+              <w:bottom w:val="single" w:sz="12" w:space="0" w:color="666666"/>
+              <w:right w:val="none" w:sz="0" w:space="0" w:color="000000"/>
+            </w:tcBorders>
+            <w:shd w:val="clear" w:color="auto" w:fill="FFFFFF"/>
+            <w:tcMar>
+              <w:top w:w="0" w:type="dxa"/>
+              <w:left w:w="0" w:type="dxa"/>
+              <w:bottom w:w="0" w:type="dxa"/>
+              <w:right w:w="0" w:type="dxa"/>
+            </w:tcMar>
+            <w:vAlign w:val="center"/>
+          </w:tcPr>
+          <w:p>
+            <w:pPr>
+              <w:pBdr>
+                <w:top w:val="none" w:sz="0" w:space="0" w:color="000000"/>
+                <w:left w:val="none" w:sz="0" w:space="0" w:color="000000"/>
+                <w:bottom w:val="none" w:sz="0" w:space="0" w:color="000000"/>
+                <w:right w:val="none" w:sz="0" w:space="0" w:color="000000"/>
+              </w:pBdr>
+              <w:spacing w:before="100" w:after="100"/>
+              <w:ind w:left="100" w:right="100"/>
+              <w:jc w:val="right"/>
+              <w:rPr>
+                <w:rFonts w:eastAsia="Helvetica"/>
+                <w:b/>
+                <w:color w:val="000000"/>
+                <w:sz w:val="22"/>
+                <w:szCs w:val="22"/>
+              </w:rPr>
+            </w:pPr>
+            <w:r>
+              <w:rPr>
+                <w:rFonts w:eastAsia="Helvetica"/>
+                <w:b/>
+                <w:color w:val="000000"/>
+                <w:sz w:val="22"/>
+                <w:szCs w:val="22"/>
+              </w:rPr>
+              <w:t>Mediana</w:t>
+            </w:r>
+          </w:p>
+        </w:tc>
+        <w:tc>
+          <w:tcPr>
+            <w:tcW w:w="2000" w:type="dxa"/>
+            <w:tcBorders>
+              <w:top w:val="single" w:sz="12" w:space="0" w:color="666666"/>
+              <w:left w:val="none" w:sz="0" w:space="0" w:color="000000"/>
+              <w:bottom w:val="single" w:sz="12" w:space="0" w:color="666666"/>
+              <w:right w:val="none" w:sz="0" w:space="0" w:color="000000"/>
+            </w:tcBorders>
+            <w:shd w:val="clear" w:color="auto" w:fill="FFFFFF"/>
+            <w:tcMar>
+              <w:top w:w="0" w:type="dxa"/>
+              <w:left w:w="0" w:type="dxa"/>
+              <w:bottom w:w="0" w:type="dxa"/>
+              <w:right w:w="0" w:type="dxa"/>
+            </w:tcMar>
+            <w:vAlign w:val="center"/>
+          </w:tcPr>
+          <w:p>
+            <w:pPr>
+              <w:pBdr>
+                <w:top w:val="none" w:sz="0" w:space="0" w:color="000000"/>
+                <w:left w:val="none" w:sz="0" w:space="0" w:color="000000"/>
+                <w:bottom w:val="none" w:sz="0" w:space="0" w:color="000000"/>
+                <w:right w:val="none" w:sz="0" w:space="0" w:color="000000"/>
+              </w:pBdr>
+              <w:spacing w:before="100" w:after="100"/>
+              <w:ind w:left="100" w:right="100"/>
+              <w:jc w:val="right"/>
+              <w:rPr>
+                <w:rFonts w:eastAsia="Helvetica"/>
+                <w:b/>
+                <w:color w:val="000000"/>
+                <w:sz w:val="22"/>
+                <w:szCs w:val="22"/>
+              </w:rPr>
+            </w:pPr>
+            <w:r>
+              <w:rPr>
+                <w:rFonts w:eastAsia="Helvetica"/>
+                <w:b/>
+                <w:color w:val="000000"/>
+                <w:sz w:val="22"/>
+                <w:szCs w:val="22"/>
+              </w:rPr>
+              <w:t>Desv. Estándar</w:t>
+            </w:r>
+          </w:p>
+        </w:tc>
+        <w:tc>
+          <w:tcPr>
+            <w:tcW w:w="1181" w:type="dxa"/>
+            <w:tcBorders>
+              <w:top w:val="single" w:sz="12" w:space="0" w:color="666666"/>
+              <w:left w:val="none" w:sz="0" w:space="0" w:color="000000"/>
+              <w:bottom w:val="single" w:sz="12" w:space="0" w:color="666666"/>
+              <w:right w:val="none" w:sz="0" w:space="0" w:color="000000"/>
+            </w:tcBorders>
+            <w:shd w:val="clear" w:color="auto" w:fill="FFFFFF"/>
+            <w:tcMar>
+              <w:top w:w="0" w:type="dxa"/>
+              <w:left w:w="0" w:type="dxa"/>
+              <w:bottom w:w="0" w:type="dxa"/>
+              <w:right w:w="0" w:type="dxa"/>
+            </w:tcMar>
+            <w:vAlign w:val="center"/>
+          </w:tcPr>
+          <w:p>
+            <w:pPr>
+              <w:pBdr>
+                <w:top w:val="none" w:sz="0" w:space="0" w:color="000000"/>
+                <w:left w:val="none" w:sz="0" w:space="0" w:color="000000"/>
+                <w:bottom w:val="none" w:sz="0" w:space="0" w:color="000000"/>
+                <w:right w:val="none" w:sz="0" w:space="0" w:color="000000"/>
+              </w:pBdr>
+              <w:spacing w:before="100" w:after="100"/>
+              <w:ind w:left="100" w:right="100"/>
+              <w:jc w:val="right"/>
+              <w:rPr>
+                <w:rFonts w:eastAsia="Helvetica"/>
+                <w:b/>
+                <w:color w:val="000000"/>
+                <w:sz w:val="22"/>
+                <w:szCs w:val="22"/>
+              </w:rPr>
+            </w:pPr>
+            <w:r>
+              <w:rPr>
+                <w:rFonts w:eastAsia="Helvetica"/>
+                <w:b/>
+                <w:color w:val="000000"/>
+                <w:sz w:val="22"/>
+                <w:szCs w:val="22"/>
+              </w:rPr>
+              <w:t>Mínimo</w:t>
+            </w:r>
+          </w:p>
+        </w:tc>
+        <w:tc>
+          <w:tcPr>
+            <w:tcW w:w="1230" w:type="dxa"/>
+            <w:tcBorders>
+              <w:top w:val="single" w:sz="12" w:space="0" w:color="666666"/>
+              <w:left w:val="none" w:sz="0" w:space="0" w:color="000000"/>
+              <w:bottom w:val="single" w:sz="12" w:space="0" w:color="666666"/>
+              <w:right w:val="none" w:sz="0" w:space="0" w:color="000000"/>
+            </w:tcBorders>
+            <w:shd w:val="clear" w:color="auto" w:fill="FFFFFF"/>
+            <w:tcMar>
+              <w:top w:w="0" w:type="dxa"/>
+              <w:left w:w="0" w:type="dxa"/>
+              <w:bottom w:w="0" w:type="dxa"/>
+              <w:right w:w="0" w:type="dxa"/>
+            </w:tcMar>
+            <w:vAlign w:val="center"/>
+          </w:tcPr>
+          <w:p>
+            <w:pPr>
+              <w:pBdr>
+                <w:top w:val="none" w:sz="0" w:space="0" w:color="000000"/>
+                <w:left w:val="none" w:sz="0" w:space="0" w:color="000000"/>
+                <w:bottom w:val="none" w:sz="0" w:space="0" w:color="000000"/>
+                <w:right w:val="none" w:sz="0" w:space="0" w:color="000000"/>
+              </w:pBdr>
+              <w:spacing w:before="100" w:after="100"/>
+              <w:ind w:left="100" w:right="100"/>
+              <w:jc w:val="right"/>
+              <w:rPr>
+                <w:rFonts w:eastAsia="Helvetica"/>
+                <w:b/>
+                <w:color w:val="000000"/>
+                <w:sz w:val="22"/>
+                <w:szCs w:val="22"/>
+              </w:rPr>
+            </w:pPr>
+            <w:r>
+              <w:rPr>
+                <w:rFonts w:eastAsia="Helvetica"/>
+                <w:b/>
+                <w:color w:val="000000"/>
+                <w:sz w:val="22"/>
+                <w:szCs w:val="22"/>
+              </w:rPr>
+              <w:t>Máximo</w:t>
+            </w:r>
+          </w:p>
+        </w:tc>
+      </w:tr>
+      <w:tr>
+        <w:trPr>
+          <w:jc w:val="center"/>
+        </w:trPr>
+        <w:tc>
+          <w:tcPr>
+            <w:tcW w:w="2942" w:type="dxa"/>
+            <w:tcBorders>
+              <w:top w:val="single" w:sz="12" w:space="0" w:color="666666"/>
+              <w:left w:val="none" w:sz="0" w:space="0" w:color="000000"/>
+              <w:bottom w:val="none" w:sz="0" w:space="0" w:color="000000"/>
+              <w:right w:val="none" w:sz="0" w:space="0" w:color="000000"/>
+            </w:tcBorders>
+            <w:shd w:val="clear" w:color="auto" w:fill="FFFFFF"/>
+            <w:tcMar>
+              <w:top w:w="0" w:type="dxa"/>
+              <w:left w:w="0" w:type="dxa"/>
+              <w:bottom w:w="0" w:type="dxa"/>
+              <w:right w:w="0" w:type="dxa"/>
+            </w:tcMar>
+            <w:vAlign w:val="center"/>
+          </w:tcPr>
+          <w:p>
+            <w:pPr>
+              <w:pBdr>
+                <w:top w:val="none" w:sz="0" w:space="0" w:color="000000"/>
+                <w:left w:val="none" w:sz="0" w:space="0" w:color="000000"/>
+                <w:bottom w:val="none" w:sz="0" w:space="0" w:color="000000"/>
+                <w:right w:val="none" w:sz="0" w:space="0" w:color="000000"/>
+              </w:pBdr>
+              <w:spacing w:before="100" w:after="100"/>
+              <w:ind w:left="100" w:right="100"/>
+              <w:rPr>
+                <w:rFonts w:eastAsia="Helvetica"/>
+                <w:color w:val="000000"/>
+                <w:sz w:val="22"/>
+                <w:szCs w:val="22"/>
+              </w:rPr>
+            </w:pPr>
+            <w:r>
+              <w:rPr>
+                <w:rFonts w:eastAsia="Helvetica"/>
+                <w:color w:val="000000"/>
+                <w:sz w:val="22"/>
+                <w:szCs w:val="22"/>
+              </w:rPr>
+              <w:t>Edad del cliente (meses)</w:t>
+            </w:r>
+          </w:p>
+        </w:tc>
+        <w:tc>
+          <w:tcPr>
+            <w:tcW w:w="961" w:type="dxa"/>
+            <w:tcBorders>
+              <w:top w:val="single" w:sz="12" w:space="0" w:color="666666"/>
+              <w:left w:val="none" w:sz="0" w:space="0" w:color="000000"/>
+              <w:bottom w:val="none" w:sz="0" w:space="0" w:color="000000"/>
+              <w:right w:val="none" w:sz="0" w:space="0" w:color="000000"/>
+            </w:tcBorders>
+            <w:shd w:val="clear" w:color="auto" w:fill="FFFFFF"/>
+            <w:tcMar>
+              <w:top w:w="0" w:type="dxa"/>
+              <w:left w:w="0" w:type="dxa"/>
+              <w:bottom w:w="0" w:type="dxa"/>
+              <w:right w:w="0" w:type="dxa"/>
+            </w:tcMar>
+            <w:vAlign w:val="center"/>
+          </w:tcPr>
+          <w:p>
+            <w:pPr>
+              <w:pBdr>
+                <w:top w:val="none" w:sz="0" w:space="0" w:color="000000"/>
+                <w:left w:val="none" w:sz="0" w:space="0" w:color="000000"/>
+                <w:bottom w:val="none" w:sz="0" w:space="0" w:color="000000"/>
+                <w:right w:val="none" w:sz="0" w:space="0" w:color="000000"/>
+              </w:pBdr>
+              <w:spacing w:before="100" w:after="100"/>
+              <w:ind w:left="100" w:right="100"/>
+              <w:jc w:val="right"/>
+              <w:rPr>
+                <w:rFonts w:eastAsia="Helvetica"/>
+                <w:color w:val="000000"/>
+                <w:sz w:val="22"/>
+                <w:szCs w:val="22"/>
+              </w:rPr>
+            </w:pPr>
+            <w:r>
+              <w:rPr>
+                <w:rFonts w:eastAsia="Helvetica"/>
+                <w:color w:val="000000"/>
+                <w:sz w:val="22"/>
+                <w:szCs w:val="22"/>
+              </w:rPr>
+              <w:t>6,347</w:t>
+            </w:r>
+          </w:p>
+        </w:tc>
+        <w:tc>
+          <w:tcPr>
+            <w:tcW w:w="1034" w:type="dxa"/>
+            <w:tcBorders>
+              <w:top w:val="single" w:sz="12" w:space="0" w:color="666666"/>
+              <w:left w:val="none" w:sz="0" w:space="0" w:color="000000"/>
+              <w:bottom w:val="none" w:sz="0" w:space="0" w:color="000000"/>
+              <w:right w:val="none" w:sz="0" w:space="0" w:color="000000"/>
+            </w:tcBorders>
+            <w:shd w:val="clear" w:color="auto" w:fill="FFFFFF"/>
+            <w:tcMar>
+              <w:top w:w="0" w:type="dxa"/>
+              <w:left w:w="0" w:type="dxa"/>
+              <w:bottom w:w="0" w:type="dxa"/>
+              <w:right w:w="0" w:type="dxa"/>
+            </w:tcMar>
+            <w:vAlign w:val="center"/>
+          </w:tcPr>
+          <w:p>
+            <w:pPr>
+              <w:pBdr>
+                <w:top w:val="none" w:sz="0" w:space="0" w:color="000000"/>
+                <w:left w:val="none" w:sz="0" w:space="0" w:color="000000"/>
+                <w:bottom w:val="none" w:sz="0" w:space="0" w:color="000000"/>
+                <w:right w:val="none" w:sz="0" w:space="0" w:color="000000"/>
+              </w:pBdr>
+              <w:spacing w:before="100" w:after="100"/>
+              <w:ind w:left="100" w:right="100"/>
+              <w:jc w:val="right"/>
+              <w:rPr>
+                <w:rFonts w:eastAsia="Helvetica"/>
+                <w:color w:val="000000"/>
+                <w:sz w:val="22"/>
+                <w:szCs w:val="22"/>
+              </w:rPr>
+            </w:pPr>
+            <w:r>
+              <w:rPr>
+                <w:rFonts w:eastAsia="Helvetica"/>
+                <w:color w:val="000000"/>
+                <w:sz w:val="22"/>
+                <w:szCs w:val="22"/>
+              </w:rPr>
+              <w:t>13.90</w:t>
+            </w:r>
+          </w:p>
+        </w:tc>
+        <w:tc>
+          <w:tcPr>
+            <w:tcW w:w="1291" w:type="dxa"/>
+            <w:tcBorders>
+              <w:top w:val="single" w:sz="12" w:space="0" w:color="666666"/>
+              <w:left w:val="none" w:sz="0" w:space="0" w:color="000000"/>
+              <w:bottom w:val="none" w:sz="0" w:space="0" w:color="000000"/>
+              <w:right w:val="none" w:sz="0" w:space="0" w:color="000000"/>
+            </w:tcBorders>
+            <w:shd w:val="clear" w:color="auto" w:fill="FFFFFF"/>
+            <w:tcMar>
+              <w:top w:w="0" w:type="dxa"/>
+              <w:left w:w="0" w:type="dxa"/>
+              <w:bottom w:w="0" w:type="dxa"/>
+              <w:right w:w="0" w:type="dxa"/>
+            </w:tcMar>
+            <w:vAlign w:val="center"/>
+          </w:tcPr>
+          <w:p>
+            <w:pPr>
+              <w:pBdr>
+                <w:top w:val="none" w:sz="0" w:space="0" w:color="000000"/>
+                <w:left w:val="none" w:sz="0" w:space="0" w:color="000000"/>
+                <w:bottom w:val="none" w:sz="0" w:space="0" w:color="000000"/>
+                <w:right w:val="none" w:sz="0" w:space="0" w:color="000000"/>
+              </w:pBdr>
+              <w:spacing w:before="100" w:after="100"/>
+              <w:ind w:left="100" w:right="100"/>
+              <w:jc w:val="right"/>
+              <w:rPr>
+                <w:rFonts w:eastAsia="Helvetica"/>
+                <w:color w:val="000000"/>
+                <w:sz w:val="22"/>
+                <w:szCs w:val="22"/>
+              </w:rPr>
+            </w:pPr>
+            <w:r>
+              <w:rPr>
+                <w:rFonts w:eastAsia="Helvetica"/>
+                <w:color w:val="000000"/>
+                <w:sz w:val="22"/>
+                <w:szCs w:val="22"/>
+              </w:rPr>
+              <w:t>11</w:t>
+            </w:r>
+          </w:p>
+        </w:tc>
+        <w:tc>
+          <w:tcPr>
+            <w:tcW w:w="2000" w:type="dxa"/>
+            <w:tcBorders>
+              <w:top w:val="single" w:sz="12" w:space="0" w:color="666666"/>
+              <w:left w:val="none" w:sz="0" w:space="0" w:color="000000"/>
+              <w:bottom w:val="none" w:sz="0" w:space="0" w:color="000000"/>
+              <w:right w:val="none" w:sz="0" w:space="0" w:color="000000"/>
+            </w:tcBorders>
+            <w:shd w:val="clear" w:color="auto" w:fill="FFFFFF"/>
+            <w:tcMar>
+              <w:top w:w="0" w:type="dxa"/>
+              <w:left w:w="0" w:type="dxa"/>
+              <w:bottom w:w="0" w:type="dxa"/>
+              <w:right w:w="0" w:type="dxa"/>
+            </w:tcMar>
+            <w:vAlign w:val="center"/>
+          </w:tcPr>
+          <w:p>
+            <w:pPr>
+              <w:pBdr>
+                <w:top w:val="none" w:sz="0" w:space="0" w:color="000000"/>
+                <w:left w:val="none" w:sz="0" w:space="0" w:color="000000"/>
+                <w:bottom w:val="none" w:sz="0" w:space="0" w:color="000000"/>
+                <w:right w:val="none" w:sz="0" w:space="0" w:color="000000"/>
+              </w:pBdr>
+              <w:spacing w:before="100" w:after="100"/>
+              <w:ind w:left="100" w:right="100"/>
+              <w:jc w:val="right"/>
+              <w:rPr>
+                <w:rFonts w:eastAsia="Helvetica"/>
+                <w:color w:val="000000"/>
+                <w:sz w:val="22"/>
+                <w:szCs w:val="22"/>
+              </w:rPr>
+            </w:pPr>
+            <w:r>
+              <w:rPr>
+                <w:rFonts w:eastAsia="Helvetica"/>
+                <w:color w:val="000000"/>
+                <w:sz w:val="22"/>
+                <w:szCs w:val="22"/>
+              </w:rPr>
+              <w:t>11.16</w:t>
+            </w:r>
+          </w:p>
+        </w:tc>
+        <w:tc>
+          <w:tcPr>
+            <w:tcW w:w="1181" w:type="dxa"/>
+            <w:tcBorders>
+              <w:top w:val="single" w:sz="12" w:space="0" w:color="666666"/>
+              <w:left w:val="none" w:sz="0" w:space="0" w:color="000000"/>
+              <w:bottom w:val="none" w:sz="0" w:space="0" w:color="000000"/>
+              <w:right w:val="none" w:sz="0" w:space="0" w:color="000000"/>
+            </w:tcBorders>
+            <w:shd w:val="clear" w:color="auto" w:fill="FFFFFF"/>
+            <w:tcMar>
+              <w:top w:w="0" w:type="dxa"/>
+              <w:left w:w="0" w:type="dxa"/>
+              <w:bottom w:w="0" w:type="dxa"/>
+              <w:right w:w="0" w:type="dxa"/>
+            </w:tcMar>
+            <w:vAlign w:val="center"/>
+          </w:tcPr>
+          <w:p>
+            <w:pPr>
+              <w:pBdr>
+                <w:top w:val="none" w:sz="0" w:space="0" w:color="000000"/>
+                <w:left w:val="none" w:sz="0" w:space="0" w:color="000000"/>
+                <w:bottom w:val="none" w:sz="0" w:space="0" w:color="000000"/>
+                <w:right w:val="none" w:sz="0" w:space="0" w:color="000000"/>
+              </w:pBdr>
+              <w:spacing w:before="100" w:after="100"/>
+              <w:ind w:left="100" w:right="100"/>
+              <w:jc w:val="right"/>
+              <w:rPr>
+                <w:rFonts w:eastAsia="Helvetica"/>
+                <w:color w:val="000000"/>
+                <w:sz w:val="22"/>
+                <w:szCs w:val="22"/>
+              </w:rPr>
+            </w:pPr>
+            <w:r>
+              <w:rPr>
+                <w:rFonts w:eastAsia="Helvetica"/>
+                <w:color w:val="000000"/>
+                <w:sz w:val="22"/>
+                <w:szCs w:val="22"/>
+              </w:rPr>
+              <w:t>0</w:t>
+            </w:r>
+          </w:p>
+        </w:tc>
+        <w:tc>
+          <w:tcPr>
+            <w:tcW w:w="1230" w:type="dxa"/>
+            <w:tcBorders>
+              <w:top w:val="single" w:sz="12" w:space="0" w:color="666666"/>
+              <w:left w:val="none" w:sz="0" w:space="0" w:color="000000"/>
+              <w:bottom w:val="none" w:sz="0" w:space="0" w:color="000000"/>
+              <w:right w:val="none" w:sz="0" w:space="0" w:color="000000"/>
+            </w:tcBorders>
+            <w:shd w:val="clear" w:color="auto" w:fill="FFFFFF"/>
+            <w:tcMar>
+              <w:top w:w="0" w:type="dxa"/>
+              <w:left w:w="0" w:type="dxa"/>
+              <w:bottom w:w="0" w:type="dxa"/>
+              <w:right w:w="0" w:type="dxa"/>
+            </w:tcMar>
+            <w:vAlign w:val="center"/>
+          </w:tcPr>
+          <w:p>
+            <w:pPr>
+              <w:pBdr>
+                <w:top w:val="none" w:sz="0" w:space="0" w:color="000000"/>
+                <w:left w:val="none" w:sz="0" w:space="0" w:color="000000"/>
+                <w:bottom w:val="none" w:sz="0" w:space="0" w:color="000000"/>
+                <w:right w:val="none" w:sz="0" w:space="0" w:color="000000"/>
+              </w:pBdr>
+              <w:spacing w:before="100" w:after="100"/>
+              <w:ind w:left="100" w:right="100"/>
+              <w:jc w:val="right"/>
+              <w:rPr>
+                <w:rFonts w:eastAsia="Helvetica"/>
+                <w:color w:val="000000"/>
+                <w:sz w:val="22"/>
+                <w:szCs w:val="22"/>
+              </w:rPr>
+            </w:pPr>
+            <w:r>
+              <w:rPr>
+                <w:rFonts w:eastAsia="Helvetica"/>
+                <w:color w:val="000000"/>
+                <w:sz w:val="22"/>
+                <w:szCs w:val="22"/>
+              </w:rPr>
+              <w:t>67</w:t>
+            </w:r>
+          </w:p>
+        </w:tc>
+      </w:tr>
+      <w:tr>
+        <w:trPr>
+          <w:jc w:val="center"/>
+        </w:trPr>
+        <w:tc>
+          <w:tcPr>
+            <w:tcW w:w="2942" w:type="dxa"/>
+            <w:tcBorders>
+              <w:top w:val="none" w:sz="0" w:space="0" w:color="000000"/>
+              <w:left w:val="none" w:sz="0" w:space="0" w:color="000000"/>
+              <w:bottom w:val="none" w:sz="0" w:space="0" w:color="000000"/>
+              <w:right w:val="none" w:sz="0" w:space="0" w:color="000000"/>
+            </w:tcBorders>
+            <w:shd w:val="clear" w:color="auto" w:fill="FFFFFF"/>
+            <w:tcMar>
+              <w:top w:w="0" w:type="dxa"/>
+              <w:left w:w="0" w:type="dxa"/>
+              <w:bottom w:w="0" w:type="dxa"/>
+              <w:right w:w="0" w:type="dxa"/>
+            </w:tcMar>
+            <w:vAlign w:val="center"/>
+          </w:tcPr>
+          <w:p>
+            <w:pPr>
+              <w:pBdr>
+                <w:top w:val="none" w:sz="0" w:space="0" w:color="000000"/>
+                <w:left w:val="none" w:sz="0" w:space="0" w:color="000000"/>
+                <w:bottom w:val="none" w:sz="0" w:space="0" w:color="000000"/>
+                <w:right w:val="none" w:sz="0" w:space="0" w:color="000000"/>
+              </w:pBdr>
+              <w:spacing w:before="100" w:after="100"/>
+              <w:ind w:left="100" w:right="100"/>
+              <w:rPr>
+                <w:rFonts w:eastAsia="Helvetica"/>
+                <w:color w:val="000000"/>
+                <w:sz w:val="22"/>
+                <w:szCs w:val="22"/>
+              </w:rPr>
+            </w:pPr>
+            <w:r>
+              <w:rPr>
+                <w:rFonts w:eastAsia="Helvetica"/>
+                <w:color w:val="000000"/>
+                <w:sz w:val="22"/>
+                <w:szCs w:val="22"/>
+              </w:rPr>
+              <w:t>CHI Score (mes 0)</w:t>
+            </w:r>
+          </w:p>
+        </w:tc>
+        <w:tc>
+          <w:tcPr>
+            <w:tcW w:w="961" w:type="dxa"/>
+            <w:tcBorders>
+              <w:top w:val="none" w:sz="0" w:space="0" w:color="000000"/>
+              <w:left w:val="none" w:sz="0" w:space="0" w:color="000000"/>
+              <w:bottom w:val="none" w:sz="0" w:space="0" w:color="000000"/>
+              <w:right w:val="none" w:sz="0" w:space="0" w:color="000000"/>
+            </w:tcBorders>
+            <w:shd w:val="clear" w:color="auto" w:fill="FFFFFF"/>
+            <w:tcMar>
+              <w:top w:w="0" w:type="dxa"/>
+              <w:left w:w="0" w:type="dxa"/>
+              <w:bottom w:w="0" w:type="dxa"/>
+              <w:right w:w="0" w:type="dxa"/>
+            </w:tcMar>
+            <w:vAlign w:val="center"/>
+          </w:tcPr>
+          <w:p>
+            <w:pPr>
+              <w:pBdr>
+                <w:top w:val="none" w:sz="0" w:space="0" w:color="000000"/>
+                <w:left w:val="none" w:sz="0" w:space="0" w:color="000000"/>
+                <w:bottom w:val="none" w:sz="0" w:space="0" w:color="000000"/>
+                <w:right w:val="none" w:sz="0" w:space="0" w:color="000000"/>
+              </w:pBdr>
+              <w:spacing w:before="100" w:after="100"/>
+              <w:ind w:left="100" w:right="100"/>
+              <w:jc w:val="right"/>
+              <w:rPr>
+                <w:rFonts w:eastAsia="Helvetica"/>
+                <w:color w:val="000000"/>
+                <w:sz w:val="22"/>
+                <w:szCs w:val="22"/>
+              </w:rPr>
+            </w:pPr>
+            <w:r>
+              <w:rPr>
+                <w:rFonts w:eastAsia="Helvetica"/>
+                <w:color w:val="000000"/>
+                <w:sz w:val="22"/>
+                <w:szCs w:val="22"/>
+              </w:rPr>
+              <w:t>6,347</w:t>
+            </w:r>
+          </w:p>
+        </w:tc>
+        <w:tc>
+          <w:tcPr>
+            <w:tcW w:w="1034" w:type="dxa"/>
+            <w:tcBorders>
+              <w:top w:val="none" w:sz="0" w:space="0" w:color="000000"/>
+              <w:left w:val="none" w:sz="0" w:space="0" w:color="000000"/>
+              <w:bottom w:val="none" w:sz="0" w:space="0" w:color="000000"/>
+              <w:right w:val="none" w:sz="0" w:space="0" w:color="000000"/>
+            </w:tcBorders>
+            <w:shd w:val="clear" w:color="auto" w:fill="FFFFFF"/>
+            <w:tcMar>
+              <w:top w:w="0" w:type="dxa"/>
+              <w:left w:w="0" w:type="dxa"/>
+              <w:bottom w:w="0" w:type="dxa"/>
+              <w:right w:w="0" w:type="dxa"/>
+            </w:tcMar>
+            <w:vAlign w:val="center"/>
+          </w:tcPr>
+          <w:p>
+            <w:pPr>
+              <w:pBdr>
+                <w:top w:val="none" w:sz="0" w:space="0" w:color="000000"/>
+                <w:left w:val="none" w:sz="0" w:space="0" w:color="000000"/>
+                <w:bottom w:val="none" w:sz="0" w:space="0" w:color="000000"/>
+                <w:right w:val="none" w:sz="0" w:space="0" w:color="000000"/>
+              </w:pBdr>
+              <w:spacing w:before="100" w:after="100"/>
+              <w:ind w:left="100" w:right="100"/>
+              <w:jc w:val="right"/>
+              <w:rPr>
+                <w:rFonts w:eastAsia="Helvetica"/>
+                <w:color w:val="000000"/>
+                <w:sz w:val="22"/>
+                <w:szCs w:val="22"/>
+              </w:rPr>
+            </w:pPr>
+            <w:r>
+              <w:rPr>
+                <w:rFonts w:eastAsia="Helvetica"/>
+                <w:color w:val="000000"/>
+                <w:sz w:val="22"/>
+                <w:szCs w:val="22"/>
+              </w:rPr>
+              <w:t>87.32</w:t>
+            </w:r>
+          </w:p>
+        </w:tc>
+        <w:tc>
+          <w:tcPr>
+            <w:tcW w:w="1291" w:type="dxa"/>
+            <w:tcBorders>
+              <w:top w:val="none" w:sz="0" w:space="0" w:color="000000"/>
+              <w:left w:val="none" w:sz="0" w:space="0" w:color="000000"/>
+              <w:bottom w:val="none" w:sz="0" w:space="0" w:color="000000"/>
+              <w:right w:val="none" w:sz="0" w:space="0" w:color="000000"/>
+            </w:tcBorders>
+            <w:shd w:val="clear" w:color="auto" w:fill="FFFFFF"/>
+            <w:tcMar>
+              <w:top w:w="0" w:type="dxa"/>
+              <w:left w:w="0" w:type="dxa"/>
+              <w:bottom w:w="0" w:type="dxa"/>
+              <w:right w:w="0" w:type="dxa"/>
+            </w:tcMar>
+            <w:vAlign w:val="center"/>
+          </w:tcPr>
+          <w:p>
+            <w:pPr>
+              <w:pBdr>
+                <w:top w:val="none" w:sz="0" w:space="0" w:color="000000"/>
+                <w:left w:val="none" w:sz="0" w:space="0" w:color="000000"/>
+                <w:bottom w:val="none" w:sz="0" w:space="0" w:color="000000"/>
+                <w:right w:val="none" w:sz="0" w:space="0" w:color="000000"/>
+              </w:pBdr>
+              <w:spacing w:before="100" w:after="100"/>
+              <w:ind w:left="100" w:right="100"/>
+              <w:jc w:val="right"/>
+              <w:rPr>
+                <w:rFonts w:eastAsia="Helvetica"/>
+                <w:color w:val="000000"/>
+                <w:sz w:val="22"/>
+                <w:szCs w:val="22"/>
+              </w:rPr>
+            </w:pPr>
+            <w:r>
+              <w:rPr>
+                <w:rFonts w:eastAsia="Helvetica"/>
+                <w:color w:val="000000"/>
+                <w:sz w:val="22"/>
+                <w:szCs w:val="22"/>
+              </w:rPr>
+              <w:t>87</w:t>
+            </w:r>
+          </w:p>
+        </w:tc>
+        <w:tc>
+          <w:tcPr>
+            <w:tcW w:w="2000" w:type="dxa"/>
+            <w:tcBorders>
+              <w:top w:val="none" w:sz="0" w:space="0" w:color="000000"/>
+              <w:left w:val="none" w:sz="0" w:space="0" w:color="000000"/>
+              <w:bottom w:val="none" w:sz="0" w:space="0" w:color="000000"/>
+              <w:right w:val="none" w:sz="0" w:space="0" w:color="000000"/>
+            </w:tcBorders>
+            <w:shd w:val="clear" w:color="auto" w:fill="FFFFFF"/>
+            <w:tcMar>
+              <w:top w:w="0" w:type="dxa"/>
+              <w:left w:w="0" w:type="dxa"/>
+              <w:bottom w:w="0" w:type="dxa"/>
+              <w:right w:w="0" w:type="dxa"/>
+            </w:tcMar>
+            <w:vAlign w:val="center"/>
+          </w:tcPr>
+          <w:p>
+            <w:pPr>
+              <w:pBdr>
+                <w:top w:val="none" w:sz="0" w:space="0" w:color="000000"/>
+                <w:left w:val="none" w:sz="0" w:space="0" w:color="000000"/>
+                <w:bottom w:val="none" w:sz="0" w:space="0" w:color="000000"/>
+                <w:right w:val="none" w:sz="0" w:space="0" w:color="000000"/>
+              </w:pBdr>
+              <w:spacing w:before="100" w:after="100"/>
+              <w:ind w:left="100" w:right="100"/>
+              <w:jc w:val="right"/>
+              <w:rPr>
+                <w:rFonts w:eastAsia="Helvetica"/>
+                <w:color w:val="000000"/>
+                <w:sz w:val="22"/>
+                <w:szCs w:val="22"/>
+              </w:rPr>
+            </w:pPr>
+            <w:r>
+              <w:rPr>
+                <w:rFonts w:eastAsia="Helvetica"/>
+                <w:color w:val="000000"/>
+                <w:sz w:val="22"/>
+                <w:szCs w:val="22"/>
+              </w:rPr>
+              <w:t>66.28</w:t>
+            </w:r>
+          </w:p>
+        </w:tc>
+        <w:tc>
+          <w:tcPr>
+            <w:tcW w:w="1181" w:type="dxa"/>
+            <w:tcBorders>
+              <w:top w:val="none" w:sz="0" w:space="0" w:color="000000"/>
+              <w:left w:val="none" w:sz="0" w:space="0" w:color="000000"/>
+              <w:bottom w:val="none" w:sz="0" w:space="0" w:color="000000"/>
+              <w:right w:val="none" w:sz="0" w:space="0" w:color="000000"/>
+            </w:tcBorders>
+            <w:shd w:val="clear" w:color="auto" w:fill="FFFFFF"/>
+            <w:tcMar>
+              <w:top w:w="0" w:type="dxa"/>
+              <w:left w:w="0" w:type="dxa"/>
+              <w:bottom w:w="0" w:type="dxa"/>
+              <w:right w:w="0" w:type="dxa"/>
+            </w:tcMar>
+            <w:vAlign w:val="center"/>
+          </w:tcPr>
+          <w:p>
+            <w:pPr>
+              <w:pBdr>
+                <w:top w:val="none" w:sz="0" w:space="0" w:color="000000"/>
+                <w:left w:val="none" w:sz="0" w:space="0" w:color="000000"/>
+                <w:bottom w:val="none" w:sz="0" w:space="0" w:color="000000"/>
+                <w:right w:val="none" w:sz="0" w:space="0" w:color="000000"/>
+              </w:pBdr>
+              <w:spacing w:before="100" w:after="100"/>
+              <w:ind w:left="100" w:right="100"/>
+              <w:jc w:val="right"/>
+              <w:rPr>
+                <w:rFonts w:eastAsia="Helvetica"/>
+                <w:color w:val="000000"/>
+                <w:sz w:val="22"/>
+                <w:szCs w:val="22"/>
+              </w:rPr>
+            </w:pPr>
+            <w:r>
+              <w:rPr>
+                <w:rFonts w:eastAsia="Helvetica"/>
+                <w:color w:val="000000"/>
+                <w:sz w:val="22"/>
+                <w:szCs w:val="22"/>
+              </w:rPr>
+              <w:t>0</w:t>
+            </w:r>
+          </w:p>
+        </w:tc>
+        <w:tc>
+          <w:tcPr>
+            <w:tcW w:w="1230" w:type="dxa"/>
+            <w:tcBorders>
+              <w:top w:val="none" w:sz="0" w:space="0" w:color="000000"/>
+              <w:left w:val="none" w:sz="0" w:space="0" w:color="000000"/>
+              <w:bottom w:val="none" w:sz="0" w:space="0" w:color="000000"/>
+              <w:right w:val="none" w:sz="0" w:space="0" w:color="000000"/>
+            </w:tcBorders>
+            <w:shd w:val="clear" w:color="auto" w:fill="FFFFFF"/>
+            <w:tcMar>
+              <w:top w:w="0" w:type="dxa"/>
+              <w:left w:w="0" w:type="dxa"/>
+              <w:bottom w:w="0" w:type="dxa"/>
+              <w:right w:w="0" w:type="dxa"/>
+            </w:tcMar>
+            <w:vAlign w:val="center"/>
+          </w:tcPr>
+          <w:p>
+            <w:pPr>
+              <w:pBdr>
+                <w:top w:val="none" w:sz="0" w:space="0" w:color="000000"/>
+                <w:left w:val="none" w:sz="0" w:space="0" w:color="000000"/>
+                <w:bottom w:val="none" w:sz="0" w:space="0" w:color="000000"/>
+                <w:right w:val="none" w:sz="0" w:space="0" w:color="000000"/>
+              </w:pBdr>
+              <w:spacing w:before="100" w:after="100"/>
+              <w:ind w:left="100" w:right="100"/>
+              <w:jc w:val="right"/>
+              <w:rPr>
+                <w:rFonts w:eastAsia="Helvetica"/>
+                <w:color w:val="000000"/>
+                <w:sz w:val="22"/>
+                <w:szCs w:val="22"/>
+              </w:rPr>
+            </w:pPr>
+            <w:r>
+              <w:rPr>
+                <w:rFonts w:eastAsia="Helvetica"/>
+                <w:color w:val="000000"/>
+                <w:sz w:val="22"/>
+                <w:szCs w:val="22"/>
+              </w:rPr>
+              <w:t>298</w:t>
+            </w:r>
+          </w:p>
+        </w:tc>
+      </w:tr>
+      <w:tr>
+        <w:trPr>
+          <w:jc w:val="center"/>
+        </w:trPr>
+        <w:tc>
+          <w:tcPr>
+            <w:tcW w:w="2942" w:type="dxa"/>
+            <w:tcBorders>
+              <w:top w:val="none" w:sz="0" w:space="0" w:color="000000"/>
+              <w:left w:val="none" w:sz="0" w:space="0" w:color="000000"/>
+              <w:bottom w:val="none" w:sz="0" w:space="0" w:color="000000"/>
+              <w:right w:val="none" w:sz="0" w:space="0" w:color="000000"/>
+            </w:tcBorders>
+            <w:shd w:val="clear" w:color="auto" w:fill="FFFFFF"/>
+            <w:tcMar>
+              <w:top w:w="0" w:type="dxa"/>
+              <w:left w:w="0" w:type="dxa"/>
+              <w:bottom w:w="0" w:type="dxa"/>
+              <w:right w:w="0" w:type="dxa"/>
+            </w:tcMar>
+            <w:vAlign w:val="center"/>
+          </w:tcPr>
+          <w:p>
+            <w:pPr>
+              <w:pBdr>
+                <w:top w:val="none" w:sz="0" w:space="0" w:color="000000"/>
+                <w:left w:val="none" w:sz="0" w:space="0" w:color="000000"/>
+                <w:bottom w:val="none" w:sz="0" w:space="0" w:color="000000"/>
+                <w:right w:val="none" w:sz="0" w:space="0" w:color="000000"/>
+              </w:pBdr>
+              <w:spacing w:before="100" w:after="100"/>
+              <w:ind w:left="100" w:right="100"/>
+              <w:rPr>
+                <w:rFonts w:eastAsia="Helvetica"/>
+                <w:color w:val="000000"/>
+                <w:sz w:val="22"/>
+                <w:szCs w:val="22"/>
+              </w:rPr>
+            </w:pPr>
+            <w:r>
+              <w:rPr>
+                <w:rFonts w:eastAsia="Helvetica"/>
+                <w:color w:val="000000"/>
+                <w:sz w:val="22"/>
+                <w:szCs w:val="22"/>
+              </w:rPr>
+              <w:t>Cambio CHI Score</w:t>
+            </w:r>
+          </w:p>
+        </w:tc>
+        <w:tc>
+          <w:tcPr>
+            <w:tcW w:w="961" w:type="dxa"/>
+            <w:tcBorders>
+              <w:top w:val="none" w:sz="0" w:space="0" w:color="000000"/>
+              <w:left w:val="none" w:sz="0" w:space="0" w:color="000000"/>
+              <w:bottom w:val="none" w:sz="0" w:space="0" w:color="000000"/>
+              <w:right w:val="none" w:sz="0" w:space="0" w:color="000000"/>
+            </w:tcBorders>
+            <w:shd w:val="clear" w:color="auto" w:fill="FFFFFF"/>
+            <w:tcMar>
+              <w:top w:w="0" w:type="dxa"/>
+              <w:left w:w="0" w:type="dxa"/>
+              <w:bottom w:w="0" w:type="dxa"/>
+              <w:right w:w="0" w:type="dxa"/>
+            </w:tcMar>
+            <w:vAlign w:val="center"/>
+          </w:tcPr>
+          <w:p>
+            <w:pPr>
+              <w:pBdr>
+                <w:top w:val="none" w:sz="0" w:space="0" w:color="000000"/>
+                <w:left w:val="none" w:sz="0" w:space="0" w:color="000000"/>
+                <w:bottom w:val="none" w:sz="0" w:space="0" w:color="000000"/>
+                <w:right w:val="none" w:sz="0" w:space="0" w:color="000000"/>
+              </w:pBdr>
+              <w:spacing w:before="100" w:after="100"/>
+              <w:ind w:left="100" w:right="100"/>
+              <w:jc w:val="right"/>
+              <w:rPr>
+                <w:rFonts w:eastAsia="Helvetica"/>
+                <w:color w:val="000000"/>
+                <w:sz w:val="22"/>
+                <w:szCs w:val="22"/>
+              </w:rPr>
+            </w:pPr>
+            <w:r>
+              <w:rPr>
+                <w:rFonts w:eastAsia="Helvetica"/>
+                <w:color w:val="000000"/>
+                <w:sz w:val="22"/>
+                <w:szCs w:val="22"/>
+              </w:rPr>
+              <w:t>6,347</w:t>
+            </w:r>
+          </w:p>
+        </w:tc>
+        <w:tc>
+          <w:tcPr>
+            <w:tcW w:w="1034" w:type="dxa"/>
+            <w:tcBorders>
+              <w:top w:val="none" w:sz="0" w:space="0" w:color="000000"/>
+              <w:left w:val="none" w:sz="0" w:space="0" w:color="000000"/>
+              <w:bottom w:val="none" w:sz="0" w:space="0" w:color="000000"/>
+              <w:right w:val="none" w:sz="0" w:space="0" w:color="000000"/>
+            </w:tcBorders>
+            <w:shd w:val="clear" w:color="auto" w:fill="FFFFFF"/>
+            <w:tcMar>
+              <w:top w:w="0" w:type="dxa"/>
+              <w:left w:w="0" w:type="dxa"/>
+              <w:bottom w:w="0" w:type="dxa"/>
+              <w:right w:w="0" w:type="dxa"/>
+            </w:tcMar>
+            <w:vAlign w:val="center"/>
+          </w:tcPr>
+          <w:p>
+            <w:pPr>
+              <w:pBdr>
+                <w:top w:val="none" w:sz="0" w:space="0" w:color="000000"/>
+                <w:left w:val="none" w:sz="0" w:space="0" w:color="000000"/>
+                <w:bottom w:val="none" w:sz="0" w:space="0" w:color="000000"/>
+                <w:right w:val="none" w:sz="0" w:space="0" w:color="000000"/>
+              </w:pBdr>
+              <w:spacing w:before="100" w:after="100"/>
+              <w:ind w:left="100" w:right="100"/>
+              <w:jc w:val="right"/>
+              <w:rPr>
+                <w:rFonts w:eastAsia="Helvetica"/>
+                <w:color w:val="000000"/>
+                <w:sz w:val="22"/>
+                <w:szCs w:val="22"/>
+              </w:rPr>
+            </w:pPr>
+            <w:r>
+              <w:rPr>
+                <w:rFonts w:eastAsia="Helvetica"/>
+                <w:color w:val="000000"/>
+                <w:sz w:val="22"/>
+                <w:szCs w:val="22"/>
+              </w:rPr>
+              <w:t>5.06</w:t>
+            </w:r>
+          </w:p>
+        </w:tc>
+        <w:tc>
+          <w:tcPr>
+            <w:tcW w:w="1291" w:type="dxa"/>
+            <w:tcBorders>
+              <w:top w:val="none" w:sz="0" w:space="0" w:color="000000"/>
+              <w:left w:val="none" w:sz="0" w:space="0" w:color="000000"/>
+              <w:bottom w:val="none" w:sz="0" w:space="0" w:color="000000"/>
+              <w:right w:val="none" w:sz="0" w:space="0" w:color="000000"/>
+            </w:tcBorders>
+            <w:shd w:val="clear" w:color="auto" w:fill="FFFFFF"/>
+            <w:tcMar>
+              <w:top w:w="0" w:type="dxa"/>
+              <w:left w:w="0" w:type="dxa"/>
+              <w:bottom w:w="0" w:type="dxa"/>
+              <w:right w:w="0" w:type="dxa"/>
+            </w:tcMar>
+            <w:vAlign w:val="center"/>
+          </w:tcPr>
+          <w:p>
+            <w:pPr>
+              <w:pBdr>
+                <w:top w:val="none" w:sz="0" w:space="0" w:color="000000"/>
+                <w:left w:val="none" w:sz="0" w:space="0" w:color="000000"/>
+                <w:bottom w:val="none" w:sz="0" w:space="0" w:color="000000"/>
+                <w:right w:val="none" w:sz="0" w:space="0" w:color="000000"/>
+              </w:pBdr>
+              <w:spacing w:before="100" w:after="100"/>
+              <w:ind w:left="100" w:right="100"/>
+              <w:jc w:val="right"/>
+              <w:rPr>
+                <w:rFonts w:eastAsia="Helvetica"/>
+                <w:color w:val="000000"/>
+                <w:sz w:val="22"/>
+                <w:szCs w:val="22"/>
+              </w:rPr>
+            </w:pPr>
+            <w:r>
+              <w:rPr>
+                <w:rFonts w:eastAsia="Helvetica"/>
+                <w:color w:val="000000"/>
+                <w:sz w:val="22"/>
+                <w:szCs w:val="22"/>
+              </w:rPr>
+              <w:t>0</w:t>
+            </w:r>
+          </w:p>
+        </w:tc>
+        <w:tc>
+          <w:tcPr>
+            <w:tcW w:w="2000" w:type="dxa"/>
+            <w:tcBorders>
+              <w:top w:val="none" w:sz="0" w:space="0" w:color="000000"/>
+              <w:left w:val="none" w:sz="0" w:space="0" w:color="000000"/>
+              <w:bottom w:val="none" w:sz="0" w:space="0" w:color="000000"/>
+              <w:right w:val="none" w:sz="0" w:space="0" w:color="000000"/>
+            </w:tcBorders>
+            <w:shd w:val="clear" w:color="auto" w:fill="FFFFFF"/>
+            <w:tcMar>
+              <w:top w:w="0" w:type="dxa"/>
+              <w:left w:w="0" w:type="dxa"/>
+              <w:bottom w:w="0" w:type="dxa"/>
+              <w:right w:w="0" w:type="dxa"/>
+            </w:tcMar>
+            <w:vAlign w:val="center"/>
+          </w:tcPr>
+          <w:p>
+            <w:pPr>
+              <w:pBdr>
+                <w:top w:val="none" w:sz="0" w:space="0" w:color="000000"/>
+                <w:left w:val="none" w:sz="0" w:space="0" w:color="000000"/>
+                <w:bottom w:val="none" w:sz="0" w:space="0" w:color="000000"/>
+                <w:right w:val="none" w:sz="0" w:space="0" w:color="000000"/>
+              </w:pBdr>
+              <w:spacing w:before="100" w:after="100"/>
+              <w:ind w:left="100" w:right="100"/>
+              <w:jc w:val="right"/>
+              <w:rPr>
+                <w:rFonts w:eastAsia="Helvetica"/>
+                <w:color w:val="000000"/>
+                <w:sz w:val="22"/>
+                <w:szCs w:val="22"/>
+              </w:rPr>
+            </w:pPr>
+            <w:r>
+              <w:rPr>
+                <w:rFonts w:eastAsia="Helvetica"/>
+                <w:color w:val="000000"/>
+                <w:sz w:val="22"/>
+                <w:szCs w:val="22"/>
+              </w:rPr>
+              <w:t>30.83</w:t>
+            </w:r>
+          </w:p>
+        </w:tc>
+        <w:tc>
+          <w:tcPr>
+            <w:tcW w:w="1181" w:type="dxa"/>
+            <w:tcBorders>
+              <w:top w:val="none" w:sz="0" w:space="0" w:color="000000"/>
+              <w:left w:val="none" w:sz="0" w:space="0" w:color="000000"/>
+              <w:bottom w:val="none" w:sz="0" w:space="0" w:color="000000"/>
+              <w:right w:val="none" w:sz="0" w:space="0" w:color="000000"/>
+            </w:tcBorders>
+            <w:shd w:val="clear" w:color="auto" w:fill="FFFFFF"/>
+            <w:tcMar>
+              <w:top w:w="0" w:type="dxa"/>
+              <w:left w:w="0" w:type="dxa"/>
+              <w:bottom w:w="0" w:type="dxa"/>
+              <w:right w:w="0" w:type="dxa"/>
+            </w:tcMar>
+            <w:vAlign w:val="center"/>
+          </w:tcPr>
+          <w:p>
+            <w:pPr>
+              <w:pBdr>
+                <w:top w:val="none" w:sz="0" w:space="0" w:color="000000"/>
+                <w:left w:val="none" w:sz="0" w:space="0" w:color="000000"/>
+                <w:bottom w:val="none" w:sz="0" w:space="0" w:color="000000"/>
+                <w:right w:val="none" w:sz="0" w:space="0" w:color="000000"/>
+              </w:pBdr>
+              <w:spacing w:before="100" w:after="100"/>
+              <w:ind w:left="100" w:right="100"/>
+              <w:jc w:val="right"/>
+              <w:rPr>
+                <w:rFonts w:eastAsia="Helvetica"/>
+                <w:color w:val="000000"/>
+                <w:sz w:val="22"/>
+                <w:szCs w:val="22"/>
+              </w:rPr>
+            </w:pPr>
+            <w:r>
+              <w:rPr>
+                <w:rFonts w:eastAsia="Helvetica"/>
+                <w:color w:val="000000"/>
+                <w:sz w:val="22"/>
+                <w:szCs w:val="22"/>
+              </w:rPr>
+              <w:t>-125</w:t>
+            </w:r>
+          </w:p>
+        </w:tc>
+        <w:tc>
+          <w:tcPr>
+            <w:tcW w:w="1230" w:type="dxa"/>
+            <w:tcBorders>
+              <w:top w:val="none" w:sz="0" w:space="0" w:color="000000"/>
+              <w:left w:val="none" w:sz="0" w:space="0" w:color="000000"/>
+              <w:bottom w:val="none" w:sz="0" w:space="0" w:color="000000"/>
+              <w:right w:val="none" w:sz="0" w:space="0" w:color="000000"/>
+            </w:tcBorders>
+            <w:shd w:val="clear" w:color="auto" w:fill="FFFFFF"/>
+            <w:tcMar>
+              <w:top w:w="0" w:type="dxa"/>
+              <w:left w:w="0" w:type="dxa"/>
+              <w:bottom w:w="0" w:type="dxa"/>
+              <w:right w:w="0" w:type="dxa"/>
+            </w:tcMar>
+            <w:vAlign w:val="center"/>
+          </w:tcPr>
+          <w:p>
+            <w:pPr>
+              <w:pBdr>
+                <w:top w:val="none" w:sz="0" w:space="0" w:color="000000"/>
+                <w:left w:val="none" w:sz="0" w:space="0" w:color="000000"/>
+                <w:bottom w:val="none" w:sz="0" w:space="0" w:color="000000"/>
+                <w:right w:val="none" w:sz="0" w:space="0" w:color="000000"/>
+              </w:pBdr>
+              <w:spacing w:before="100" w:after="100"/>
+              <w:ind w:left="100" w:right="100"/>
+              <w:jc w:val="right"/>
+              <w:rPr>
+                <w:rFonts w:eastAsia="Helvetica"/>
+                <w:color w:val="000000"/>
+                <w:sz w:val="22"/>
+                <w:szCs w:val="22"/>
+              </w:rPr>
+            </w:pPr>
+            <w:r>
+              <w:rPr>
+                <w:rFonts w:eastAsia="Helvetica"/>
+                <w:color w:val="000000"/>
+                <w:sz w:val="22"/>
+                <w:szCs w:val="22"/>
+              </w:rPr>
+              <w:t>208</w:t>
+            </w:r>
+          </w:p>
+        </w:tc>
+      </w:tr>
+      <w:tr>
+        <w:trPr>
+          <w:jc w:val="center"/>
+        </w:trPr>
+        <w:tc>
+          <w:tcPr>
+            <w:tcW w:w="2942" w:type="dxa"/>
+            <w:tcBorders>
+              <w:top w:val="none" w:sz="0" w:space="0" w:color="000000"/>
+              <w:left w:val="none" w:sz="0" w:space="0" w:color="000000"/>
+              <w:bottom w:val="none" w:sz="0" w:space="0" w:color="000000"/>
+              <w:right w:val="none" w:sz="0" w:space="0" w:color="000000"/>
+            </w:tcBorders>
+            <w:shd w:val="clear" w:color="auto" w:fill="FFFFFF"/>
+            <w:tcMar>
+              <w:top w:w="0" w:type="dxa"/>
+              <w:left w:w="0" w:type="dxa"/>
+              <w:bottom w:w="0" w:type="dxa"/>
+              <w:right w:w="0" w:type="dxa"/>
+            </w:tcMar>
+            <w:vAlign w:val="center"/>
+          </w:tcPr>
+          <w:p>
+            <w:pPr>
+              <w:pBdr>
+                <w:top w:val="none" w:sz="0" w:space="0" w:color="000000"/>
+                <w:left w:val="none" w:sz="0" w:space="0" w:color="000000"/>
+                <w:bottom w:val="none" w:sz="0" w:space="0" w:color="000000"/>
+                <w:right w:val="none" w:sz="0" w:space="0" w:color="000000"/>
+              </w:pBdr>
+              <w:spacing w:before="100" w:after="100"/>
+              <w:ind w:left="100" w:right="100"/>
+              <w:rPr>
+                <w:rFonts w:eastAsia="Helvetica"/>
+                <w:color w:val="000000"/>
+                <w:sz w:val="22"/>
+                <w:szCs w:val="22"/>
+              </w:rPr>
+            </w:pPr>
+            <w:r>
+              <w:rPr>
+                <w:rFonts w:eastAsia="Helvetica"/>
+                <w:color w:val="000000"/>
+                <w:sz w:val="22"/>
+                <w:szCs w:val="22"/>
+              </w:rPr>
+              <w:t>Casos de soporte (mes 0)</w:t>
+            </w:r>
+          </w:p>
+        </w:tc>
+        <w:tc>
+          <w:tcPr>
+            <w:tcW w:w="961" w:type="dxa"/>
+            <w:tcBorders>
+              <w:top w:val="none" w:sz="0" w:space="0" w:color="000000"/>
+              <w:left w:val="none" w:sz="0" w:space="0" w:color="000000"/>
+              <w:bottom w:val="none" w:sz="0" w:space="0" w:color="000000"/>
+              <w:right w:val="none" w:sz="0" w:space="0" w:color="000000"/>
+            </w:tcBorders>
+            <w:shd w:val="clear" w:color="auto" w:fill="FFFFFF"/>
+            <w:tcMar>
+              <w:top w:w="0" w:type="dxa"/>
+              <w:left w:w="0" w:type="dxa"/>
+              <w:bottom w:w="0" w:type="dxa"/>
+              <w:right w:w="0" w:type="dxa"/>
+            </w:tcMar>
+            <w:vAlign w:val="center"/>
+          </w:tcPr>
+          <w:p>
+            <w:pPr>
+              <w:pBdr>
+                <w:top w:val="none" w:sz="0" w:space="0" w:color="000000"/>
+                <w:left w:val="none" w:sz="0" w:space="0" w:color="000000"/>
+                <w:bottom w:val="none" w:sz="0" w:space="0" w:color="000000"/>
+                <w:right w:val="none" w:sz="0" w:space="0" w:color="000000"/>
+              </w:pBdr>
+              <w:spacing w:before="100" w:after="100"/>
+              <w:ind w:left="100" w:right="100"/>
+              <w:jc w:val="right"/>
+              <w:rPr>
+                <w:rFonts w:eastAsia="Helvetica"/>
+                <w:color w:val="000000"/>
+                <w:sz w:val="22"/>
+                <w:szCs w:val="22"/>
+              </w:rPr>
+            </w:pPr>
+            <w:r>
+              <w:rPr>
+                <w:rFonts w:eastAsia="Helvetica"/>
+                <w:color w:val="000000"/>
+                <w:sz w:val="22"/>
+                <w:szCs w:val="22"/>
+              </w:rPr>
+              <w:t>6,347</w:t>
+            </w:r>
+          </w:p>
+        </w:tc>
+        <w:tc>
+          <w:tcPr>
+            <w:tcW w:w="1034" w:type="dxa"/>
+            <w:tcBorders>
+              <w:top w:val="none" w:sz="0" w:space="0" w:color="000000"/>
+              <w:left w:val="none" w:sz="0" w:space="0" w:color="000000"/>
+              <w:bottom w:val="none" w:sz="0" w:space="0" w:color="000000"/>
+              <w:right w:val="none" w:sz="0" w:space="0" w:color="000000"/>
+            </w:tcBorders>
+            <w:shd w:val="clear" w:color="auto" w:fill="FFFFFF"/>
+            <w:tcMar>
+              <w:top w:w="0" w:type="dxa"/>
+              <w:left w:w="0" w:type="dxa"/>
+              <w:bottom w:w="0" w:type="dxa"/>
+              <w:right w:w="0" w:type="dxa"/>
+            </w:tcMar>
+            <w:vAlign w:val="center"/>
+          </w:tcPr>
+          <w:p>
+            <w:pPr>
+              <w:pBdr>
+                <w:top w:val="none" w:sz="0" w:space="0" w:color="000000"/>
+                <w:left w:val="none" w:sz="0" w:space="0" w:color="000000"/>
+                <w:bottom w:val="none" w:sz="0" w:space="0" w:color="000000"/>
+                <w:right w:val="none" w:sz="0" w:space="0" w:color="000000"/>
+              </w:pBdr>
+              <w:spacing w:before="100" w:after="100"/>
+              <w:ind w:left="100" w:right="100"/>
+              <w:jc w:val="right"/>
+              <w:rPr>
+                <w:rFonts w:eastAsia="Helvetica"/>
+                <w:color w:val="000000"/>
+                <w:sz w:val="22"/>
+                <w:szCs w:val="22"/>
+              </w:rPr>
+            </w:pPr>
+            <w:r>
+              <w:rPr>
+                <w:rFonts w:eastAsia="Helvetica"/>
+                <w:color w:val="000000"/>
+                <w:sz w:val="22"/>
+                <w:szCs w:val="22"/>
+              </w:rPr>
+              <w:t>0.71</w:t>
+            </w:r>
+          </w:p>
+        </w:tc>
+        <w:tc>
+          <w:tcPr>
+            <w:tcW w:w="1291" w:type="dxa"/>
+            <w:tcBorders>
+              <w:top w:val="none" w:sz="0" w:space="0" w:color="000000"/>
+              <w:left w:val="none" w:sz="0" w:space="0" w:color="000000"/>
+              <w:bottom w:val="none" w:sz="0" w:space="0" w:color="000000"/>
+              <w:right w:val="none" w:sz="0" w:space="0" w:color="000000"/>
+            </w:tcBorders>
+            <w:shd w:val="clear" w:color="auto" w:fill="FFFFFF"/>
+            <w:tcMar>
+              <w:top w:w="0" w:type="dxa"/>
+              <w:left w:w="0" w:type="dxa"/>
+              <w:bottom w:w="0" w:type="dxa"/>
+              <w:right w:w="0" w:type="dxa"/>
+            </w:tcMar>
+            <w:vAlign w:val="center"/>
+          </w:tcPr>
+          <w:p>
+            <w:pPr>
+              <w:pBdr>
+                <w:top w:val="none" w:sz="0" w:space="0" w:color="000000"/>
+                <w:left w:val="none" w:sz="0" w:space="0" w:color="000000"/>
+                <w:bottom w:val="none" w:sz="0" w:space="0" w:color="000000"/>
+                <w:right w:val="none" w:sz="0" w:space="0" w:color="000000"/>
+              </w:pBdr>
+              <w:spacing w:before="100" w:after="100"/>
+              <w:ind w:left="100" w:right="100"/>
+              <w:jc w:val="right"/>
+              <w:rPr>
+                <w:rFonts w:eastAsia="Helvetica"/>
+                <w:color w:val="000000"/>
+                <w:sz w:val="22"/>
+                <w:szCs w:val="22"/>
+              </w:rPr>
+            </w:pPr>
+            <w:r>
+              <w:rPr>
+                <w:rFonts w:eastAsia="Helvetica"/>
+                <w:color w:val="000000"/>
+                <w:sz w:val="22"/>
+                <w:szCs w:val="22"/>
+              </w:rPr>
+              <w:t>0</w:t>
+            </w:r>
+          </w:p>
+        </w:tc>
+        <w:tc>
+          <w:tcPr>
+            <w:tcW w:w="2000" w:type="dxa"/>
+            <w:tcBorders>
+              <w:top w:val="none" w:sz="0" w:space="0" w:color="000000"/>
+              <w:left w:val="none" w:sz="0" w:space="0" w:color="000000"/>
+              <w:bottom w:val="none" w:sz="0" w:space="0" w:color="000000"/>
+              <w:right w:val="none" w:sz="0" w:space="0" w:color="000000"/>
+            </w:tcBorders>
+            <w:shd w:val="clear" w:color="auto" w:fill="FFFFFF"/>
+            <w:tcMar>
+              <w:top w:w="0" w:type="dxa"/>
+              <w:left w:w="0" w:type="dxa"/>
+              <w:bottom w:w="0" w:type="dxa"/>
+              <w:right w:w="0" w:type="dxa"/>
+            </w:tcMar>
+            <w:vAlign w:val="center"/>
+          </w:tcPr>
+          <w:p>
+            <w:pPr>
+              <w:pBdr>
+                <w:top w:val="none" w:sz="0" w:space="0" w:color="000000"/>
+                <w:left w:val="none" w:sz="0" w:space="0" w:color="000000"/>
+                <w:bottom w:val="none" w:sz="0" w:space="0" w:color="000000"/>
+                <w:right w:val="none" w:sz="0" w:space="0" w:color="000000"/>
+              </w:pBdr>
+              <w:spacing w:before="100" w:after="100"/>
+              <w:ind w:left="100" w:right="100"/>
+              <w:jc w:val="right"/>
+              <w:rPr>
+                <w:rFonts w:eastAsia="Helvetica"/>
+                <w:color w:val="000000"/>
+                <w:sz w:val="22"/>
+                <w:szCs w:val="22"/>
+              </w:rPr>
+            </w:pPr>
+            <w:r>
+              <w:rPr>
+                <w:rFonts w:eastAsia="Helvetica"/>
+                <w:color w:val="000000"/>
+                <w:sz w:val="22"/>
+                <w:szCs w:val="22"/>
+              </w:rPr>
+              <w:t>1.72</w:t>
+            </w:r>
+          </w:p>
+        </w:tc>
+        <w:tc>
+          <w:tcPr>
+            <w:tcW w:w="1181" w:type="dxa"/>
+            <w:tcBorders>
+              <w:top w:val="none" w:sz="0" w:space="0" w:color="000000"/>
+              <w:left w:val="none" w:sz="0" w:space="0" w:color="000000"/>
+              <w:bottom w:val="none" w:sz="0" w:space="0" w:color="000000"/>
+              <w:right w:val="none" w:sz="0" w:space="0" w:color="000000"/>
+            </w:tcBorders>
+            <w:shd w:val="clear" w:color="auto" w:fill="FFFFFF"/>
+            <w:tcMar>
+              <w:top w:w="0" w:type="dxa"/>
+              <w:left w:w="0" w:type="dxa"/>
+              <w:bottom w:w="0" w:type="dxa"/>
+              <w:right w:w="0" w:type="dxa"/>
+            </w:tcMar>
+            <w:vAlign w:val="center"/>
+          </w:tcPr>
+          <w:p>
+            <w:pPr>
+              <w:pBdr>
+                <w:top w:val="none" w:sz="0" w:space="0" w:color="000000"/>
+                <w:left w:val="none" w:sz="0" w:space="0" w:color="000000"/>
+                <w:bottom w:val="none" w:sz="0" w:space="0" w:color="000000"/>
+                <w:right w:val="none" w:sz="0" w:space="0" w:color="000000"/>
+              </w:pBdr>
+              <w:spacing w:before="100" w:after="100"/>
+              <w:ind w:left="100" w:right="100"/>
+              <w:jc w:val="right"/>
+              <w:rPr>
+                <w:rFonts w:eastAsia="Helvetica"/>
+                <w:color w:val="000000"/>
+                <w:sz w:val="22"/>
+                <w:szCs w:val="22"/>
+              </w:rPr>
+            </w:pPr>
+            <w:r>
+              <w:rPr>
+                <w:rFonts w:eastAsia="Helvetica"/>
+                <w:color w:val="000000"/>
+                <w:sz w:val="22"/>
+                <w:szCs w:val="22"/>
+              </w:rPr>
+              <w:t>0</w:t>
+            </w:r>
+          </w:p>
+        </w:tc>
+        <w:tc>
+          <w:tcPr>
+            <w:tcW w:w="1230" w:type="dxa"/>
+            <w:tcBorders>
+              <w:top w:val="none" w:sz="0" w:space="0" w:color="000000"/>
+              <w:left w:val="none" w:sz="0" w:space="0" w:color="000000"/>
+              <w:bottom w:val="none" w:sz="0" w:space="0" w:color="000000"/>
+              <w:right w:val="none" w:sz="0" w:space="0" w:color="000000"/>
+            </w:tcBorders>
+            <w:shd w:val="clear" w:color="auto" w:fill="FFFFFF"/>
+            <w:tcMar>
+              <w:top w:w="0" w:type="dxa"/>
+              <w:left w:w="0" w:type="dxa"/>
+              <w:bottom w:w="0" w:type="dxa"/>
+              <w:right w:w="0" w:type="dxa"/>
+            </w:tcMar>
+            <w:vAlign w:val="center"/>
+          </w:tcPr>
+          <w:p>
+            <w:pPr>
+              <w:pBdr>
+                <w:top w:val="none" w:sz="0" w:space="0" w:color="000000"/>
+                <w:left w:val="none" w:sz="0" w:space="0" w:color="000000"/>
+                <w:bottom w:val="none" w:sz="0" w:space="0" w:color="000000"/>
+                <w:right w:val="none" w:sz="0" w:space="0" w:color="000000"/>
+              </w:pBdr>
+              <w:spacing w:before="100" w:after="100"/>
+              <w:ind w:left="100" w:right="100"/>
+              <w:jc w:val="right"/>
+              <w:rPr>
+                <w:rFonts w:eastAsia="Helvetica"/>
+                <w:color w:val="000000"/>
+                <w:sz w:val="22"/>
+                <w:szCs w:val="22"/>
+              </w:rPr>
+            </w:pPr>
+            <w:r>
+              <w:rPr>
+                <w:rFonts w:eastAsia="Helvetica"/>
+                <w:color w:val="000000"/>
+                <w:sz w:val="22"/>
+                <w:szCs w:val="22"/>
+              </w:rPr>
+              <w:t>32</w:t>
+            </w:r>
+          </w:p>
+        </w:tc>
+      </w:tr>
+      <w:tr>
+        <w:trPr>
+          <w:jc w:val="center"/>
+        </w:trPr>
+        <w:tc>
+          <w:tcPr>
+            <w:tcW w:w="2942" w:type="dxa"/>
+            <w:tcBorders>
+              <w:top w:val="none" w:sz="0" w:space="0" w:color="000000"/>
+              <w:left w:val="none" w:sz="0" w:space="0" w:color="000000"/>
+              <w:bottom w:val="none" w:sz="0" w:space="0" w:color="000000"/>
+              <w:right w:val="none" w:sz="0" w:space="0" w:color="000000"/>
+            </w:tcBorders>
+            <w:shd w:val="clear" w:color="auto" w:fill="FFFFFF"/>
+            <w:tcMar>
+              <w:top w:w="0" w:type="dxa"/>
+              <w:left w:w="0" w:type="dxa"/>
+              <w:bottom w:w="0" w:type="dxa"/>
+              <w:right w:w="0" w:type="dxa"/>
+            </w:tcMar>
+            <w:vAlign w:val="center"/>
+          </w:tcPr>
+          <w:p>
+            <w:pPr>
+              <w:pBdr>
+                <w:top w:val="none" w:sz="0" w:space="0" w:color="000000"/>
+                <w:left w:val="none" w:sz="0" w:space="0" w:color="000000"/>
+                <w:bottom w:val="none" w:sz="0" w:space="0" w:color="000000"/>
+                <w:right w:val="none" w:sz="0" w:space="0" w:color="000000"/>
+              </w:pBdr>
+              <w:spacing w:before="100" w:after="100"/>
+              <w:ind w:left="100" w:right="100"/>
+              <w:rPr>
+                <w:rFonts w:eastAsia="Helvetica"/>
+                <w:color w:val="000000"/>
+                <w:sz w:val="22"/>
+                <w:szCs w:val="22"/>
+              </w:rPr>
+            </w:pPr>
+            <w:r>
+              <w:rPr>
+                <w:rFonts w:eastAsia="Helvetica"/>
+                <w:color w:val="000000"/>
+                <w:sz w:val="22"/>
+                <w:szCs w:val="22"/>
+              </w:rPr>
+              <w:t>Cambio casos de soporte</w:t>
+            </w:r>
+          </w:p>
+        </w:tc>
+        <w:tc>
+          <w:tcPr>
+            <w:tcW w:w="961" w:type="dxa"/>
+            <w:tcBorders>
+              <w:top w:val="none" w:sz="0" w:space="0" w:color="000000"/>
+              <w:left w:val="none" w:sz="0" w:space="0" w:color="000000"/>
+              <w:bottom w:val="none" w:sz="0" w:space="0" w:color="000000"/>
+              <w:right w:val="none" w:sz="0" w:space="0" w:color="000000"/>
+            </w:tcBorders>
+            <w:shd w:val="clear" w:color="auto" w:fill="FFFFFF"/>
+            <w:tcMar>
+              <w:top w:w="0" w:type="dxa"/>
+              <w:left w:w="0" w:type="dxa"/>
+              <w:bottom w:w="0" w:type="dxa"/>
+              <w:right w:w="0" w:type="dxa"/>
+            </w:tcMar>
+            <w:vAlign w:val="center"/>
+          </w:tcPr>
+          <w:p>
+            <w:pPr>
+              <w:pBdr>
+                <w:top w:val="none" w:sz="0" w:space="0" w:color="000000"/>
+                <w:left w:val="none" w:sz="0" w:space="0" w:color="000000"/>
+                <w:bottom w:val="none" w:sz="0" w:space="0" w:color="000000"/>
+                <w:right w:val="none" w:sz="0" w:space="0" w:color="000000"/>
+              </w:pBdr>
+              <w:spacing w:before="100" w:after="100"/>
+              <w:ind w:left="100" w:right="100"/>
+              <w:jc w:val="right"/>
+              <w:rPr>
+                <w:rFonts w:eastAsia="Helvetica"/>
+                <w:color w:val="000000"/>
+                <w:sz w:val="22"/>
+                <w:szCs w:val="22"/>
+              </w:rPr>
+            </w:pPr>
+            <w:r>
+              <w:rPr>
+                <w:rFonts w:eastAsia="Helvetica"/>
+                <w:color w:val="000000"/>
+                <w:sz w:val="22"/>
+                <w:szCs w:val="22"/>
+              </w:rPr>
+              <w:t>6,347</w:t>
+            </w:r>
+          </w:p>
+        </w:tc>
+        <w:tc>
+          <w:tcPr>
+            <w:tcW w:w="1034" w:type="dxa"/>
+            <w:tcBorders>
+              <w:top w:val="none" w:sz="0" w:space="0" w:color="000000"/>
+              <w:left w:val="none" w:sz="0" w:space="0" w:color="000000"/>
+              <w:bottom w:val="none" w:sz="0" w:space="0" w:color="000000"/>
+              <w:right w:val="none" w:sz="0" w:space="0" w:color="000000"/>
+            </w:tcBorders>
+            <w:shd w:val="clear" w:color="auto" w:fill="FFFFFF"/>
+            <w:tcMar>
+              <w:top w:w="0" w:type="dxa"/>
+              <w:left w:w="0" w:type="dxa"/>
+              <w:bottom w:w="0" w:type="dxa"/>
+              <w:right w:w="0" w:type="dxa"/>
+            </w:tcMar>
+            <w:vAlign w:val="center"/>
+          </w:tcPr>
+          <w:p>
+            <w:pPr>
+              <w:pBdr>
+                <w:top w:val="none" w:sz="0" w:space="0" w:color="000000"/>
+                <w:left w:val="none" w:sz="0" w:space="0" w:color="000000"/>
+                <w:bottom w:val="none" w:sz="0" w:space="0" w:color="000000"/>
+                <w:right w:val="none" w:sz="0" w:space="0" w:color="000000"/>
+              </w:pBdr>
+              <w:spacing w:before="100" w:after="100"/>
+              <w:ind w:left="100" w:right="100"/>
+              <w:jc w:val="right"/>
+              <w:rPr>
+                <w:rFonts w:eastAsia="Helvetica"/>
+                <w:color w:val="000000"/>
+                <w:sz w:val="22"/>
+                <w:szCs w:val="22"/>
+              </w:rPr>
+            </w:pPr>
+            <w:r>
+              <w:rPr>
+                <w:rFonts w:eastAsia="Helvetica"/>
+                <w:color w:val="000000"/>
+                <w:sz w:val="22"/>
+                <w:szCs w:val="22"/>
+              </w:rPr>
+              <w:t>-0.01</w:t>
+            </w:r>
+          </w:p>
+        </w:tc>
+        <w:tc>
+          <w:tcPr>
+            <w:tcW w:w="1291" w:type="dxa"/>
+            <w:tcBorders>
+              <w:top w:val="none" w:sz="0" w:space="0" w:color="000000"/>
+              <w:left w:val="none" w:sz="0" w:space="0" w:color="000000"/>
+              <w:bottom w:val="none" w:sz="0" w:space="0" w:color="000000"/>
+              <w:right w:val="none" w:sz="0" w:space="0" w:color="000000"/>
+            </w:tcBorders>
+            <w:shd w:val="clear" w:color="auto" w:fill="FFFFFF"/>
+            <w:tcMar>
+              <w:top w:w="0" w:type="dxa"/>
+              <w:left w:w="0" w:type="dxa"/>
+              <w:bottom w:w="0" w:type="dxa"/>
+              <w:right w:w="0" w:type="dxa"/>
+            </w:tcMar>
+            <w:vAlign w:val="center"/>
+          </w:tcPr>
+          <w:p>
+            <w:pPr>
+              <w:pBdr>
+                <w:top w:val="none" w:sz="0" w:space="0" w:color="000000"/>
+                <w:left w:val="none" w:sz="0" w:space="0" w:color="000000"/>
+                <w:bottom w:val="none" w:sz="0" w:space="0" w:color="000000"/>
+                <w:right w:val="none" w:sz="0" w:space="0" w:color="000000"/>
+              </w:pBdr>
+              <w:spacing w:before="100" w:after="100"/>
+              <w:ind w:left="100" w:right="100"/>
+              <w:jc w:val="right"/>
+              <w:rPr>
+                <w:rFonts w:eastAsia="Helvetica"/>
+                <w:color w:val="000000"/>
+                <w:sz w:val="22"/>
+                <w:szCs w:val="22"/>
+              </w:rPr>
+            </w:pPr>
+            <w:r>
+              <w:rPr>
+                <w:rFonts w:eastAsia="Helvetica"/>
+                <w:color w:val="000000"/>
+                <w:sz w:val="22"/>
+                <w:szCs w:val="22"/>
+              </w:rPr>
+              <w:t>0</w:t>
+            </w:r>
+          </w:p>
+        </w:tc>
+        <w:tc>
+          <w:tcPr>
+            <w:tcW w:w="2000" w:type="dxa"/>
+            <w:tcBorders>
+              <w:top w:val="none" w:sz="0" w:space="0" w:color="000000"/>
+              <w:left w:val="none" w:sz="0" w:space="0" w:color="000000"/>
+              <w:bottom w:val="none" w:sz="0" w:space="0" w:color="000000"/>
+              <w:right w:val="none" w:sz="0" w:space="0" w:color="000000"/>
+            </w:tcBorders>
+            <w:shd w:val="clear" w:color="auto" w:fill="FFFFFF"/>
+            <w:tcMar>
+              <w:top w:w="0" w:type="dxa"/>
+              <w:left w:w="0" w:type="dxa"/>
+              <w:bottom w:w="0" w:type="dxa"/>
+              <w:right w:w="0" w:type="dxa"/>
+            </w:tcMar>
+            <w:vAlign w:val="center"/>
+          </w:tcPr>
+          <w:p>
+            <w:pPr>
+              <w:pBdr>
+                <w:top w:val="none" w:sz="0" w:space="0" w:color="000000"/>
+                <w:left w:val="none" w:sz="0" w:space="0" w:color="000000"/>
+                <w:bottom w:val="none" w:sz="0" w:space="0" w:color="000000"/>
+                <w:right w:val="none" w:sz="0" w:space="0" w:color="000000"/>
+              </w:pBdr>
+              <w:spacing w:before="100" w:after="100"/>
+              <w:ind w:left="100" w:right="100"/>
+              <w:jc w:val="right"/>
+              <w:rPr>
+                <w:rFonts w:eastAsia="Helvetica"/>
+                <w:color w:val="000000"/>
+                <w:sz w:val="22"/>
+                <w:szCs w:val="22"/>
+              </w:rPr>
+            </w:pPr>
+            <w:r>
+              <w:rPr>
+                <w:rFonts w:eastAsia="Helvetica"/>
+                <w:color w:val="000000"/>
+                <w:sz w:val="22"/>
+                <w:szCs w:val="22"/>
+              </w:rPr>
+              <w:t>1.87</w:t>
+            </w:r>
+          </w:p>
+        </w:tc>
+        <w:tc>
+          <w:tcPr>
+            <w:tcW w:w="1181" w:type="dxa"/>
+            <w:tcBorders>
+              <w:top w:val="none" w:sz="0" w:space="0" w:color="000000"/>
+              <w:left w:val="none" w:sz="0" w:space="0" w:color="000000"/>
+              <w:bottom w:val="none" w:sz="0" w:space="0" w:color="000000"/>
+              <w:right w:val="none" w:sz="0" w:space="0" w:color="000000"/>
+            </w:tcBorders>
+            <w:shd w:val="clear" w:color="auto" w:fill="FFFFFF"/>
+            <w:tcMar>
+              <w:top w:w="0" w:type="dxa"/>
+              <w:left w:w="0" w:type="dxa"/>
+              <w:bottom w:w="0" w:type="dxa"/>
+              <w:right w:w="0" w:type="dxa"/>
+            </w:tcMar>
+            <w:vAlign w:val="center"/>
+          </w:tcPr>
+          <w:p>
+            <w:pPr>
+              <w:pBdr>
+                <w:top w:val="none" w:sz="0" w:space="0" w:color="000000"/>
+                <w:left w:val="none" w:sz="0" w:space="0" w:color="000000"/>
+                <w:bottom w:val="none" w:sz="0" w:space="0" w:color="000000"/>
+                <w:right w:val="none" w:sz="0" w:space="0" w:color="000000"/>
+              </w:pBdr>
+              <w:spacing w:before="100" w:after="100"/>
+              <w:ind w:left="100" w:right="100"/>
+              <w:jc w:val="right"/>
+              <w:rPr>
+                <w:rFonts w:eastAsia="Helvetica"/>
+                <w:color w:val="000000"/>
+                <w:sz w:val="22"/>
+                <w:szCs w:val="22"/>
+              </w:rPr>
+            </w:pPr>
+            <w:r>
+              <w:rPr>
+                <w:rFonts w:eastAsia="Helvetica"/>
+                <w:color w:val="000000"/>
+                <w:sz w:val="22"/>
+                <w:szCs w:val="22"/>
+              </w:rPr>
+              <w:t>-29</w:t>
+            </w:r>
+          </w:p>
+        </w:tc>
+        <w:tc>
+          <w:tcPr>
+            <w:tcW w:w="1230" w:type="dxa"/>
+            <w:tcBorders>
+              <w:top w:val="none" w:sz="0" w:space="0" w:color="000000"/>
+              <w:left w:val="none" w:sz="0" w:space="0" w:color="000000"/>
+              <w:bottom w:val="none" w:sz="0" w:space="0" w:color="000000"/>
+              <w:right w:val="none" w:sz="0" w:space="0" w:color="000000"/>
+            </w:tcBorders>
+            <w:shd w:val="clear" w:color="auto" w:fill="FFFFFF"/>
+            <w:tcMar>
+              <w:top w:w="0" w:type="dxa"/>
+              <w:left w:w="0" w:type="dxa"/>
+              <w:bottom w:w="0" w:type="dxa"/>
+              <w:right w:w="0" w:type="dxa"/>
+            </w:tcMar>
+            <w:vAlign w:val="center"/>
+          </w:tcPr>
+          <w:p>
+            <w:pPr>
+              <w:pBdr>
+                <w:top w:val="none" w:sz="0" w:space="0" w:color="000000"/>
+                <w:left w:val="none" w:sz="0" w:space="0" w:color="000000"/>
+                <w:bottom w:val="none" w:sz="0" w:space="0" w:color="000000"/>
+                <w:right w:val="none" w:sz="0" w:space="0" w:color="000000"/>
+              </w:pBdr>
+              <w:spacing w:before="100" w:after="100"/>
+              <w:ind w:left="100" w:right="100"/>
+              <w:jc w:val="right"/>
+              <w:rPr>
+                <w:rFonts w:eastAsia="Helvetica"/>
+                <w:color w:val="000000"/>
+                <w:sz w:val="22"/>
+                <w:szCs w:val="22"/>
+              </w:rPr>
+            </w:pPr>
+            <w:r>
+              <w:rPr>
+                <w:rFonts w:eastAsia="Helvetica"/>
+                <w:color w:val="000000"/>
+                <w:sz w:val="22"/>
+                <w:szCs w:val="22"/>
+              </w:rPr>
+              <w:t>31</w:t>
+            </w:r>
+          </w:p>
+        </w:tc>
+      </w:tr>
+      <w:tr>
+        <w:trPr>
+          <w:jc w:val="center"/>
+        </w:trPr>
+        <w:tc>
+          <w:tcPr>
+            <w:tcW w:w="2942" w:type="dxa"/>
+            <w:tcBorders>
+              <w:top w:val="none" w:sz="0" w:space="0" w:color="000000"/>
+              <w:left w:val="none" w:sz="0" w:space="0" w:color="000000"/>
+              <w:bottom w:val="none" w:sz="0" w:space="0" w:color="000000"/>
+              <w:right w:val="none" w:sz="0" w:space="0" w:color="000000"/>
+            </w:tcBorders>
+            <w:shd w:val="clear" w:color="auto" w:fill="FFFFFF"/>
+            <w:tcMar>
+              <w:top w:w="0" w:type="dxa"/>
+              <w:left w:w="0" w:type="dxa"/>
+              <w:bottom w:w="0" w:type="dxa"/>
+              <w:right w:w="0" w:type="dxa"/>
+            </w:tcMar>
+            <w:vAlign w:val="center"/>
+          </w:tcPr>
+          <w:p>
+            <w:pPr>
+              <w:pBdr>
+                <w:top w:val="none" w:sz="0" w:space="0" w:color="000000"/>
+                <w:left w:val="none" w:sz="0" w:space="0" w:color="000000"/>
+                <w:bottom w:val="none" w:sz="0" w:space="0" w:color="000000"/>
+                <w:right w:val="none" w:sz="0" w:space="0" w:color="000000"/>
+              </w:pBdr>
+              <w:spacing w:before="100" w:after="100"/>
+              <w:ind w:left="100" w:right="100"/>
+              <w:rPr>
+                <w:rFonts w:eastAsia="Helvetica"/>
+                <w:color w:val="000000"/>
+                <w:sz w:val="22"/>
+                <w:szCs w:val="22"/>
+              </w:rPr>
+            </w:pPr>
+            <w:r>
+              <w:rPr>
+                <w:rFonts w:eastAsia="Helvetica"/>
+                <w:color w:val="000000"/>
+                <w:sz w:val="22"/>
+                <w:szCs w:val="22"/>
+              </w:rPr>
+              <w:t>Cambio en logins</w:t>
+            </w:r>
+          </w:p>
+        </w:tc>
+        <w:tc>
+          <w:tcPr>
+            <w:tcW w:w="961" w:type="dxa"/>
+            <w:tcBorders>
+              <w:top w:val="none" w:sz="0" w:space="0" w:color="000000"/>
+              <w:left w:val="none" w:sz="0" w:space="0" w:color="000000"/>
+              <w:bottom w:val="none" w:sz="0" w:space="0" w:color="000000"/>
+              <w:right w:val="none" w:sz="0" w:space="0" w:color="000000"/>
+            </w:tcBorders>
+            <w:shd w:val="clear" w:color="auto" w:fill="FFFFFF"/>
+            <w:tcMar>
+              <w:top w:w="0" w:type="dxa"/>
+              <w:left w:w="0" w:type="dxa"/>
+              <w:bottom w:w="0" w:type="dxa"/>
+              <w:right w:w="0" w:type="dxa"/>
+            </w:tcMar>
+            <w:vAlign w:val="center"/>
+          </w:tcPr>
+          <w:p>
+            <w:pPr>
+              <w:pBdr>
+                <w:top w:val="none" w:sz="0" w:space="0" w:color="000000"/>
+                <w:left w:val="none" w:sz="0" w:space="0" w:color="000000"/>
+                <w:bottom w:val="none" w:sz="0" w:space="0" w:color="000000"/>
+                <w:right w:val="none" w:sz="0" w:space="0" w:color="000000"/>
+              </w:pBdr>
+              <w:spacing w:before="100" w:after="100"/>
+              <w:ind w:left="100" w:right="100"/>
+              <w:jc w:val="right"/>
+              <w:rPr>
+                <w:rFonts w:eastAsia="Helvetica"/>
+                <w:color w:val="000000"/>
+                <w:sz w:val="22"/>
+                <w:szCs w:val="22"/>
+              </w:rPr>
+            </w:pPr>
+            <w:r>
+              <w:rPr>
+                <w:rFonts w:eastAsia="Helvetica"/>
+                <w:color w:val="000000"/>
+                <w:sz w:val="22"/>
+                <w:szCs w:val="22"/>
+              </w:rPr>
+              <w:t>6,347</w:t>
+            </w:r>
+          </w:p>
+        </w:tc>
+        <w:tc>
+          <w:tcPr>
+            <w:tcW w:w="1034" w:type="dxa"/>
+            <w:tcBorders>
+              <w:top w:val="none" w:sz="0" w:space="0" w:color="000000"/>
+              <w:left w:val="none" w:sz="0" w:space="0" w:color="000000"/>
+              <w:bottom w:val="none" w:sz="0" w:space="0" w:color="000000"/>
+              <w:right w:val="none" w:sz="0" w:space="0" w:color="000000"/>
+            </w:tcBorders>
+            <w:shd w:val="clear" w:color="auto" w:fill="FFFFFF"/>
+            <w:tcMar>
+              <w:top w:w="0" w:type="dxa"/>
+              <w:left w:w="0" w:type="dxa"/>
+              <w:bottom w:w="0" w:type="dxa"/>
+              <w:right w:w="0" w:type="dxa"/>
+            </w:tcMar>
+            <w:vAlign w:val="center"/>
+          </w:tcPr>
+          <w:p>
+            <w:pPr>
+              <w:pBdr>
+                <w:top w:val="none" w:sz="0" w:space="0" w:color="000000"/>
+                <w:left w:val="none" w:sz="0" w:space="0" w:color="000000"/>
+                <w:bottom w:val="none" w:sz="0" w:space="0" w:color="000000"/>
+                <w:right w:val="none" w:sz="0" w:space="0" w:color="000000"/>
+              </w:pBdr>
+              <w:spacing w:before="100" w:after="100"/>
+              <w:ind w:left="100" w:right="100"/>
+              <w:jc w:val="right"/>
+              <w:rPr>
+                <w:rFonts w:eastAsia="Helvetica"/>
+                <w:color w:val="000000"/>
+                <w:sz w:val="22"/>
+                <w:szCs w:val="22"/>
+              </w:rPr>
+            </w:pPr>
+            <w:r>
+              <w:rPr>
+                <w:rFonts w:eastAsia="Helvetica"/>
+                <w:color w:val="000000"/>
+                <w:sz w:val="22"/>
+                <w:szCs w:val="22"/>
+              </w:rPr>
+              <w:t>15.73</w:t>
+            </w:r>
+          </w:p>
+        </w:tc>
+        <w:tc>
+          <w:tcPr>
+            <w:tcW w:w="1291" w:type="dxa"/>
+            <w:tcBorders>
+              <w:top w:val="none" w:sz="0" w:space="0" w:color="000000"/>
+              <w:left w:val="none" w:sz="0" w:space="0" w:color="000000"/>
+              <w:bottom w:val="none" w:sz="0" w:space="0" w:color="000000"/>
+              <w:right w:val="none" w:sz="0" w:space="0" w:color="000000"/>
+            </w:tcBorders>
+            <w:shd w:val="clear" w:color="auto" w:fill="FFFFFF"/>
+            <w:tcMar>
+              <w:top w:w="0" w:type="dxa"/>
+              <w:left w:w="0" w:type="dxa"/>
+              <w:bottom w:w="0" w:type="dxa"/>
+              <w:right w:w="0" w:type="dxa"/>
+            </w:tcMar>
+            <w:vAlign w:val="center"/>
+          </w:tcPr>
+          <w:p>
+            <w:pPr>
+              <w:pBdr>
+                <w:top w:val="none" w:sz="0" w:space="0" w:color="000000"/>
+                <w:left w:val="none" w:sz="0" w:space="0" w:color="000000"/>
+                <w:bottom w:val="none" w:sz="0" w:space="0" w:color="000000"/>
+                <w:right w:val="none" w:sz="0" w:space="0" w:color="000000"/>
+              </w:pBdr>
+              <w:spacing w:before="100" w:after="100"/>
+              <w:ind w:left="100" w:right="100"/>
+              <w:jc w:val="right"/>
+              <w:rPr>
+                <w:rFonts w:eastAsia="Helvetica"/>
+                <w:color w:val="000000"/>
+                <w:sz w:val="22"/>
+                <w:szCs w:val="22"/>
+              </w:rPr>
+            </w:pPr>
+            <w:r>
+              <w:rPr>
+                <w:rFonts w:eastAsia="Helvetica"/>
+                <w:color w:val="000000"/>
+                <w:sz w:val="22"/>
+                <w:szCs w:val="22"/>
+              </w:rPr>
+              <w:t>2</w:t>
+            </w:r>
+          </w:p>
+        </w:tc>
+        <w:tc>
+          <w:tcPr>
+            <w:tcW w:w="2000" w:type="dxa"/>
+            <w:tcBorders>
+              <w:top w:val="none" w:sz="0" w:space="0" w:color="000000"/>
+              <w:left w:val="none" w:sz="0" w:space="0" w:color="000000"/>
+              <w:bottom w:val="none" w:sz="0" w:space="0" w:color="000000"/>
+              <w:right w:val="none" w:sz="0" w:space="0" w:color="000000"/>
+            </w:tcBorders>
+            <w:shd w:val="clear" w:color="auto" w:fill="FFFFFF"/>
+            <w:tcMar>
+              <w:top w:w="0" w:type="dxa"/>
+              <w:left w:w="0" w:type="dxa"/>
+              <w:bottom w:w="0" w:type="dxa"/>
+              <w:right w:w="0" w:type="dxa"/>
+            </w:tcMar>
+            <w:vAlign w:val="center"/>
+          </w:tcPr>
+          <w:p>
+            <w:pPr>
+              <w:pBdr>
+                <w:top w:val="none" w:sz="0" w:space="0" w:color="000000"/>
+                <w:left w:val="none" w:sz="0" w:space="0" w:color="000000"/>
+                <w:bottom w:val="none" w:sz="0" w:space="0" w:color="000000"/>
+                <w:right w:val="none" w:sz="0" w:space="0" w:color="000000"/>
+              </w:pBdr>
+              <w:spacing w:before="100" w:after="100"/>
+              <w:ind w:left="100" w:right="100"/>
+              <w:jc w:val="right"/>
+              <w:rPr>
+                <w:rFonts w:eastAsia="Helvetica"/>
+                <w:color w:val="000000"/>
+                <w:sz w:val="22"/>
+                <w:szCs w:val="22"/>
+              </w:rPr>
+            </w:pPr>
+            <w:r>
+              <w:rPr>
+                <w:rFonts w:eastAsia="Helvetica"/>
+                <w:color w:val="000000"/>
+                <w:sz w:val="22"/>
+                <w:szCs w:val="22"/>
+              </w:rPr>
+              <w:t>42.12</w:t>
+            </w:r>
+          </w:p>
+        </w:tc>
+        <w:tc>
+          <w:tcPr>
+            <w:tcW w:w="1181" w:type="dxa"/>
+            <w:tcBorders>
+              <w:top w:val="none" w:sz="0" w:space="0" w:color="000000"/>
+              <w:left w:val="none" w:sz="0" w:space="0" w:color="000000"/>
+              <w:bottom w:val="none" w:sz="0" w:space="0" w:color="000000"/>
+              <w:right w:val="none" w:sz="0" w:space="0" w:color="000000"/>
+            </w:tcBorders>
+            <w:shd w:val="clear" w:color="auto" w:fill="FFFFFF"/>
+            <w:tcMar>
+              <w:top w:w="0" w:type="dxa"/>
+              <w:left w:w="0" w:type="dxa"/>
+              <w:bottom w:w="0" w:type="dxa"/>
+              <w:right w:w="0" w:type="dxa"/>
+            </w:tcMar>
+            <w:vAlign w:val="center"/>
+          </w:tcPr>
+          <w:p>
+            <w:pPr>
+              <w:pBdr>
+                <w:top w:val="none" w:sz="0" w:space="0" w:color="000000"/>
+                <w:left w:val="none" w:sz="0" w:space="0" w:color="000000"/>
+                <w:bottom w:val="none" w:sz="0" w:space="0" w:color="000000"/>
+                <w:right w:val="none" w:sz="0" w:space="0" w:color="000000"/>
+              </w:pBdr>
+              <w:spacing w:before="100" w:after="100"/>
+              <w:ind w:left="100" w:right="100"/>
+              <w:jc w:val="right"/>
+              <w:rPr>
+                <w:rFonts w:eastAsia="Helvetica"/>
+                <w:color w:val="000000"/>
+                <w:sz w:val="22"/>
+                <w:szCs w:val="22"/>
+              </w:rPr>
+            </w:pPr>
+            <w:r>
+              <w:rPr>
+                <w:rFonts w:eastAsia="Helvetica"/>
+                <w:color w:val="000000"/>
+                <w:sz w:val="22"/>
+                <w:szCs w:val="22"/>
+              </w:rPr>
+              <w:t>-293</w:t>
+            </w:r>
+          </w:p>
+        </w:tc>
+        <w:tc>
+          <w:tcPr>
+            <w:tcW w:w="1230" w:type="dxa"/>
+            <w:tcBorders>
+              <w:top w:val="none" w:sz="0" w:space="0" w:color="000000"/>
+              <w:left w:val="none" w:sz="0" w:space="0" w:color="000000"/>
+              <w:bottom w:val="none" w:sz="0" w:space="0" w:color="000000"/>
+              <w:right w:val="none" w:sz="0" w:space="0" w:color="000000"/>
+            </w:tcBorders>
+            <w:shd w:val="clear" w:color="auto" w:fill="FFFFFF"/>
+            <w:tcMar>
+              <w:top w:w="0" w:type="dxa"/>
+              <w:left w:w="0" w:type="dxa"/>
+              <w:bottom w:w="0" w:type="dxa"/>
+              <w:right w:w="0" w:type="dxa"/>
+            </w:tcMar>
+            <w:vAlign w:val="center"/>
+          </w:tcPr>
+          <w:p>
+            <w:pPr>
+              <w:pBdr>
+                <w:top w:val="none" w:sz="0" w:space="0" w:color="000000"/>
+                <w:left w:val="none" w:sz="0" w:space="0" w:color="000000"/>
+                <w:bottom w:val="none" w:sz="0" w:space="0" w:color="000000"/>
+                <w:right w:val="none" w:sz="0" w:space="0" w:color="000000"/>
+              </w:pBdr>
+              <w:spacing w:before="100" w:after="100"/>
+              <w:ind w:left="100" w:right="100"/>
+              <w:jc w:val="right"/>
+              <w:rPr>
+                <w:rFonts w:eastAsia="Helvetica"/>
+                <w:color w:val="000000"/>
+                <w:sz w:val="22"/>
+                <w:szCs w:val="22"/>
+              </w:rPr>
+            </w:pPr>
+            <w:r>
+              <w:rPr>
+                <w:rFonts w:eastAsia="Helvetica"/>
+                <w:color w:val="000000"/>
+                <w:sz w:val="22"/>
+                <w:szCs w:val="22"/>
+              </w:rPr>
+              <w:t>865</w:t>
+            </w:r>
+          </w:p>
+        </w:tc>
+      </w:tr>
+      <w:tr>
+        <w:trPr>
+          <w:jc w:val="center"/>
+        </w:trPr>
+        <w:tc>
+          <w:tcPr>
+            <w:tcW w:w="2942" w:type="dxa"/>
+            <w:tcBorders>
+              <w:top w:val="none" w:sz="0" w:space="0" w:color="000000"/>
+              <w:left w:val="none" w:sz="0" w:space="0" w:color="000000"/>
+              <w:bottom w:val="none" w:sz="0" w:space="0" w:color="000000"/>
+              <w:right w:val="none" w:sz="0" w:space="0" w:color="000000"/>
+            </w:tcBorders>
+            <w:shd w:val="clear" w:color="auto" w:fill="FFFFFF"/>
+            <w:tcMar>
+              <w:top w:w="0" w:type="dxa"/>
+              <w:left w:w="0" w:type="dxa"/>
+              <w:bottom w:w="0" w:type="dxa"/>
+              <w:right w:w="0" w:type="dxa"/>
+            </w:tcMar>
+            <w:vAlign w:val="center"/>
+          </w:tcPr>
+          <w:p>
+            <w:pPr>
+              <w:pBdr>
+                <w:top w:val="none" w:sz="0" w:space="0" w:color="000000"/>
+                <w:left w:val="none" w:sz="0" w:space="0" w:color="000000"/>
+                <w:bottom w:val="none" w:sz="0" w:space="0" w:color="000000"/>
+                <w:right w:val="none" w:sz="0" w:space="0" w:color="000000"/>
+              </w:pBdr>
+              <w:spacing w:before="100" w:after="100"/>
+              <w:ind w:left="100" w:right="100"/>
+              <w:rPr>
+                <w:rFonts w:eastAsia="Helvetica"/>
+                <w:color w:val="000000"/>
+                <w:sz w:val="22"/>
+                <w:szCs w:val="22"/>
+              </w:rPr>
+            </w:pPr>
+            <w:r>
+              <w:rPr>
+                <w:rFonts w:eastAsia="Helvetica"/>
+                <w:color w:val="000000"/>
+                <w:sz w:val="22"/>
+                <w:szCs w:val="22"/>
+              </w:rPr>
+              <w:t>Cambio en vistas</w:t>
+            </w:r>
+          </w:p>
+        </w:tc>
+        <w:tc>
+          <w:tcPr>
+            <w:tcW w:w="961" w:type="dxa"/>
+            <w:tcBorders>
+              <w:top w:val="none" w:sz="0" w:space="0" w:color="000000"/>
+              <w:left w:val="none" w:sz="0" w:space="0" w:color="000000"/>
+              <w:bottom w:val="none" w:sz="0" w:space="0" w:color="000000"/>
+              <w:right w:val="none" w:sz="0" w:space="0" w:color="000000"/>
+            </w:tcBorders>
+            <w:shd w:val="clear" w:color="auto" w:fill="FFFFFF"/>
+            <w:tcMar>
+              <w:top w:w="0" w:type="dxa"/>
+              <w:left w:w="0" w:type="dxa"/>
+              <w:bottom w:w="0" w:type="dxa"/>
+              <w:right w:w="0" w:type="dxa"/>
+            </w:tcMar>
+            <w:vAlign w:val="center"/>
+          </w:tcPr>
+          <w:p>
+            <w:pPr>
+              <w:pBdr>
+                <w:top w:val="none" w:sz="0" w:space="0" w:color="000000"/>
+                <w:left w:val="none" w:sz="0" w:space="0" w:color="000000"/>
+                <w:bottom w:val="none" w:sz="0" w:space="0" w:color="000000"/>
+                <w:right w:val="none" w:sz="0" w:space="0" w:color="000000"/>
+              </w:pBdr>
+              <w:spacing w:before="100" w:after="100"/>
+              <w:ind w:left="100" w:right="100"/>
+              <w:jc w:val="right"/>
+              <w:rPr>
+                <w:rFonts w:eastAsia="Helvetica"/>
+                <w:color w:val="000000"/>
+                <w:sz w:val="22"/>
+                <w:szCs w:val="22"/>
+              </w:rPr>
+            </w:pPr>
+            <w:r>
+              <w:rPr>
+                <w:rFonts w:eastAsia="Helvetica"/>
+                <w:color w:val="000000"/>
+                <w:sz w:val="22"/>
+                <w:szCs w:val="22"/>
+              </w:rPr>
+              <w:t>6,347</w:t>
+            </w:r>
+          </w:p>
+        </w:tc>
+        <w:tc>
+          <w:tcPr>
+            <w:tcW w:w="1034" w:type="dxa"/>
+            <w:tcBorders>
+              <w:top w:val="none" w:sz="0" w:space="0" w:color="000000"/>
+              <w:left w:val="none" w:sz="0" w:space="0" w:color="000000"/>
+              <w:bottom w:val="none" w:sz="0" w:space="0" w:color="000000"/>
+              <w:right w:val="none" w:sz="0" w:space="0" w:color="000000"/>
+            </w:tcBorders>
+            <w:shd w:val="clear" w:color="auto" w:fill="FFFFFF"/>
+            <w:tcMar>
+              <w:top w:w="0" w:type="dxa"/>
+              <w:left w:w="0" w:type="dxa"/>
+              <w:bottom w:w="0" w:type="dxa"/>
+              <w:right w:w="0" w:type="dxa"/>
+            </w:tcMar>
+            <w:vAlign w:val="center"/>
+          </w:tcPr>
+          <w:p>
+            <w:pPr>
+              <w:pBdr>
+                <w:top w:val="none" w:sz="0" w:space="0" w:color="000000"/>
+                <w:left w:val="none" w:sz="0" w:space="0" w:color="000000"/>
+                <w:bottom w:val="none" w:sz="0" w:space="0" w:color="000000"/>
+                <w:right w:val="none" w:sz="0" w:space="0" w:color="000000"/>
+              </w:pBdr>
+              <w:spacing w:before="100" w:after="100"/>
+              <w:ind w:left="100" w:right="100"/>
+              <w:jc w:val="right"/>
+              <w:rPr>
+                <w:rFonts w:eastAsia="Helvetica"/>
+                <w:color w:val="000000"/>
+                <w:sz w:val="22"/>
+                <w:szCs w:val="22"/>
+              </w:rPr>
+            </w:pPr>
+            <w:r>
+              <w:rPr>
+                <w:rFonts w:eastAsia="Helvetica"/>
+                <w:color w:val="000000"/>
+                <w:sz w:val="22"/>
+                <w:szCs w:val="22"/>
+              </w:rPr>
+              <w:t>96.31</w:t>
+            </w:r>
+          </w:p>
+        </w:tc>
+        <w:tc>
+          <w:tcPr>
+            <w:tcW w:w="1291" w:type="dxa"/>
+            <w:tcBorders>
+              <w:top w:val="none" w:sz="0" w:space="0" w:color="000000"/>
+              <w:left w:val="none" w:sz="0" w:space="0" w:color="000000"/>
+              <w:bottom w:val="none" w:sz="0" w:space="0" w:color="000000"/>
+              <w:right w:val="none" w:sz="0" w:space="0" w:color="000000"/>
+            </w:tcBorders>
+            <w:shd w:val="clear" w:color="auto" w:fill="FFFFFF"/>
+            <w:tcMar>
+              <w:top w:w="0" w:type="dxa"/>
+              <w:left w:w="0" w:type="dxa"/>
+              <w:bottom w:w="0" w:type="dxa"/>
+              <w:right w:w="0" w:type="dxa"/>
+            </w:tcMar>
+            <w:vAlign w:val="center"/>
+          </w:tcPr>
+          <w:p>
+            <w:pPr>
+              <w:pBdr>
+                <w:top w:val="none" w:sz="0" w:space="0" w:color="000000"/>
+                <w:left w:val="none" w:sz="0" w:space="0" w:color="000000"/>
+                <w:bottom w:val="none" w:sz="0" w:space="0" w:color="000000"/>
+                <w:right w:val="none" w:sz="0" w:space="0" w:color="000000"/>
+              </w:pBdr>
+              <w:spacing w:before="100" w:after="100"/>
+              <w:ind w:left="100" w:right="100"/>
+              <w:jc w:val="right"/>
+              <w:rPr>
+                <w:rFonts w:eastAsia="Helvetica"/>
+                <w:color w:val="000000"/>
+                <w:sz w:val="22"/>
+                <w:szCs w:val="22"/>
+              </w:rPr>
+            </w:pPr>
+            <w:r>
+              <w:rPr>
+                <w:rFonts w:eastAsia="Helvetica"/>
+                <w:color w:val="000000"/>
+                <w:sz w:val="22"/>
+                <w:szCs w:val="22"/>
+              </w:rPr>
+              <w:t>0</w:t>
+            </w:r>
+          </w:p>
+        </w:tc>
+        <w:tc>
+          <w:tcPr>
+            <w:tcW w:w="2000" w:type="dxa"/>
+            <w:tcBorders>
+              <w:top w:val="none" w:sz="0" w:space="0" w:color="000000"/>
+              <w:left w:val="none" w:sz="0" w:space="0" w:color="000000"/>
+              <w:bottom w:val="none" w:sz="0" w:space="0" w:color="000000"/>
+              <w:right w:val="none" w:sz="0" w:space="0" w:color="000000"/>
+            </w:tcBorders>
+            <w:shd w:val="clear" w:color="auto" w:fill="FFFFFF"/>
+            <w:tcMar>
+              <w:top w:w="0" w:type="dxa"/>
+              <w:left w:w="0" w:type="dxa"/>
+              <w:bottom w:w="0" w:type="dxa"/>
+              <w:right w:w="0" w:type="dxa"/>
+            </w:tcMar>
+            <w:vAlign w:val="center"/>
+          </w:tcPr>
+          <w:p>
+            <w:pPr>
+              <w:pBdr>
+                <w:top w:val="none" w:sz="0" w:space="0" w:color="000000"/>
+                <w:left w:val="none" w:sz="0" w:space="0" w:color="000000"/>
+                <w:bottom w:val="none" w:sz="0" w:space="0" w:color="000000"/>
+                <w:right w:val="none" w:sz="0" w:space="0" w:color="000000"/>
+              </w:pBdr>
+              <w:spacing w:before="100" w:after="100"/>
+              <w:ind w:left="100" w:right="100"/>
+              <w:jc w:val="right"/>
+              <w:rPr>
+                <w:rFonts w:eastAsia="Helvetica"/>
+                <w:color w:val="000000"/>
+                <w:sz w:val="22"/>
+                <w:szCs w:val="22"/>
+              </w:rPr>
+            </w:pPr>
+            <w:r>
+              <w:rPr>
+                <w:rFonts w:eastAsia="Helvetica"/>
+                <w:color w:val="000000"/>
+                <w:sz w:val="22"/>
+                <w:szCs w:val="22"/>
+              </w:rPr>
+              <w:t>3,152.41</w:t>
+            </w:r>
+          </w:p>
+        </w:tc>
+        <w:tc>
+          <w:tcPr>
+            <w:tcW w:w="1181" w:type="dxa"/>
+            <w:tcBorders>
+              <w:top w:val="none" w:sz="0" w:space="0" w:color="000000"/>
+              <w:left w:val="none" w:sz="0" w:space="0" w:color="000000"/>
+              <w:bottom w:val="none" w:sz="0" w:space="0" w:color="000000"/>
+              <w:right w:val="none" w:sz="0" w:space="0" w:color="000000"/>
+            </w:tcBorders>
+            <w:shd w:val="clear" w:color="auto" w:fill="FFFFFF"/>
+            <w:tcMar>
+              <w:top w:w="0" w:type="dxa"/>
+              <w:left w:w="0" w:type="dxa"/>
+              <w:bottom w:w="0" w:type="dxa"/>
+              <w:right w:w="0" w:type="dxa"/>
+            </w:tcMar>
+            <w:vAlign w:val="center"/>
+          </w:tcPr>
+          <w:p>
+            <w:pPr>
+              <w:pBdr>
+                <w:top w:val="none" w:sz="0" w:space="0" w:color="000000"/>
+                <w:left w:val="none" w:sz="0" w:space="0" w:color="000000"/>
+                <w:bottom w:val="none" w:sz="0" w:space="0" w:color="000000"/>
+                <w:right w:val="none" w:sz="0" w:space="0" w:color="000000"/>
+              </w:pBdr>
+              <w:spacing w:before="100" w:after="100"/>
+              <w:ind w:left="100" w:right="100"/>
+              <w:jc w:val="right"/>
+              <w:rPr>
+                <w:rFonts w:eastAsia="Helvetica"/>
+                <w:color w:val="000000"/>
+                <w:sz w:val="22"/>
+                <w:szCs w:val="22"/>
+              </w:rPr>
+            </w:pPr>
+            <w:r>
+              <w:rPr>
+                <w:rFonts w:eastAsia="Helvetica"/>
+                <w:color w:val="000000"/>
+                <w:sz w:val="22"/>
+                <w:szCs w:val="22"/>
+              </w:rPr>
+              <w:t>-28,322</w:t>
+            </w:r>
+          </w:p>
+        </w:tc>
+        <w:tc>
+          <w:tcPr>
+            <w:tcW w:w="1230" w:type="dxa"/>
+            <w:tcBorders>
+              <w:top w:val="none" w:sz="0" w:space="0" w:color="000000"/>
+              <w:left w:val="none" w:sz="0" w:space="0" w:color="000000"/>
+              <w:bottom w:val="none" w:sz="0" w:space="0" w:color="000000"/>
+              <w:right w:val="none" w:sz="0" w:space="0" w:color="000000"/>
+            </w:tcBorders>
+            <w:shd w:val="clear" w:color="auto" w:fill="FFFFFF"/>
+            <w:tcMar>
+              <w:top w:w="0" w:type="dxa"/>
+              <w:left w:w="0" w:type="dxa"/>
+              <w:bottom w:w="0" w:type="dxa"/>
+              <w:right w:w="0" w:type="dxa"/>
+            </w:tcMar>
+            <w:vAlign w:val="center"/>
+          </w:tcPr>
+          <w:p>
+            <w:pPr>
+              <w:pBdr>
+                <w:top w:val="none" w:sz="0" w:space="0" w:color="000000"/>
+                <w:left w:val="none" w:sz="0" w:space="0" w:color="000000"/>
+                <w:bottom w:val="none" w:sz="0" w:space="0" w:color="000000"/>
+                <w:right w:val="none" w:sz="0" w:space="0" w:color="000000"/>
+              </w:pBdr>
+              <w:spacing w:before="100" w:after="100"/>
+              <w:ind w:left="100" w:right="100"/>
+              <w:jc w:val="right"/>
+              <w:rPr>
+                <w:rFonts w:eastAsia="Helvetica"/>
+                <w:color w:val="000000"/>
+                <w:sz w:val="22"/>
+                <w:szCs w:val="22"/>
+              </w:rPr>
+            </w:pPr>
+            <w:r>
+              <w:rPr>
+                <w:rFonts w:eastAsia="Helvetica"/>
+                <w:color w:val="000000"/>
+                <w:sz w:val="22"/>
+                <w:szCs w:val="22"/>
+              </w:rPr>
+              <w:t>230,414</w:t>
+            </w:r>
+          </w:p>
+        </w:tc>
+      </w:tr>
+      <w:tr>
+        <w:trPr>
+          <w:jc w:val="center"/>
+        </w:trPr>
+        <w:tc>
+          <w:tcPr>
+            <w:tcW w:w="2942" w:type="dxa"/>
+            <w:tcBorders>
+              <w:top w:val="none" w:sz="0" w:space="0" w:color="000000"/>
+              <w:left w:val="none" w:sz="0" w:space="0" w:color="000000"/>
+              <w:bottom w:val="single" w:sz="12" w:space="0" w:color="666666"/>
+              <w:right w:val="none" w:sz="0" w:space="0" w:color="000000"/>
+            </w:tcBorders>
+            <w:shd w:val="clear" w:color="auto" w:fill="FFFFFF"/>
+            <w:tcMar>
+              <w:top w:w="0" w:type="dxa"/>
+              <w:left w:w="0" w:type="dxa"/>
+              <w:bottom w:w="0" w:type="dxa"/>
+              <w:right w:w="0" w:type="dxa"/>
+            </w:tcMar>
+            <w:vAlign w:val="center"/>
+          </w:tcPr>
+          <w:p>
+            <w:pPr>
+              <w:pBdr>
+                <w:top w:val="none" w:sz="0" w:space="0" w:color="000000"/>
+                <w:left w:val="none" w:sz="0" w:space="0" w:color="000000"/>
+                <w:bottom w:val="none" w:sz="0" w:space="0" w:color="000000"/>
+                <w:right w:val="none" w:sz="0" w:space="0" w:color="000000"/>
+              </w:pBdr>
+              <w:spacing w:before="100" w:after="100"/>
+              <w:ind w:left="100" w:right="100"/>
+              <w:rPr>
+                <w:rFonts w:eastAsia="Helvetica"/>
+                <w:color w:val="000000"/>
+                <w:sz w:val="22"/>
+                <w:szCs w:val="22"/>
+              </w:rPr>
+            </w:pPr>
+            <w:r>
+              <w:rPr>
+                <w:rFonts w:eastAsia="Helvetica"/>
+                <w:color w:val="000000"/>
+                <w:sz w:val="22"/>
+                <w:szCs w:val="22"/>
+              </w:rPr>
+              <w:t>Cambio días sin login</w:t>
+            </w:r>
+          </w:p>
+        </w:tc>
+        <w:tc>
+          <w:tcPr>
+            <w:tcW w:w="961" w:type="dxa"/>
+            <w:tcBorders>
+              <w:top w:val="none" w:sz="0" w:space="0" w:color="000000"/>
+              <w:left w:val="none" w:sz="0" w:space="0" w:color="000000"/>
+              <w:bottom w:val="single" w:sz="12" w:space="0" w:color="666666"/>
+              <w:right w:val="none" w:sz="0" w:space="0" w:color="000000"/>
+            </w:tcBorders>
+            <w:shd w:val="clear" w:color="auto" w:fill="FFFFFF"/>
+            <w:tcMar>
+              <w:top w:w="0" w:type="dxa"/>
+              <w:left w:w="0" w:type="dxa"/>
+              <w:bottom w:w="0" w:type="dxa"/>
+              <w:right w:w="0" w:type="dxa"/>
+            </w:tcMar>
+            <w:vAlign w:val="center"/>
+          </w:tcPr>
+          <w:p>
+            <w:pPr>
+              <w:pBdr>
+                <w:top w:val="none" w:sz="0" w:space="0" w:color="000000"/>
+                <w:left w:val="none" w:sz="0" w:space="0" w:color="000000"/>
+                <w:bottom w:val="none" w:sz="0" w:space="0" w:color="000000"/>
+                <w:right w:val="none" w:sz="0" w:space="0" w:color="000000"/>
+              </w:pBdr>
+              <w:spacing w:before="100" w:after="100"/>
+              <w:ind w:left="100" w:right="100"/>
+              <w:jc w:val="right"/>
+              <w:rPr>
+                <w:rFonts w:eastAsia="Helvetica"/>
+                <w:color w:val="000000"/>
+                <w:sz w:val="22"/>
+                <w:szCs w:val="22"/>
+              </w:rPr>
+            </w:pPr>
+            <w:r>
+              <w:rPr>
+                <w:rFonts w:eastAsia="Helvetica"/>
+                <w:color w:val="000000"/>
+                <w:sz w:val="22"/>
+                <w:szCs w:val="22"/>
+              </w:rPr>
+              <w:t>6,347</w:t>
+            </w:r>
+          </w:p>
+        </w:tc>
+        <w:tc>
+          <w:tcPr>
+            <w:tcW w:w="1034" w:type="dxa"/>
+            <w:tcBorders>
+              <w:top w:val="none" w:sz="0" w:space="0" w:color="000000"/>
+              <w:left w:val="none" w:sz="0" w:space="0" w:color="000000"/>
+              <w:bottom w:val="single" w:sz="12" w:space="0" w:color="666666"/>
+              <w:right w:val="none" w:sz="0" w:space="0" w:color="000000"/>
+            </w:tcBorders>
+            <w:shd w:val="clear" w:color="auto" w:fill="FFFFFF"/>
+            <w:tcMar>
+              <w:top w:w="0" w:type="dxa"/>
+              <w:left w:w="0" w:type="dxa"/>
+              <w:bottom w:w="0" w:type="dxa"/>
+              <w:right w:w="0" w:type="dxa"/>
+            </w:tcMar>
+            <w:vAlign w:val="center"/>
+          </w:tcPr>
+          <w:p>
+            <w:pPr>
+              <w:pBdr>
+                <w:top w:val="none" w:sz="0" w:space="0" w:color="000000"/>
+                <w:left w:val="none" w:sz="0" w:space="0" w:color="000000"/>
+                <w:bottom w:val="none" w:sz="0" w:space="0" w:color="000000"/>
+                <w:right w:val="none" w:sz="0" w:space="0" w:color="000000"/>
+              </w:pBdr>
+              <w:spacing w:before="100" w:after="100"/>
+              <w:ind w:left="100" w:right="100"/>
+              <w:jc w:val="right"/>
+              <w:rPr>
+                <w:rFonts w:eastAsia="Helvetica"/>
+                <w:color w:val="000000"/>
+                <w:sz w:val="22"/>
+                <w:szCs w:val="22"/>
+              </w:rPr>
+            </w:pPr>
+            <w:r>
+              <w:rPr>
+                <w:rFonts w:eastAsia="Helvetica"/>
+                <w:color w:val="000000"/>
+                <w:sz w:val="22"/>
+                <w:szCs w:val="22"/>
+              </w:rPr>
+              <w:t>1.76</w:t>
+            </w:r>
+          </w:p>
+        </w:tc>
+        <w:tc>
+          <w:tcPr>
+            <w:tcW w:w="1291" w:type="dxa"/>
+            <w:tcBorders>
+              <w:top w:val="none" w:sz="0" w:space="0" w:color="000000"/>
+              <w:left w:val="none" w:sz="0" w:space="0" w:color="000000"/>
+              <w:bottom w:val="single" w:sz="12" w:space="0" w:color="666666"/>
+              <w:right w:val="none" w:sz="0" w:space="0" w:color="000000"/>
+            </w:tcBorders>
+            <w:shd w:val="clear" w:color="auto" w:fill="FFFFFF"/>
+            <w:tcMar>
+              <w:top w:w="0" w:type="dxa"/>
+              <w:left w:w="0" w:type="dxa"/>
+              <w:bottom w:w="0" w:type="dxa"/>
+              <w:right w:w="0" w:type="dxa"/>
+            </w:tcMar>
+            <w:vAlign w:val="center"/>
+          </w:tcPr>
+          <w:p>
+            <w:pPr>
+              <w:pBdr>
+                <w:top w:val="none" w:sz="0" w:space="0" w:color="000000"/>
+                <w:left w:val="none" w:sz="0" w:space="0" w:color="000000"/>
+                <w:bottom w:val="none" w:sz="0" w:space="0" w:color="000000"/>
+                <w:right w:val="none" w:sz="0" w:space="0" w:color="000000"/>
+              </w:pBdr>
+              <w:spacing w:before="100" w:after="100"/>
+              <w:ind w:left="100" w:right="100"/>
+              <w:jc w:val="right"/>
+              <w:rPr>
+                <w:rFonts w:eastAsia="Helvetica"/>
+                <w:color w:val="000000"/>
+                <w:sz w:val="22"/>
+                <w:szCs w:val="22"/>
+              </w:rPr>
+            </w:pPr>
+            <w:r>
+              <w:rPr>
+                <w:rFonts w:eastAsia="Helvetica"/>
+                <w:color w:val="000000"/>
+                <w:sz w:val="22"/>
+                <w:szCs w:val="22"/>
+              </w:rPr>
+              <w:t>0</w:t>
+            </w:r>
+          </w:p>
+        </w:tc>
+        <w:tc>
+          <w:tcPr>
+            <w:tcW w:w="2000" w:type="dxa"/>
+            <w:tcBorders>
+              <w:top w:val="none" w:sz="0" w:space="0" w:color="000000"/>
+              <w:left w:val="none" w:sz="0" w:space="0" w:color="000000"/>
+              <w:bottom w:val="single" w:sz="12" w:space="0" w:color="666666"/>
+              <w:right w:val="none" w:sz="0" w:space="0" w:color="000000"/>
+            </w:tcBorders>
+            <w:shd w:val="clear" w:color="auto" w:fill="FFFFFF"/>
+            <w:tcMar>
+              <w:top w:w="0" w:type="dxa"/>
+              <w:left w:w="0" w:type="dxa"/>
+              <w:bottom w:w="0" w:type="dxa"/>
+              <w:right w:w="0" w:type="dxa"/>
+            </w:tcMar>
+            <w:vAlign w:val="center"/>
+          </w:tcPr>
+          <w:p>
+            <w:pPr>
+              <w:pBdr>
+                <w:top w:val="none" w:sz="0" w:space="0" w:color="000000"/>
+                <w:left w:val="none" w:sz="0" w:space="0" w:color="000000"/>
+                <w:bottom w:val="none" w:sz="0" w:space="0" w:color="000000"/>
+                <w:right w:val="none" w:sz="0" w:space="0" w:color="000000"/>
+              </w:pBdr>
+              <w:spacing w:before="100" w:after="100"/>
+              <w:ind w:left="100" w:right="100"/>
+              <w:jc w:val="right"/>
+              <w:rPr>
+                <w:rFonts w:eastAsia="Helvetica"/>
+                <w:color w:val="000000"/>
+                <w:sz w:val="22"/>
+                <w:szCs w:val="22"/>
+              </w:rPr>
+            </w:pPr>
+            <w:r>
+              <w:rPr>
+                <w:rFonts w:eastAsia="Helvetica"/>
+                <w:color w:val="000000"/>
+                <w:sz w:val="22"/>
+                <w:szCs w:val="22"/>
+              </w:rPr>
+              <w:t>17.97</w:t>
+            </w:r>
+          </w:p>
+        </w:tc>
+        <w:tc>
+          <w:tcPr>
+            <w:tcW w:w="1181" w:type="dxa"/>
+            <w:tcBorders>
+              <w:top w:val="none" w:sz="0" w:space="0" w:color="000000"/>
+              <w:left w:val="none" w:sz="0" w:space="0" w:color="000000"/>
+              <w:bottom w:val="single" w:sz="12" w:space="0" w:color="666666"/>
+              <w:right w:val="none" w:sz="0" w:space="0" w:color="000000"/>
+            </w:tcBorders>
+            <w:shd w:val="clear" w:color="auto" w:fill="FFFFFF"/>
+            <w:tcMar>
+              <w:top w:w="0" w:type="dxa"/>
+              <w:left w:w="0" w:type="dxa"/>
+              <w:bottom w:w="0" w:type="dxa"/>
+              <w:right w:w="0" w:type="dxa"/>
+            </w:tcMar>
+            <w:vAlign w:val="center"/>
+          </w:tcPr>
+          <w:p>
+            <w:pPr>
+              <w:pBdr>
+                <w:top w:val="none" w:sz="0" w:space="0" w:color="000000"/>
+                <w:left w:val="none" w:sz="0" w:space="0" w:color="000000"/>
+                <w:bottom w:val="none" w:sz="0" w:space="0" w:color="000000"/>
+                <w:right w:val="none" w:sz="0" w:space="0" w:color="000000"/>
+              </w:pBdr>
+              <w:spacing w:before="100" w:after="100"/>
+              <w:ind w:left="100" w:right="100"/>
+              <w:jc w:val="right"/>
+              <w:rPr>
+                <w:rFonts w:eastAsia="Helvetica"/>
+                <w:color w:val="000000"/>
+                <w:sz w:val="22"/>
+                <w:szCs w:val="22"/>
+              </w:rPr>
+            </w:pPr>
+            <w:r>
+              <w:rPr>
+                <w:rFonts w:eastAsia="Helvetica"/>
+                <w:color w:val="000000"/>
+                <w:sz w:val="22"/>
+                <w:szCs w:val="22"/>
+              </w:rPr>
+              <w:t>-648</w:t>
+            </w:r>
+          </w:p>
+        </w:tc>
+        <w:tc>
+          <w:tcPr>
+            <w:tcW w:w="1230" w:type="dxa"/>
+            <w:tcBorders>
+              <w:top w:val="none" w:sz="0" w:space="0" w:color="000000"/>
+              <w:left w:val="none" w:sz="0" w:space="0" w:color="000000"/>
+              <w:bottom w:val="single" w:sz="12" w:space="0" w:color="666666"/>
+              <w:right w:val="none" w:sz="0" w:space="0" w:color="000000"/>
+            </w:tcBorders>
+            <w:shd w:val="clear" w:color="auto" w:fill="FFFFFF"/>
+            <w:tcMar>
+              <w:top w:w="0" w:type="dxa"/>
+              <w:left w:w="0" w:type="dxa"/>
+              <w:bottom w:w="0" w:type="dxa"/>
+              <w:right w:w="0" w:type="dxa"/>
+            </w:tcMar>
+            <w:vAlign w:val="center"/>
+          </w:tcPr>
+          <w:p>
+            <w:pPr>
+              <w:pBdr>
+                <w:top w:val="none" w:sz="0" w:space="0" w:color="000000"/>
+                <w:left w:val="none" w:sz="0" w:space="0" w:color="000000"/>
+                <w:bottom w:val="none" w:sz="0" w:space="0" w:color="000000"/>
+                <w:right w:val="none" w:sz="0" w:space="0" w:color="000000"/>
+              </w:pBdr>
+              <w:spacing w:before="100" w:after="100"/>
+              <w:ind w:left="100" w:right="100"/>
+              <w:jc w:val="right"/>
+              <w:rPr>
+                <w:rFonts w:eastAsia="Helvetica"/>
+                <w:color w:val="000000"/>
+                <w:sz w:val="22"/>
+                <w:szCs w:val="22"/>
+              </w:rPr>
+            </w:pPr>
+            <w:r>
+              <w:rPr>
+                <w:rFonts w:eastAsia="Helvetica"/>
+                <w:color w:val="000000"/>
+                <w:sz w:val="22"/>
+                <w:szCs w:val="22"/>
+              </w:rPr>
+              <w:t>61</w:t>
+            </w:r>
+          </w:p>
+        </w:tc>
+      </w:tr>
+    </w:tbl>
+    <w:p/>
+    <w:p>
+      <w:pPr>
+        <w:jc w:val="both"/>
+      </w:pPr>
+      <w:bookmarkStart w:id="0" w:name="OLE_LINK1"/>
+      <w:r>
+        <w:t xml:space="preserve">La Tabla 1 presenta las estadísticas descriptivas de las variables continuas incluidas en el modelo con 6,347 observaciones sin valores faltantes. Ahora, la </w:t>
+      </w:r>
+      <w:r>
+        <w:rPr>
+          <w:rStyle w:val="Textoennegrita"/>
+        </w:rPr>
+        <w:t>edad promedio del cliente es de 13.9 meses</w:t>
+      </w:r>
+      <w:r>
+        <w:t xml:space="preserve">, lo que indica una base de usuarios relativamente reciente, con alta dispersión (DE = 11.16). El </w:t>
+      </w:r>
+      <w:r>
+        <w:rPr>
+          <w:rStyle w:val="Textoennegrita"/>
+        </w:rPr>
+        <w:t>CHI Score promedio es elevado (87.32)</w:t>
+      </w:r>
+      <w:r>
         <w:rPr>
           <w:b/>
           <w:bCs/>
         </w:rPr>
+        <w:t>,</w:t>
+      </w:r>
+      <w:r>
+        <w:t xml:space="preserve"> con una alta variabilidad (SD = 153.52), lo que sugiere diferencias importantes en la salud percibida de la relación con el cliente. Por otro lado, los </w:t>
+      </w:r>
+      <w:r>
+        <w:rPr>
+          <w:rStyle w:val="Textoennegrita"/>
+        </w:rPr>
+        <w:t>casos de soporte son bajos en promedio (0.71)</w:t>
+      </w:r>
+      <w:r>
+        <w:rPr>
+          <w:b/>
+          <w:bCs/>
+        </w:rPr>
+        <w:t>,</w:t>
+      </w:r>
+      <w:r>
+        <w:t xml:space="preserve"> pero con valores extremos que podrían estar asociados a clientes con problemas específicos. Las variables de cambio (logins, vistas y días sin login) presentan </w:t>
+      </w:r>
+      <w:r>
+        <w:rPr>
+          <w:rStyle w:val="Textoennegrita"/>
+        </w:rPr>
+        <w:t>alta variabilidad y presencia de valores extremos</w:t>
+      </w:r>
+      <w:r>
+        <w:t>, especialmente en vistas, lo que indica comportamientos diferentes en el uso de la plataforma. De esta forma, los resultados sugieren una base de clientes diversa, donde algunos usuarios muestran alta actividad mientras otros presentan patrones de uso más limitados, lo cual puede ser relevante para explicar la deserción.</w:t>
+      </w:r>
+    </w:p>
+    <w:p>
+      <w:pPr>
+        <w:jc w:val="both"/>
       </w:pPr>
     </w:p>
     <w:p>
       <w:pPr>
+        <w:jc w:val="both"/>
+      </w:pPr>
+    </w:p>
+    <w:p>
+      <w:pPr>
+        <w:jc w:val="both"/>
+      </w:pPr>
+      <w:r>
+        <w:t xml:space="preserve">Ahora bien, para resolver el caso, se </w:t>
+      </w:r>
+      <w:r>
+        <w:t>decidió utilizar un modelo Logit</w:t>
+      </w:r>
+      <w:r>
+        <w:t xml:space="preserve">  (Tabla 2)</w:t>
+      </w:r>
+      <w:r>
+        <w:t>, debido a que la variable dependiente “churn” es binaria (0= no deserta, 1= deserta), por lo que la regresión lineal normal no es la mas apropiada. Con el modelo logia estima la probabilidad de que un cliente abandone la empresa en función de sus características.</w:t>
+      </w:r>
+      <w:bookmarkEnd w:id="0"/>
+    </w:p>
+    <w:p>
+      <w:pPr>
+        <w:pStyle w:val="Ttulo2"/>
+        <w:rPr>
+          <w:rFonts w:ascii="Times New Roman" w:hAnsi="Times New Roman" w:cs="Times New Roman"/>
+          <w:i/>
+          <w:iCs/>
+          <w:sz w:val="24"/>
+          <w:szCs w:val="24"/>
+        </w:rPr>
+      </w:pPr>
+      <w:r>
+        <w:rPr>
+          <w:rFonts w:ascii="Times New Roman" w:hAnsi="Times New Roman" w:cs="Times New Roman"/>
+          <w:i/>
+          <w:iCs/>
+          <w:sz w:val="24"/>
+          <w:szCs w:val="24"/>
+        </w:rPr>
+        <w:lastRenderedPageBreak/>
+        <w:t>Tabla 2. Modelo Logit - Variable Dependiente: Churn</w:t>
+      </w:r>
+    </w:p>
+    <w:tbl>
+      <w:tblPr>
+        <w:tblW w:w="0" w:type="auto"/>
+        <w:jc w:val="center"/>
+        <w:tblLayout w:type="fixed"/>
+        <w:tblLook w:val="0420" w:firstRow="1" w:lastRow="0" w:firstColumn="0" w:lastColumn="0" w:noHBand="0" w:noVBand="1"/>
+      </w:tblPr>
+      <w:tblGrid>
+        <w:gridCol w:w="2942"/>
+        <w:gridCol w:w="1596"/>
+        <w:gridCol w:w="1951"/>
+        <w:gridCol w:w="1780"/>
+        <w:gridCol w:w="1181"/>
+        <w:gridCol w:w="1080"/>
+      </w:tblGrid>
+      <w:tr>
+        <w:trPr>
+          <w:tblHeader/>
+          <w:jc w:val="center"/>
+        </w:trPr>
+        <w:tc>
+          <w:tcPr>
+            <w:tcW w:w="2942" w:type="dxa"/>
+            <w:tcBorders>
+              <w:top w:val="single" w:sz="12" w:space="0" w:color="666666"/>
+              <w:left w:val="none" w:sz="0" w:space="0" w:color="000000"/>
+              <w:bottom w:val="single" w:sz="12" w:space="0" w:color="666666"/>
+              <w:right w:val="none" w:sz="0" w:space="0" w:color="000000"/>
+            </w:tcBorders>
+            <w:shd w:val="clear" w:color="auto" w:fill="FFFFFF"/>
+            <w:tcMar>
+              <w:top w:w="0" w:type="dxa"/>
+              <w:left w:w="0" w:type="dxa"/>
+              <w:bottom w:w="0" w:type="dxa"/>
+              <w:right w:w="0" w:type="dxa"/>
+            </w:tcMar>
+            <w:vAlign w:val="center"/>
+          </w:tcPr>
+          <w:p>
+            <w:pPr>
+              <w:pBdr>
+                <w:top w:val="none" w:sz="0" w:space="0" w:color="000000"/>
+                <w:left w:val="none" w:sz="0" w:space="0" w:color="000000"/>
+                <w:bottom w:val="none" w:sz="0" w:space="0" w:color="000000"/>
+                <w:right w:val="none" w:sz="0" w:space="0" w:color="000000"/>
+              </w:pBdr>
+              <w:spacing w:before="100" w:after="100"/>
+              <w:ind w:left="100" w:right="100"/>
+              <w:rPr>
+                <w:rFonts w:eastAsia="Helvetica"/>
+                <w:b/>
+                <w:color w:val="000000"/>
+                <w:sz w:val="22"/>
+                <w:szCs w:val="22"/>
+              </w:rPr>
+            </w:pPr>
+            <w:r>
+              <w:rPr>
+                <w:rFonts w:eastAsia="Helvetica"/>
+                <w:b/>
+                <w:color w:val="000000"/>
+                <w:sz w:val="22"/>
+                <w:szCs w:val="22"/>
+              </w:rPr>
+              <w:t>Variable</w:t>
+            </w:r>
+          </w:p>
+        </w:tc>
+        <w:tc>
+          <w:tcPr>
+            <w:tcW w:w="1596" w:type="dxa"/>
+            <w:tcBorders>
+              <w:top w:val="single" w:sz="12" w:space="0" w:color="666666"/>
+              <w:left w:val="none" w:sz="0" w:space="0" w:color="000000"/>
+              <w:bottom w:val="single" w:sz="12" w:space="0" w:color="666666"/>
+              <w:right w:val="none" w:sz="0" w:space="0" w:color="000000"/>
+            </w:tcBorders>
+            <w:shd w:val="clear" w:color="auto" w:fill="FFFFFF"/>
+            <w:tcMar>
+              <w:top w:w="0" w:type="dxa"/>
+              <w:left w:w="0" w:type="dxa"/>
+              <w:bottom w:w="0" w:type="dxa"/>
+              <w:right w:w="0" w:type="dxa"/>
+            </w:tcMar>
+            <w:vAlign w:val="center"/>
+          </w:tcPr>
+          <w:p>
+            <w:pPr>
+              <w:pBdr>
+                <w:top w:val="none" w:sz="0" w:space="0" w:color="000000"/>
+                <w:left w:val="none" w:sz="0" w:space="0" w:color="000000"/>
+                <w:bottom w:val="none" w:sz="0" w:space="0" w:color="000000"/>
+                <w:right w:val="none" w:sz="0" w:space="0" w:color="000000"/>
+              </w:pBdr>
+              <w:spacing w:before="100" w:after="100"/>
+              <w:ind w:left="100" w:right="100"/>
+              <w:jc w:val="right"/>
+              <w:rPr>
+                <w:rFonts w:eastAsia="Helvetica"/>
+                <w:b/>
+                <w:color w:val="000000"/>
+                <w:sz w:val="22"/>
+                <w:szCs w:val="22"/>
+              </w:rPr>
+            </w:pPr>
+            <w:r>
+              <w:rPr>
+                <w:rFonts w:eastAsia="Helvetica"/>
+                <w:b/>
+                <w:color w:val="000000"/>
+                <w:sz w:val="22"/>
+                <w:szCs w:val="22"/>
+              </w:rPr>
+              <w:t>Coeficiente</w:t>
+            </w:r>
+          </w:p>
+        </w:tc>
+        <w:tc>
+          <w:tcPr>
+            <w:tcW w:w="1951" w:type="dxa"/>
+            <w:tcBorders>
+              <w:top w:val="single" w:sz="12" w:space="0" w:color="666666"/>
+              <w:left w:val="none" w:sz="0" w:space="0" w:color="000000"/>
+              <w:bottom w:val="single" w:sz="12" w:space="0" w:color="666666"/>
+              <w:right w:val="none" w:sz="0" w:space="0" w:color="000000"/>
+            </w:tcBorders>
+            <w:shd w:val="clear" w:color="auto" w:fill="FFFFFF"/>
+            <w:tcMar>
+              <w:top w:w="0" w:type="dxa"/>
+              <w:left w:w="0" w:type="dxa"/>
+              <w:bottom w:w="0" w:type="dxa"/>
+              <w:right w:w="0" w:type="dxa"/>
+            </w:tcMar>
+            <w:vAlign w:val="center"/>
+          </w:tcPr>
+          <w:p>
+            <w:pPr>
+              <w:pBdr>
+                <w:top w:val="none" w:sz="0" w:space="0" w:color="000000"/>
+                <w:left w:val="none" w:sz="0" w:space="0" w:color="000000"/>
+                <w:bottom w:val="none" w:sz="0" w:space="0" w:color="000000"/>
+                <w:right w:val="none" w:sz="0" w:space="0" w:color="000000"/>
+              </w:pBdr>
+              <w:spacing w:before="100" w:after="100"/>
+              <w:ind w:left="100" w:right="100"/>
+              <w:jc w:val="right"/>
+              <w:rPr>
+                <w:rFonts w:eastAsia="Helvetica"/>
+                <w:b/>
+                <w:color w:val="000000"/>
+                <w:sz w:val="22"/>
+                <w:szCs w:val="22"/>
+              </w:rPr>
+            </w:pPr>
+            <w:r>
+              <w:rPr>
+                <w:rFonts w:eastAsia="Helvetica"/>
+                <w:b/>
+                <w:color w:val="000000"/>
+                <w:sz w:val="22"/>
+                <w:szCs w:val="22"/>
+              </w:rPr>
+              <w:t>Error Estándar</w:t>
+            </w:r>
+          </w:p>
+        </w:tc>
+        <w:tc>
+          <w:tcPr>
+            <w:tcW w:w="1780" w:type="dxa"/>
+            <w:tcBorders>
+              <w:top w:val="single" w:sz="12" w:space="0" w:color="666666"/>
+              <w:left w:val="none" w:sz="0" w:space="0" w:color="000000"/>
+              <w:bottom w:val="single" w:sz="12" w:space="0" w:color="666666"/>
+              <w:right w:val="none" w:sz="0" w:space="0" w:color="000000"/>
+            </w:tcBorders>
+            <w:shd w:val="clear" w:color="auto" w:fill="FFFFFF"/>
+            <w:tcMar>
+              <w:top w:w="0" w:type="dxa"/>
+              <w:left w:w="0" w:type="dxa"/>
+              <w:bottom w:w="0" w:type="dxa"/>
+              <w:right w:w="0" w:type="dxa"/>
+            </w:tcMar>
+            <w:vAlign w:val="center"/>
+          </w:tcPr>
+          <w:p>
+            <w:pPr>
+              <w:pBdr>
+                <w:top w:val="none" w:sz="0" w:space="0" w:color="000000"/>
+                <w:left w:val="none" w:sz="0" w:space="0" w:color="000000"/>
+                <w:bottom w:val="none" w:sz="0" w:space="0" w:color="000000"/>
+                <w:right w:val="none" w:sz="0" w:space="0" w:color="000000"/>
+              </w:pBdr>
+              <w:spacing w:before="100" w:after="100"/>
+              <w:ind w:left="100" w:right="100"/>
+              <w:jc w:val="right"/>
+              <w:rPr>
+                <w:rFonts w:eastAsia="Helvetica"/>
+                <w:b/>
+                <w:color w:val="000000"/>
+                <w:sz w:val="22"/>
+                <w:szCs w:val="22"/>
+              </w:rPr>
+            </w:pPr>
+            <w:r>
+              <w:rPr>
+                <w:rFonts w:eastAsia="Helvetica"/>
+                <w:b/>
+                <w:color w:val="000000"/>
+                <w:sz w:val="22"/>
+                <w:szCs w:val="22"/>
+              </w:rPr>
+              <w:t>Estadístico Z</w:t>
+            </w:r>
+          </w:p>
+        </w:tc>
+        <w:tc>
+          <w:tcPr>
+            <w:tcW w:w="1181" w:type="dxa"/>
+            <w:tcBorders>
+              <w:top w:val="single" w:sz="12" w:space="0" w:color="666666"/>
+              <w:left w:val="none" w:sz="0" w:space="0" w:color="000000"/>
+              <w:bottom w:val="single" w:sz="12" w:space="0" w:color="666666"/>
+              <w:right w:val="none" w:sz="0" w:space="0" w:color="000000"/>
+            </w:tcBorders>
+            <w:shd w:val="clear" w:color="auto" w:fill="FFFFFF"/>
+            <w:tcMar>
+              <w:top w:w="0" w:type="dxa"/>
+              <w:left w:w="0" w:type="dxa"/>
+              <w:bottom w:w="0" w:type="dxa"/>
+              <w:right w:w="0" w:type="dxa"/>
+            </w:tcMar>
+            <w:vAlign w:val="center"/>
+          </w:tcPr>
+          <w:p>
+            <w:pPr>
+              <w:pBdr>
+                <w:top w:val="none" w:sz="0" w:space="0" w:color="000000"/>
+                <w:left w:val="none" w:sz="0" w:space="0" w:color="000000"/>
+                <w:bottom w:val="none" w:sz="0" w:space="0" w:color="000000"/>
+                <w:right w:val="none" w:sz="0" w:space="0" w:color="000000"/>
+              </w:pBdr>
+              <w:spacing w:before="100" w:after="100"/>
+              <w:ind w:left="100" w:right="100"/>
+              <w:jc w:val="right"/>
+              <w:rPr>
+                <w:rFonts w:eastAsia="Helvetica"/>
+                <w:b/>
+                <w:color w:val="000000"/>
+                <w:sz w:val="22"/>
+                <w:szCs w:val="22"/>
+              </w:rPr>
+            </w:pPr>
+            <w:r>
+              <w:rPr>
+                <w:rFonts w:eastAsia="Helvetica"/>
+                <w:b/>
+                <w:color w:val="000000"/>
+                <w:sz w:val="22"/>
+                <w:szCs w:val="22"/>
+              </w:rPr>
+              <w:t>p-value</w:t>
+            </w:r>
+          </w:p>
+        </w:tc>
+        <w:tc>
+          <w:tcPr>
+            <w:tcW w:w="1080" w:type="dxa"/>
+            <w:tcBorders>
+              <w:top w:val="single" w:sz="12" w:space="0" w:color="666666"/>
+              <w:left w:val="none" w:sz="0" w:space="0" w:color="000000"/>
+              <w:bottom w:val="single" w:sz="12" w:space="0" w:color="666666"/>
+              <w:right w:val="none" w:sz="0" w:space="0" w:color="000000"/>
+            </w:tcBorders>
+            <w:shd w:val="clear" w:color="auto" w:fill="FFFFFF"/>
+            <w:tcMar>
+              <w:top w:w="0" w:type="dxa"/>
+              <w:left w:w="0" w:type="dxa"/>
+              <w:bottom w:w="0" w:type="dxa"/>
+              <w:right w:w="0" w:type="dxa"/>
+            </w:tcMar>
+            <w:vAlign w:val="center"/>
+          </w:tcPr>
+          <w:p>
+            <w:pPr>
+              <w:pBdr>
+                <w:top w:val="none" w:sz="0" w:space="0" w:color="000000"/>
+                <w:left w:val="none" w:sz="0" w:space="0" w:color="000000"/>
+                <w:bottom w:val="none" w:sz="0" w:space="0" w:color="000000"/>
+                <w:right w:val="none" w:sz="0" w:space="0" w:color="000000"/>
+              </w:pBdr>
+              <w:spacing w:before="100" w:after="100"/>
+              <w:ind w:left="100" w:right="100"/>
+              <w:rPr>
+                <w:rFonts w:eastAsia="Helvetica"/>
+                <w:b/>
+                <w:color w:val="000000"/>
+                <w:sz w:val="22"/>
+                <w:szCs w:val="22"/>
+              </w:rPr>
+            </w:pPr>
+            <w:r>
+              <w:rPr>
+                <w:rFonts w:eastAsia="Helvetica"/>
+                <w:b/>
+                <w:color w:val="000000"/>
+                <w:sz w:val="22"/>
+                <w:szCs w:val="22"/>
+              </w:rPr>
+              <w:t>Sig.</w:t>
+            </w:r>
+          </w:p>
+        </w:tc>
+      </w:tr>
+      <w:tr>
+        <w:trPr>
+          <w:jc w:val="center"/>
+        </w:trPr>
+        <w:tc>
+          <w:tcPr>
+            <w:tcW w:w="2942" w:type="dxa"/>
+            <w:tcBorders>
+              <w:top w:val="single" w:sz="12" w:space="0" w:color="666666"/>
+              <w:left w:val="none" w:sz="0" w:space="0" w:color="000000"/>
+              <w:bottom w:val="none" w:sz="0" w:space="0" w:color="000000"/>
+              <w:right w:val="none" w:sz="0" w:space="0" w:color="000000"/>
+            </w:tcBorders>
+            <w:shd w:val="clear" w:color="auto" w:fill="FFFFFF"/>
+            <w:tcMar>
+              <w:top w:w="0" w:type="dxa"/>
+              <w:left w:w="0" w:type="dxa"/>
+              <w:bottom w:w="0" w:type="dxa"/>
+              <w:right w:w="0" w:type="dxa"/>
+            </w:tcMar>
+            <w:vAlign w:val="center"/>
+          </w:tcPr>
+          <w:p>
+            <w:pPr>
+              <w:pBdr>
+                <w:top w:val="none" w:sz="0" w:space="0" w:color="000000"/>
+                <w:left w:val="none" w:sz="0" w:space="0" w:color="000000"/>
+                <w:bottom w:val="none" w:sz="0" w:space="0" w:color="000000"/>
+                <w:right w:val="none" w:sz="0" w:space="0" w:color="000000"/>
+              </w:pBdr>
+              <w:spacing w:before="100" w:after="100"/>
+              <w:ind w:left="100" w:right="100"/>
+              <w:rPr>
+                <w:rFonts w:eastAsia="Helvetica"/>
+                <w:color w:val="000000"/>
+                <w:sz w:val="22"/>
+                <w:szCs w:val="22"/>
+              </w:rPr>
+            </w:pPr>
+            <w:r>
+              <w:rPr>
+                <w:rFonts w:eastAsia="Helvetica"/>
+                <w:color w:val="000000"/>
+                <w:sz w:val="22"/>
+                <w:szCs w:val="22"/>
+              </w:rPr>
+              <w:t>Intercepto</w:t>
+            </w:r>
+          </w:p>
+        </w:tc>
+        <w:tc>
+          <w:tcPr>
+            <w:tcW w:w="1596" w:type="dxa"/>
+            <w:tcBorders>
+              <w:top w:val="single" w:sz="12" w:space="0" w:color="666666"/>
+              <w:left w:val="none" w:sz="0" w:space="0" w:color="000000"/>
+              <w:bottom w:val="none" w:sz="0" w:space="0" w:color="000000"/>
+              <w:right w:val="none" w:sz="0" w:space="0" w:color="000000"/>
+            </w:tcBorders>
+            <w:shd w:val="clear" w:color="auto" w:fill="FFFFFF"/>
+            <w:tcMar>
+              <w:top w:w="0" w:type="dxa"/>
+              <w:left w:w="0" w:type="dxa"/>
+              <w:bottom w:w="0" w:type="dxa"/>
+              <w:right w:w="0" w:type="dxa"/>
+            </w:tcMar>
+            <w:vAlign w:val="center"/>
+          </w:tcPr>
+          <w:p>
+            <w:pPr>
+              <w:pBdr>
+                <w:top w:val="none" w:sz="0" w:space="0" w:color="000000"/>
+                <w:left w:val="none" w:sz="0" w:space="0" w:color="000000"/>
+                <w:bottom w:val="none" w:sz="0" w:space="0" w:color="000000"/>
+                <w:right w:val="none" w:sz="0" w:space="0" w:color="000000"/>
+              </w:pBdr>
+              <w:spacing w:before="100" w:after="100"/>
+              <w:ind w:left="100" w:right="100"/>
+              <w:jc w:val="right"/>
+              <w:rPr>
+                <w:rFonts w:eastAsia="Helvetica"/>
+                <w:color w:val="000000"/>
+                <w:sz w:val="22"/>
+                <w:szCs w:val="22"/>
+              </w:rPr>
+            </w:pPr>
+            <w:r>
+              <w:rPr>
+                <w:rFonts w:eastAsia="Helvetica"/>
+                <w:color w:val="000000"/>
+                <w:sz w:val="22"/>
+                <w:szCs w:val="22"/>
+              </w:rPr>
+              <w:t>-2.7608</w:t>
+            </w:r>
+          </w:p>
+        </w:tc>
+        <w:tc>
+          <w:tcPr>
+            <w:tcW w:w="1951" w:type="dxa"/>
+            <w:tcBorders>
+              <w:top w:val="single" w:sz="12" w:space="0" w:color="666666"/>
+              <w:left w:val="none" w:sz="0" w:space="0" w:color="000000"/>
+              <w:bottom w:val="none" w:sz="0" w:space="0" w:color="000000"/>
+              <w:right w:val="none" w:sz="0" w:space="0" w:color="000000"/>
+            </w:tcBorders>
+            <w:shd w:val="clear" w:color="auto" w:fill="FFFFFF"/>
+            <w:tcMar>
+              <w:top w:w="0" w:type="dxa"/>
+              <w:left w:w="0" w:type="dxa"/>
+              <w:bottom w:w="0" w:type="dxa"/>
+              <w:right w:w="0" w:type="dxa"/>
+            </w:tcMar>
+            <w:vAlign w:val="center"/>
+          </w:tcPr>
+          <w:p>
+            <w:pPr>
+              <w:pBdr>
+                <w:top w:val="none" w:sz="0" w:space="0" w:color="000000"/>
+                <w:left w:val="none" w:sz="0" w:space="0" w:color="000000"/>
+                <w:bottom w:val="none" w:sz="0" w:space="0" w:color="000000"/>
+                <w:right w:val="none" w:sz="0" w:space="0" w:color="000000"/>
+              </w:pBdr>
+              <w:spacing w:before="100" w:after="100"/>
+              <w:ind w:left="100" w:right="100"/>
+              <w:jc w:val="right"/>
+              <w:rPr>
+                <w:rFonts w:eastAsia="Helvetica"/>
+                <w:color w:val="000000"/>
+                <w:sz w:val="22"/>
+                <w:szCs w:val="22"/>
+              </w:rPr>
+            </w:pPr>
+            <w:r>
+              <w:rPr>
+                <w:rFonts w:eastAsia="Helvetica"/>
+                <w:color w:val="000000"/>
+                <w:sz w:val="22"/>
+                <w:szCs w:val="22"/>
+              </w:rPr>
+              <w:t>0.1059</w:t>
+            </w:r>
+          </w:p>
+        </w:tc>
+        <w:tc>
+          <w:tcPr>
+            <w:tcW w:w="1780" w:type="dxa"/>
+            <w:tcBorders>
+              <w:top w:val="single" w:sz="12" w:space="0" w:color="666666"/>
+              <w:left w:val="none" w:sz="0" w:space="0" w:color="000000"/>
+              <w:bottom w:val="none" w:sz="0" w:space="0" w:color="000000"/>
+              <w:right w:val="none" w:sz="0" w:space="0" w:color="000000"/>
+            </w:tcBorders>
+            <w:shd w:val="clear" w:color="auto" w:fill="FFFFFF"/>
+            <w:tcMar>
+              <w:top w:w="0" w:type="dxa"/>
+              <w:left w:w="0" w:type="dxa"/>
+              <w:bottom w:w="0" w:type="dxa"/>
+              <w:right w:w="0" w:type="dxa"/>
+            </w:tcMar>
+            <w:vAlign w:val="center"/>
+          </w:tcPr>
+          <w:p>
+            <w:pPr>
+              <w:pBdr>
+                <w:top w:val="none" w:sz="0" w:space="0" w:color="000000"/>
+                <w:left w:val="none" w:sz="0" w:space="0" w:color="000000"/>
+                <w:bottom w:val="none" w:sz="0" w:space="0" w:color="000000"/>
+                <w:right w:val="none" w:sz="0" w:space="0" w:color="000000"/>
+              </w:pBdr>
+              <w:spacing w:before="100" w:after="100"/>
+              <w:ind w:left="100" w:right="100"/>
+              <w:jc w:val="right"/>
+              <w:rPr>
+                <w:rFonts w:eastAsia="Helvetica"/>
+                <w:color w:val="000000"/>
+                <w:sz w:val="22"/>
+                <w:szCs w:val="22"/>
+              </w:rPr>
+            </w:pPr>
+            <w:r>
+              <w:rPr>
+                <w:rFonts w:eastAsia="Helvetica"/>
+                <w:color w:val="000000"/>
+                <w:sz w:val="22"/>
+                <w:szCs w:val="22"/>
+              </w:rPr>
+              <w:t>-26.07</w:t>
+            </w:r>
+          </w:p>
+        </w:tc>
+        <w:tc>
+          <w:tcPr>
+            <w:tcW w:w="1181" w:type="dxa"/>
+            <w:tcBorders>
+              <w:top w:val="single" w:sz="12" w:space="0" w:color="666666"/>
+              <w:left w:val="none" w:sz="0" w:space="0" w:color="000000"/>
+              <w:bottom w:val="none" w:sz="0" w:space="0" w:color="000000"/>
+              <w:right w:val="none" w:sz="0" w:space="0" w:color="000000"/>
+            </w:tcBorders>
+            <w:shd w:val="clear" w:color="auto" w:fill="FFFFFF"/>
+            <w:tcMar>
+              <w:top w:w="0" w:type="dxa"/>
+              <w:left w:w="0" w:type="dxa"/>
+              <w:bottom w:w="0" w:type="dxa"/>
+              <w:right w:w="0" w:type="dxa"/>
+            </w:tcMar>
+            <w:vAlign w:val="center"/>
+          </w:tcPr>
+          <w:p>
+            <w:pPr>
+              <w:pBdr>
+                <w:top w:val="none" w:sz="0" w:space="0" w:color="000000"/>
+                <w:left w:val="none" w:sz="0" w:space="0" w:color="000000"/>
+                <w:bottom w:val="none" w:sz="0" w:space="0" w:color="000000"/>
+                <w:right w:val="none" w:sz="0" w:space="0" w:color="000000"/>
+              </w:pBdr>
+              <w:spacing w:before="100" w:after="100"/>
+              <w:ind w:left="100" w:right="100"/>
+              <w:jc w:val="right"/>
+              <w:rPr>
+                <w:rFonts w:eastAsia="Helvetica"/>
+                <w:color w:val="000000"/>
+                <w:sz w:val="22"/>
+                <w:szCs w:val="22"/>
+              </w:rPr>
+            </w:pPr>
+            <w:r>
+              <w:rPr>
+                <w:rFonts w:eastAsia="Helvetica"/>
+                <w:color w:val="000000"/>
+                <w:sz w:val="22"/>
+                <w:szCs w:val="22"/>
+              </w:rPr>
+              <w:t>0.0000</w:t>
+            </w:r>
+          </w:p>
+        </w:tc>
+        <w:tc>
+          <w:tcPr>
+            <w:tcW w:w="1080" w:type="dxa"/>
+            <w:tcBorders>
+              <w:top w:val="single" w:sz="12" w:space="0" w:color="666666"/>
+              <w:left w:val="none" w:sz="0" w:space="0" w:color="000000"/>
+              <w:bottom w:val="none" w:sz="0" w:space="0" w:color="000000"/>
+              <w:right w:val="none" w:sz="0" w:space="0" w:color="000000"/>
+            </w:tcBorders>
+            <w:shd w:val="clear" w:color="auto" w:fill="FFFFFF"/>
+            <w:tcMar>
+              <w:top w:w="0" w:type="dxa"/>
+              <w:left w:w="0" w:type="dxa"/>
+              <w:bottom w:w="0" w:type="dxa"/>
+              <w:right w:w="0" w:type="dxa"/>
+            </w:tcMar>
+            <w:vAlign w:val="center"/>
+          </w:tcPr>
+          <w:p>
+            <w:pPr>
+              <w:pBdr>
+                <w:top w:val="none" w:sz="0" w:space="0" w:color="000000"/>
+                <w:left w:val="none" w:sz="0" w:space="0" w:color="000000"/>
+                <w:bottom w:val="none" w:sz="0" w:space="0" w:color="000000"/>
+                <w:right w:val="none" w:sz="0" w:space="0" w:color="000000"/>
+              </w:pBdr>
+              <w:spacing w:before="100" w:after="100"/>
+              <w:ind w:left="100" w:right="100"/>
+              <w:rPr>
+                <w:rFonts w:eastAsia="Helvetica"/>
+                <w:color w:val="000000"/>
+                <w:sz w:val="22"/>
+                <w:szCs w:val="22"/>
+              </w:rPr>
+            </w:pPr>
+            <w:r>
+              <w:rPr>
+                <w:rFonts w:eastAsia="Helvetica"/>
+                <w:color w:val="000000"/>
+                <w:sz w:val="22"/>
+                <w:szCs w:val="22"/>
+              </w:rPr>
+              <w:t>***</w:t>
+            </w:r>
+          </w:p>
+        </w:tc>
+      </w:tr>
+      <w:tr>
+        <w:trPr>
+          <w:jc w:val="center"/>
+        </w:trPr>
+        <w:tc>
+          <w:tcPr>
+            <w:tcW w:w="2942" w:type="dxa"/>
+            <w:tcBorders>
+              <w:top w:val="none" w:sz="0" w:space="0" w:color="000000"/>
+              <w:left w:val="none" w:sz="0" w:space="0" w:color="000000"/>
+              <w:bottom w:val="none" w:sz="0" w:space="0" w:color="000000"/>
+              <w:right w:val="none" w:sz="0" w:space="0" w:color="000000"/>
+            </w:tcBorders>
+            <w:shd w:val="clear" w:color="auto" w:fill="FFFFFF"/>
+            <w:tcMar>
+              <w:top w:w="0" w:type="dxa"/>
+              <w:left w:w="0" w:type="dxa"/>
+              <w:bottom w:w="0" w:type="dxa"/>
+              <w:right w:w="0" w:type="dxa"/>
+            </w:tcMar>
+            <w:vAlign w:val="center"/>
+          </w:tcPr>
+          <w:p>
+            <w:pPr>
+              <w:pBdr>
+                <w:top w:val="none" w:sz="0" w:space="0" w:color="000000"/>
+                <w:left w:val="none" w:sz="0" w:space="0" w:color="000000"/>
+                <w:bottom w:val="none" w:sz="0" w:space="0" w:color="000000"/>
+                <w:right w:val="none" w:sz="0" w:space="0" w:color="000000"/>
+              </w:pBdr>
+              <w:spacing w:before="100" w:after="100"/>
+              <w:ind w:left="100" w:right="100"/>
+              <w:rPr>
+                <w:rFonts w:eastAsia="Helvetica"/>
+                <w:color w:val="000000"/>
+                <w:sz w:val="22"/>
+                <w:szCs w:val="22"/>
+              </w:rPr>
+            </w:pPr>
+            <w:r>
+              <w:rPr>
+                <w:rFonts w:eastAsia="Helvetica"/>
+                <w:color w:val="000000"/>
+                <w:sz w:val="22"/>
+                <w:szCs w:val="22"/>
+              </w:rPr>
+              <w:t>Edad del cliente (meses)</w:t>
+            </w:r>
+          </w:p>
+        </w:tc>
+        <w:tc>
+          <w:tcPr>
+            <w:tcW w:w="1596" w:type="dxa"/>
+            <w:tcBorders>
+              <w:top w:val="none" w:sz="0" w:space="0" w:color="000000"/>
+              <w:left w:val="none" w:sz="0" w:space="0" w:color="000000"/>
+              <w:bottom w:val="none" w:sz="0" w:space="0" w:color="000000"/>
+              <w:right w:val="none" w:sz="0" w:space="0" w:color="000000"/>
+            </w:tcBorders>
+            <w:shd w:val="clear" w:color="auto" w:fill="FFFFFF"/>
+            <w:tcMar>
+              <w:top w:w="0" w:type="dxa"/>
+              <w:left w:w="0" w:type="dxa"/>
+              <w:bottom w:w="0" w:type="dxa"/>
+              <w:right w:w="0" w:type="dxa"/>
+            </w:tcMar>
+            <w:vAlign w:val="center"/>
+          </w:tcPr>
+          <w:p>
+            <w:pPr>
+              <w:pBdr>
+                <w:top w:val="none" w:sz="0" w:space="0" w:color="000000"/>
+                <w:left w:val="none" w:sz="0" w:space="0" w:color="000000"/>
+                <w:bottom w:val="none" w:sz="0" w:space="0" w:color="000000"/>
+                <w:right w:val="none" w:sz="0" w:space="0" w:color="000000"/>
+              </w:pBdr>
+              <w:spacing w:before="100" w:after="100"/>
+              <w:ind w:left="100" w:right="100"/>
+              <w:jc w:val="right"/>
+              <w:rPr>
+                <w:rFonts w:eastAsia="Helvetica"/>
+                <w:color w:val="000000"/>
+                <w:sz w:val="22"/>
+                <w:szCs w:val="22"/>
+              </w:rPr>
+            </w:pPr>
+            <w:r>
+              <w:rPr>
+                <w:rFonts w:eastAsia="Helvetica"/>
+                <w:color w:val="000000"/>
+                <w:sz w:val="22"/>
+                <w:szCs w:val="22"/>
+              </w:rPr>
+              <w:t>0.0126</w:t>
+            </w:r>
+          </w:p>
+        </w:tc>
+        <w:tc>
+          <w:tcPr>
+            <w:tcW w:w="1951" w:type="dxa"/>
+            <w:tcBorders>
+              <w:top w:val="none" w:sz="0" w:space="0" w:color="000000"/>
+              <w:left w:val="none" w:sz="0" w:space="0" w:color="000000"/>
+              <w:bottom w:val="none" w:sz="0" w:space="0" w:color="000000"/>
+              <w:right w:val="none" w:sz="0" w:space="0" w:color="000000"/>
+            </w:tcBorders>
+            <w:shd w:val="clear" w:color="auto" w:fill="FFFFFF"/>
+            <w:tcMar>
+              <w:top w:w="0" w:type="dxa"/>
+              <w:left w:w="0" w:type="dxa"/>
+              <w:bottom w:w="0" w:type="dxa"/>
+              <w:right w:w="0" w:type="dxa"/>
+            </w:tcMar>
+            <w:vAlign w:val="center"/>
+          </w:tcPr>
+          <w:p>
+            <w:pPr>
+              <w:pBdr>
+                <w:top w:val="none" w:sz="0" w:space="0" w:color="000000"/>
+                <w:left w:val="none" w:sz="0" w:space="0" w:color="000000"/>
+                <w:bottom w:val="none" w:sz="0" w:space="0" w:color="000000"/>
+                <w:right w:val="none" w:sz="0" w:space="0" w:color="000000"/>
+              </w:pBdr>
+              <w:spacing w:before="100" w:after="100"/>
+              <w:ind w:left="100" w:right="100"/>
+              <w:jc w:val="right"/>
+              <w:rPr>
+                <w:rFonts w:eastAsia="Helvetica"/>
+                <w:color w:val="000000"/>
+                <w:sz w:val="22"/>
+                <w:szCs w:val="22"/>
+              </w:rPr>
+            </w:pPr>
+            <w:r>
+              <w:rPr>
+                <w:rFonts w:eastAsia="Helvetica"/>
+                <w:color w:val="000000"/>
+                <w:sz w:val="22"/>
+                <w:szCs w:val="22"/>
+              </w:rPr>
+              <w:t>0.0054</w:t>
+            </w:r>
+          </w:p>
+        </w:tc>
+        <w:tc>
+          <w:tcPr>
+            <w:tcW w:w="1780" w:type="dxa"/>
+            <w:tcBorders>
+              <w:top w:val="none" w:sz="0" w:space="0" w:color="000000"/>
+              <w:left w:val="none" w:sz="0" w:space="0" w:color="000000"/>
+              <w:bottom w:val="none" w:sz="0" w:space="0" w:color="000000"/>
+              <w:right w:val="none" w:sz="0" w:space="0" w:color="000000"/>
+            </w:tcBorders>
+            <w:shd w:val="clear" w:color="auto" w:fill="FFFFFF"/>
+            <w:tcMar>
+              <w:top w:w="0" w:type="dxa"/>
+              <w:left w:w="0" w:type="dxa"/>
+              <w:bottom w:w="0" w:type="dxa"/>
+              <w:right w:w="0" w:type="dxa"/>
+            </w:tcMar>
+            <w:vAlign w:val="center"/>
+          </w:tcPr>
+          <w:p>
+            <w:pPr>
+              <w:pBdr>
+                <w:top w:val="none" w:sz="0" w:space="0" w:color="000000"/>
+                <w:left w:val="none" w:sz="0" w:space="0" w:color="000000"/>
+                <w:bottom w:val="none" w:sz="0" w:space="0" w:color="000000"/>
+                <w:right w:val="none" w:sz="0" w:space="0" w:color="000000"/>
+              </w:pBdr>
+              <w:spacing w:before="100" w:after="100"/>
+              <w:ind w:left="100" w:right="100"/>
+              <w:jc w:val="right"/>
+              <w:rPr>
+                <w:rFonts w:eastAsia="Helvetica"/>
+                <w:color w:val="000000"/>
+                <w:sz w:val="22"/>
+                <w:szCs w:val="22"/>
+              </w:rPr>
+            </w:pPr>
+            <w:r>
+              <w:rPr>
+                <w:rFonts w:eastAsia="Helvetica"/>
+                <w:color w:val="000000"/>
+                <w:sz w:val="22"/>
+                <w:szCs w:val="22"/>
+              </w:rPr>
+              <w:t>2.35</w:t>
+            </w:r>
+          </w:p>
+        </w:tc>
+        <w:tc>
+          <w:tcPr>
+            <w:tcW w:w="1181" w:type="dxa"/>
+            <w:tcBorders>
+              <w:top w:val="none" w:sz="0" w:space="0" w:color="000000"/>
+              <w:left w:val="none" w:sz="0" w:space="0" w:color="000000"/>
+              <w:bottom w:val="none" w:sz="0" w:space="0" w:color="000000"/>
+              <w:right w:val="none" w:sz="0" w:space="0" w:color="000000"/>
+            </w:tcBorders>
+            <w:shd w:val="clear" w:color="auto" w:fill="FFFFFF"/>
+            <w:tcMar>
+              <w:top w:w="0" w:type="dxa"/>
+              <w:left w:w="0" w:type="dxa"/>
+              <w:bottom w:w="0" w:type="dxa"/>
+              <w:right w:w="0" w:type="dxa"/>
+            </w:tcMar>
+            <w:vAlign w:val="center"/>
+          </w:tcPr>
+          <w:p>
+            <w:pPr>
+              <w:pBdr>
+                <w:top w:val="none" w:sz="0" w:space="0" w:color="000000"/>
+                <w:left w:val="none" w:sz="0" w:space="0" w:color="000000"/>
+                <w:bottom w:val="none" w:sz="0" w:space="0" w:color="000000"/>
+                <w:right w:val="none" w:sz="0" w:space="0" w:color="000000"/>
+              </w:pBdr>
+              <w:spacing w:before="100" w:after="100"/>
+              <w:ind w:left="100" w:right="100"/>
+              <w:jc w:val="right"/>
+              <w:rPr>
+                <w:rFonts w:eastAsia="Helvetica"/>
+                <w:color w:val="000000"/>
+                <w:sz w:val="22"/>
+                <w:szCs w:val="22"/>
+              </w:rPr>
+            </w:pPr>
+            <w:r>
+              <w:rPr>
+                <w:rFonts w:eastAsia="Helvetica"/>
+                <w:color w:val="000000"/>
+                <w:sz w:val="22"/>
+                <w:szCs w:val="22"/>
+              </w:rPr>
+              <w:t>0.0190</w:t>
+            </w:r>
+          </w:p>
+        </w:tc>
+        <w:tc>
+          <w:tcPr>
+            <w:tcW w:w="1080" w:type="dxa"/>
+            <w:tcBorders>
+              <w:top w:val="none" w:sz="0" w:space="0" w:color="000000"/>
+              <w:left w:val="none" w:sz="0" w:space="0" w:color="000000"/>
+              <w:bottom w:val="none" w:sz="0" w:space="0" w:color="000000"/>
+              <w:right w:val="none" w:sz="0" w:space="0" w:color="000000"/>
+            </w:tcBorders>
+            <w:shd w:val="clear" w:color="auto" w:fill="FFFFFF"/>
+            <w:tcMar>
+              <w:top w:w="0" w:type="dxa"/>
+              <w:left w:w="0" w:type="dxa"/>
+              <w:bottom w:w="0" w:type="dxa"/>
+              <w:right w:w="0" w:type="dxa"/>
+            </w:tcMar>
+            <w:vAlign w:val="center"/>
+          </w:tcPr>
+          <w:p>
+            <w:pPr>
+              <w:pBdr>
+                <w:top w:val="none" w:sz="0" w:space="0" w:color="000000"/>
+                <w:left w:val="none" w:sz="0" w:space="0" w:color="000000"/>
+                <w:bottom w:val="none" w:sz="0" w:space="0" w:color="000000"/>
+                <w:right w:val="none" w:sz="0" w:space="0" w:color="000000"/>
+              </w:pBdr>
+              <w:spacing w:before="100" w:after="100"/>
+              <w:ind w:left="100" w:right="100"/>
+              <w:rPr>
+                <w:rFonts w:eastAsia="Helvetica"/>
+                <w:color w:val="000000"/>
+                <w:sz w:val="22"/>
+                <w:szCs w:val="22"/>
+              </w:rPr>
+            </w:pPr>
+            <w:r>
+              <w:rPr>
+                <w:rFonts w:eastAsia="Helvetica"/>
+                <w:color w:val="000000"/>
+                <w:sz w:val="22"/>
+                <w:szCs w:val="22"/>
+              </w:rPr>
+              <w:t>*</w:t>
+            </w:r>
+          </w:p>
+        </w:tc>
+      </w:tr>
+      <w:tr>
+        <w:trPr>
+          <w:jc w:val="center"/>
+        </w:trPr>
+        <w:tc>
+          <w:tcPr>
+            <w:tcW w:w="2942" w:type="dxa"/>
+            <w:tcBorders>
+              <w:top w:val="none" w:sz="0" w:space="0" w:color="000000"/>
+              <w:left w:val="none" w:sz="0" w:space="0" w:color="000000"/>
+              <w:bottom w:val="none" w:sz="0" w:space="0" w:color="000000"/>
+              <w:right w:val="none" w:sz="0" w:space="0" w:color="000000"/>
+            </w:tcBorders>
+            <w:shd w:val="clear" w:color="auto" w:fill="FFFFFF"/>
+            <w:tcMar>
+              <w:top w:w="0" w:type="dxa"/>
+              <w:left w:w="0" w:type="dxa"/>
+              <w:bottom w:w="0" w:type="dxa"/>
+              <w:right w:w="0" w:type="dxa"/>
+            </w:tcMar>
+            <w:vAlign w:val="center"/>
+          </w:tcPr>
+          <w:p>
+            <w:pPr>
+              <w:pBdr>
+                <w:top w:val="none" w:sz="0" w:space="0" w:color="000000"/>
+                <w:left w:val="none" w:sz="0" w:space="0" w:color="000000"/>
+                <w:bottom w:val="none" w:sz="0" w:space="0" w:color="000000"/>
+                <w:right w:val="none" w:sz="0" w:space="0" w:color="000000"/>
+              </w:pBdr>
+              <w:spacing w:before="100" w:after="100"/>
+              <w:ind w:left="100" w:right="100"/>
+              <w:rPr>
+                <w:rFonts w:eastAsia="Helvetica"/>
+                <w:color w:val="000000"/>
+                <w:sz w:val="22"/>
+                <w:szCs w:val="22"/>
+              </w:rPr>
+            </w:pPr>
+            <w:r>
+              <w:rPr>
+                <w:rFonts w:eastAsia="Helvetica"/>
+                <w:color w:val="000000"/>
+                <w:sz w:val="22"/>
+                <w:szCs w:val="22"/>
+              </w:rPr>
+              <w:t>CHI Score (mes 0)</w:t>
+            </w:r>
+          </w:p>
+        </w:tc>
+        <w:tc>
+          <w:tcPr>
+            <w:tcW w:w="1596" w:type="dxa"/>
+            <w:tcBorders>
+              <w:top w:val="none" w:sz="0" w:space="0" w:color="000000"/>
+              <w:left w:val="none" w:sz="0" w:space="0" w:color="000000"/>
+              <w:bottom w:val="none" w:sz="0" w:space="0" w:color="000000"/>
+              <w:right w:val="none" w:sz="0" w:space="0" w:color="000000"/>
+            </w:tcBorders>
+            <w:shd w:val="clear" w:color="auto" w:fill="FFFFFF"/>
+            <w:tcMar>
+              <w:top w:w="0" w:type="dxa"/>
+              <w:left w:w="0" w:type="dxa"/>
+              <w:bottom w:w="0" w:type="dxa"/>
+              <w:right w:w="0" w:type="dxa"/>
+            </w:tcMar>
+            <w:vAlign w:val="center"/>
+          </w:tcPr>
+          <w:p>
+            <w:pPr>
+              <w:pBdr>
+                <w:top w:val="none" w:sz="0" w:space="0" w:color="000000"/>
+                <w:left w:val="none" w:sz="0" w:space="0" w:color="000000"/>
+                <w:bottom w:val="none" w:sz="0" w:space="0" w:color="000000"/>
+                <w:right w:val="none" w:sz="0" w:space="0" w:color="000000"/>
+              </w:pBdr>
+              <w:spacing w:before="100" w:after="100"/>
+              <w:ind w:left="100" w:right="100"/>
+              <w:jc w:val="right"/>
+              <w:rPr>
+                <w:rFonts w:eastAsia="Helvetica"/>
+                <w:color w:val="000000"/>
+                <w:sz w:val="22"/>
+                <w:szCs w:val="22"/>
+              </w:rPr>
+            </w:pPr>
+            <w:r>
+              <w:rPr>
+                <w:rFonts w:eastAsia="Helvetica"/>
+                <w:color w:val="000000"/>
+                <w:sz w:val="22"/>
+                <w:szCs w:val="22"/>
+              </w:rPr>
+              <w:t>-0.0046</w:t>
+            </w:r>
+          </w:p>
+        </w:tc>
+        <w:tc>
+          <w:tcPr>
+            <w:tcW w:w="1951" w:type="dxa"/>
+            <w:tcBorders>
+              <w:top w:val="none" w:sz="0" w:space="0" w:color="000000"/>
+              <w:left w:val="none" w:sz="0" w:space="0" w:color="000000"/>
+              <w:bottom w:val="none" w:sz="0" w:space="0" w:color="000000"/>
+              <w:right w:val="none" w:sz="0" w:space="0" w:color="000000"/>
+            </w:tcBorders>
+            <w:shd w:val="clear" w:color="auto" w:fill="FFFFFF"/>
+            <w:tcMar>
+              <w:top w:w="0" w:type="dxa"/>
+              <w:left w:w="0" w:type="dxa"/>
+              <w:bottom w:w="0" w:type="dxa"/>
+              <w:right w:w="0" w:type="dxa"/>
+            </w:tcMar>
+            <w:vAlign w:val="center"/>
+          </w:tcPr>
+          <w:p>
+            <w:pPr>
+              <w:pBdr>
+                <w:top w:val="none" w:sz="0" w:space="0" w:color="000000"/>
+                <w:left w:val="none" w:sz="0" w:space="0" w:color="000000"/>
+                <w:bottom w:val="none" w:sz="0" w:space="0" w:color="000000"/>
+                <w:right w:val="none" w:sz="0" w:space="0" w:color="000000"/>
+              </w:pBdr>
+              <w:spacing w:before="100" w:after="100"/>
+              <w:ind w:left="100" w:right="100"/>
+              <w:jc w:val="right"/>
+              <w:rPr>
+                <w:rFonts w:eastAsia="Helvetica"/>
+                <w:color w:val="000000"/>
+                <w:sz w:val="22"/>
+                <w:szCs w:val="22"/>
+              </w:rPr>
+            </w:pPr>
+            <w:r>
+              <w:rPr>
+                <w:rFonts w:eastAsia="Helvetica"/>
+                <w:color w:val="000000"/>
+                <w:sz w:val="22"/>
+                <w:szCs w:val="22"/>
+              </w:rPr>
+              <w:t>0.0012</w:t>
+            </w:r>
+          </w:p>
+        </w:tc>
+        <w:tc>
+          <w:tcPr>
+            <w:tcW w:w="1780" w:type="dxa"/>
+            <w:tcBorders>
+              <w:top w:val="none" w:sz="0" w:space="0" w:color="000000"/>
+              <w:left w:val="none" w:sz="0" w:space="0" w:color="000000"/>
+              <w:bottom w:val="none" w:sz="0" w:space="0" w:color="000000"/>
+              <w:right w:val="none" w:sz="0" w:space="0" w:color="000000"/>
+            </w:tcBorders>
+            <w:shd w:val="clear" w:color="auto" w:fill="FFFFFF"/>
+            <w:tcMar>
+              <w:top w:w="0" w:type="dxa"/>
+              <w:left w:w="0" w:type="dxa"/>
+              <w:bottom w:w="0" w:type="dxa"/>
+              <w:right w:w="0" w:type="dxa"/>
+            </w:tcMar>
+            <w:vAlign w:val="center"/>
+          </w:tcPr>
+          <w:p>
+            <w:pPr>
+              <w:pBdr>
+                <w:top w:val="none" w:sz="0" w:space="0" w:color="000000"/>
+                <w:left w:val="none" w:sz="0" w:space="0" w:color="000000"/>
+                <w:bottom w:val="none" w:sz="0" w:space="0" w:color="000000"/>
+                <w:right w:val="none" w:sz="0" w:space="0" w:color="000000"/>
+              </w:pBdr>
+              <w:spacing w:before="100" w:after="100"/>
+              <w:ind w:left="100" w:right="100"/>
+              <w:jc w:val="right"/>
+              <w:rPr>
+                <w:rFonts w:eastAsia="Helvetica"/>
+                <w:color w:val="000000"/>
+                <w:sz w:val="22"/>
+                <w:szCs w:val="22"/>
+              </w:rPr>
+            </w:pPr>
+            <w:r>
+              <w:rPr>
+                <w:rFonts w:eastAsia="Helvetica"/>
+                <w:color w:val="000000"/>
+                <w:sz w:val="22"/>
+                <w:szCs w:val="22"/>
+              </w:rPr>
+              <w:t>-3.87</w:t>
+            </w:r>
+          </w:p>
+        </w:tc>
+        <w:tc>
+          <w:tcPr>
+            <w:tcW w:w="1181" w:type="dxa"/>
+            <w:tcBorders>
+              <w:top w:val="none" w:sz="0" w:space="0" w:color="000000"/>
+              <w:left w:val="none" w:sz="0" w:space="0" w:color="000000"/>
+              <w:bottom w:val="none" w:sz="0" w:space="0" w:color="000000"/>
+              <w:right w:val="none" w:sz="0" w:space="0" w:color="000000"/>
+            </w:tcBorders>
+            <w:shd w:val="clear" w:color="auto" w:fill="FFFFFF"/>
+            <w:tcMar>
+              <w:top w:w="0" w:type="dxa"/>
+              <w:left w:w="0" w:type="dxa"/>
+              <w:bottom w:w="0" w:type="dxa"/>
+              <w:right w:w="0" w:type="dxa"/>
+            </w:tcMar>
+            <w:vAlign w:val="center"/>
+          </w:tcPr>
+          <w:p>
+            <w:pPr>
+              <w:pBdr>
+                <w:top w:val="none" w:sz="0" w:space="0" w:color="000000"/>
+                <w:left w:val="none" w:sz="0" w:space="0" w:color="000000"/>
+                <w:bottom w:val="none" w:sz="0" w:space="0" w:color="000000"/>
+                <w:right w:val="none" w:sz="0" w:space="0" w:color="000000"/>
+              </w:pBdr>
+              <w:spacing w:before="100" w:after="100"/>
+              <w:ind w:left="100" w:right="100"/>
+              <w:jc w:val="right"/>
+              <w:rPr>
+                <w:rFonts w:eastAsia="Helvetica"/>
+                <w:color w:val="000000"/>
+                <w:sz w:val="22"/>
+                <w:szCs w:val="22"/>
+              </w:rPr>
+            </w:pPr>
+            <w:r>
+              <w:rPr>
+                <w:rFonts w:eastAsia="Helvetica"/>
+                <w:color w:val="000000"/>
+                <w:sz w:val="22"/>
+                <w:szCs w:val="22"/>
+              </w:rPr>
+              <w:t>0.0001</w:t>
+            </w:r>
+          </w:p>
+        </w:tc>
+        <w:tc>
+          <w:tcPr>
+            <w:tcW w:w="1080" w:type="dxa"/>
+            <w:tcBorders>
+              <w:top w:val="none" w:sz="0" w:space="0" w:color="000000"/>
+              <w:left w:val="none" w:sz="0" w:space="0" w:color="000000"/>
+              <w:bottom w:val="none" w:sz="0" w:space="0" w:color="000000"/>
+              <w:right w:val="none" w:sz="0" w:space="0" w:color="000000"/>
+            </w:tcBorders>
+            <w:shd w:val="clear" w:color="auto" w:fill="FFFFFF"/>
+            <w:tcMar>
+              <w:top w:w="0" w:type="dxa"/>
+              <w:left w:w="0" w:type="dxa"/>
+              <w:bottom w:w="0" w:type="dxa"/>
+              <w:right w:w="0" w:type="dxa"/>
+            </w:tcMar>
+            <w:vAlign w:val="center"/>
+          </w:tcPr>
+          <w:p>
+            <w:pPr>
+              <w:pBdr>
+                <w:top w:val="none" w:sz="0" w:space="0" w:color="000000"/>
+                <w:left w:val="none" w:sz="0" w:space="0" w:color="000000"/>
+                <w:bottom w:val="none" w:sz="0" w:space="0" w:color="000000"/>
+                <w:right w:val="none" w:sz="0" w:space="0" w:color="000000"/>
+              </w:pBdr>
+              <w:spacing w:before="100" w:after="100"/>
+              <w:ind w:left="100" w:right="100"/>
+              <w:rPr>
+                <w:rFonts w:eastAsia="Helvetica"/>
+                <w:color w:val="000000"/>
+                <w:sz w:val="22"/>
+                <w:szCs w:val="22"/>
+              </w:rPr>
+            </w:pPr>
+            <w:r>
+              <w:rPr>
+                <w:rFonts w:eastAsia="Helvetica"/>
+                <w:color w:val="000000"/>
+                <w:sz w:val="22"/>
+                <w:szCs w:val="22"/>
+              </w:rPr>
+              <w:t>***</w:t>
+            </w:r>
+          </w:p>
+        </w:tc>
+      </w:tr>
+      <w:tr>
+        <w:trPr>
+          <w:jc w:val="center"/>
+        </w:trPr>
+        <w:tc>
+          <w:tcPr>
+            <w:tcW w:w="2942" w:type="dxa"/>
+            <w:tcBorders>
+              <w:top w:val="none" w:sz="0" w:space="0" w:color="000000"/>
+              <w:left w:val="none" w:sz="0" w:space="0" w:color="000000"/>
+              <w:bottom w:val="none" w:sz="0" w:space="0" w:color="000000"/>
+              <w:right w:val="none" w:sz="0" w:space="0" w:color="000000"/>
+            </w:tcBorders>
+            <w:shd w:val="clear" w:color="auto" w:fill="FFFFFF"/>
+            <w:tcMar>
+              <w:top w:w="0" w:type="dxa"/>
+              <w:left w:w="0" w:type="dxa"/>
+              <w:bottom w:w="0" w:type="dxa"/>
+              <w:right w:w="0" w:type="dxa"/>
+            </w:tcMar>
+            <w:vAlign w:val="center"/>
+          </w:tcPr>
+          <w:p>
+            <w:pPr>
+              <w:pBdr>
+                <w:top w:val="none" w:sz="0" w:space="0" w:color="000000"/>
+                <w:left w:val="none" w:sz="0" w:space="0" w:color="000000"/>
+                <w:bottom w:val="none" w:sz="0" w:space="0" w:color="000000"/>
+                <w:right w:val="none" w:sz="0" w:space="0" w:color="000000"/>
+              </w:pBdr>
+              <w:spacing w:before="100" w:after="100"/>
+              <w:ind w:left="100" w:right="100"/>
+              <w:rPr>
+                <w:rFonts w:eastAsia="Helvetica"/>
+                <w:color w:val="000000"/>
+                <w:sz w:val="22"/>
+                <w:szCs w:val="22"/>
+              </w:rPr>
+            </w:pPr>
+            <w:r>
+              <w:rPr>
+                <w:rFonts w:eastAsia="Helvetica"/>
+                <w:color w:val="000000"/>
+                <w:sz w:val="22"/>
+                <w:szCs w:val="22"/>
+              </w:rPr>
+              <w:t>Cambio CHI Score</w:t>
+            </w:r>
+          </w:p>
+        </w:tc>
+        <w:tc>
+          <w:tcPr>
+            <w:tcW w:w="1596" w:type="dxa"/>
+            <w:tcBorders>
+              <w:top w:val="none" w:sz="0" w:space="0" w:color="000000"/>
+              <w:left w:val="none" w:sz="0" w:space="0" w:color="000000"/>
+              <w:bottom w:val="none" w:sz="0" w:space="0" w:color="000000"/>
+              <w:right w:val="none" w:sz="0" w:space="0" w:color="000000"/>
+            </w:tcBorders>
+            <w:shd w:val="clear" w:color="auto" w:fill="FFFFFF"/>
+            <w:tcMar>
+              <w:top w:w="0" w:type="dxa"/>
+              <w:left w:w="0" w:type="dxa"/>
+              <w:bottom w:w="0" w:type="dxa"/>
+              <w:right w:w="0" w:type="dxa"/>
+            </w:tcMar>
+            <w:vAlign w:val="center"/>
+          </w:tcPr>
+          <w:p>
+            <w:pPr>
+              <w:pBdr>
+                <w:top w:val="none" w:sz="0" w:space="0" w:color="000000"/>
+                <w:left w:val="none" w:sz="0" w:space="0" w:color="000000"/>
+                <w:bottom w:val="none" w:sz="0" w:space="0" w:color="000000"/>
+                <w:right w:val="none" w:sz="0" w:space="0" w:color="000000"/>
+              </w:pBdr>
+              <w:spacing w:before="100" w:after="100"/>
+              <w:ind w:left="100" w:right="100"/>
+              <w:jc w:val="right"/>
+              <w:rPr>
+                <w:rFonts w:eastAsia="Helvetica"/>
+                <w:color w:val="000000"/>
+                <w:sz w:val="22"/>
+                <w:szCs w:val="22"/>
+              </w:rPr>
+            </w:pPr>
+            <w:r>
+              <w:rPr>
+                <w:rFonts w:eastAsia="Helvetica"/>
+                <w:color w:val="000000"/>
+                <w:sz w:val="22"/>
+                <w:szCs w:val="22"/>
+              </w:rPr>
+              <w:t>-0.0104</w:t>
+            </w:r>
+          </w:p>
+        </w:tc>
+        <w:tc>
+          <w:tcPr>
+            <w:tcW w:w="1951" w:type="dxa"/>
+            <w:tcBorders>
+              <w:top w:val="none" w:sz="0" w:space="0" w:color="000000"/>
+              <w:left w:val="none" w:sz="0" w:space="0" w:color="000000"/>
+              <w:bottom w:val="none" w:sz="0" w:space="0" w:color="000000"/>
+              <w:right w:val="none" w:sz="0" w:space="0" w:color="000000"/>
+            </w:tcBorders>
+            <w:shd w:val="clear" w:color="auto" w:fill="FFFFFF"/>
+            <w:tcMar>
+              <w:top w:w="0" w:type="dxa"/>
+              <w:left w:w="0" w:type="dxa"/>
+              <w:bottom w:w="0" w:type="dxa"/>
+              <w:right w:w="0" w:type="dxa"/>
+            </w:tcMar>
+            <w:vAlign w:val="center"/>
+          </w:tcPr>
+          <w:p>
+            <w:pPr>
+              <w:pBdr>
+                <w:top w:val="none" w:sz="0" w:space="0" w:color="000000"/>
+                <w:left w:val="none" w:sz="0" w:space="0" w:color="000000"/>
+                <w:bottom w:val="none" w:sz="0" w:space="0" w:color="000000"/>
+                <w:right w:val="none" w:sz="0" w:space="0" w:color="000000"/>
+              </w:pBdr>
+              <w:spacing w:before="100" w:after="100"/>
+              <w:ind w:left="100" w:right="100"/>
+              <w:jc w:val="right"/>
+              <w:rPr>
+                <w:rFonts w:eastAsia="Helvetica"/>
+                <w:color w:val="000000"/>
+                <w:sz w:val="22"/>
+                <w:szCs w:val="22"/>
+              </w:rPr>
+            </w:pPr>
+            <w:r>
+              <w:rPr>
+                <w:rFonts w:eastAsia="Helvetica"/>
+                <w:color w:val="000000"/>
+                <w:sz w:val="22"/>
+                <w:szCs w:val="22"/>
+              </w:rPr>
+              <w:t>0.0024</w:t>
+            </w:r>
+          </w:p>
+        </w:tc>
+        <w:tc>
+          <w:tcPr>
+            <w:tcW w:w="1780" w:type="dxa"/>
+            <w:tcBorders>
+              <w:top w:val="none" w:sz="0" w:space="0" w:color="000000"/>
+              <w:left w:val="none" w:sz="0" w:space="0" w:color="000000"/>
+              <w:bottom w:val="none" w:sz="0" w:space="0" w:color="000000"/>
+              <w:right w:val="none" w:sz="0" w:space="0" w:color="000000"/>
+            </w:tcBorders>
+            <w:shd w:val="clear" w:color="auto" w:fill="FFFFFF"/>
+            <w:tcMar>
+              <w:top w:w="0" w:type="dxa"/>
+              <w:left w:w="0" w:type="dxa"/>
+              <w:bottom w:w="0" w:type="dxa"/>
+              <w:right w:w="0" w:type="dxa"/>
+            </w:tcMar>
+            <w:vAlign w:val="center"/>
+          </w:tcPr>
+          <w:p>
+            <w:pPr>
+              <w:pBdr>
+                <w:top w:val="none" w:sz="0" w:space="0" w:color="000000"/>
+                <w:left w:val="none" w:sz="0" w:space="0" w:color="000000"/>
+                <w:bottom w:val="none" w:sz="0" w:space="0" w:color="000000"/>
+                <w:right w:val="none" w:sz="0" w:space="0" w:color="000000"/>
+              </w:pBdr>
+              <w:spacing w:before="100" w:after="100"/>
+              <w:ind w:left="100" w:right="100"/>
+              <w:jc w:val="right"/>
+              <w:rPr>
+                <w:rFonts w:eastAsia="Helvetica"/>
+                <w:color w:val="000000"/>
+                <w:sz w:val="22"/>
+                <w:szCs w:val="22"/>
+              </w:rPr>
+            </w:pPr>
+            <w:r>
+              <w:rPr>
+                <w:rFonts w:eastAsia="Helvetica"/>
+                <w:color w:val="000000"/>
+                <w:sz w:val="22"/>
+                <w:szCs w:val="22"/>
+              </w:rPr>
+              <w:t>-4.32</w:t>
+            </w:r>
+          </w:p>
+        </w:tc>
+        <w:tc>
+          <w:tcPr>
+            <w:tcW w:w="1181" w:type="dxa"/>
+            <w:tcBorders>
+              <w:top w:val="none" w:sz="0" w:space="0" w:color="000000"/>
+              <w:left w:val="none" w:sz="0" w:space="0" w:color="000000"/>
+              <w:bottom w:val="none" w:sz="0" w:space="0" w:color="000000"/>
+              <w:right w:val="none" w:sz="0" w:space="0" w:color="000000"/>
+            </w:tcBorders>
+            <w:shd w:val="clear" w:color="auto" w:fill="FFFFFF"/>
+            <w:tcMar>
+              <w:top w:w="0" w:type="dxa"/>
+              <w:left w:w="0" w:type="dxa"/>
+              <w:bottom w:w="0" w:type="dxa"/>
+              <w:right w:w="0" w:type="dxa"/>
+            </w:tcMar>
+            <w:vAlign w:val="center"/>
+          </w:tcPr>
+          <w:p>
+            <w:pPr>
+              <w:pBdr>
+                <w:top w:val="none" w:sz="0" w:space="0" w:color="000000"/>
+                <w:left w:val="none" w:sz="0" w:space="0" w:color="000000"/>
+                <w:bottom w:val="none" w:sz="0" w:space="0" w:color="000000"/>
+                <w:right w:val="none" w:sz="0" w:space="0" w:color="000000"/>
+              </w:pBdr>
+              <w:spacing w:before="100" w:after="100"/>
+              <w:ind w:left="100" w:right="100"/>
+              <w:jc w:val="right"/>
+              <w:rPr>
+                <w:rFonts w:eastAsia="Helvetica"/>
+                <w:color w:val="000000"/>
+                <w:sz w:val="22"/>
+                <w:szCs w:val="22"/>
+              </w:rPr>
+            </w:pPr>
+            <w:r>
+              <w:rPr>
+                <w:rFonts w:eastAsia="Helvetica"/>
+                <w:color w:val="000000"/>
+                <w:sz w:val="22"/>
+                <w:szCs w:val="22"/>
+              </w:rPr>
+              <w:t>0.0000</w:t>
+            </w:r>
+          </w:p>
+        </w:tc>
+        <w:tc>
+          <w:tcPr>
+            <w:tcW w:w="1080" w:type="dxa"/>
+            <w:tcBorders>
+              <w:top w:val="none" w:sz="0" w:space="0" w:color="000000"/>
+              <w:left w:val="none" w:sz="0" w:space="0" w:color="000000"/>
+              <w:bottom w:val="none" w:sz="0" w:space="0" w:color="000000"/>
+              <w:right w:val="none" w:sz="0" w:space="0" w:color="000000"/>
+            </w:tcBorders>
+            <w:shd w:val="clear" w:color="auto" w:fill="FFFFFF"/>
+            <w:tcMar>
+              <w:top w:w="0" w:type="dxa"/>
+              <w:left w:w="0" w:type="dxa"/>
+              <w:bottom w:w="0" w:type="dxa"/>
+              <w:right w:w="0" w:type="dxa"/>
+            </w:tcMar>
+            <w:vAlign w:val="center"/>
+          </w:tcPr>
+          <w:p>
+            <w:pPr>
+              <w:pBdr>
+                <w:top w:val="none" w:sz="0" w:space="0" w:color="000000"/>
+                <w:left w:val="none" w:sz="0" w:space="0" w:color="000000"/>
+                <w:bottom w:val="none" w:sz="0" w:space="0" w:color="000000"/>
+                <w:right w:val="none" w:sz="0" w:space="0" w:color="000000"/>
+              </w:pBdr>
+              <w:spacing w:before="100" w:after="100"/>
+              <w:ind w:left="100" w:right="100"/>
+              <w:rPr>
+                <w:rFonts w:eastAsia="Helvetica"/>
+                <w:color w:val="000000"/>
+                <w:sz w:val="22"/>
+                <w:szCs w:val="22"/>
+              </w:rPr>
+            </w:pPr>
+            <w:r>
+              <w:rPr>
+                <w:rFonts w:eastAsia="Helvetica"/>
+                <w:color w:val="000000"/>
+                <w:sz w:val="22"/>
+                <w:szCs w:val="22"/>
+              </w:rPr>
+              <w:t>***</w:t>
+            </w:r>
+          </w:p>
+        </w:tc>
+      </w:tr>
+      <w:tr>
+        <w:trPr>
+          <w:jc w:val="center"/>
+        </w:trPr>
+        <w:tc>
+          <w:tcPr>
+            <w:tcW w:w="2942" w:type="dxa"/>
+            <w:tcBorders>
+              <w:top w:val="none" w:sz="0" w:space="0" w:color="000000"/>
+              <w:left w:val="none" w:sz="0" w:space="0" w:color="000000"/>
+              <w:bottom w:val="none" w:sz="0" w:space="0" w:color="000000"/>
+              <w:right w:val="none" w:sz="0" w:space="0" w:color="000000"/>
+            </w:tcBorders>
+            <w:shd w:val="clear" w:color="auto" w:fill="FFFFFF"/>
+            <w:tcMar>
+              <w:top w:w="0" w:type="dxa"/>
+              <w:left w:w="0" w:type="dxa"/>
+              <w:bottom w:w="0" w:type="dxa"/>
+              <w:right w:w="0" w:type="dxa"/>
+            </w:tcMar>
+            <w:vAlign w:val="center"/>
+          </w:tcPr>
+          <w:p>
+            <w:pPr>
+              <w:pBdr>
+                <w:top w:val="none" w:sz="0" w:space="0" w:color="000000"/>
+                <w:left w:val="none" w:sz="0" w:space="0" w:color="000000"/>
+                <w:bottom w:val="none" w:sz="0" w:space="0" w:color="000000"/>
+                <w:right w:val="none" w:sz="0" w:space="0" w:color="000000"/>
+              </w:pBdr>
+              <w:spacing w:before="100" w:after="100"/>
+              <w:ind w:left="100" w:right="100"/>
+              <w:rPr>
+                <w:rFonts w:eastAsia="Helvetica"/>
+                <w:color w:val="000000"/>
+                <w:sz w:val="22"/>
+                <w:szCs w:val="22"/>
+              </w:rPr>
+            </w:pPr>
+            <w:r>
+              <w:rPr>
+                <w:rFonts w:eastAsia="Helvetica"/>
+                <w:color w:val="000000"/>
+                <w:sz w:val="22"/>
+                <w:szCs w:val="22"/>
+              </w:rPr>
+              <w:t>Casos de soporte (mes 0)</w:t>
+            </w:r>
+          </w:p>
+        </w:tc>
+        <w:tc>
+          <w:tcPr>
+            <w:tcW w:w="1596" w:type="dxa"/>
+            <w:tcBorders>
+              <w:top w:val="none" w:sz="0" w:space="0" w:color="000000"/>
+              <w:left w:val="none" w:sz="0" w:space="0" w:color="000000"/>
+              <w:bottom w:val="none" w:sz="0" w:space="0" w:color="000000"/>
+              <w:right w:val="none" w:sz="0" w:space="0" w:color="000000"/>
+            </w:tcBorders>
+            <w:shd w:val="clear" w:color="auto" w:fill="FFFFFF"/>
+            <w:tcMar>
+              <w:top w:w="0" w:type="dxa"/>
+              <w:left w:w="0" w:type="dxa"/>
+              <w:bottom w:w="0" w:type="dxa"/>
+              <w:right w:w="0" w:type="dxa"/>
+            </w:tcMar>
+            <w:vAlign w:val="center"/>
+          </w:tcPr>
+          <w:p>
+            <w:pPr>
+              <w:pBdr>
+                <w:top w:val="none" w:sz="0" w:space="0" w:color="000000"/>
+                <w:left w:val="none" w:sz="0" w:space="0" w:color="000000"/>
+                <w:bottom w:val="none" w:sz="0" w:space="0" w:color="000000"/>
+                <w:right w:val="none" w:sz="0" w:space="0" w:color="000000"/>
+              </w:pBdr>
+              <w:spacing w:before="100" w:after="100"/>
+              <w:ind w:left="100" w:right="100"/>
+              <w:jc w:val="right"/>
+              <w:rPr>
+                <w:rFonts w:eastAsia="Helvetica"/>
+                <w:color w:val="000000"/>
+                <w:sz w:val="22"/>
+                <w:szCs w:val="22"/>
+              </w:rPr>
+            </w:pPr>
+            <w:r>
+              <w:rPr>
+                <w:rFonts w:eastAsia="Helvetica"/>
+                <w:color w:val="000000"/>
+                <w:sz w:val="22"/>
+                <w:szCs w:val="22"/>
+              </w:rPr>
+              <w:t>-0.1369</w:t>
+            </w:r>
+          </w:p>
+        </w:tc>
+        <w:tc>
+          <w:tcPr>
+            <w:tcW w:w="1951" w:type="dxa"/>
+            <w:tcBorders>
+              <w:top w:val="none" w:sz="0" w:space="0" w:color="000000"/>
+              <w:left w:val="none" w:sz="0" w:space="0" w:color="000000"/>
+              <w:bottom w:val="none" w:sz="0" w:space="0" w:color="000000"/>
+              <w:right w:val="none" w:sz="0" w:space="0" w:color="000000"/>
+            </w:tcBorders>
+            <w:shd w:val="clear" w:color="auto" w:fill="FFFFFF"/>
+            <w:tcMar>
+              <w:top w:w="0" w:type="dxa"/>
+              <w:left w:w="0" w:type="dxa"/>
+              <w:bottom w:w="0" w:type="dxa"/>
+              <w:right w:w="0" w:type="dxa"/>
+            </w:tcMar>
+            <w:vAlign w:val="center"/>
+          </w:tcPr>
+          <w:p>
+            <w:pPr>
+              <w:pBdr>
+                <w:top w:val="none" w:sz="0" w:space="0" w:color="000000"/>
+                <w:left w:val="none" w:sz="0" w:space="0" w:color="000000"/>
+                <w:bottom w:val="none" w:sz="0" w:space="0" w:color="000000"/>
+                <w:right w:val="none" w:sz="0" w:space="0" w:color="000000"/>
+              </w:pBdr>
+              <w:spacing w:before="100" w:after="100"/>
+              <w:ind w:left="100" w:right="100"/>
+              <w:jc w:val="right"/>
+              <w:rPr>
+                <w:rFonts w:eastAsia="Helvetica"/>
+                <w:color w:val="000000"/>
+                <w:sz w:val="22"/>
+                <w:szCs w:val="22"/>
+              </w:rPr>
+            </w:pPr>
+            <w:r>
+              <w:rPr>
+                <w:rFonts w:eastAsia="Helvetica"/>
+                <w:color w:val="000000"/>
+                <w:sz w:val="22"/>
+                <w:szCs w:val="22"/>
+              </w:rPr>
+              <w:t>0.0718</w:t>
+            </w:r>
+          </w:p>
+        </w:tc>
+        <w:tc>
+          <w:tcPr>
+            <w:tcW w:w="1780" w:type="dxa"/>
+            <w:tcBorders>
+              <w:top w:val="none" w:sz="0" w:space="0" w:color="000000"/>
+              <w:left w:val="none" w:sz="0" w:space="0" w:color="000000"/>
+              <w:bottom w:val="none" w:sz="0" w:space="0" w:color="000000"/>
+              <w:right w:val="none" w:sz="0" w:space="0" w:color="000000"/>
+            </w:tcBorders>
+            <w:shd w:val="clear" w:color="auto" w:fill="FFFFFF"/>
+            <w:tcMar>
+              <w:top w:w="0" w:type="dxa"/>
+              <w:left w:w="0" w:type="dxa"/>
+              <w:bottom w:w="0" w:type="dxa"/>
+              <w:right w:w="0" w:type="dxa"/>
+            </w:tcMar>
+            <w:vAlign w:val="center"/>
+          </w:tcPr>
+          <w:p>
+            <w:pPr>
+              <w:pBdr>
+                <w:top w:val="none" w:sz="0" w:space="0" w:color="000000"/>
+                <w:left w:val="none" w:sz="0" w:space="0" w:color="000000"/>
+                <w:bottom w:val="none" w:sz="0" w:space="0" w:color="000000"/>
+                <w:right w:val="none" w:sz="0" w:space="0" w:color="000000"/>
+              </w:pBdr>
+              <w:spacing w:before="100" w:after="100"/>
+              <w:ind w:left="100" w:right="100"/>
+              <w:jc w:val="right"/>
+              <w:rPr>
+                <w:rFonts w:eastAsia="Helvetica"/>
+                <w:color w:val="000000"/>
+                <w:sz w:val="22"/>
+                <w:szCs w:val="22"/>
+              </w:rPr>
+            </w:pPr>
+            <w:r>
+              <w:rPr>
+                <w:rFonts w:eastAsia="Helvetica"/>
+                <w:color w:val="000000"/>
+                <w:sz w:val="22"/>
+                <w:szCs w:val="22"/>
+              </w:rPr>
+              <w:t>-1.91</w:t>
+            </w:r>
+          </w:p>
+        </w:tc>
+        <w:tc>
+          <w:tcPr>
+            <w:tcW w:w="1181" w:type="dxa"/>
+            <w:tcBorders>
+              <w:top w:val="none" w:sz="0" w:space="0" w:color="000000"/>
+              <w:left w:val="none" w:sz="0" w:space="0" w:color="000000"/>
+              <w:bottom w:val="none" w:sz="0" w:space="0" w:color="000000"/>
+              <w:right w:val="none" w:sz="0" w:space="0" w:color="000000"/>
+            </w:tcBorders>
+            <w:shd w:val="clear" w:color="auto" w:fill="FFFFFF"/>
+            <w:tcMar>
+              <w:top w:w="0" w:type="dxa"/>
+              <w:left w:w="0" w:type="dxa"/>
+              <w:bottom w:w="0" w:type="dxa"/>
+              <w:right w:w="0" w:type="dxa"/>
+            </w:tcMar>
+            <w:vAlign w:val="center"/>
+          </w:tcPr>
+          <w:p>
+            <w:pPr>
+              <w:pBdr>
+                <w:top w:val="none" w:sz="0" w:space="0" w:color="000000"/>
+                <w:left w:val="none" w:sz="0" w:space="0" w:color="000000"/>
+                <w:bottom w:val="none" w:sz="0" w:space="0" w:color="000000"/>
+                <w:right w:val="none" w:sz="0" w:space="0" w:color="000000"/>
+              </w:pBdr>
+              <w:spacing w:before="100" w:after="100"/>
+              <w:ind w:left="100" w:right="100"/>
+              <w:jc w:val="right"/>
+              <w:rPr>
+                <w:rFonts w:eastAsia="Helvetica"/>
+                <w:color w:val="000000"/>
+                <w:sz w:val="22"/>
+                <w:szCs w:val="22"/>
+              </w:rPr>
+            </w:pPr>
+            <w:r>
+              <w:rPr>
+                <w:rFonts w:eastAsia="Helvetica"/>
+                <w:color w:val="000000"/>
+                <w:sz w:val="22"/>
+                <w:szCs w:val="22"/>
+              </w:rPr>
+              <w:t>0.0563</w:t>
+            </w:r>
+          </w:p>
+        </w:tc>
+        <w:tc>
+          <w:tcPr>
+            <w:tcW w:w="1080" w:type="dxa"/>
+            <w:tcBorders>
+              <w:top w:val="none" w:sz="0" w:space="0" w:color="000000"/>
+              <w:left w:val="none" w:sz="0" w:space="0" w:color="000000"/>
+              <w:bottom w:val="none" w:sz="0" w:space="0" w:color="000000"/>
+              <w:right w:val="none" w:sz="0" w:space="0" w:color="000000"/>
+            </w:tcBorders>
+            <w:shd w:val="clear" w:color="auto" w:fill="FFFFFF"/>
+            <w:tcMar>
+              <w:top w:w="0" w:type="dxa"/>
+              <w:left w:w="0" w:type="dxa"/>
+              <w:bottom w:w="0" w:type="dxa"/>
+              <w:right w:w="0" w:type="dxa"/>
+            </w:tcMar>
+            <w:vAlign w:val="center"/>
+          </w:tcPr>
+          <w:p>
+            <w:pPr>
+              <w:pBdr>
+                <w:top w:val="none" w:sz="0" w:space="0" w:color="000000"/>
+                <w:left w:val="none" w:sz="0" w:space="0" w:color="000000"/>
+                <w:bottom w:val="none" w:sz="0" w:space="0" w:color="000000"/>
+                <w:right w:val="none" w:sz="0" w:space="0" w:color="000000"/>
+              </w:pBdr>
+              <w:spacing w:before="100" w:after="100"/>
+              <w:ind w:left="100" w:right="100"/>
+              <w:rPr>
+                <w:rFonts w:eastAsia="Helvetica"/>
+                <w:color w:val="000000"/>
+                <w:sz w:val="22"/>
+                <w:szCs w:val="22"/>
+              </w:rPr>
+            </w:pPr>
+            <w:r>
+              <w:rPr>
+                <w:rFonts w:eastAsia="Helvetica"/>
+                <w:color w:val="000000"/>
+                <w:sz w:val="22"/>
+                <w:szCs w:val="22"/>
+              </w:rPr>
+              <w:t>.</w:t>
+            </w:r>
+          </w:p>
+        </w:tc>
+      </w:tr>
+      <w:tr>
+        <w:trPr>
+          <w:jc w:val="center"/>
+        </w:trPr>
+        <w:tc>
+          <w:tcPr>
+            <w:tcW w:w="2942" w:type="dxa"/>
+            <w:tcBorders>
+              <w:top w:val="none" w:sz="0" w:space="0" w:color="000000"/>
+              <w:left w:val="none" w:sz="0" w:space="0" w:color="000000"/>
+              <w:bottom w:val="none" w:sz="0" w:space="0" w:color="000000"/>
+              <w:right w:val="none" w:sz="0" w:space="0" w:color="000000"/>
+            </w:tcBorders>
+            <w:shd w:val="clear" w:color="auto" w:fill="FFFFFF"/>
+            <w:tcMar>
+              <w:top w:w="0" w:type="dxa"/>
+              <w:left w:w="0" w:type="dxa"/>
+              <w:bottom w:w="0" w:type="dxa"/>
+              <w:right w:w="0" w:type="dxa"/>
+            </w:tcMar>
+            <w:vAlign w:val="center"/>
+          </w:tcPr>
+          <w:p>
+            <w:pPr>
+              <w:pBdr>
+                <w:top w:val="none" w:sz="0" w:space="0" w:color="000000"/>
+                <w:left w:val="none" w:sz="0" w:space="0" w:color="000000"/>
+                <w:bottom w:val="none" w:sz="0" w:space="0" w:color="000000"/>
+                <w:right w:val="none" w:sz="0" w:space="0" w:color="000000"/>
+              </w:pBdr>
+              <w:spacing w:before="100" w:after="100"/>
+              <w:ind w:left="100" w:right="100"/>
+              <w:rPr>
+                <w:rFonts w:eastAsia="Helvetica"/>
+                <w:color w:val="000000"/>
+                <w:sz w:val="22"/>
+                <w:szCs w:val="22"/>
+              </w:rPr>
+            </w:pPr>
+            <w:r>
+              <w:rPr>
+                <w:rFonts w:eastAsia="Helvetica"/>
+                <w:color w:val="000000"/>
+                <w:sz w:val="22"/>
+                <w:szCs w:val="22"/>
+              </w:rPr>
+              <w:t>Cambio casos de soporte</w:t>
+            </w:r>
+          </w:p>
+        </w:tc>
+        <w:tc>
+          <w:tcPr>
+            <w:tcW w:w="1596" w:type="dxa"/>
+            <w:tcBorders>
+              <w:top w:val="none" w:sz="0" w:space="0" w:color="000000"/>
+              <w:left w:val="none" w:sz="0" w:space="0" w:color="000000"/>
+              <w:bottom w:val="none" w:sz="0" w:space="0" w:color="000000"/>
+              <w:right w:val="none" w:sz="0" w:space="0" w:color="000000"/>
+            </w:tcBorders>
+            <w:shd w:val="clear" w:color="auto" w:fill="FFFFFF"/>
+            <w:tcMar>
+              <w:top w:w="0" w:type="dxa"/>
+              <w:left w:w="0" w:type="dxa"/>
+              <w:bottom w:w="0" w:type="dxa"/>
+              <w:right w:w="0" w:type="dxa"/>
+            </w:tcMar>
+            <w:vAlign w:val="center"/>
+          </w:tcPr>
+          <w:p>
+            <w:pPr>
+              <w:pBdr>
+                <w:top w:val="none" w:sz="0" w:space="0" w:color="000000"/>
+                <w:left w:val="none" w:sz="0" w:space="0" w:color="000000"/>
+                <w:bottom w:val="none" w:sz="0" w:space="0" w:color="000000"/>
+                <w:right w:val="none" w:sz="0" w:space="0" w:color="000000"/>
+              </w:pBdr>
+              <w:spacing w:before="100" w:after="100"/>
+              <w:ind w:left="100" w:right="100"/>
+              <w:jc w:val="right"/>
+              <w:rPr>
+                <w:rFonts w:eastAsia="Helvetica"/>
+                <w:color w:val="000000"/>
+                <w:sz w:val="22"/>
+                <w:szCs w:val="22"/>
+              </w:rPr>
+            </w:pPr>
+            <w:r>
+              <w:rPr>
+                <w:rFonts w:eastAsia="Helvetica"/>
+                <w:color w:val="000000"/>
+                <w:sz w:val="22"/>
+                <w:szCs w:val="22"/>
+              </w:rPr>
+              <w:t>0.1329</w:t>
+            </w:r>
+          </w:p>
+        </w:tc>
+        <w:tc>
+          <w:tcPr>
+            <w:tcW w:w="1951" w:type="dxa"/>
+            <w:tcBorders>
+              <w:top w:val="none" w:sz="0" w:space="0" w:color="000000"/>
+              <w:left w:val="none" w:sz="0" w:space="0" w:color="000000"/>
+              <w:bottom w:val="none" w:sz="0" w:space="0" w:color="000000"/>
+              <w:right w:val="none" w:sz="0" w:space="0" w:color="000000"/>
+            </w:tcBorders>
+            <w:shd w:val="clear" w:color="auto" w:fill="FFFFFF"/>
+            <w:tcMar>
+              <w:top w:w="0" w:type="dxa"/>
+              <w:left w:w="0" w:type="dxa"/>
+              <w:bottom w:w="0" w:type="dxa"/>
+              <w:right w:w="0" w:type="dxa"/>
+            </w:tcMar>
+            <w:vAlign w:val="center"/>
+          </w:tcPr>
+          <w:p>
+            <w:pPr>
+              <w:pBdr>
+                <w:top w:val="none" w:sz="0" w:space="0" w:color="000000"/>
+                <w:left w:val="none" w:sz="0" w:space="0" w:color="000000"/>
+                <w:bottom w:val="none" w:sz="0" w:space="0" w:color="000000"/>
+                <w:right w:val="none" w:sz="0" w:space="0" w:color="000000"/>
+              </w:pBdr>
+              <w:spacing w:before="100" w:after="100"/>
+              <w:ind w:left="100" w:right="100"/>
+              <w:jc w:val="right"/>
+              <w:rPr>
+                <w:rFonts w:eastAsia="Helvetica"/>
+                <w:color w:val="000000"/>
+                <w:sz w:val="22"/>
+                <w:szCs w:val="22"/>
+              </w:rPr>
+            </w:pPr>
+            <w:r>
+              <w:rPr>
+                <w:rFonts w:eastAsia="Helvetica"/>
+                <w:color w:val="000000"/>
+                <w:sz w:val="22"/>
+                <w:szCs w:val="22"/>
+              </w:rPr>
+              <w:t>0.0640</w:t>
+            </w:r>
+          </w:p>
+        </w:tc>
+        <w:tc>
+          <w:tcPr>
+            <w:tcW w:w="1780" w:type="dxa"/>
+            <w:tcBorders>
+              <w:top w:val="none" w:sz="0" w:space="0" w:color="000000"/>
+              <w:left w:val="none" w:sz="0" w:space="0" w:color="000000"/>
+              <w:bottom w:val="none" w:sz="0" w:space="0" w:color="000000"/>
+              <w:right w:val="none" w:sz="0" w:space="0" w:color="000000"/>
+            </w:tcBorders>
+            <w:shd w:val="clear" w:color="auto" w:fill="FFFFFF"/>
+            <w:tcMar>
+              <w:top w:w="0" w:type="dxa"/>
+              <w:left w:w="0" w:type="dxa"/>
+              <w:bottom w:w="0" w:type="dxa"/>
+              <w:right w:w="0" w:type="dxa"/>
+            </w:tcMar>
+            <w:vAlign w:val="center"/>
+          </w:tcPr>
+          <w:p>
+            <w:pPr>
+              <w:pBdr>
+                <w:top w:val="none" w:sz="0" w:space="0" w:color="000000"/>
+                <w:left w:val="none" w:sz="0" w:space="0" w:color="000000"/>
+                <w:bottom w:val="none" w:sz="0" w:space="0" w:color="000000"/>
+                <w:right w:val="none" w:sz="0" w:space="0" w:color="000000"/>
+              </w:pBdr>
+              <w:spacing w:before="100" w:after="100"/>
+              <w:ind w:left="100" w:right="100"/>
+              <w:jc w:val="right"/>
+              <w:rPr>
+                <w:rFonts w:eastAsia="Helvetica"/>
+                <w:color w:val="000000"/>
+                <w:sz w:val="22"/>
+                <w:szCs w:val="22"/>
+              </w:rPr>
+            </w:pPr>
+            <w:r>
+              <w:rPr>
+                <w:rFonts w:eastAsia="Helvetica"/>
+                <w:color w:val="000000"/>
+                <w:sz w:val="22"/>
+                <w:szCs w:val="22"/>
+              </w:rPr>
+              <w:t>2.08</w:t>
+            </w:r>
+          </w:p>
+        </w:tc>
+        <w:tc>
+          <w:tcPr>
+            <w:tcW w:w="1181" w:type="dxa"/>
+            <w:tcBorders>
+              <w:top w:val="none" w:sz="0" w:space="0" w:color="000000"/>
+              <w:left w:val="none" w:sz="0" w:space="0" w:color="000000"/>
+              <w:bottom w:val="none" w:sz="0" w:space="0" w:color="000000"/>
+              <w:right w:val="none" w:sz="0" w:space="0" w:color="000000"/>
+            </w:tcBorders>
+            <w:shd w:val="clear" w:color="auto" w:fill="FFFFFF"/>
+            <w:tcMar>
+              <w:top w:w="0" w:type="dxa"/>
+              <w:left w:w="0" w:type="dxa"/>
+              <w:bottom w:w="0" w:type="dxa"/>
+              <w:right w:w="0" w:type="dxa"/>
+            </w:tcMar>
+            <w:vAlign w:val="center"/>
+          </w:tcPr>
+          <w:p>
+            <w:pPr>
+              <w:pBdr>
+                <w:top w:val="none" w:sz="0" w:space="0" w:color="000000"/>
+                <w:left w:val="none" w:sz="0" w:space="0" w:color="000000"/>
+                <w:bottom w:val="none" w:sz="0" w:space="0" w:color="000000"/>
+                <w:right w:val="none" w:sz="0" w:space="0" w:color="000000"/>
+              </w:pBdr>
+              <w:spacing w:before="100" w:after="100"/>
+              <w:ind w:left="100" w:right="100"/>
+              <w:jc w:val="right"/>
+              <w:rPr>
+                <w:rFonts w:eastAsia="Helvetica"/>
+                <w:color w:val="000000"/>
+                <w:sz w:val="22"/>
+                <w:szCs w:val="22"/>
+              </w:rPr>
+            </w:pPr>
+            <w:r>
+              <w:rPr>
+                <w:rFonts w:eastAsia="Helvetica"/>
+                <w:color w:val="000000"/>
+                <w:sz w:val="22"/>
+                <w:szCs w:val="22"/>
+              </w:rPr>
+              <w:t>0.0379</w:t>
+            </w:r>
+          </w:p>
+        </w:tc>
+        <w:tc>
+          <w:tcPr>
+            <w:tcW w:w="1080" w:type="dxa"/>
+            <w:tcBorders>
+              <w:top w:val="none" w:sz="0" w:space="0" w:color="000000"/>
+              <w:left w:val="none" w:sz="0" w:space="0" w:color="000000"/>
+              <w:bottom w:val="none" w:sz="0" w:space="0" w:color="000000"/>
+              <w:right w:val="none" w:sz="0" w:space="0" w:color="000000"/>
+            </w:tcBorders>
+            <w:shd w:val="clear" w:color="auto" w:fill="FFFFFF"/>
+            <w:tcMar>
+              <w:top w:w="0" w:type="dxa"/>
+              <w:left w:w="0" w:type="dxa"/>
+              <w:bottom w:w="0" w:type="dxa"/>
+              <w:right w:w="0" w:type="dxa"/>
+            </w:tcMar>
+            <w:vAlign w:val="center"/>
+          </w:tcPr>
+          <w:p>
+            <w:pPr>
+              <w:pBdr>
+                <w:top w:val="none" w:sz="0" w:space="0" w:color="000000"/>
+                <w:left w:val="none" w:sz="0" w:space="0" w:color="000000"/>
+                <w:bottom w:val="none" w:sz="0" w:space="0" w:color="000000"/>
+                <w:right w:val="none" w:sz="0" w:space="0" w:color="000000"/>
+              </w:pBdr>
+              <w:spacing w:before="100" w:after="100"/>
+              <w:ind w:left="100" w:right="100"/>
+              <w:rPr>
+                <w:rFonts w:eastAsia="Helvetica"/>
+                <w:color w:val="000000"/>
+                <w:sz w:val="22"/>
+                <w:szCs w:val="22"/>
+              </w:rPr>
+            </w:pPr>
+            <w:r>
+              <w:rPr>
+                <w:rFonts w:eastAsia="Helvetica"/>
+                <w:color w:val="000000"/>
+                <w:sz w:val="22"/>
+                <w:szCs w:val="22"/>
+              </w:rPr>
+              <w:t>*</w:t>
+            </w:r>
+          </w:p>
+        </w:tc>
+      </w:tr>
+      <w:tr>
+        <w:trPr>
+          <w:jc w:val="center"/>
+        </w:trPr>
+        <w:tc>
+          <w:tcPr>
+            <w:tcW w:w="2942" w:type="dxa"/>
+            <w:tcBorders>
+              <w:top w:val="none" w:sz="0" w:space="0" w:color="000000"/>
+              <w:left w:val="none" w:sz="0" w:space="0" w:color="000000"/>
+              <w:bottom w:val="none" w:sz="0" w:space="0" w:color="000000"/>
+              <w:right w:val="none" w:sz="0" w:space="0" w:color="000000"/>
+            </w:tcBorders>
+            <w:shd w:val="clear" w:color="auto" w:fill="FFFFFF"/>
+            <w:tcMar>
+              <w:top w:w="0" w:type="dxa"/>
+              <w:left w:w="0" w:type="dxa"/>
+              <w:bottom w:w="0" w:type="dxa"/>
+              <w:right w:w="0" w:type="dxa"/>
+            </w:tcMar>
+            <w:vAlign w:val="center"/>
+          </w:tcPr>
+          <w:p>
+            <w:pPr>
+              <w:pBdr>
+                <w:top w:val="none" w:sz="0" w:space="0" w:color="000000"/>
+                <w:left w:val="none" w:sz="0" w:space="0" w:color="000000"/>
+                <w:bottom w:val="none" w:sz="0" w:space="0" w:color="000000"/>
+                <w:right w:val="none" w:sz="0" w:space="0" w:color="000000"/>
+              </w:pBdr>
+              <w:spacing w:before="100" w:after="100"/>
+              <w:ind w:left="100" w:right="100"/>
+              <w:rPr>
+                <w:rFonts w:eastAsia="Helvetica"/>
+                <w:color w:val="000000"/>
+                <w:sz w:val="22"/>
+                <w:szCs w:val="22"/>
+              </w:rPr>
+            </w:pPr>
+            <w:r>
+              <w:rPr>
+                <w:rFonts w:eastAsia="Helvetica"/>
+                <w:color w:val="000000"/>
+                <w:sz w:val="22"/>
+                <w:szCs w:val="22"/>
+              </w:rPr>
+              <w:t>Cambio en logins</w:t>
+            </w:r>
+          </w:p>
+        </w:tc>
+        <w:tc>
+          <w:tcPr>
+            <w:tcW w:w="1596" w:type="dxa"/>
+            <w:tcBorders>
+              <w:top w:val="none" w:sz="0" w:space="0" w:color="000000"/>
+              <w:left w:val="none" w:sz="0" w:space="0" w:color="000000"/>
+              <w:bottom w:val="none" w:sz="0" w:space="0" w:color="000000"/>
+              <w:right w:val="none" w:sz="0" w:space="0" w:color="000000"/>
+            </w:tcBorders>
+            <w:shd w:val="clear" w:color="auto" w:fill="FFFFFF"/>
+            <w:tcMar>
+              <w:top w:w="0" w:type="dxa"/>
+              <w:left w:w="0" w:type="dxa"/>
+              <w:bottom w:w="0" w:type="dxa"/>
+              <w:right w:w="0" w:type="dxa"/>
+            </w:tcMar>
+            <w:vAlign w:val="center"/>
+          </w:tcPr>
+          <w:p>
+            <w:pPr>
+              <w:pBdr>
+                <w:top w:val="none" w:sz="0" w:space="0" w:color="000000"/>
+                <w:left w:val="none" w:sz="0" w:space="0" w:color="000000"/>
+                <w:bottom w:val="none" w:sz="0" w:space="0" w:color="000000"/>
+                <w:right w:val="none" w:sz="0" w:space="0" w:color="000000"/>
+              </w:pBdr>
+              <w:spacing w:before="100" w:after="100"/>
+              <w:ind w:left="100" w:right="100"/>
+              <w:jc w:val="right"/>
+              <w:rPr>
+                <w:rFonts w:eastAsia="Helvetica"/>
+                <w:color w:val="000000"/>
+                <w:sz w:val="22"/>
+                <w:szCs w:val="22"/>
+              </w:rPr>
+            </w:pPr>
+            <w:r>
+              <w:rPr>
+                <w:rFonts w:eastAsia="Helvetica"/>
+                <w:color w:val="000000"/>
+                <w:sz w:val="22"/>
+                <w:szCs w:val="22"/>
+              </w:rPr>
+              <w:t>0.0002</w:t>
+            </w:r>
+          </w:p>
+        </w:tc>
+        <w:tc>
+          <w:tcPr>
+            <w:tcW w:w="1951" w:type="dxa"/>
+            <w:tcBorders>
+              <w:top w:val="none" w:sz="0" w:space="0" w:color="000000"/>
+              <w:left w:val="none" w:sz="0" w:space="0" w:color="000000"/>
+              <w:bottom w:val="none" w:sz="0" w:space="0" w:color="000000"/>
+              <w:right w:val="none" w:sz="0" w:space="0" w:color="000000"/>
+            </w:tcBorders>
+            <w:shd w:val="clear" w:color="auto" w:fill="FFFFFF"/>
+            <w:tcMar>
+              <w:top w:w="0" w:type="dxa"/>
+              <w:left w:w="0" w:type="dxa"/>
+              <w:bottom w:w="0" w:type="dxa"/>
+              <w:right w:w="0" w:type="dxa"/>
+            </w:tcMar>
+            <w:vAlign w:val="center"/>
+          </w:tcPr>
+          <w:p>
+            <w:pPr>
+              <w:pBdr>
+                <w:top w:val="none" w:sz="0" w:space="0" w:color="000000"/>
+                <w:left w:val="none" w:sz="0" w:space="0" w:color="000000"/>
+                <w:bottom w:val="none" w:sz="0" w:space="0" w:color="000000"/>
+                <w:right w:val="none" w:sz="0" w:space="0" w:color="000000"/>
+              </w:pBdr>
+              <w:spacing w:before="100" w:after="100"/>
+              <w:ind w:left="100" w:right="100"/>
+              <w:jc w:val="right"/>
+              <w:rPr>
+                <w:rFonts w:eastAsia="Helvetica"/>
+                <w:color w:val="000000"/>
+                <w:sz w:val="22"/>
+                <w:szCs w:val="22"/>
+              </w:rPr>
+            </w:pPr>
+            <w:r>
+              <w:rPr>
+                <w:rFonts w:eastAsia="Helvetica"/>
+                <w:color w:val="000000"/>
+                <w:sz w:val="22"/>
+                <w:szCs w:val="22"/>
+              </w:rPr>
+              <w:t>0.0021</w:t>
+            </w:r>
+          </w:p>
+        </w:tc>
+        <w:tc>
+          <w:tcPr>
+            <w:tcW w:w="1780" w:type="dxa"/>
+            <w:tcBorders>
+              <w:top w:val="none" w:sz="0" w:space="0" w:color="000000"/>
+              <w:left w:val="none" w:sz="0" w:space="0" w:color="000000"/>
+              <w:bottom w:val="none" w:sz="0" w:space="0" w:color="000000"/>
+              <w:right w:val="none" w:sz="0" w:space="0" w:color="000000"/>
+            </w:tcBorders>
+            <w:shd w:val="clear" w:color="auto" w:fill="FFFFFF"/>
+            <w:tcMar>
+              <w:top w:w="0" w:type="dxa"/>
+              <w:left w:w="0" w:type="dxa"/>
+              <w:bottom w:w="0" w:type="dxa"/>
+              <w:right w:w="0" w:type="dxa"/>
+            </w:tcMar>
+            <w:vAlign w:val="center"/>
+          </w:tcPr>
+          <w:p>
+            <w:pPr>
+              <w:pBdr>
+                <w:top w:val="none" w:sz="0" w:space="0" w:color="000000"/>
+                <w:left w:val="none" w:sz="0" w:space="0" w:color="000000"/>
+                <w:bottom w:val="none" w:sz="0" w:space="0" w:color="000000"/>
+                <w:right w:val="none" w:sz="0" w:space="0" w:color="000000"/>
+              </w:pBdr>
+              <w:spacing w:before="100" w:after="100"/>
+              <w:ind w:left="100" w:right="100"/>
+              <w:jc w:val="right"/>
+              <w:rPr>
+                <w:rFonts w:eastAsia="Helvetica"/>
+                <w:color w:val="000000"/>
+                <w:sz w:val="22"/>
+                <w:szCs w:val="22"/>
+              </w:rPr>
+            </w:pPr>
+            <w:r>
+              <w:rPr>
+                <w:rFonts w:eastAsia="Helvetica"/>
+                <w:color w:val="000000"/>
+                <w:sz w:val="22"/>
+                <w:szCs w:val="22"/>
+              </w:rPr>
+              <w:t>0.12</w:t>
+            </w:r>
+          </w:p>
+        </w:tc>
+        <w:tc>
+          <w:tcPr>
+            <w:tcW w:w="1181" w:type="dxa"/>
+            <w:tcBorders>
+              <w:top w:val="none" w:sz="0" w:space="0" w:color="000000"/>
+              <w:left w:val="none" w:sz="0" w:space="0" w:color="000000"/>
+              <w:bottom w:val="none" w:sz="0" w:space="0" w:color="000000"/>
+              <w:right w:val="none" w:sz="0" w:space="0" w:color="000000"/>
+            </w:tcBorders>
+            <w:shd w:val="clear" w:color="auto" w:fill="FFFFFF"/>
+            <w:tcMar>
+              <w:top w:w="0" w:type="dxa"/>
+              <w:left w:w="0" w:type="dxa"/>
+              <w:bottom w:w="0" w:type="dxa"/>
+              <w:right w:w="0" w:type="dxa"/>
+            </w:tcMar>
+            <w:vAlign w:val="center"/>
+          </w:tcPr>
+          <w:p>
+            <w:pPr>
+              <w:pBdr>
+                <w:top w:val="none" w:sz="0" w:space="0" w:color="000000"/>
+                <w:left w:val="none" w:sz="0" w:space="0" w:color="000000"/>
+                <w:bottom w:val="none" w:sz="0" w:space="0" w:color="000000"/>
+                <w:right w:val="none" w:sz="0" w:space="0" w:color="000000"/>
+              </w:pBdr>
+              <w:spacing w:before="100" w:after="100"/>
+              <w:ind w:left="100" w:right="100"/>
+              <w:jc w:val="right"/>
+              <w:rPr>
+                <w:rFonts w:eastAsia="Helvetica"/>
+                <w:color w:val="000000"/>
+                <w:sz w:val="22"/>
+                <w:szCs w:val="22"/>
+              </w:rPr>
+            </w:pPr>
+            <w:r>
+              <w:rPr>
+                <w:rFonts w:eastAsia="Helvetica"/>
+                <w:color w:val="000000"/>
+                <w:sz w:val="22"/>
+                <w:szCs w:val="22"/>
+              </w:rPr>
+              <w:t>0.9056</w:t>
+            </w:r>
+          </w:p>
+        </w:tc>
+        <w:tc>
+          <w:tcPr>
+            <w:tcW w:w="1080" w:type="dxa"/>
+            <w:tcBorders>
+              <w:top w:val="none" w:sz="0" w:space="0" w:color="000000"/>
+              <w:left w:val="none" w:sz="0" w:space="0" w:color="000000"/>
+              <w:bottom w:val="none" w:sz="0" w:space="0" w:color="000000"/>
+              <w:right w:val="none" w:sz="0" w:space="0" w:color="000000"/>
+            </w:tcBorders>
+            <w:shd w:val="clear" w:color="auto" w:fill="FFFFFF"/>
+            <w:tcMar>
+              <w:top w:w="0" w:type="dxa"/>
+              <w:left w:w="0" w:type="dxa"/>
+              <w:bottom w:w="0" w:type="dxa"/>
+              <w:right w:w="0" w:type="dxa"/>
+            </w:tcMar>
+            <w:vAlign w:val="center"/>
+          </w:tcPr>
+          <w:p>
+            <w:pPr>
+              <w:pBdr>
+                <w:top w:val="none" w:sz="0" w:space="0" w:color="000000"/>
+                <w:left w:val="none" w:sz="0" w:space="0" w:color="000000"/>
+                <w:bottom w:val="none" w:sz="0" w:space="0" w:color="000000"/>
+                <w:right w:val="none" w:sz="0" w:space="0" w:color="000000"/>
+              </w:pBdr>
+              <w:spacing w:before="100" w:after="100"/>
+              <w:ind w:left="100" w:right="100"/>
+              <w:rPr>
+                <w:rFonts w:eastAsia="Helvetica"/>
+                <w:color w:val="000000"/>
+                <w:sz w:val="22"/>
+                <w:szCs w:val="22"/>
+              </w:rPr>
+            </w:pPr>
+          </w:p>
+        </w:tc>
+      </w:tr>
+      <w:tr>
+        <w:trPr>
+          <w:jc w:val="center"/>
+        </w:trPr>
+        <w:tc>
+          <w:tcPr>
+            <w:tcW w:w="2942" w:type="dxa"/>
+            <w:tcBorders>
+              <w:top w:val="none" w:sz="0" w:space="0" w:color="000000"/>
+              <w:left w:val="none" w:sz="0" w:space="0" w:color="000000"/>
+              <w:bottom w:val="none" w:sz="0" w:space="0" w:color="000000"/>
+              <w:right w:val="none" w:sz="0" w:space="0" w:color="000000"/>
+            </w:tcBorders>
+            <w:shd w:val="clear" w:color="auto" w:fill="FFFFFF"/>
+            <w:tcMar>
+              <w:top w:w="0" w:type="dxa"/>
+              <w:left w:w="0" w:type="dxa"/>
+              <w:bottom w:w="0" w:type="dxa"/>
+              <w:right w:w="0" w:type="dxa"/>
+            </w:tcMar>
+            <w:vAlign w:val="center"/>
+          </w:tcPr>
+          <w:p>
+            <w:pPr>
+              <w:pBdr>
+                <w:top w:val="none" w:sz="0" w:space="0" w:color="000000"/>
+                <w:left w:val="none" w:sz="0" w:space="0" w:color="000000"/>
+                <w:bottom w:val="none" w:sz="0" w:space="0" w:color="000000"/>
+                <w:right w:val="none" w:sz="0" w:space="0" w:color="000000"/>
+              </w:pBdr>
+              <w:spacing w:before="100" w:after="100"/>
+              <w:ind w:left="100" w:right="100"/>
+              <w:rPr>
+                <w:rFonts w:eastAsia="Helvetica"/>
+                <w:color w:val="000000"/>
+                <w:sz w:val="22"/>
+                <w:szCs w:val="22"/>
+              </w:rPr>
+            </w:pPr>
+            <w:r>
+              <w:rPr>
+                <w:rFonts w:eastAsia="Helvetica"/>
+                <w:color w:val="000000"/>
+                <w:sz w:val="22"/>
+                <w:szCs w:val="22"/>
+              </w:rPr>
+              <w:t>Cambio en vistas</w:t>
+            </w:r>
+          </w:p>
+        </w:tc>
+        <w:tc>
+          <w:tcPr>
+            <w:tcW w:w="1596" w:type="dxa"/>
+            <w:tcBorders>
+              <w:top w:val="none" w:sz="0" w:space="0" w:color="000000"/>
+              <w:left w:val="none" w:sz="0" w:space="0" w:color="000000"/>
+              <w:bottom w:val="none" w:sz="0" w:space="0" w:color="000000"/>
+              <w:right w:val="none" w:sz="0" w:space="0" w:color="000000"/>
+            </w:tcBorders>
+            <w:shd w:val="clear" w:color="auto" w:fill="FFFFFF"/>
+            <w:tcMar>
+              <w:top w:w="0" w:type="dxa"/>
+              <w:left w:w="0" w:type="dxa"/>
+              <w:bottom w:w="0" w:type="dxa"/>
+              <w:right w:w="0" w:type="dxa"/>
+            </w:tcMar>
+            <w:vAlign w:val="center"/>
+          </w:tcPr>
+          <w:p>
+            <w:pPr>
+              <w:pBdr>
+                <w:top w:val="none" w:sz="0" w:space="0" w:color="000000"/>
+                <w:left w:val="none" w:sz="0" w:space="0" w:color="000000"/>
+                <w:bottom w:val="none" w:sz="0" w:space="0" w:color="000000"/>
+                <w:right w:val="none" w:sz="0" w:space="0" w:color="000000"/>
+              </w:pBdr>
+              <w:spacing w:before="100" w:after="100"/>
+              <w:ind w:left="100" w:right="100"/>
+              <w:jc w:val="right"/>
+              <w:rPr>
+                <w:rFonts w:eastAsia="Helvetica"/>
+                <w:color w:val="000000"/>
+                <w:sz w:val="22"/>
+                <w:szCs w:val="22"/>
+              </w:rPr>
+            </w:pPr>
+            <w:r>
+              <w:rPr>
+                <w:rFonts w:eastAsia="Helvetica"/>
+                <w:color w:val="000000"/>
+                <w:sz w:val="22"/>
+                <w:szCs w:val="22"/>
+              </w:rPr>
+              <w:t>-0.0001</w:t>
+            </w:r>
+          </w:p>
+        </w:tc>
+        <w:tc>
+          <w:tcPr>
+            <w:tcW w:w="1951" w:type="dxa"/>
+            <w:tcBorders>
+              <w:top w:val="none" w:sz="0" w:space="0" w:color="000000"/>
+              <w:left w:val="none" w:sz="0" w:space="0" w:color="000000"/>
+              <w:bottom w:val="none" w:sz="0" w:space="0" w:color="000000"/>
+              <w:right w:val="none" w:sz="0" w:space="0" w:color="000000"/>
+            </w:tcBorders>
+            <w:shd w:val="clear" w:color="auto" w:fill="FFFFFF"/>
+            <w:tcMar>
+              <w:top w:w="0" w:type="dxa"/>
+              <w:left w:w="0" w:type="dxa"/>
+              <w:bottom w:w="0" w:type="dxa"/>
+              <w:right w:w="0" w:type="dxa"/>
+            </w:tcMar>
+            <w:vAlign w:val="center"/>
+          </w:tcPr>
+          <w:p>
+            <w:pPr>
+              <w:pBdr>
+                <w:top w:val="none" w:sz="0" w:space="0" w:color="000000"/>
+                <w:left w:val="none" w:sz="0" w:space="0" w:color="000000"/>
+                <w:bottom w:val="none" w:sz="0" w:space="0" w:color="000000"/>
+                <w:right w:val="none" w:sz="0" w:space="0" w:color="000000"/>
+              </w:pBdr>
+              <w:spacing w:before="100" w:after="100"/>
+              <w:ind w:left="100" w:right="100"/>
+              <w:jc w:val="right"/>
+              <w:rPr>
+                <w:rFonts w:eastAsia="Helvetica"/>
+                <w:color w:val="000000"/>
+                <w:sz w:val="22"/>
+                <w:szCs w:val="22"/>
+              </w:rPr>
+            </w:pPr>
+            <w:r>
+              <w:rPr>
+                <w:rFonts w:eastAsia="Helvetica"/>
+                <w:color w:val="000000"/>
+                <w:sz w:val="22"/>
+                <w:szCs w:val="22"/>
+              </w:rPr>
+              <w:t>0.0000</w:t>
+            </w:r>
+          </w:p>
+        </w:tc>
+        <w:tc>
+          <w:tcPr>
+            <w:tcW w:w="1780" w:type="dxa"/>
+            <w:tcBorders>
+              <w:top w:val="none" w:sz="0" w:space="0" w:color="000000"/>
+              <w:left w:val="none" w:sz="0" w:space="0" w:color="000000"/>
+              <w:bottom w:val="none" w:sz="0" w:space="0" w:color="000000"/>
+              <w:right w:val="none" w:sz="0" w:space="0" w:color="000000"/>
+            </w:tcBorders>
+            <w:shd w:val="clear" w:color="auto" w:fill="FFFFFF"/>
+            <w:tcMar>
+              <w:top w:w="0" w:type="dxa"/>
+              <w:left w:w="0" w:type="dxa"/>
+              <w:bottom w:w="0" w:type="dxa"/>
+              <w:right w:w="0" w:type="dxa"/>
+            </w:tcMar>
+            <w:vAlign w:val="center"/>
+          </w:tcPr>
+          <w:p>
+            <w:pPr>
+              <w:pBdr>
+                <w:top w:val="none" w:sz="0" w:space="0" w:color="000000"/>
+                <w:left w:val="none" w:sz="0" w:space="0" w:color="000000"/>
+                <w:bottom w:val="none" w:sz="0" w:space="0" w:color="000000"/>
+                <w:right w:val="none" w:sz="0" w:space="0" w:color="000000"/>
+              </w:pBdr>
+              <w:spacing w:before="100" w:after="100"/>
+              <w:ind w:left="100" w:right="100"/>
+              <w:jc w:val="right"/>
+              <w:rPr>
+                <w:rFonts w:eastAsia="Helvetica"/>
+                <w:color w:val="000000"/>
+                <w:sz w:val="22"/>
+                <w:szCs w:val="22"/>
+              </w:rPr>
+            </w:pPr>
+            <w:r>
+              <w:rPr>
+                <w:rFonts w:eastAsia="Helvetica"/>
+                <w:color w:val="000000"/>
+                <w:sz w:val="22"/>
+                <w:szCs w:val="22"/>
+              </w:rPr>
+              <w:t>-2.73</w:t>
+            </w:r>
+          </w:p>
+        </w:tc>
+        <w:tc>
+          <w:tcPr>
+            <w:tcW w:w="1181" w:type="dxa"/>
+            <w:tcBorders>
+              <w:top w:val="none" w:sz="0" w:space="0" w:color="000000"/>
+              <w:left w:val="none" w:sz="0" w:space="0" w:color="000000"/>
+              <w:bottom w:val="none" w:sz="0" w:space="0" w:color="000000"/>
+              <w:right w:val="none" w:sz="0" w:space="0" w:color="000000"/>
+            </w:tcBorders>
+            <w:shd w:val="clear" w:color="auto" w:fill="FFFFFF"/>
+            <w:tcMar>
+              <w:top w:w="0" w:type="dxa"/>
+              <w:left w:w="0" w:type="dxa"/>
+              <w:bottom w:w="0" w:type="dxa"/>
+              <w:right w:w="0" w:type="dxa"/>
+            </w:tcMar>
+            <w:vAlign w:val="center"/>
+          </w:tcPr>
+          <w:p>
+            <w:pPr>
+              <w:pBdr>
+                <w:top w:val="none" w:sz="0" w:space="0" w:color="000000"/>
+                <w:left w:val="none" w:sz="0" w:space="0" w:color="000000"/>
+                <w:bottom w:val="none" w:sz="0" w:space="0" w:color="000000"/>
+                <w:right w:val="none" w:sz="0" w:space="0" w:color="000000"/>
+              </w:pBdr>
+              <w:spacing w:before="100" w:after="100"/>
+              <w:ind w:left="100" w:right="100"/>
+              <w:jc w:val="right"/>
+              <w:rPr>
+                <w:rFonts w:eastAsia="Helvetica"/>
+                <w:color w:val="000000"/>
+                <w:sz w:val="22"/>
+                <w:szCs w:val="22"/>
+              </w:rPr>
+            </w:pPr>
+            <w:r>
+              <w:rPr>
+                <w:rFonts w:eastAsia="Helvetica"/>
+                <w:color w:val="000000"/>
+                <w:sz w:val="22"/>
+                <w:szCs w:val="22"/>
+              </w:rPr>
+              <w:t>0.0063</w:t>
+            </w:r>
+          </w:p>
+        </w:tc>
+        <w:tc>
+          <w:tcPr>
+            <w:tcW w:w="1080" w:type="dxa"/>
+            <w:tcBorders>
+              <w:top w:val="none" w:sz="0" w:space="0" w:color="000000"/>
+              <w:left w:val="none" w:sz="0" w:space="0" w:color="000000"/>
+              <w:bottom w:val="none" w:sz="0" w:space="0" w:color="000000"/>
+              <w:right w:val="none" w:sz="0" w:space="0" w:color="000000"/>
+            </w:tcBorders>
+            <w:shd w:val="clear" w:color="auto" w:fill="FFFFFF"/>
+            <w:tcMar>
+              <w:top w:w="0" w:type="dxa"/>
+              <w:left w:w="0" w:type="dxa"/>
+              <w:bottom w:w="0" w:type="dxa"/>
+              <w:right w:w="0" w:type="dxa"/>
+            </w:tcMar>
+            <w:vAlign w:val="center"/>
+          </w:tcPr>
+          <w:p>
+            <w:pPr>
+              <w:pBdr>
+                <w:top w:val="none" w:sz="0" w:space="0" w:color="000000"/>
+                <w:left w:val="none" w:sz="0" w:space="0" w:color="000000"/>
+                <w:bottom w:val="none" w:sz="0" w:space="0" w:color="000000"/>
+                <w:right w:val="none" w:sz="0" w:space="0" w:color="000000"/>
+              </w:pBdr>
+              <w:spacing w:before="100" w:after="100"/>
+              <w:ind w:left="100" w:right="100"/>
+              <w:rPr>
+                <w:rFonts w:eastAsia="Helvetica"/>
+                <w:color w:val="000000"/>
+                <w:sz w:val="22"/>
+                <w:szCs w:val="22"/>
+              </w:rPr>
+            </w:pPr>
+            <w:r>
+              <w:rPr>
+                <w:rFonts w:eastAsia="Helvetica"/>
+                <w:color w:val="000000"/>
+                <w:sz w:val="22"/>
+                <w:szCs w:val="22"/>
+              </w:rPr>
+              <w:t>**</w:t>
+            </w:r>
+          </w:p>
+        </w:tc>
+      </w:tr>
+      <w:tr>
+        <w:trPr>
+          <w:jc w:val="center"/>
+        </w:trPr>
+        <w:tc>
+          <w:tcPr>
+            <w:tcW w:w="2942" w:type="dxa"/>
+            <w:tcBorders>
+              <w:top w:val="none" w:sz="0" w:space="0" w:color="000000"/>
+              <w:left w:val="none" w:sz="0" w:space="0" w:color="000000"/>
+              <w:bottom w:val="single" w:sz="12" w:space="0" w:color="666666"/>
+              <w:right w:val="none" w:sz="0" w:space="0" w:color="000000"/>
+            </w:tcBorders>
+            <w:shd w:val="clear" w:color="auto" w:fill="FFFFFF"/>
+            <w:tcMar>
+              <w:top w:w="0" w:type="dxa"/>
+              <w:left w:w="0" w:type="dxa"/>
+              <w:bottom w:w="0" w:type="dxa"/>
+              <w:right w:w="0" w:type="dxa"/>
+            </w:tcMar>
+            <w:vAlign w:val="center"/>
+          </w:tcPr>
+          <w:p>
+            <w:pPr>
+              <w:pBdr>
+                <w:top w:val="none" w:sz="0" w:space="0" w:color="000000"/>
+                <w:left w:val="none" w:sz="0" w:space="0" w:color="000000"/>
+                <w:bottom w:val="none" w:sz="0" w:space="0" w:color="000000"/>
+                <w:right w:val="none" w:sz="0" w:space="0" w:color="000000"/>
+              </w:pBdr>
+              <w:spacing w:before="100" w:after="100"/>
+              <w:ind w:left="100" w:right="100"/>
+              <w:rPr>
+                <w:rFonts w:eastAsia="Helvetica"/>
+                <w:color w:val="000000"/>
+                <w:sz w:val="22"/>
+                <w:szCs w:val="22"/>
+              </w:rPr>
+            </w:pPr>
+            <w:r>
+              <w:rPr>
+                <w:rFonts w:eastAsia="Helvetica"/>
+                <w:color w:val="000000"/>
+                <w:sz w:val="22"/>
+                <w:szCs w:val="22"/>
+              </w:rPr>
+              <w:t>Cambio días sin login</w:t>
+            </w:r>
+          </w:p>
+        </w:tc>
+        <w:tc>
+          <w:tcPr>
+            <w:tcW w:w="1596" w:type="dxa"/>
+            <w:tcBorders>
+              <w:top w:val="none" w:sz="0" w:space="0" w:color="000000"/>
+              <w:left w:val="none" w:sz="0" w:space="0" w:color="000000"/>
+              <w:bottom w:val="single" w:sz="12" w:space="0" w:color="666666"/>
+              <w:right w:val="none" w:sz="0" w:space="0" w:color="000000"/>
+            </w:tcBorders>
+            <w:shd w:val="clear" w:color="auto" w:fill="FFFFFF"/>
+            <w:tcMar>
+              <w:top w:w="0" w:type="dxa"/>
+              <w:left w:w="0" w:type="dxa"/>
+              <w:bottom w:w="0" w:type="dxa"/>
+              <w:right w:w="0" w:type="dxa"/>
+            </w:tcMar>
+            <w:vAlign w:val="center"/>
+          </w:tcPr>
+          <w:p>
+            <w:pPr>
+              <w:pBdr>
+                <w:top w:val="none" w:sz="0" w:space="0" w:color="000000"/>
+                <w:left w:val="none" w:sz="0" w:space="0" w:color="000000"/>
+                <w:bottom w:val="none" w:sz="0" w:space="0" w:color="000000"/>
+                <w:right w:val="none" w:sz="0" w:space="0" w:color="000000"/>
+              </w:pBdr>
+              <w:spacing w:before="100" w:after="100"/>
+              <w:ind w:left="100" w:right="100"/>
+              <w:jc w:val="right"/>
+              <w:rPr>
+                <w:rFonts w:eastAsia="Helvetica"/>
+                <w:color w:val="000000"/>
+                <w:sz w:val="22"/>
+                <w:szCs w:val="22"/>
+              </w:rPr>
+            </w:pPr>
+            <w:r>
+              <w:rPr>
+                <w:rFonts w:eastAsia="Helvetica"/>
+                <w:color w:val="000000"/>
+                <w:sz w:val="22"/>
+                <w:szCs w:val="22"/>
+              </w:rPr>
+              <w:t>0.0172</w:t>
+            </w:r>
+          </w:p>
+        </w:tc>
+        <w:tc>
+          <w:tcPr>
+            <w:tcW w:w="1951" w:type="dxa"/>
+            <w:tcBorders>
+              <w:top w:val="none" w:sz="0" w:space="0" w:color="000000"/>
+              <w:left w:val="none" w:sz="0" w:space="0" w:color="000000"/>
+              <w:bottom w:val="single" w:sz="12" w:space="0" w:color="666666"/>
+              <w:right w:val="none" w:sz="0" w:space="0" w:color="000000"/>
+            </w:tcBorders>
+            <w:shd w:val="clear" w:color="auto" w:fill="FFFFFF"/>
+            <w:tcMar>
+              <w:top w:w="0" w:type="dxa"/>
+              <w:left w:w="0" w:type="dxa"/>
+              <w:bottom w:w="0" w:type="dxa"/>
+              <w:right w:w="0" w:type="dxa"/>
+            </w:tcMar>
+            <w:vAlign w:val="center"/>
+          </w:tcPr>
+          <w:p>
+            <w:pPr>
+              <w:pBdr>
+                <w:top w:val="none" w:sz="0" w:space="0" w:color="000000"/>
+                <w:left w:val="none" w:sz="0" w:space="0" w:color="000000"/>
+                <w:bottom w:val="none" w:sz="0" w:space="0" w:color="000000"/>
+                <w:right w:val="none" w:sz="0" w:space="0" w:color="000000"/>
+              </w:pBdr>
+              <w:spacing w:before="100" w:after="100"/>
+              <w:ind w:left="100" w:right="100"/>
+              <w:jc w:val="right"/>
+              <w:rPr>
+                <w:rFonts w:eastAsia="Helvetica"/>
+                <w:color w:val="000000"/>
+                <w:sz w:val="22"/>
+                <w:szCs w:val="22"/>
+              </w:rPr>
+            </w:pPr>
+            <w:r>
+              <w:rPr>
+                <w:rFonts w:eastAsia="Helvetica"/>
+                <w:color w:val="000000"/>
+                <w:sz w:val="22"/>
+                <w:szCs w:val="22"/>
+              </w:rPr>
+              <w:t>0.0043</w:t>
+            </w:r>
+          </w:p>
+        </w:tc>
+        <w:tc>
+          <w:tcPr>
+            <w:tcW w:w="1780" w:type="dxa"/>
+            <w:tcBorders>
+              <w:top w:val="none" w:sz="0" w:space="0" w:color="000000"/>
+              <w:left w:val="none" w:sz="0" w:space="0" w:color="000000"/>
+              <w:bottom w:val="single" w:sz="12" w:space="0" w:color="666666"/>
+              <w:right w:val="none" w:sz="0" w:space="0" w:color="000000"/>
+            </w:tcBorders>
+            <w:shd w:val="clear" w:color="auto" w:fill="FFFFFF"/>
+            <w:tcMar>
+              <w:top w:w="0" w:type="dxa"/>
+              <w:left w:w="0" w:type="dxa"/>
+              <w:bottom w:w="0" w:type="dxa"/>
+              <w:right w:w="0" w:type="dxa"/>
+            </w:tcMar>
+            <w:vAlign w:val="center"/>
+          </w:tcPr>
+          <w:p>
+            <w:pPr>
+              <w:pBdr>
+                <w:top w:val="none" w:sz="0" w:space="0" w:color="000000"/>
+                <w:left w:val="none" w:sz="0" w:space="0" w:color="000000"/>
+                <w:bottom w:val="none" w:sz="0" w:space="0" w:color="000000"/>
+                <w:right w:val="none" w:sz="0" w:space="0" w:color="000000"/>
+              </w:pBdr>
+              <w:spacing w:before="100" w:after="100"/>
+              <w:ind w:left="100" w:right="100"/>
+              <w:jc w:val="right"/>
+              <w:rPr>
+                <w:rFonts w:eastAsia="Helvetica"/>
+                <w:color w:val="000000"/>
+                <w:sz w:val="22"/>
+                <w:szCs w:val="22"/>
+              </w:rPr>
+            </w:pPr>
+            <w:r>
+              <w:rPr>
+                <w:rFonts w:eastAsia="Helvetica"/>
+                <w:color w:val="000000"/>
+                <w:sz w:val="22"/>
+                <w:szCs w:val="22"/>
+              </w:rPr>
+              <w:t>4.02</w:t>
+            </w:r>
+          </w:p>
+        </w:tc>
+        <w:tc>
+          <w:tcPr>
+            <w:tcW w:w="1181" w:type="dxa"/>
+            <w:tcBorders>
+              <w:top w:val="none" w:sz="0" w:space="0" w:color="000000"/>
+              <w:left w:val="none" w:sz="0" w:space="0" w:color="000000"/>
+              <w:bottom w:val="single" w:sz="12" w:space="0" w:color="666666"/>
+              <w:right w:val="none" w:sz="0" w:space="0" w:color="000000"/>
+            </w:tcBorders>
+            <w:shd w:val="clear" w:color="auto" w:fill="FFFFFF"/>
+            <w:tcMar>
+              <w:top w:w="0" w:type="dxa"/>
+              <w:left w:w="0" w:type="dxa"/>
+              <w:bottom w:w="0" w:type="dxa"/>
+              <w:right w:w="0" w:type="dxa"/>
+            </w:tcMar>
+            <w:vAlign w:val="center"/>
+          </w:tcPr>
+          <w:p>
+            <w:pPr>
+              <w:pBdr>
+                <w:top w:val="none" w:sz="0" w:space="0" w:color="000000"/>
+                <w:left w:val="none" w:sz="0" w:space="0" w:color="000000"/>
+                <w:bottom w:val="none" w:sz="0" w:space="0" w:color="000000"/>
+                <w:right w:val="none" w:sz="0" w:space="0" w:color="000000"/>
+              </w:pBdr>
+              <w:spacing w:before="100" w:after="100"/>
+              <w:ind w:left="100" w:right="100"/>
+              <w:jc w:val="right"/>
+              <w:rPr>
+                <w:rFonts w:eastAsia="Helvetica"/>
+                <w:color w:val="000000"/>
+                <w:sz w:val="22"/>
+                <w:szCs w:val="22"/>
+              </w:rPr>
+            </w:pPr>
+            <w:r>
+              <w:rPr>
+                <w:rFonts w:eastAsia="Helvetica"/>
+                <w:color w:val="000000"/>
+                <w:sz w:val="22"/>
+                <w:szCs w:val="22"/>
+              </w:rPr>
+              <w:t>0.0001</w:t>
+            </w:r>
+          </w:p>
+        </w:tc>
+        <w:tc>
+          <w:tcPr>
+            <w:tcW w:w="1080" w:type="dxa"/>
+            <w:tcBorders>
+              <w:top w:val="none" w:sz="0" w:space="0" w:color="000000"/>
+              <w:left w:val="none" w:sz="0" w:space="0" w:color="000000"/>
+              <w:bottom w:val="single" w:sz="12" w:space="0" w:color="666666"/>
+              <w:right w:val="none" w:sz="0" w:space="0" w:color="000000"/>
+            </w:tcBorders>
+            <w:shd w:val="clear" w:color="auto" w:fill="FFFFFF"/>
+            <w:tcMar>
+              <w:top w:w="0" w:type="dxa"/>
+              <w:left w:w="0" w:type="dxa"/>
+              <w:bottom w:w="0" w:type="dxa"/>
+              <w:right w:w="0" w:type="dxa"/>
+            </w:tcMar>
+            <w:vAlign w:val="center"/>
+          </w:tcPr>
+          <w:p>
+            <w:pPr>
+              <w:pBdr>
+                <w:top w:val="none" w:sz="0" w:space="0" w:color="000000"/>
+                <w:left w:val="none" w:sz="0" w:space="0" w:color="000000"/>
+                <w:bottom w:val="none" w:sz="0" w:space="0" w:color="000000"/>
+                <w:right w:val="none" w:sz="0" w:space="0" w:color="000000"/>
+              </w:pBdr>
+              <w:spacing w:before="100" w:after="100"/>
+              <w:ind w:left="100" w:right="100"/>
+              <w:rPr>
+                <w:rFonts w:eastAsia="Helvetica"/>
+                <w:color w:val="000000"/>
+                <w:sz w:val="22"/>
+                <w:szCs w:val="22"/>
+              </w:rPr>
+            </w:pPr>
+            <w:r>
+              <w:rPr>
+                <w:rFonts w:eastAsia="Helvetica"/>
+                <w:color w:val="000000"/>
+                <w:sz w:val="22"/>
+                <w:szCs w:val="22"/>
+              </w:rPr>
+              <w:t>***</w:t>
+            </w:r>
+          </w:p>
+        </w:tc>
+      </w:tr>
+      <w:tr>
+        <w:trPr>
+          <w:jc w:val="center"/>
+        </w:trPr>
+        <w:tc>
+          <w:tcPr>
+            <w:tcW w:w="10530" w:type="dxa"/>
+            <w:gridSpan w:val="6"/>
+            <w:tcBorders>
+              <w:top w:val="single" w:sz="12" w:space="0" w:color="666666"/>
+              <w:left w:val="none" w:sz="0" w:space="0" w:color="000000"/>
+              <w:bottom w:val="single" w:sz="12" w:space="0" w:color="666666"/>
+              <w:right w:val="none" w:sz="0" w:space="0" w:color="000000"/>
+            </w:tcBorders>
+            <w:shd w:val="clear" w:color="auto" w:fill="FFFFFF"/>
+            <w:tcMar>
+              <w:top w:w="0" w:type="dxa"/>
+              <w:left w:w="0" w:type="dxa"/>
+              <w:bottom w:w="0" w:type="dxa"/>
+              <w:right w:w="0" w:type="dxa"/>
+            </w:tcMar>
+            <w:vAlign w:val="center"/>
+          </w:tcPr>
+          <w:p>
+            <w:pPr>
+              <w:pBdr>
+                <w:top w:val="none" w:sz="0" w:space="0" w:color="000000"/>
+                <w:left w:val="none" w:sz="0" w:space="0" w:color="000000"/>
+                <w:bottom w:val="none" w:sz="0" w:space="0" w:color="000000"/>
+                <w:right w:val="none" w:sz="0" w:space="0" w:color="000000"/>
+              </w:pBdr>
+              <w:spacing w:before="100" w:after="100"/>
+              <w:ind w:left="100" w:right="100"/>
+              <w:rPr>
+                <w:rFonts w:eastAsia="Helvetica"/>
+                <w:color w:val="000000"/>
+                <w:sz w:val="22"/>
+                <w:szCs w:val="22"/>
+              </w:rPr>
+            </w:pPr>
+            <w:r>
+              <w:rPr>
+                <w:rFonts w:eastAsia="Helvetica"/>
+                <w:color w:val="000000"/>
+                <w:sz w:val="22"/>
+                <w:szCs w:val="22"/>
+              </w:rPr>
+              <w:t>Nota: *** p&lt;0.001  ** p&lt;0.01  * p&lt;0.05  . p&lt;0.1</w:t>
+            </w:r>
+            <w:r>
+              <w:rPr>
+                <w:rFonts w:eastAsia="Helvetica"/>
+                <w:color w:val="000000"/>
+                <w:sz w:val="22"/>
+                <w:szCs w:val="22"/>
+              </w:rPr>
+              <w:br/>
+              <w:t>McFadden R² = 0.0439387489527788   |   N = 6347</w:t>
+            </w:r>
+          </w:p>
+        </w:tc>
+      </w:tr>
+    </w:tbl>
+    <w:p>
+      <w:pPr>
+        <w:rPr>
+          <w:sz w:val="22"/>
+          <w:szCs w:val="22"/>
+        </w:rPr>
+      </w:pPr>
+      <w:r>
+        <w:rPr>
+          <w:sz w:val="22"/>
+          <w:szCs w:val="22"/>
+        </w:rPr>
+        <w:t xml:space="preserve">El McFadden R² = 0.0439387489527788 indica que el modelo explica aproximadamente el 4.4% de la variación en la deserción. </w:t>
+      </w:r>
+    </w:p>
+    <w:p>
+      <w:pPr>
+        <w:jc w:val="both"/>
+      </w:pPr>
+    </w:p>
+    <w:p>
+      <w:pPr>
+        <w:jc w:val="both"/>
+      </w:pPr>
+      <w:r>
+        <w:t>Es importante mencionar que e</w:t>
+      </w:r>
+      <w:r>
+        <w:t xml:space="preserve">l modelo se estimó sobre los 6.347 registros disponibles e incorporo ocho variables independientes que capturan distintas dimensiones del comportamiento y perfil del cliente: antigüedad en la empresa, nivel de satisfacción que se mide por medio del “Customer Health Index” (CHI), historial de soporte técnico y grado de interacción con la plataforma los resultados obtenidos se observan en la Tabla 1.2.2. </w:t>
+      </w:r>
+    </w:p>
+    <w:p>
+      <w:pPr>
+        <w:jc w:val="both"/>
+      </w:pPr>
+    </w:p>
+    <w:p>
+      <w:pPr>
+        <w:jc w:val="both"/>
+      </w:pPr>
+      <w:r>
+        <w:t>De acuerdo a los resultados obtenidos (Tabla 2), de</w:t>
+      </w:r>
+      <w:r>
+        <w:t xml:space="preserve"> las ocho variables que se incluyeron en el modelo, seis resultaron estadísticamente significativas al 5% o Superior. Las variables que obtuvieron un mayor nivel de significancia (p-value &lt; 0.001) son el CHI escore, el cambio en el CHI escoré y el cambio en los días sin inicio de sesión, lo cual indica que estas variables son las mas indicadas para identificar clientes en riesgo de deserción. El cambio en el número de visitas resulto ser significativo al 1% (p-value &lt; 0.01), mientras que la edad del cliente y el cambio en los casos de soporte alcanzaron el umbral del 5%.</w:t>
+      </w:r>
+    </w:p>
+    <w:p>
+      <w:pPr>
+        <w:jc w:val="both"/>
+      </w:pPr>
+    </w:p>
+    <w:p>
+      <w:pPr>
+        <w:jc w:val="both"/>
+      </w:pPr>
+      <w:r>
+        <w:t xml:space="preserve">Los signos de los coeficientes son acordes teniendo en cuenta la lógica de negocio y permiten sacar conclusiones accionables. El coeficiente del CHI Score inicial (-0.0046) y el de su cambio (-0.0104) son negativos y significativos, lo que indica que los clientes que tienen una mayor satisfacción y aquellos que su satisfacción mejora con el tiempo tienen una mas alta probabilidad de abandonar la empresa. Esto respalda el uso del CHI Score como indicador temprano de riesgo: una caída en este índice debe activar las alertas de retención de forma proactiva. </w:t>
+      </w:r>
+    </w:p>
+    <w:p>
+      <w:pPr>
+        <w:jc w:val="both"/>
+      </w:pPr>
+    </w:p>
+    <w:p>
+      <w:pPr>
+        <w:jc w:val="both"/>
+      </w:pPr>
+      <w:r>
+        <w:t xml:space="preserve">El coeficiente asociado al cambio de los días sin login (0.0172) es altamente significativo, lo que confirma que la inactividad en la plataforma resulta ser una señal de desvinculación. Al igual que el incremento en los casos de soporte (0.1329) aumenta la </w:t>
+      </w:r>
+      <w:r>
+        <w:lastRenderedPageBreak/>
+        <w:t>probabilidad de deserción, lo cual sugiere que la acumulación de problemas técnicos no resueltos degrada la experiencia del cliente por lo que aumenta la posibilidad de abandonar el servicio.</w:t>
+      </w:r>
+    </w:p>
+    <w:p>
+      <w:pPr>
+        <w:jc w:val="both"/>
+      </w:pPr>
+    </w:p>
+    <w:p>
+      <w:pPr>
+        <w:jc w:val="both"/>
+      </w:pPr>
+      <w:r>
+        <w:t>Al realizar el ajuste del R^2 de McFadden, es una medida análoga adaptada para este tipo de modelo. El valor obtenido fue de 0.044, lo cual se puede considerar modesto. Sin embargo, cuando se trata del modelo logit aplicados a datos de comportamiento humano los valores entre 0.02 y 0.10 son aceptables y típicos. Por lo que en este modelo que cuenta con seis variables significativas representa un modelo estadísticamente valido y con alta capacidad predictiva real.</w:t>
+      </w:r>
+    </w:p>
+    <w:p>
+      <w:pPr>
+        <w:jc w:val="both"/>
+      </w:pPr>
+    </w:p>
+    <w:p>
+      <w:pPr>
+        <w:jc w:val="both"/>
+      </w:pPr>
+      <w:r>
+        <w:t>Los resultados obtenidos en este modelo permiten que se identifiquen tres señales de alerta temprana que la empresa debería monitorear</w:t>
+      </w:r>
+      <w:r>
+        <w:t xml:space="preserve"> de forma sistemática para anticipar la deserción de clientes. Lo primero es que una caída en el CHI Score que resulto ser el mejor predictor. Segundo, el aumento en los días sin login son una señal de abandono del servicio. Tercero el incremento en los tickets de soporte abiertos indica un deterioro en la experiencia lo que requiere intervención. </w:t>
+      </w:r>
+    </w:p>
+    <w:p>
+      <w:pPr>
+        <w:jc w:val="both"/>
+      </w:pPr>
+    </w:p>
+    <w:p>
+      <w:pPr>
+        <w:jc w:val="both"/>
+      </w:pPr>
+      <w:r>
+        <w:t>Así pues, e</w:t>
+      </w:r>
+      <w:r>
+        <w:t>ste modelo da una base solida para priorizar la retención, para que los equipos encargados dirijan recursos a aquellos clientes que tienen mayor probabilidad de deserción antes de que la decisión de abandono sea definitiva.</w:t>
+      </w:r>
+    </w:p>
+    <w:p>
+      <w:pPr>
+        <w:jc w:val="both"/>
+      </w:pPr>
+    </w:p>
+    <w:p>
+      <w:pPr>
+        <w:jc w:val="both"/>
+      </w:pPr>
+    </w:p>
+    <w:p>
+      <w:pPr>
+        <w:jc w:val="both"/>
         <w:rPr>
           <w:b/>
           <w:bCs/>
+          <w:i/>
+          <w:iCs/>
         </w:rPr>
       </w:pPr>
       <w:r>
         <w:rPr>
           <w:b/>
           <w:bCs/>
+          <w:i/>
+          <w:iCs/>
+        </w:rPr>
+        <w:t>Gráfica 1. Matriz de Confusión</w:t>
+      </w:r>
+    </w:p>
+    <w:p>
+      <w:pPr>
+        <w:jc w:val="both"/>
+      </w:pPr>
+    </w:p>
+    <w:p>
+      <w:pPr>
+        <w:jc w:val="both"/>
+      </w:pPr>
+      <w:r>
+        <w:rPr>
+          <w:noProof/>
+        </w:rPr>
+        <w:drawing>
+          <wp:inline distT="0" distB="0" distL="0" distR="0" wp14:anchorId="54B51A9F" wp14:editId="42CB3BB3">
+            <wp:extent cx="4529666" cy="3397499"/>
+            <wp:effectExtent l="0" t="0" r="4445" b="6350"/>
+            <wp:docPr id="28349531" name="Imagen 2"/>
+            <wp:cNvGraphicFramePr>
+              <a:graphicFrameLocks xmlns:a="http://schemas.openxmlformats.org/drawingml/2006/main" noChangeAspect="1"/>
+            </wp:cNvGraphicFramePr>
+            <a:graphic xmlns:a="http://schemas.openxmlformats.org/drawingml/2006/main">
+              <a:graphicData uri="http://schemas.openxmlformats.org/drawingml/2006/picture">
+                <pic:pic xmlns:pic="http://schemas.openxmlformats.org/drawingml/2006/picture">
+                  <pic:nvPicPr>
+                    <pic:cNvPr id="28349531" name="Imagen 28349531"/>
+                    <pic:cNvPicPr/>
+                  </pic:nvPicPr>
+                  <pic:blipFill>
+                    <a:blip r:embed="rId6" cstate="print">
+                      <a:extLst>
+                        <a:ext uri="{28A0092B-C50C-407E-A947-70E740481C1C}">
+                          <a14:useLocalDpi xmlns:a14="http://schemas.microsoft.com/office/drawing/2010/main" val="0"/>
+                        </a:ext>
+                      </a:extLst>
+                    </a:blip>
+                    <a:stretch>
+                      <a:fillRect/>
+                    </a:stretch>
+                  </pic:blipFill>
+                  <pic:spPr>
+                    <a:xfrm>
+                      <a:off x="0" y="0"/>
+                      <a:ext cx="4544085" cy="3408314"/>
+                    </a:xfrm>
+                    <a:prstGeom prst="rect">
+                      <a:avLst/>
+                    </a:prstGeom>
+                  </pic:spPr>
+                </pic:pic>
+              </a:graphicData>
+            </a:graphic>
+          </wp:inline>
+        </w:drawing>
+      </w:r>
+    </w:p>
+    <w:p>
+      <w:pPr>
+        <w:pStyle w:val="p1"/>
+        <w:rPr>
+          <w:color w:val="000000" w:themeColor="text1"/>
+        </w:rPr>
+      </w:pPr>
+      <w:r>
+        <w:rPr>
+          <w:i/>
+          <w:iCs/>
+          <w:color w:val="000000" w:themeColor="text1"/>
+        </w:rPr>
+        <w:t>VP = Verdaderos Positivos (desertores detectados). VN = Verdaderos Negativos. FP = Falsos Positivos (alarmas falsas). FN = Falsos</w:t>
+      </w:r>
+    </w:p>
+    <w:p>
+      <w:pPr>
+        <w:pStyle w:val="p1"/>
+        <w:rPr>
+          <w:color w:val="000000" w:themeColor="text1"/>
+        </w:rPr>
+      </w:pPr>
+      <w:r>
+        <w:rPr>
+          <w:i/>
+          <w:iCs/>
+          <w:color w:val="000000" w:themeColor="text1"/>
+        </w:rPr>
+        <w:t>Negativos (desertores no detectados).</w:t>
+      </w:r>
+    </w:p>
+    <w:p>
+      <w:pPr>
+        <w:jc w:val="both"/>
+      </w:pPr>
+    </w:p>
+    <w:p>
+      <w:pPr>
+        <w:jc w:val="both"/>
+      </w:pPr>
+      <w:r>
+        <w:t xml:space="preserve">Con respecto a los resultados obtenidos en la matriz de confusión (gráfica 1), se puede interpretar lo siguiente: </w:t>
+      </w:r>
+    </w:p>
+    <w:p>
+      <w:pPr>
+        <w:pStyle w:val="NormalWeb"/>
+        <w:jc w:val="both"/>
+      </w:pPr>
+      <w:r>
+        <w:rPr>
+          <w:u w:val="single"/>
         </w:rPr>
         <w:lastRenderedPageBreak/>
-        <w:t>Análisis</w:t>
+        <w:t>Verdaderos Positivos (VP = 149, 2.3%):</w:t>
       </w:r>
+      <w:r>
+        <w:t xml:space="preserve"> El modelo identifico correctamente 149 de los 323 desertores reales. Estos son los clientes que el equipo de Wall puede contactar proactivamente. Representan el 46.1% de todos los desertores (sensibilidad = 46.1%).</w:t>
+      </w:r>
+    </w:p>
+    <w:p>
+      <w:pPr>
+        <w:pStyle w:val="NormalWeb"/>
+        <w:jc w:val="both"/>
+      </w:pPr>
+      <w:r>
+        <w:rPr>
+          <w:u w:val="single"/>
+        </w:rPr>
+        <w:t>Verdaderos Negativos (VN = 4,895, 77.1%):</w:t>
+      </w:r>
+      <w:r>
+        <w:t xml:space="preserve"> 4,895 clientes fueron correctamente clasificados como no desertores. El modelo no genera esfuerzo innecesario del equipo de retención para estos clientes.</w:t>
+      </w:r>
+    </w:p>
+    <w:p>
+      <w:pPr>
+        <w:pStyle w:val="NormalWeb"/>
+        <w:jc w:val="both"/>
+      </w:pPr>
+      <w:r>
+        <w:rPr>
+          <w:u w:val="single"/>
+        </w:rPr>
+        <w:t>Falsos Positivos (FP = 1,129, 17.8%):</w:t>
+      </w:r>
+      <w:r>
+        <w:t xml:space="preserve"> 1,129 clientes fueron clasificados como en riesgo pero no desertaron. Son alarmas falsas, el equipo los contactaría sin necesidad. Con el umbral de Youden, se acepta este costo para maximizar la detección de desertores reales.</w:t>
+      </w:r>
+    </w:p>
+    <w:p>
+      <w:pPr>
+        <w:pStyle w:val="NormalWeb"/>
+        <w:jc w:val="both"/>
+      </w:pPr>
+      <w:r>
+        <w:rPr>
+          <w:u w:val="single"/>
+        </w:rPr>
+        <w:t>Falsos Negativos (FN = 174, 2.7%):</w:t>
+      </w:r>
+      <w:r>
+        <w:t xml:space="preserve"> 174 desertores reales NO fueron detectados por el modelo. Son el principal punto débil: clientes que abandonaran la empresa sin que el equipo haya intervenido. Reducir los FN es la prioridad de mejora del modelo. Con McFadden R² = 0.044 (ajuste modesto), es esperable que una proporción significativa de desertores no sean capturados.</w:t>
+      </w:r>
+    </w:p>
+    <w:p>
+      <w:pPr>
+        <w:jc w:val="both"/>
+      </w:pPr>
+    </w:p>
+    <w:p>
+      <w:pPr>
+        <w:pStyle w:val="paragraph"/>
+        <w:spacing w:before="0" w:beforeAutospacing="0" w:after="0" w:afterAutospacing="0" w:line="276" w:lineRule="auto"/>
+        <w:textAlignment w:val="baseline"/>
+        <w:rPr>
+          <w:b/>
+          <w:bCs/>
+        </w:rPr>
+      </w:pPr>
     </w:p>
     <w:p/>
     <w:sectPr>
@@ -667,6 +7115,10 @@
     </w:sectPr>
   </w:body>
 </w:document>
+</file>
+
+<file path=word/numbering.xml><?xml version="1.0" encoding="utf-8"?>
+<w:numbering xmlns:wpc="http://schemas.microsoft.com/office/word/2010/wordprocessingCanvas" xmlns:cx="http://schemas.microsoft.com/office/drawing/2014/chartex" xmlns:cx1="http://schemas.microsoft.com/office/drawing/2015/9/8/chartex" xmlns:cx2="http://schemas.microsoft.com/office/drawing/2015/10/21/chartex" xmlns:cx3="http://schemas.microsoft.com/office/drawing/2016/5/9/chartex" xmlns:cx4="http://schemas.microsoft.com/office/drawing/2016/5/10/chartex" xmlns:cx5="http://schemas.microsoft.com/office/drawing/2016/5/11/chartex" xmlns:cx6="http://schemas.microsoft.com/office/drawing/2016/5/12/chartex" xmlns:cx7="http://schemas.microsoft.com/office/drawing/2016/5/13/chartex" xmlns:cx8="http://schemas.microsoft.com/office/drawing/2016/5/14/chartex" xmlns:mc="http://schemas.openxmlformats.org/markup-compatibility/2006" xmlns:aink="http://schemas.microsoft.com/office/drawing/2016/ink" xmlns:am3d="http://schemas.microsoft.com/office/drawing/2017/model3d" xmlns:o="urn:schemas-microsoft-com:office:office" xmlns:oel="http://schemas.microsoft.com/office/2019/extlst" xmlns:r="http://schemas.openxmlformats.org/officeDocument/2006/relationships" xmlns:m="http://schemas.openxmlformats.org/officeDocument/2006/math" xmlns:v="urn:schemas-microsoft-com:vml" xmlns:wp14="http://schemas.microsoft.com/office/word/2010/wordprocessingDrawing" xmlns:wp="http://schemas.openxmlformats.org/drawingml/2006/wordprocessingDrawing" xmlns:w10="urn:schemas-microsoft-com:office:word" xmlns:w="http://schemas.openxmlformats.org/wordprocessingml/2006/main" xmlns:w14="http://schemas.microsoft.com/office/word/2010/wordml" xmlns:w15="http://schemas.microsoft.com/office/word/2012/wordml" xmlns:w16cex="http://schemas.microsoft.com/office/word/2018/wordml/cex" xmlns:w16cid="http://schemas.microsoft.com/office/word/2016/wordml/cid" xmlns:w16="http://schemas.microsoft.com/office/word/2018/wordml" xmlns:w16du="http://schemas.microsoft.com/office/word/2023/wordml/word16du" xmlns:w16sdtdh="http://schemas.microsoft.com/office/word/2020/wordml/sdtdatahash" xmlns:w16sdtfl="http://schemas.microsoft.com/office/word/2024/wordml/sdtformatlock" xmlns:w16se="http://schemas.microsoft.com/office/word/2015/wordml/symex" xmlns:wpg="http://schemas.microsoft.com/office/word/2010/wordprocessingGroup" xmlns:wpi="http://schemas.microsoft.com/office/word/2010/wordprocessingInk" xmlns:wne="http://schemas.microsoft.com/office/word/2006/wordml" xmlns:wps="http://schemas.microsoft.com/office/word/2010/wordprocessingShape" mc:Ignorable="w14 w15 w16se w16cid w16 w16cex w16sdtdh w16sdtfl w16du wp14"/>
 </file>
 
 <file path=word/styles.xml><?xml version="1.0" encoding="utf-8"?>
@@ -1626,6 +8078,38 @@
     <w:basedOn w:val="Fuentedeprrafopredeter"/>
     <w:rsid w:val="005A103F"/>
   </w:style>
+  <w:style w:type="paragraph" w:styleId="NormalWeb">
+    <w:name w:val="Normal (Web)"/>
+    <w:basedOn w:val="Normal"/>
+    <w:uiPriority w:val="99"/>
+    <w:unhideWhenUsed/>
+    <w:rsid w:val="00DF34DB"/>
+    <w:pPr>
+      <w:spacing w:before="100" w:beforeAutospacing="1" w:after="100" w:afterAutospacing="1"/>
+    </w:pPr>
+  </w:style>
+  <w:style w:type="character" w:styleId="Textoennegrita">
+    <w:name w:val="Strong"/>
+    <w:basedOn w:val="Fuentedeprrafopredeter"/>
+    <w:uiPriority w:val="22"/>
+    <w:qFormat/>
+    <w:rsid w:val="00DF34DB"/>
+    <w:rPr>
+      <w:b/>
+      <w:bCs/>
+    </w:rPr>
+  </w:style>
+  <w:style w:type="paragraph" w:customStyle="1" w:styleId="p1">
+    <w:name w:val="p1"/>
+    <w:basedOn w:val="Normal"/>
+    <w:rsid w:val="00DF34DB"/>
+    <w:rPr>
+      <w:rFonts w:ascii="Helvetica" w:hAnsi="Helvetica"/>
+      <w:color w:val="7C97B6"/>
+      <w:sz w:val="12"/>
+      <w:szCs w:val="12"/>
+    </w:rPr>
+  </w:style>
 </w:styles>
 </file>
 

--- a/Caso 4.docx
+++ b/Caso 4.docx
@@ -106,7 +106,7 @@
                     </pic:cNvPicPr>
                   </pic:nvPicPr>
                   <pic:blipFill>
-                    <a:blip r:embed="rId5">
+                    <a:blip r:embed="rId4">
                       <a:extLst>
                         <a:ext uri="{28A0092B-C50C-407E-A947-70E740481C1C}">
                           <a14:useLocalDpi xmlns:a14="http://schemas.microsoft.com/office/drawing/2010/main" val="0"/>
@@ -637,7 +637,7 @@
     <w:p/>
     <w:p>
       <w:pPr>
-        <w:pStyle w:val="Ttulo1"/>
+        <w:pStyle w:val="Heading1"/>
         <w:ind w:left="360" w:hanging="360"/>
         <w:rPr>
           <w:rFonts w:ascii="Times New Roman" w:hAnsi="Times New Roman" w:cs="Times New Roman"/>
@@ -661,12 +661,20 @@
         <w:jc w:val="both"/>
       </w:pPr>
       <w:r>
-        <w:t>QWE INC. es una empresa que ofrece servicios digitales por suscripción a pequeñas y medianas empresas. Hasta 2012, gestionaba la deserción de clientes de forma reactiva, ofreciendo descuentos o beneficios al momento de la cancelación, lo que resultaba costoso e ineficiente. Ante esto, se planteó desarrollar un modelo predictivo que permitiera anticipar qué clientes tienen mayor probabilidad de abandonar el servicio en el corto plazo y así implementar estrategias más efectivas. Para ello, se cuenta con una base de datos de 6,347 clientes con información sobre antigüedad, satisfacción (CHI), uso del servicio y soporte, donde la variable de interés es la deserción (churn), la cual presenta un bajo porcentaje (~5%), implicando un problema de datos desbalanceados.</w:t>
+        <w:t>QWE INC. es una empresa que ofrece servicios digitales por suscripción a pequeñas y medianas empresas. Hasta 2012, gestionaba la deserción de clientes de forma reactiva, ofreciendo descuentos o beneficios al momento de la cancelación, lo que resultaba costoso e ineficiente. Ante esto, se planteó desarrollar un modelo predictivo que permitiera anticipar qué clientes tienen mayor probabilidad de abandonar el servicio en el corto plazo y así implementar estrategias más efectivas. Para ello, se cuenta con una base de datos de 6,347 clientes con información sobre antigüedad, satisfacción (CHI), uso del servicio y soporte, donde la variable de interés es la deserción (</w:t>
+      </w:r>
+      <w:proofErr w:type="spellStart"/>
+      <w:r>
+        <w:t>churn</w:t>
+      </w:r>
+      <w:proofErr w:type="spellEnd"/>
+      <w:r>
+        <w:t>), la cual presenta un bajo porcentaje (~5%), implicando un problema de datos desbalanceados.</w:t>
       </w:r>
     </w:p>
     <w:p>
       <w:pPr>
-        <w:pStyle w:val="Ttulo1"/>
+        <w:pStyle w:val="Heading1"/>
         <w:rPr>
           <w:rFonts w:ascii="Times New Roman" w:hAnsi="Times New Roman" w:cs="Times New Roman"/>
           <w:sz w:val="26"/>
@@ -684,7 +692,7 @@
     </w:p>
     <w:p>
       <w:pPr>
-        <w:pStyle w:val="Ttulo2"/>
+        <w:pStyle w:val="Heading2"/>
         <w:rPr>
           <w:rFonts w:ascii="Times New Roman" w:hAnsi="Times New Roman" w:cs="Times New Roman"/>
           <w:i/>
@@ -957,6 +965,7 @@
                 <w:szCs w:val="22"/>
               </w:rPr>
             </w:pPr>
+            <w:proofErr w:type="spellStart"/>
             <w:r>
               <w:rPr>
                 <w:rFonts w:eastAsia="Helvetica"/>
@@ -965,7 +974,18 @@
                 <w:sz w:val="22"/>
                 <w:szCs w:val="22"/>
               </w:rPr>
-              <w:t>Desv. Estándar</w:t>
+              <w:t>Desv</w:t>
+            </w:r>
+            <w:proofErr w:type="spellEnd"/>
+            <w:r>
+              <w:rPr>
+                <w:rFonts w:eastAsia="Helvetica"/>
+                <w:b/>
+                <w:color w:val="000000"/>
+                <w:sz w:val="22"/>
+                <w:szCs w:val="22"/>
+              </w:rPr>
+              <w:t>. Estándar</w:t>
             </w:r>
           </w:p>
         </w:tc>
@@ -2779,8 +2799,19 @@
                 <w:sz w:val="22"/>
                 <w:szCs w:val="22"/>
               </w:rPr>
-              <w:t>Cambio en logins</w:t>
-            </w:r>
+              <w:t xml:space="preserve">Cambio en </w:t>
+            </w:r>
+            <w:proofErr w:type="spellStart"/>
+            <w:r>
+              <w:rPr>
+                <w:rFonts w:eastAsia="Helvetica"/>
+                <w:color w:val="000000"/>
+                <w:sz w:val="22"/>
+                <w:szCs w:val="22"/>
+              </w:rPr>
+              <w:t>logins</w:t>
+            </w:r>
+            <w:proofErr w:type="spellEnd"/>
           </w:p>
         </w:tc>
         <w:tc>
@@ -3445,8 +3476,19 @@
                 <w:sz w:val="22"/>
                 <w:szCs w:val="22"/>
               </w:rPr>
-              <w:t>Cambio días sin login</w:t>
-            </w:r>
+              <w:t xml:space="preserve">Cambio días sin </w:t>
+            </w:r>
+            <w:proofErr w:type="spellStart"/>
+            <w:r>
+              <w:rPr>
+                <w:rFonts w:eastAsia="Helvetica"/>
+                <w:color w:val="000000"/>
+                <w:sz w:val="22"/>
+                <w:szCs w:val="22"/>
+              </w:rPr>
+              <w:t>login</w:t>
+            </w:r>
+            <w:proofErr w:type="spellEnd"/>
           </w:p>
         </w:tc>
         <w:tc>
@@ -3744,7 +3786,7 @@
       </w:r>
       <w:r>
         <w:rPr>
-          <w:rStyle w:val="Textoennegrita"/>
+          <w:rStyle w:val="Strong"/>
         </w:rPr>
         <w:t>edad promedio del cliente es de 13.9 meses</w:t>
       </w:r>
@@ -3753,7 +3795,7 @@
       </w:r>
       <w:r>
         <w:rPr>
-          <w:rStyle w:val="Textoennegrita"/>
+          <w:rStyle w:val="Strong"/>
         </w:rPr>
         <w:t>CHI Score promedio es elevado (87.32)</w:t>
       </w:r>
@@ -3769,7 +3811,7 @@
       </w:r>
       <w:r>
         <w:rPr>
-          <w:rStyle w:val="Textoennegrita"/>
+          <w:rStyle w:val="Strong"/>
         </w:rPr>
         <w:t>casos de soporte son bajos en promedio (0.71)</w:t>
       </w:r>
@@ -3781,11 +3823,27 @@
         <w:t>,</w:t>
       </w:r>
       <w:r>
-        <w:t xml:space="preserve"> pero con valores extremos que podrían estar asociados a clientes con problemas específicos. Las variables de cambio (logins, vistas y días sin login) presentan </w:t>
+        <w:t xml:space="preserve"> pero con valores extremos que podrían estar asociados a clientes con problemas específicos. Las variables de cambio (</w:t>
+      </w:r>
+      <w:proofErr w:type="spellStart"/>
+      <w:r>
+        <w:t>logins</w:t>
+      </w:r>
+      <w:proofErr w:type="spellEnd"/>
+      <w:r>
+        <w:t xml:space="preserve">, vistas y días sin </w:t>
+      </w:r>
+      <w:proofErr w:type="spellStart"/>
+      <w:r>
+        <w:t>login</w:t>
+      </w:r>
+      <w:proofErr w:type="spellEnd"/>
+      <w:r>
+        <w:t xml:space="preserve">) presentan </w:t>
       </w:r>
       <w:r>
         <w:rPr>
-          <w:rStyle w:val="Textoennegrita"/>
+          <w:rStyle w:val="Strong"/>
         </w:rPr>
         <w:t>alta variabilidad y presencia de valores extremos</w:t>
       </w:r>
@@ -3811,19 +3869,40 @@
         <w:t xml:space="preserve">Ahora bien, para resolver el caso, se </w:t>
       </w:r>
       <w:r>
-        <w:t>decidió utilizar un modelo Logit</w:t>
-      </w:r>
+        <w:t xml:space="preserve">decidió utilizar un modelo </w:t>
+      </w:r>
+      <w:proofErr w:type="spellStart"/>
+      <w:r>
+        <w:t>Logit</w:t>
+      </w:r>
+      <w:proofErr w:type="spellEnd"/>
       <w:r>
         <w:t xml:space="preserve">  (Tabla 2)</w:t>
       </w:r>
       <w:r>
-        <w:t>, debido a que la variable dependiente “churn” es binaria (0= no deserta, 1= deserta), por lo que la regresión lineal normal no es la mas apropiada. Con el modelo logia estima la probabilidad de que un cliente abandone la empresa en función de sus características.</w:t>
+        <w:t>, debido a que la variable dependiente “</w:t>
+      </w:r>
+      <w:proofErr w:type="spellStart"/>
+      <w:r>
+        <w:t>churn</w:t>
+      </w:r>
+      <w:proofErr w:type="spellEnd"/>
+      <w:r>
+        <w:t xml:space="preserve">” es binaria (0= no deserta, 1= deserta), por lo que la regresión lineal normal no es la </w:t>
+      </w:r>
+      <w:proofErr w:type="spellStart"/>
+      <w:r>
+        <w:t>mas</w:t>
+      </w:r>
+      <w:proofErr w:type="spellEnd"/>
+      <w:r>
+        <w:t xml:space="preserve"> apropiada. Con el modelo logia estima la probabilidad de que un cliente abandone la empresa en función de sus características.</w:t>
       </w:r>
       <w:bookmarkEnd w:id="0"/>
     </w:p>
     <w:p>
       <w:pPr>
-        <w:pStyle w:val="Ttulo2"/>
+        <w:pStyle w:val="Heading2"/>
         <w:rPr>
           <w:rFonts w:ascii="Times New Roman" w:hAnsi="Times New Roman" w:cs="Times New Roman"/>
           <w:i/>
@@ -3841,7 +3920,29 @@
           <w:szCs w:val="24"/>
         </w:rPr>
         <w:lastRenderedPageBreak/>
-        <w:t>Tabla 2. Modelo Logit - Variable Dependiente: Churn</w:t>
+        <w:t xml:space="preserve">Tabla 2. Modelo </w:t>
+      </w:r>
+      <w:proofErr w:type="spellStart"/>
+      <w:r>
+        <w:rPr>
+          <w:rFonts w:ascii="Times New Roman" w:hAnsi="Times New Roman" w:cs="Times New Roman"/>
+          <w:i/>
+          <w:iCs/>
+          <w:sz w:val="24"/>
+          <w:szCs w:val="24"/>
+        </w:rPr>
+        <w:t>Logit</w:t>
+      </w:r>
+      <w:proofErr w:type="spellEnd"/>
+      <w:r>
+        <w:rPr>
+          <w:rFonts w:ascii="Times New Roman" w:hAnsi="Times New Roman" w:cs="Times New Roman"/>
+          <w:i/>
+          <w:iCs/>
+          <w:sz w:val="24"/>
+          <w:szCs w:val="24"/>
+        </w:rPr>
+        <w:t xml:space="preserve"> - Variable Dependiente: Churn</w:t>
       </w:r>
     </w:p>
     <w:tbl>
@@ -4104,8 +4205,20 @@
                 <w:sz w:val="22"/>
                 <w:szCs w:val="22"/>
               </w:rPr>
-              <w:t>p-value</w:t>
-            </w:r>
+              <w:t>p-</w:t>
+            </w:r>
+            <w:proofErr w:type="spellStart"/>
+            <w:r>
+              <w:rPr>
+                <w:rFonts w:eastAsia="Helvetica"/>
+                <w:b/>
+                <w:color w:val="000000"/>
+                <w:sz w:val="22"/>
+                <w:szCs w:val="22"/>
+              </w:rPr>
+              <w:t>value</w:t>
+            </w:r>
+            <w:proofErr w:type="spellEnd"/>
           </w:p>
         </w:tc>
         <w:tc>
@@ -5913,8 +6026,19 @@
                 <w:sz w:val="22"/>
                 <w:szCs w:val="22"/>
               </w:rPr>
-              <w:t>Cambio en logins</w:t>
-            </w:r>
+              <w:t xml:space="preserve">Cambio en </w:t>
+            </w:r>
+            <w:proofErr w:type="spellStart"/>
+            <w:r>
+              <w:rPr>
+                <w:rFonts w:eastAsia="Helvetica"/>
+                <w:color w:val="000000"/>
+                <w:sz w:val="22"/>
+                <w:szCs w:val="22"/>
+              </w:rPr>
+              <w:t>logins</w:t>
+            </w:r>
+            <w:proofErr w:type="spellEnd"/>
           </w:p>
         </w:tc>
         <w:tc>
@@ -6474,8 +6598,19 @@
                 <w:sz w:val="22"/>
                 <w:szCs w:val="22"/>
               </w:rPr>
-              <w:t>Cambio días sin login</w:t>
-            </w:r>
+              <w:t xml:space="preserve">Cambio días sin </w:t>
+            </w:r>
+            <w:proofErr w:type="spellStart"/>
+            <w:r>
+              <w:rPr>
+                <w:rFonts w:eastAsia="Helvetica"/>
+                <w:color w:val="000000"/>
+                <w:sz w:val="22"/>
+                <w:szCs w:val="22"/>
+              </w:rPr>
+              <w:t>login</w:t>
+            </w:r>
+            <w:proofErr w:type="spellEnd"/>
           </w:p>
         </w:tc>
         <w:tc>
@@ -6804,7 +6939,23 @@
         <w:t>Es importante mencionar que e</w:t>
       </w:r>
       <w:r>
-        <w:t xml:space="preserve">l modelo se estimó sobre los 6.347 registros disponibles e incorporo ocho variables independientes que capturan distintas dimensiones del comportamiento y perfil del cliente: antigüedad en la empresa, nivel de satisfacción que se mide por medio del “Customer Health Index” (CHI), historial de soporte técnico y grado de interacción con la plataforma los resultados obtenidos se observan en la Tabla 1.2.2. </w:t>
+        <w:t>l modelo se estimó sobre los 6.347 registros disponibles e incorporo ocho variables independientes que capturan distintas dimensiones del comportamiento y perfil del cliente: antigüedad en la empresa, nivel de satisfacción que se mide por medio del “</w:t>
+      </w:r>
+      <w:proofErr w:type="spellStart"/>
+      <w:r>
+        <w:t>Customer</w:t>
+      </w:r>
+      <w:proofErr w:type="spellEnd"/>
+      <w:r>
+        <w:t xml:space="preserve"> Health </w:t>
+      </w:r>
+      <w:proofErr w:type="spellStart"/>
+      <w:r>
+        <w:t>Index</w:t>
+      </w:r>
+      <w:proofErr w:type="spellEnd"/>
+      <w:r>
+        <w:t xml:space="preserve">” (CHI), historial de soporte técnico y grado de interacción con la plataforma los resultados obtenidos se observan en la Tabla 1.2.2. </w:t>
       </w:r>
     </w:p>
     <w:p>
@@ -6820,7 +6971,31 @@
         <w:t>De acuerdo a los resultados obtenidos (Tabla 2), de</w:t>
       </w:r>
       <w:r>
-        <w:t xml:space="preserve"> las ocho variables que se incluyeron en el modelo, seis resultaron estadísticamente significativas al 5% o Superior. Las variables que obtuvieron un mayor nivel de significancia (p-value &lt; 0.001) son el CHI escore, el cambio en el CHI escoré y el cambio en los días sin inicio de sesión, lo cual indica que estas variables son las mas indicadas para identificar clientes en riesgo de deserción. El cambio en el número de visitas resulto ser significativo al 1% (p-value &lt; 0.01), mientras que la edad del cliente y el cambio en los casos de soporte alcanzaron el umbral del 5%.</w:t>
+        <w:t xml:space="preserve"> las ocho variables que se incluyeron en el modelo, seis resultaron estadísticamente significativas al 5% o Superior. Las variables que obtuvieron un mayor nivel de significancia (p-</w:t>
+      </w:r>
+      <w:proofErr w:type="spellStart"/>
+      <w:r>
+        <w:t>value</w:t>
+      </w:r>
+      <w:proofErr w:type="spellEnd"/>
+      <w:r>
+        <w:t xml:space="preserve"> &lt; 0.001) son el CHI escore, el cambio en el CHI escoré y el cambio en los días sin inicio de sesión, lo cual indica que estas variables son las </w:t>
+      </w:r>
+      <w:proofErr w:type="spellStart"/>
+      <w:r>
+        <w:t>mas</w:t>
+      </w:r>
+      <w:proofErr w:type="spellEnd"/>
+      <w:r>
+        <w:t xml:space="preserve"> indicadas para identificar clientes en riesgo de deserción. El cambio en el número de visitas resulto ser significativo al 1% (p-</w:t>
+      </w:r>
+      <w:proofErr w:type="spellStart"/>
+      <w:r>
+        <w:t>value</w:t>
+      </w:r>
+      <w:proofErr w:type="spellEnd"/>
+      <w:r>
+        <w:t xml:space="preserve"> &lt; 0.01), mientras que la edad del cliente y el cambio en los casos de soporte alcanzaron el umbral del 5%.</w:t>
       </w:r>
     </w:p>
     <w:p>
@@ -6833,7 +7008,15 @@
         <w:jc w:val="both"/>
       </w:pPr>
       <w:r>
-        <w:t xml:space="preserve">Los signos de los coeficientes son acordes teniendo en cuenta la lógica de negocio y permiten sacar conclusiones accionables. El coeficiente del CHI Score inicial (-0.0046) y el de su cambio (-0.0104) son negativos y significativos, lo que indica que los clientes que tienen una mayor satisfacción y aquellos que su satisfacción mejora con el tiempo tienen una mas alta probabilidad de abandonar la empresa. Esto respalda el uso del CHI Score como indicador temprano de riesgo: una caída en este índice debe activar las alertas de retención de forma proactiva. </w:t>
+        <w:t xml:space="preserve">Los signos de los coeficientes son acordes teniendo en cuenta la lógica de negocio y permiten sacar conclusiones accionables. El coeficiente del CHI Score inicial (-0.0046) y el de su cambio (-0.0104) son negativos y significativos, lo que indica que los clientes que tienen una mayor satisfacción y aquellos que su satisfacción mejora con el tiempo tienen una </w:t>
+      </w:r>
+      <w:proofErr w:type="spellStart"/>
+      <w:r>
+        <w:t>mas</w:t>
+      </w:r>
+      <w:proofErr w:type="spellEnd"/>
+      <w:r>
+        <w:t xml:space="preserve"> alta probabilidad de abandonar la empresa. Esto respalda el uso del CHI Score como indicador temprano de riesgo: una caída en este índice debe activar las alertas de retención de forma proactiva. </w:t>
       </w:r>
     </w:p>
     <w:p>
@@ -6846,7 +7029,15 @@
         <w:jc w:val="both"/>
       </w:pPr>
       <w:r>
-        <w:t xml:space="preserve">El coeficiente asociado al cambio de los días sin login (0.0172) es altamente significativo, lo que confirma que la inactividad en la plataforma resulta ser una señal de desvinculación. Al igual que el incremento en los casos de soporte (0.1329) aumenta la </w:t>
+        <w:t xml:space="preserve">El coeficiente asociado al cambio de los días sin </w:t>
+      </w:r>
+      <w:proofErr w:type="spellStart"/>
+      <w:r>
+        <w:t>login</w:t>
+      </w:r>
+      <w:proofErr w:type="spellEnd"/>
+      <w:r>
+        <w:t xml:space="preserve"> (0.0172) es altamente significativo, lo que confirma que la inactividad en la plataforma resulta ser una señal de desvinculación. Al igual que el incremento en los casos de soporte (0.1329) aumenta la </w:t>
       </w:r>
       <w:r>
         <w:lastRenderedPageBreak/>
@@ -6863,7 +7054,15 @@
         <w:jc w:val="both"/>
       </w:pPr>
       <w:r>
-        <w:t>Al realizar el ajuste del R^2 de McFadden, es una medida análoga adaptada para este tipo de modelo. El valor obtenido fue de 0.044, lo cual se puede considerar modesto. Sin embargo, cuando se trata del modelo logit aplicados a datos de comportamiento humano los valores entre 0.02 y 0.10 son aceptables y típicos. Por lo que en este modelo que cuenta con seis variables significativas representa un modelo estadísticamente valido y con alta capacidad predictiva real.</w:t>
+        <w:t xml:space="preserve">Al realizar el ajuste del R^2 de McFadden, es una medida análoga adaptada para este tipo de modelo. El valor obtenido fue de 0.044, lo cual se puede considerar modesto. Sin embargo, cuando se trata del modelo </w:t>
+      </w:r>
+      <w:proofErr w:type="spellStart"/>
+      <w:r>
+        <w:t>logit</w:t>
+      </w:r>
+      <w:proofErr w:type="spellEnd"/>
+      <w:r>
+        <w:t xml:space="preserve"> aplicados a datos de comportamiento humano los valores entre 0.02 y 0.10 son aceptables y típicos. Por lo que en este modelo que cuenta con seis variables significativas representa un modelo estadísticamente valido y con alta capacidad predictiva real.</w:t>
       </w:r>
     </w:p>
     <w:p>
@@ -6879,7 +7078,15 @@
         <w:t>Los resultados obtenidos en este modelo permiten que se identifiquen tres señales de alerta temprana que la empresa debería monitorear</w:t>
       </w:r>
       <w:r>
-        <w:t xml:space="preserve"> de forma sistemática para anticipar la deserción de clientes. Lo primero es que una caída en el CHI Score que resulto ser el mejor predictor. Segundo, el aumento en los días sin login son una señal de abandono del servicio. Tercero el incremento en los tickets de soporte abiertos indica un deterioro en la experiencia lo que requiere intervención. </w:t>
+        <w:t xml:space="preserve"> de forma sistemática para anticipar la deserción de clientes. Lo primero es que una caída en el CHI Score que resulto ser el mejor predictor. Segundo, el aumento en los días sin </w:t>
+      </w:r>
+      <w:proofErr w:type="spellStart"/>
+      <w:r>
+        <w:t>login</w:t>
+      </w:r>
+      <w:proofErr w:type="spellEnd"/>
+      <w:r>
+        <w:t xml:space="preserve"> son una señal de abandono del servicio. Tercero el incremento en los tickets de soporte abiertos indica un deterioro en la experiencia lo que requiere intervención. </w:t>
       </w:r>
     </w:p>
     <w:p>
@@ -6895,7 +7102,15 @@
         <w:t>Así pues, e</w:t>
       </w:r>
       <w:r>
-        <w:t>ste modelo da una base solida para priorizar la retención, para que los equipos encargados dirijan recursos a aquellos clientes que tienen mayor probabilidad de deserción antes de que la decisión de abandono sea definitiva.</w:t>
+        <w:t xml:space="preserve">ste modelo da una base </w:t>
+      </w:r>
+      <w:proofErr w:type="spellStart"/>
+      <w:r>
+        <w:t>solida</w:t>
+      </w:r>
+      <w:proofErr w:type="spellEnd"/>
+      <w:r>
+        <w:t xml:space="preserve"> para priorizar la retención, para que los equipos encargados dirijan recursos a aquellos clientes que tienen mayor probabilidad de deserción antes de que la decisión de abandono sea definitiva.</w:t>
       </w:r>
     </w:p>
     <w:p>
@@ -6942,7 +7157,7 @@
           <w:noProof/>
         </w:rPr>
         <w:drawing>
-          <wp:inline distT="0" distB="0" distL="0" distR="0" wp14:anchorId="54B51A9F" wp14:editId="42CB3BB3">
+          <wp:inline distT="0" distB="0" distL="0" distR="0" wp14:anchorId="54B51A9F" wp14:editId="22BF9A4C">
             <wp:extent cx="4529666" cy="3397499"/>
             <wp:effectExtent l="0" t="0" r="4445" b="6350"/>
             <wp:docPr id="28349531" name="Imagen 2"/>
@@ -6957,7 +7172,7 @@
                     <pic:cNvPicPr/>
                   </pic:nvPicPr>
                   <pic:blipFill>
-                    <a:blip r:embed="rId6" cstate="print">
+                    <a:blip r:embed="rId5" cstate="print">
                       <a:extLst>
                         <a:ext uri="{28A0092B-C50C-407E-A947-70E740481C1C}">
                           <a14:useLocalDpi xmlns:a14="http://schemas.microsoft.com/office/drawing/2010/main" val="0"/>
@@ -7072,7 +7287,15 @@
         <w:t>Falsos Positivos (FP = 1,129, 17.8%):</w:t>
       </w:r>
       <w:r>
-        <w:t xml:space="preserve"> 1,129 clientes fueron clasificados como en riesgo pero no desertaron. Son alarmas falsas, el equipo los contactaría sin necesidad. Con el umbral de Youden, se acepta este costo para maximizar la detección de desertores reales.</w:t>
+        <w:t xml:space="preserve"> 1,129 clientes fueron clasificados como en riesgo pero no desertaron. Son alarmas falsas, el equipo los contactaría sin necesidad. Con el umbral de </w:t>
+      </w:r>
+      <w:proofErr w:type="spellStart"/>
+      <w:r>
+        <w:t>Youden</w:t>
+      </w:r>
+      <w:proofErr w:type="spellEnd"/>
+      <w:r>
+        <w:t>, se acepta este costo para maximizar la detección de desertores reales.</w:t>
       </w:r>
     </w:p>
     <w:p>
@@ -7094,6 +7317,73 @@
       <w:pPr>
         <w:jc w:val="both"/>
       </w:pPr>
+    </w:p>
+    <w:p>
+      <w:pPr>
+        <w:jc w:val="both"/>
+        <w:rPr>
+          <w:b/>
+          <w:bCs/>
+          <w:i/>
+          <w:iCs/>
+        </w:rPr>
+      </w:pPr>
+      <w:r>
+        <w:rPr>
+          <w:b/>
+          <w:bCs/>
+          <w:i/>
+          <w:iCs/>
+        </w:rPr>
+        <w:t xml:space="preserve">Gráfica </w:t>
+      </w:r>
+      <w:r>
+        <w:rPr>
+          <w:b/>
+          <w:bCs/>
+          <w:i/>
+          <w:iCs/>
+        </w:rPr>
+        <w:t>2</w:t>
+      </w:r>
+      <w:r>
+        <w:rPr>
+          <w:b/>
+          <w:bCs/>
+          <w:i/>
+          <w:iCs/>
+        </w:rPr>
+        <w:t xml:space="preserve">. </w:t>
+      </w:r>
+      <w:r>
+        <w:rPr>
+          <w:b/>
+          <w:bCs/>
+          <w:i/>
+          <w:iCs/>
+        </w:rPr>
+        <w:t xml:space="preserve">Gráfica de Errores Modelo </w:t>
+      </w:r>
+      <w:proofErr w:type="spellStart"/>
+      <w:r>
+        <w:rPr>
+          <w:b/>
+          <w:bCs/>
+          <w:i/>
+          <w:iCs/>
+        </w:rPr>
+        <w:t>Logit</w:t>
+      </w:r>
+      <w:proofErr w:type="spellEnd"/>
+      <w:r>
+        <w:rPr>
+          <w:b/>
+          <w:bCs/>
+          <w:i/>
+          <w:iCs/>
+        </w:rPr>
+        <w:t xml:space="preserve"> </w:t>
+      </w:r>
     </w:p>
     <w:p>
       <w:pPr>
@@ -7106,7 +7396,137 @@
         </w:rPr>
       </w:pPr>
     </w:p>
+    <w:p>
+      <w:r>
+        <w:rPr>
+          <w:noProof/>
+        </w:rPr>
+        <w:drawing>
+          <wp:inline distT="0" distB="0" distL="0" distR="0" wp14:anchorId="664B2A28" wp14:editId="6B5E7BC8">
+            <wp:extent cx="5349667" cy="3209549"/>
+            <wp:effectExtent l="0" t="0" r="0" b="3810"/>
+            <wp:docPr id="153672059" name="Picture 1"/>
+            <wp:cNvGraphicFramePr>
+              <a:graphicFrameLocks xmlns:a="http://schemas.openxmlformats.org/drawingml/2006/main" noChangeAspect="1"/>
+            </wp:cNvGraphicFramePr>
+            <a:graphic xmlns:a="http://schemas.openxmlformats.org/drawingml/2006/main">
+              <a:graphicData uri="http://schemas.openxmlformats.org/drawingml/2006/picture">
+                <pic:pic xmlns:pic="http://schemas.openxmlformats.org/drawingml/2006/picture">
+                  <pic:nvPicPr>
+                    <pic:cNvPr id="153672059" name="Picture 153672059"/>
+                    <pic:cNvPicPr/>
+                  </pic:nvPicPr>
+                  <pic:blipFill>
+                    <a:blip r:embed="rId6" cstate="print">
+                      <a:extLst>
+                        <a:ext uri="{28A0092B-C50C-407E-A947-70E740481C1C}">
+                          <a14:useLocalDpi xmlns:a14="http://schemas.microsoft.com/office/drawing/2010/main" val="0"/>
+                        </a:ext>
+                      </a:extLst>
+                    </a:blip>
+                    <a:stretch>
+                      <a:fillRect/>
+                    </a:stretch>
+                  </pic:blipFill>
+                  <pic:spPr>
+                    <a:xfrm>
+                      <a:off x="0" y="0"/>
+                      <a:ext cx="5405994" cy="3243343"/>
+                    </a:xfrm>
+                    <a:prstGeom prst="rect">
+                      <a:avLst/>
+                    </a:prstGeom>
+                  </pic:spPr>
+                </pic:pic>
+              </a:graphicData>
+            </a:graphic>
+          </wp:inline>
+        </w:drawing>
+      </w:r>
+    </w:p>
     <w:p/>
+    <w:p>
+      <w:pPr>
+        <w:pStyle w:val="NormalWeb"/>
+        <w:jc w:val="both"/>
+      </w:pPr>
+      <w:r>
+        <w:t>El gráfico de errores muestra los residuos, que se calculan como el valor real menos la probabilidad predicha. Como la variable dependiente es binaria, los residuos terminan agrupados en dos zonas bien separadas, lo cual tiene sentido.</w:t>
+      </w:r>
+    </w:p>
+    <w:p>
+      <w:pPr>
+        <w:pStyle w:val="NormalWeb"/>
+        <w:jc w:val="both"/>
+      </w:pPr>
+      <w:r>
+        <w:t xml:space="preserve">La </w:t>
+      </w:r>
+      <w:r>
+        <w:t>parte</w:t>
+      </w:r>
+      <w:r>
+        <w:t xml:space="preserve"> roja, entre –0.25 y 0, corresponde a los clientes que no </w:t>
+      </w:r>
+      <w:r>
+        <w:t>abandonaron</w:t>
+      </w:r>
+      <w:r>
+        <w:t xml:space="preserve"> (valor real = 0) y a quienes el modelo asignó una probabilidad pequeña pero no nula. Estos errores son chicos, lo que en principio es buena señal</w:t>
+      </w:r>
+      <w:r>
+        <w:t xml:space="preserve"> porque esto significa que</w:t>
+      </w:r>
+      <w:r>
+        <w:t xml:space="preserve"> el modelo no está sobreestimando masivamente la probabilidad de deserción de los clientes que se quedan. </w:t>
+      </w:r>
+      <w:r>
+        <w:lastRenderedPageBreak/>
+        <w:t>La gran mayoría de observaciones cae en este grupo</w:t>
+      </w:r>
+      <w:r>
+        <w:t xml:space="preserve"> </w:t>
+      </w:r>
+      <w:r>
+        <w:t>porque la mayoría de clientes no desertó.</w:t>
+      </w:r>
+    </w:p>
+    <w:p>
+      <w:pPr>
+        <w:pStyle w:val="NormalWeb"/>
+        <w:jc w:val="both"/>
+      </w:pPr>
+      <w:r>
+        <w:t xml:space="preserve">El problema está en la </w:t>
+      </w:r>
+      <w:r>
+        <w:t>parte</w:t>
+      </w:r>
+      <w:r>
+        <w:t xml:space="preserve"> verde de la derecha, entre 0.85 y 1.0. Estos son los clientes que sí desertaron (valor real = 1) pero a los que el modelo les estimó una probabilidad muy baja, generando un residuo cercano a 1. Aunque numéricamente son pocos (</w:t>
+      </w:r>
+      <w:r>
+        <w:t>aproximadamente</w:t>
+      </w:r>
+      <w:r>
+        <w:t xml:space="preserve"> 300 casos contra miles en el otro extremo), representan los falsos negativos del modelo: clientes que efectivamente se fueron y que el modelo no logró identificar como riesgosos. Para el objetivo del negocio este es justamente el tipo de error más costoso, porque son clientes que QWE no alcanzó a contactar a tiempo.</w:t>
+      </w:r>
+    </w:p>
+    <w:p>
+      <w:pPr>
+        <w:pStyle w:val="NormalWeb"/>
+        <w:jc w:val="both"/>
+      </w:pPr>
+      <w:r>
+        <w:t xml:space="preserve">Otro detalle interesante es que entre 0 y 0.85 prácticamente no hay observaciones. Esto ocurre porque, como vimos en el gráfico anterior, las probabilidades predichas casi nunca son intermedias o altas: o son muy bajas (residuo cercano a 0) o, cuando el cliente desertó y el modelo no lo predijo, el residuo se va casi a 1. </w:t>
+      </w:r>
+    </w:p>
+    <w:p>
+      <w:pPr>
+        <w:pStyle w:val="NormalWeb"/>
+        <w:jc w:val="both"/>
+      </w:pPr>
+    </w:p>
     <w:sectPr>
       <w:pgSz w:w="11906" w:h="16838"/>
       <w:pgMar w:top="1417" w:right="1701" w:bottom="1417" w:left="1701" w:header="708" w:footer="708" w:gutter="0"/>
@@ -7115,10 +7535,6 @@
     </w:sectPr>
   </w:body>
 </w:document>
-</file>
-
-<file path=word/numbering.xml><?xml version="1.0" encoding="utf-8"?>
-<w:numbering xmlns:wpc="http://schemas.microsoft.com/office/word/2010/wordprocessingCanvas" xmlns:cx="http://schemas.microsoft.com/office/drawing/2014/chartex" xmlns:cx1="http://schemas.microsoft.com/office/drawing/2015/9/8/chartex" xmlns:cx2="http://schemas.microsoft.com/office/drawing/2015/10/21/chartex" xmlns:cx3="http://schemas.microsoft.com/office/drawing/2016/5/9/chartex" xmlns:cx4="http://schemas.microsoft.com/office/drawing/2016/5/10/chartex" xmlns:cx5="http://schemas.microsoft.com/office/drawing/2016/5/11/chartex" xmlns:cx6="http://schemas.microsoft.com/office/drawing/2016/5/12/chartex" xmlns:cx7="http://schemas.microsoft.com/office/drawing/2016/5/13/chartex" xmlns:cx8="http://schemas.microsoft.com/office/drawing/2016/5/14/chartex" xmlns:mc="http://schemas.openxmlformats.org/markup-compatibility/2006" xmlns:aink="http://schemas.microsoft.com/office/drawing/2016/ink" xmlns:am3d="http://schemas.microsoft.com/office/drawing/2017/model3d" xmlns:o="urn:schemas-microsoft-com:office:office" xmlns:oel="http://schemas.microsoft.com/office/2019/extlst" xmlns:r="http://schemas.openxmlformats.org/officeDocument/2006/relationships" xmlns:m="http://schemas.openxmlformats.org/officeDocument/2006/math" xmlns:v="urn:schemas-microsoft-com:vml" xmlns:wp14="http://schemas.microsoft.com/office/word/2010/wordprocessingDrawing" xmlns:wp="http://schemas.openxmlformats.org/drawingml/2006/wordprocessingDrawing" xmlns:w10="urn:schemas-microsoft-com:office:word" xmlns:w="http://schemas.openxmlformats.org/wordprocessingml/2006/main" xmlns:w14="http://schemas.microsoft.com/office/word/2010/wordml" xmlns:w15="http://schemas.microsoft.com/office/word/2012/wordml" xmlns:w16cex="http://schemas.microsoft.com/office/word/2018/wordml/cex" xmlns:w16cid="http://schemas.microsoft.com/office/word/2016/wordml/cid" xmlns:w16="http://schemas.microsoft.com/office/word/2018/wordml" xmlns:w16du="http://schemas.microsoft.com/office/word/2023/wordml/word16du" xmlns:w16sdtdh="http://schemas.microsoft.com/office/word/2020/wordml/sdtdatahash" xmlns:w16sdtfl="http://schemas.microsoft.com/office/word/2024/wordml/sdtformatlock" xmlns:w16se="http://schemas.microsoft.com/office/word/2015/wordml/symex" xmlns:wpg="http://schemas.microsoft.com/office/word/2010/wordprocessingGroup" xmlns:wpi="http://schemas.microsoft.com/office/word/2010/wordprocessingInk" xmlns:wne="http://schemas.microsoft.com/office/word/2006/wordml" xmlns:wps="http://schemas.microsoft.com/office/word/2010/wordprocessingShape" mc:Ignorable="w14 w15 w16se w16cid w16 w16cex w16sdtdh w16sdtfl w16du wp14"/>
 </file>
 
 <file path=word/styles.xml><?xml version="1.0" encoding="utf-8"?>
@@ -7521,11 +7937,11 @@
       <w:lang w:eastAsia="es-MX"/>
     </w:rPr>
   </w:style>
-  <w:style w:type="paragraph" w:styleId="Ttulo1">
+  <w:style w:type="paragraph" w:styleId="Heading1">
     <w:name w:val="heading 1"/>
     <w:basedOn w:val="Normal"/>
     <w:next w:val="Normal"/>
-    <w:link w:val="Ttulo1Car"/>
+    <w:link w:val="Heading1Char"/>
     <w:uiPriority w:val="9"/>
     <w:qFormat/>
     <w:rsid w:val="005A103F"/>
@@ -7543,11 +7959,11 @@
       <w:lang w:eastAsia="en-US"/>
     </w:rPr>
   </w:style>
-  <w:style w:type="paragraph" w:styleId="Ttulo2">
+  <w:style w:type="paragraph" w:styleId="Heading2">
     <w:name w:val="heading 2"/>
     <w:basedOn w:val="Normal"/>
     <w:next w:val="Normal"/>
-    <w:link w:val="Ttulo2Car"/>
+    <w:link w:val="Heading2Char"/>
     <w:uiPriority w:val="9"/>
     <w:semiHidden/>
     <w:unhideWhenUsed/>
@@ -7567,11 +7983,11 @@
       <w:lang w:eastAsia="en-US"/>
     </w:rPr>
   </w:style>
-  <w:style w:type="paragraph" w:styleId="Ttulo3">
+  <w:style w:type="paragraph" w:styleId="Heading3">
     <w:name w:val="heading 3"/>
     <w:basedOn w:val="Normal"/>
     <w:next w:val="Normal"/>
-    <w:link w:val="Ttulo3Car"/>
+    <w:link w:val="Heading3Char"/>
     <w:uiPriority w:val="9"/>
     <w:semiHidden/>
     <w:unhideWhenUsed/>
@@ -7591,11 +8007,11 @@
       <w:lang w:eastAsia="en-US"/>
     </w:rPr>
   </w:style>
-  <w:style w:type="paragraph" w:styleId="Ttulo4">
+  <w:style w:type="paragraph" w:styleId="Heading4">
     <w:name w:val="heading 4"/>
     <w:basedOn w:val="Normal"/>
     <w:next w:val="Normal"/>
-    <w:link w:val="Ttulo4Car"/>
+    <w:link w:val="Heading4Char"/>
     <w:uiPriority w:val="9"/>
     <w:semiHidden/>
     <w:unhideWhenUsed/>
@@ -7615,11 +8031,11 @@
       <w:lang w:eastAsia="en-US"/>
     </w:rPr>
   </w:style>
-  <w:style w:type="paragraph" w:styleId="Ttulo5">
+  <w:style w:type="paragraph" w:styleId="Heading5">
     <w:name w:val="heading 5"/>
     <w:basedOn w:val="Normal"/>
     <w:next w:val="Normal"/>
-    <w:link w:val="Ttulo5Car"/>
+    <w:link w:val="Heading5Char"/>
     <w:uiPriority w:val="9"/>
     <w:semiHidden/>
     <w:unhideWhenUsed/>
@@ -7637,11 +8053,11 @@
       <w:lang w:eastAsia="en-US"/>
     </w:rPr>
   </w:style>
-  <w:style w:type="paragraph" w:styleId="Ttulo6">
+  <w:style w:type="paragraph" w:styleId="Heading6">
     <w:name w:val="heading 6"/>
     <w:basedOn w:val="Normal"/>
     <w:next w:val="Normal"/>
-    <w:link w:val="Ttulo6Car"/>
+    <w:link w:val="Heading6Char"/>
     <w:uiPriority w:val="9"/>
     <w:semiHidden/>
     <w:unhideWhenUsed/>
@@ -7661,11 +8077,11 @@
       <w:lang w:eastAsia="en-US"/>
     </w:rPr>
   </w:style>
-  <w:style w:type="paragraph" w:styleId="Ttulo7">
+  <w:style w:type="paragraph" w:styleId="Heading7">
     <w:name w:val="heading 7"/>
     <w:basedOn w:val="Normal"/>
     <w:next w:val="Normal"/>
-    <w:link w:val="Ttulo7Car"/>
+    <w:link w:val="Heading7Char"/>
     <w:uiPriority w:val="9"/>
     <w:semiHidden/>
     <w:unhideWhenUsed/>
@@ -7683,11 +8099,11 @@
       <w:lang w:eastAsia="en-US"/>
     </w:rPr>
   </w:style>
-  <w:style w:type="paragraph" w:styleId="Ttulo8">
+  <w:style w:type="paragraph" w:styleId="Heading8">
     <w:name w:val="heading 8"/>
     <w:basedOn w:val="Normal"/>
     <w:next w:val="Normal"/>
-    <w:link w:val="Ttulo8Car"/>
+    <w:link w:val="Heading8Char"/>
     <w:uiPriority w:val="9"/>
     <w:semiHidden/>
     <w:unhideWhenUsed/>
@@ -7706,11 +8122,11 @@
       <w:lang w:eastAsia="en-US"/>
     </w:rPr>
   </w:style>
-  <w:style w:type="paragraph" w:styleId="Ttulo9">
+  <w:style w:type="paragraph" w:styleId="Heading9">
     <w:name w:val="heading 9"/>
     <w:basedOn w:val="Normal"/>
     <w:next w:val="Normal"/>
-    <w:link w:val="Ttulo9Car"/>
+    <w:link w:val="Heading9Char"/>
     <w:uiPriority w:val="9"/>
     <w:semiHidden/>
     <w:unhideWhenUsed/>
@@ -7727,13 +8143,13 @@
       <w:lang w:eastAsia="en-US"/>
     </w:rPr>
   </w:style>
-  <w:style w:type="character" w:default="1" w:styleId="Fuentedeprrafopredeter">
+  <w:style w:type="character" w:default="1" w:styleId="DefaultParagraphFont">
     <w:name w:val="Default Paragraph Font"/>
     <w:uiPriority w:val="1"/>
     <w:semiHidden/>
     <w:unhideWhenUsed/>
   </w:style>
-  <w:style w:type="table" w:default="1" w:styleId="Tablanormal">
+  <w:style w:type="table" w:default="1" w:styleId="TableNormal">
     <w:name w:val="Normal Table"/>
     <w:uiPriority w:val="99"/>
     <w:semiHidden/>
@@ -7748,16 +8164,16 @@
       </w:tblCellMar>
     </w:tblPr>
   </w:style>
-  <w:style w:type="numbering" w:default="1" w:styleId="Sinlista">
+  <w:style w:type="numbering" w:default="1" w:styleId="NoList">
     <w:name w:val="No List"/>
     <w:uiPriority w:val="99"/>
     <w:semiHidden/>
     <w:unhideWhenUsed/>
   </w:style>
-  <w:style w:type="character" w:customStyle="1" w:styleId="Ttulo1Car">
-    <w:name w:val="Título 1 Car"/>
-    <w:basedOn w:val="Fuentedeprrafopredeter"/>
-    <w:link w:val="Ttulo1"/>
+  <w:style w:type="character" w:customStyle="1" w:styleId="Heading1Char">
+    <w:name w:val="Heading 1 Char"/>
+    <w:basedOn w:val="DefaultParagraphFont"/>
+    <w:link w:val="Heading1"/>
     <w:uiPriority w:val="9"/>
     <w:rsid w:val="005A103F"/>
     <w:rPr>
@@ -7767,10 +8183,10 @@
       <w:szCs w:val="40"/>
     </w:rPr>
   </w:style>
-  <w:style w:type="character" w:customStyle="1" w:styleId="Ttulo2Car">
-    <w:name w:val="Título 2 Car"/>
-    <w:basedOn w:val="Fuentedeprrafopredeter"/>
-    <w:link w:val="Ttulo2"/>
+  <w:style w:type="character" w:customStyle="1" w:styleId="Heading2Char">
+    <w:name w:val="Heading 2 Char"/>
+    <w:basedOn w:val="DefaultParagraphFont"/>
+    <w:link w:val="Heading2"/>
     <w:uiPriority w:val="9"/>
     <w:semiHidden/>
     <w:rsid w:val="005A103F"/>
@@ -7781,10 +8197,10 @@
       <w:szCs w:val="32"/>
     </w:rPr>
   </w:style>
-  <w:style w:type="character" w:customStyle="1" w:styleId="Ttulo3Car">
-    <w:name w:val="Título 3 Car"/>
-    <w:basedOn w:val="Fuentedeprrafopredeter"/>
-    <w:link w:val="Ttulo3"/>
+  <w:style w:type="character" w:customStyle="1" w:styleId="Heading3Char">
+    <w:name w:val="Heading 3 Char"/>
+    <w:basedOn w:val="DefaultParagraphFont"/>
+    <w:link w:val="Heading3"/>
     <w:uiPriority w:val="9"/>
     <w:semiHidden/>
     <w:rsid w:val="005A103F"/>
@@ -7795,10 +8211,10 @@
       <w:szCs w:val="28"/>
     </w:rPr>
   </w:style>
-  <w:style w:type="character" w:customStyle="1" w:styleId="Ttulo4Car">
-    <w:name w:val="Título 4 Car"/>
-    <w:basedOn w:val="Fuentedeprrafopredeter"/>
-    <w:link w:val="Ttulo4"/>
+  <w:style w:type="character" w:customStyle="1" w:styleId="Heading4Char">
+    <w:name w:val="Heading 4 Char"/>
+    <w:basedOn w:val="DefaultParagraphFont"/>
+    <w:link w:val="Heading4"/>
     <w:uiPriority w:val="9"/>
     <w:semiHidden/>
     <w:rsid w:val="005A103F"/>
@@ -7809,10 +8225,10 @@
       <w:color w:val="0F4761" w:themeColor="accent1" w:themeShade="BF"/>
     </w:rPr>
   </w:style>
-  <w:style w:type="character" w:customStyle="1" w:styleId="Ttulo5Car">
-    <w:name w:val="Título 5 Car"/>
-    <w:basedOn w:val="Fuentedeprrafopredeter"/>
-    <w:link w:val="Ttulo5"/>
+  <w:style w:type="character" w:customStyle="1" w:styleId="Heading5Char">
+    <w:name w:val="Heading 5 Char"/>
+    <w:basedOn w:val="DefaultParagraphFont"/>
+    <w:link w:val="Heading5"/>
     <w:uiPriority w:val="9"/>
     <w:semiHidden/>
     <w:rsid w:val="005A103F"/>
@@ -7821,10 +8237,10 @@
       <w:color w:val="0F4761" w:themeColor="accent1" w:themeShade="BF"/>
     </w:rPr>
   </w:style>
-  <w:style w:type="character" w:customStyle="1" w:styleId="Ttulo6Car">
-    <w:name w:val="Título 6 Car"/>
-    <w:basedOn w:val="Fuentedeprrafopredeter"/>
-    <w:link w:val="Ttulo6"/>
+  <w:style w:type="character" w:customStyle="1" w:styleId="Heading6Char">
+    <w:name w:val="Heading 6 Char"/>
+    <w:basedOn w:val="DefaultParagraphFont"/>
+    <w:link w:val="Heading6"/>
     <w:uiPriority w:val="9"/>
     <w:semiHidden/>
     <w:rsid w:val="005A103F"/>
@@ -7835,10 +8251,10 @@
       <w:color w:val="595959" w:themeColor="text1" w:themeTint="A6"/>
     </w:rPr>
   </w:style>
-  <w:style w:type="character" w:customStyle="1" w:styleId="Ttulo7Car">
-    <w:name w:val="Título 7 Car"/>
-    <w:basedOn w:val="Fuentedeprrafopredeter"/>
-    <w:link w:val="Ttulo7"/>
+  <w:style w:type="character" w:customStyle="1" w:styleId="Heading7Char">
+    <w:name w:val="Heading 7 Char"/>
+    <w:basedOn w:val="DefaultParagraphFont"/>
+    <w:link w:val="Heading7"/>
     <w:uiPriority w:val="9"/>
     <w:semiHidden/>
     <w:rsid w:val="005A103F"/>
@@ -7847,10 +8263,10 @@
       <w:color w:val="595959" w:themeColor="text1" w:themeTint="A6"/>
     </w:rPr>
   </w:style>
-  <w:style w:type="character" w:customStyle="1" w:styleId="Ttulo8Car">
-    <w:name w:val="Título 8 Car"/>
-    <w:basedOn w:val="Fuentedeprrafopredeter"/>
-    <w:link w:val="Ttulo8"/>
+  <w:style w:type="character" w:customStyle="1" w:styleId="Heading8Char">
+    <w:name w:val="Heading 8 Char"/>
+    <w:basedOn w:val="DefaultParagraphFont"/>
+    <w:link w:val="Heading8"/>
     <w:uiPriority w:val="9"/>
     <w:semiHidden/>
     <w:rsid w:val="005A103F"/>
@@ -7861,10 +8277,10 @@
       <w:color w:val="272727" w:themeColor="text1" w:themeTint="D8"/>
     </w:rPr>
   </w:style>
-  <w:style w:type="character" w:customStyle="1" w:styleId="Ttulo9Car">
-    <w:name w:val="Título 9 Car"/>
-    <w:basedOn w:val="Fuentedeprrafopredeter"/>
-    <w:link w:val="Ttulo9"/>
+  <w:style w:type="character" w:customStyle="1" w:styleId="Heading9Char">
+    <w:name w:val="Heading 9 Char"/>
+    <w:basedOn w:val="DefaultParagraphFont"/>
+    <w:link w:val="Heading9"/>
     <w:uiPriority w:val="9"/>
     <w:semiHidden/>
     <w:rsid w:val="005A103F"/>
@@ -7873,11 +8289,11 @@
       <w:color w:val="272727" w:themeColor="text1" w:themeTint="D8"/>
     </w:rPr>
   </w:style>
-  <w:style w:type="paragraph" w:styleId="Ttulo">
+  <w:style w:type="paragraph" w:styleId="Title">
     <w:name w:val="Title"/>
     <w:basedOn w:val="Normal"/>
     <w:next w:val="Normal"/>
-    <w:link w:val="TtuloCar"/>
+    <w:link w:val="TitleChar"/>
     <w:uiPriority w:val="10"/>
     <w:qFormat/>
     <w:rsid w:val="005A103F"/>
@@ -7894,10 +8310,10 @@
       <w:lang w:eastAsia="en-US"/>
     </w:rPr>
   </w:style>
-  <w:style w:type="character" w:customStyle="1" w:styleId="TtuloCar">
-    <w:name w:val="Título Car"/>
-    <w:basedOn w:val="Fuentedeprrafopredeter"/>
-    <w:link w:val="Ttulo"/>
+  <w:style w:type="character" w:customStyle="1" w:styleId="TitleChar">
+    <w:name w:val="Title Char"/>
+    <w:basedOn w:val="DefaultParagraphFont"/>
+    <w:link w:val="Title"/>
     <w:uiPriority w:val="10"/>
     <w:rsid w:val="005A103F"/>
     <w:rPr>
@@ -7908,11 +8324,11 @@
       <w:szCs w:val="56"/>
     </w:rPr>
   </w:style>
-  <w:style w:type="paragraph" w:styleId="Subttulo">
+  <w:style w:type="paragraph" w:styleId="Subtitle">
     <w:name w:val="Subtitle"/>
     <w:basedOn w:val="Normal"/>
     <w:next w:val="Normal"/>
-    <w:link w:val="SubttuloCar"/>
+    <w:link w:val="SubtitleChar"/>
     <w:uiPriority w:val="11"/>
     <w:qFormat/>
     <w:rsid w:val="005A103F"/>
@@ -7931,10 +8347,10 @@
       <w:lang w:eastAsia="en-US"/>
     </w:rPr>
   </w:style>
-  <w:style w:type="character" w:customStyle="1" w:styleId="SubttuloCar">
-    <w:name w:val="Subtítulo Car"/>
-    <w:basedOn w:val="Fuentedeprrafopredeter"/>
-    <w:link w:val="Subttulo"/>
+  <w:style w:type="character" w:customStyle="1" w:styleId="SubtitleChar">
+    <w:name w:val="Subtitle Char"/>
+    <w:basedOn w:val="DefaultParagraphFont"/>
+    <w:link w:val="Subtitle"/>
     <w:uiPriority w:val="11"/>
     <w:rsid w:val="005A103F"/>
     <w:rPr>
@@ -7945,11 +8361,11 @@
       <w:szCs w:val="28"/>
     </w:rPr>
   </w:style>
-  <w:style w:type="paragraph" w:styleId="Cita">
+  <w:style w:type="paragraph" w:styleId="Quote">
     <w:name w:val="Quote"/>
     <w:basedOn w:val="Normal"/>
     <w:next w:val="Normal"/>
-    <w:link w:val="CitaCar"/>
+    <w:link w:val="QuoteChar"/>
     <w:uiPriority w:val="29"/>
     <w:qFormat/>
     <w:rsid w:val="005A103F"/>
@@ -7965,10 +8381,10 @@
       <w:lang w:eastAsia="en-US"/>
     </w:rPr>
   </w:style>
-  <w:style w:type="character" w:customStyle="1" w:styleId="CitaCar">
-    <w:name w:val="Cita Car"/>
-    <w:basedOn w:val="Fuentedeprrafopredeter"/>
-    <w:link w:val="Cita"/>
+  <w:style w:type="character" w:customStyle="1" w:styleId="QuoteChar">
+    <w:name w:val="Quote Char"/>
+    <w:basedOn w:val="DefaultParagraphFont"/>
+    <w:link w:val="Quote"/>
     <w:uiPriority w:val="29"/>
     <w:rsid w:val="005A103F"/>
     <w:rPr>
@@ -7977,7 +8393,7 @@
       <w:color w:val="404040" w:themeColor="text1" w:themeTint="BF"/>
     </w:rPr>
   </w:style>
-  <w:style w:type="paragraph" w:styleId="Prrafodelista">
+  <w:style w:type="paragraph" w:styleId="ListParagraph">
     <w:name w:val="List Paragraph"/>
     <w:basedOn w:val="Normal"/>
     <w:uiPriority w:val="34"/>
@@ -7992,9 +8408,9 @@
       <w:lang w:eastAsia="en-US"/>
     </w:rPr>
   </w:style>
-  <w:style w:type="character" w:styleId="nfasisintenso">
+  <w:style w:type="character" w:styleId="IntenseEmphasis">
     <w:name w:val="Intense Emphasis"/>
-    <w:basedOn w:val="Fuentedeprrafopredeter"/>
+    <w:basedOn w:val="DefaultParagraphFont"/>
     <w:uiPriority w:val="21"/>
     <w:qFormat/>
     <w:rsid w:val="005A103F"/>
@@ -8004,11 +8420,11 @@
       <w:color w:val="0F4761" w:themeColor="accent1" w:themeShade="BF"/>
     </w:rPr>
   </w:style>
-  <w:style w:type="paragraph" w:styleId="Citadestacada">
+  <w:style w:type="paragraph" w:styleId="IntenseQuote">
     <w:name w:val="Intense Quote"/>
     <w:basedOn w:val="Normal"/>
     <w:next w:val="Normal"/>
-    <w:link w:val="CitadestacadaCar"/>
+    <w:link w:val="IntenseQuoteChar"/>
     <w:uiPriority w:val="30"/>
     <w:qFormat/>
     <w:rsid w:val="005A103F"/>
@@ -8029,10 +8445,10 @@
       <w:lang w:eastAsia="en-US"/>
     </w:rPr>
   </w:style>
-  <w:style w:type="character" w:customStyle="1" w:styleId="CitadestacadaCar">
-    <w:name w:val="Cita destacada Car"/>
-    <w:basedOn w:val="Fuentedeprrafopredeter"/>
-    <w:link w:val="Citadestacada"/>
+  <w:style w:type="character" w:customStyle="1" w:styleId="IntenseQuoteChar">
+    <w:name w:val="Intense Quote Char"/>
+    <w:basedOn w:val="DefaultParagraphFont"/>
+    <w:link w:val="IntenseQuote"/>
     <w:uiPriority w:val="30"/>
     <w:rsid w:val="005A103F"/>
     <w:rPr>
@@ -8041,9 +8457,9 @@
       <w:color w:val="0F4761" w:themeColor="accent1" w:themeShade="BF"/>
     </w:rPr>
   </w:style>
-  <w:style w:type="character" w:styleId="Referenciaintensa">
+  <w:style w:type="character" w:styleId="IntenseReference">
     <w:name w:val="Intense Reference"/>
-    <w:basedOn w:val="Fuentedeprrafopredeter"/>
+    <w:basedOn w:val="DefaultParagraphFont"/>
     <w:uiPriority w:val="32"/>
     <w:qFormat/>
     <w:rsid w:val="005A103F"/>
@@ -8065,17 +8481,17 @@
   </w:style>
   <w:style w:type="character" w:customStyle="1" w:styleId="normaltextrun">
     <w:name w:val="normaltextrun"/>
-    <w:basedOn w:val="Fuentedeprrafopredeter"/>
+    <w:basedOn w:val="DefaultParagraphFont"/>
     <w:rsid w:val="005A103F"/>
   </w:style>
   <w:style w:type="character" w:customStyle="1" w:styleId="eop">
     <w:name w:val="eop"/>
-    <w:basedOn w:val="Fuentedeprrafopredeter"/>
+    <w:basedOn w:val="DefaultParagraphFont"/>
     <w:rsid w:val="005A103F"/>
   </w:style>
   <w:style w:type="character" w:customStyle="1" w:styleId="wacimagecontainer">
     <w:name w:val="wacimagecontainer"/>
-    <w:basedOn w:val="Fuentedeprrafopredeter"/>
+    <w:basedOn w:val="DefaultParagraphFont"/>
     <w:rsid w:val="005A103F"/>
   </w:style>
   <w:style w:type="paragraph" w:styleId="NormalWeb">
@@ -8088,9 +8504,9 @@
       <w:spacing w:before="100" w:beforeAutospacing="1" w:after="100" w:afterAutospacing="1"/>
     </w:pPr>
   </w:style>
-  <w:style w:type="character" w:styleId="Textoennegrita">
+  <w:style w:type="character" w:styleId="Strong">
     <w:name w:val="Strong"/>
-    <w:basedOn w:val="Fuentedeprrafopredeter"/>
+    <w:basedOn w:val="DefaultParagraphFont"/>
     <w:uiPriority w:val="22"/>
     <w:qFormat/>
     <w:rsid w:val="00DF34DB"/>
@@ -8108,6 +8524,17 @@
       <w:color w:val="7C97B6"/>
       <w:sz w:val="12"/>
       <w:szCs w:val="12"/>
+    </w:rPr>
+  </w:style>
+  <w:style w:type="paragraph" w:customStyle="1" w:styleId="font-claude-response-body">
+    <w:name w:val="font-claude-response-body"/>
+    <w:basedOn w:val="Normal"/>
+    <w:rsid w:val="009A41D3"/>
+    <w:pPr>
+      <w:spacing w:before="100" w:beforeAutospacing="1" w:after="100" w:afterAutospacing="1"/>
+    </w:pPr>
+    <w:rPr>
+      <w:lang w:val="en-CO" w:eastAsia="en-US"/>
     </w:rPr>
   </w:style>
 </w:styles>

--- a/Caso 4.docx
+++ b/Caso 4.docx
@@ -639,8 +639,57 @@
       <w:pPr>
         <w:pStyle w:val="Heading1"/>
         <w:ind w:left="360" w:hanging="360"/>
+        <w:jc w:val="both"/>
         <w:rPr>
           <w:rFonts w:ascii="Times New Roman" w:hAnsi="Times New Roman" w:cs="Times New Roman"/>
+          <w:b/>
+          <w:bCs/>
+          <w:color w:val="000000" w:themeColor="text1"/>
+          <w:sz w:val="24"/>
+          <w:szCs w:val="24"/>
+        </w:rPr>
+      </w:pPr>
+      <w:r>
+        <w:rPr>
+          <w:rFonts w:ascii="Times New Roman" w:hAnsi="Times New Roman" w:cs="Times New Roman"/>
+          <w:b/>
+          <w:bCs/>
+          <w:color w:val="000000" w:themeColor="text1"/>
+          <w:sz w:val="24"/>
+          <w:szCs w:val="24"/>
+        </w:rPr>
+        <w:lastRenderedPageBreak/>
+        <w:t>Introducción</w:t>
+      </w:r>
+    </w:p>
+    <w:p>
+      <w:pPr>
+        <w:jc w:val="both"/>
+      </w:pPr>
+    </w:p>
+    <w:p>
+      <w:pPr>
+        <w:jc w:val="both"/>
+      </w:pPr>
+      <w:r>
+        <w:t>QWE INC. es una empresa que ofrece servicios digitales por suscripción a pequeñas y medianas empresas. Hasta 2012, gestionaba la deserción de clientes de forma reactiva, ofreciendo descuentos o beneficios al momento de la cancelación, lo que resultaba costoso e ineficiente. Ante esto, se planteó desarrollar un modelo predictivo que permitiera anticipar qué clientes tienen mayor probabilidad de abandonar el servicio en el corto plazo y así implementar estrategias más efectivas. Para ello, se cuenta con una base de datos de 6,347 clientes con información sobre antigüedad, satisfacción (CHI), uso del servicio y soporte, donde la variable de interés es la deserción (</w:t>
+      </w:r>
+      <w:proofErr w:type="spellStart"/>
+      <w:r>
+        <w:t>churn</w:t>
+      </w:r>
+      <w:proofErr w:type="spellEnd"/>
+      <w:r>
+        <w:t>), la cual presenta un bajo porcentaje (~5%), implicando un problema de datos desbalanceados.</w:t>
+      </w:r>
+    </w:p>
+    <w:p>
+      <w:pPr>
+        <w:pStyle w:val="Heading1"/>
+        <w:jc w:val="both"/>
+        <w:rPr>
+          <w:rFonts w:ascii="Times New Roman" w:hAnsi="Times New Roman" w:cs="Times New Roman"/>
+          <w:color w:val="000000" w:themeColor="text1"/>
           <w:sz w:val="26"/>
           <w:szCs w:val="26"/>
         </w:rPr>
@@ -648,42 +697,7 @@
       <w:r>
         <w:rPr>
           <w:rFonts w:ascii="Times New Roman" w:hAnsi="Times New Roman" w:cs="Times New Roman"/>
-          <w:sz w:val="26"/>
-          <w:szCs w:val="26"/>
-        </w:rPr>
-        <w:lastRenderedPageBreak/>
-        <w:t>Introducción</w:t>
-      </w:r>
-    </w:p>
-    <w:p/>
-    <w:p>
-      <w:pPr>
-        <w:jc w:val="both"/>
-      </w:pPr>
-      <w:r>
-        <w:t>QWE INC. es una empresa que ofrece servicios digitales por suscripción a pequeñas y medianas empresas. Hasta 2012, gestionaba la deserción de clientes de forma reactiva, ofreciendo descuentos o beneficios al momento de la cancelación, lo que resultaba costoso e ineficiente. Ante esto, se planteó desarrollar un modelo predictivo que permitiera anticipar qué clientes tienen mayor probabilidad de abandonar el servicio en el corto plazo y así implementar estrategias más efectivas. Para ello, se cuenta con una base de datos de 6,347 clientes con información sobre antigüedad, satisfacción (CHI), uso del servicio y soporte, donde la variable de interés es la deserción (</w:t>
-      </w:r>
-      <w:proofErr w:type="spellStart"/>
-      <w:r>
-        <w:t>churn</w:t>
-      </w:r>
-      <w:proofErr w:type="spellEnd"/>
-      <w:r>
-        <w:t>), la cual presenta un bajo porcentaje (~5%), implicando un problema de datos desbalanceados.</w:t>
-      </w:r>
-    </w:p>
-    <w:p>
-      <w:pPr>
-        <w:pStyle w:val="Heading1"/>
-        <w:rPr>
-          <w:rFonts w:ascii="Times New Roman" w:hAnsi="Times New Roman" w:cs="Times New Roman"/>
-          <w:sz w:val="26"/>
-          <w:szCs w:val="26"/>
-        </w:rPr>
-      </w:pPr>
-      <w:r>
-        <w:rPr>
-          <w:rFonts w:ascii="Times New Roman" w:hAnsi="Times New Roman" w:cs="Times New Roman"/>
+          <w:color w:val="000000" w:themeColor="text1"/>
           <w:sz w:val="26"/>
           <w:szCs w:val="26"/>
         </w:rPr>
@@ -693,10 +707,12 @@
     <w:p>
       <w:pPr>
         <w:pStyle w:val="Heading2"/>
+        <w:jc w:val="both"/>
         <w:rPr>
           <w:rFonts w:ascii="Times New Roman" w:hAnsi="Times New Roman" w:cs="Times New Roman"/>
           <w:i/>
           <w:iCs/>
+          <w:color w:val="000000" w:themeColor="text1"/>
           <w:sz w:val="24"/>
           <w:szCs w:val="24"/>
         </w:rPr>
@@ -706,6 +722,7 @@
           <w:rFonts w:ascii="Times New Roman" w:hAnsi="Times New Roman" w:cs="Times New Roman"/>
           <w:i/>
           <w:iCs/>
+          <w:color w:val="000000" w:themeColor="text1"/>
           <w:sz w:val="24"/>
           <w:szCs w:val="24"/>
         </w:rPr>
@@ -761,6 +778,7 @@
               </w:pBdr>
               <w:spacing w:before="100" w:after="100"/>
               <w:ind w:left="100" w:right="100"/>
+              <w:jc w:val="both"/>
               <w:rPr>
                 <w:rFonts w:eastAsia="Helvetica"/>
                 <w:b/>
@@ -809,7 +827,7 @@
               </w:pBdr>
               <w:spacing w:before="100" w:after="100"/>
               <w:ind w:left="100" w:right="100"/>
-              <w:jc w:val="right"/>
+              <w:jc w:val="both"/>
               <w:rPr>
                 <w:rFonts w:eastAsia="Helvetica"/>
                 <w:b/>
@@ -858,7 +876,7 @@
               </w:pBdr>
               <w:spacing w:before="100" w:after="100"/>
               <w:ind w:left="100" w:right="100"/>
-              <w:jc w:val="right"/>
+              <w:jc w:val="both"/>
               <w:rPr>
                 <w:rFonts w:eastAsia="Helvetica"/>
                 <w:b/>
@@ -907,7 +925,7 @@
               </w:pBdr>
               <w:spacing w:before="100" w:after="100"/>
               <w:ind w:left="100" w:right="100"/>
-              <w:jc w:val="right"/>
+              <w:jc w:val="both"/>
               <w:rPr>
                 <w:rFonts w:eastAsia="Helvetica"/>
                 <w:b/>
@@ -956,7 +974,7 @@
               </w:pBdr>
               <w:spacing w:before="100" w:after="100"/>
               <w:ind w:left="100" w:right="100"/>
-              <w:jc w:val="right"/>
+              <w:jc w:val="both"/>
               <w:rPr>
                 <w:rFonts w:eastAsia="Helvetica"/>
                 <w:b/>
@@ -1017,7 +1035,7 @@
               </w:pBdr>
               <w:spacing w:before="100" w:after="100"/>
               <w:ind w:left="100" w:right="100"/>
-              <w:jc w:val="right"/>
+              <w:jc w:val="both"/>
               <w:rPr>
                 <w:rFonts w:eastAsia="Helvetica"/>
                 <w:b/>
@@ -1066,7 +1084,7 @@
               </w:pBdr>
               <w:spacing w:before="100" w:after="100"/>
               <w:ind w:left="100" w:right="100"/>
-              <w:jc w:val="right"/>
+              <w:jc w:val="both"/>
               <w:rPr>
                 <w:rFonts w:eastAsia="Helvetica"/>
                 <w:b/>
@@ -1120,6 +1138,7 @@
               </w:pBdr>
               <w:spacing w:before="100" w:after="100"/>
               <w:ind w:left="100" w:right="100"/>
+              <w:jc w:val="both"/>
               <w:rPr>
                 <w:rFonts w:eastAsia="Helvetica"/>
                 <w:color w:val="000000"/>
@@ -1166,7 +1185,7 @@
               </w:pBdr>
               <w:spacing w:before="100" w:after="100"/>
               <w:ind w:left="100" w:right="100"/>
-              <w:jc w:val="right"/>
+              <w:jc w:val="both"/>
               <w:rPr>
                 <w:rFonts w:eastAsia="Helvetica"/>
                 <w:color w:val="000000"/>
@@ -1213,7 +1232,7 @@
               </w:pBdr>
               <w:spacing w:before="100" w:after="100"/>
               <w:ind w:left="100" w:right="100"/>
-              <w:jc w:val="right"/>
+              <w:jc w:val="both"/>
               <w:rPr>
                 <w:rFonts w:eastAsia="Helvetica"/>
                 <w:color w:val="000000"/>
@@ -1260,7 +1279,7 @@
               </w:pBdr>
               <w:spacing w:before="100" w:after="100"/>
               <w:ind w:left="100" w:right="100"/>
-              <w:jc w:val="right"/>
+              <w:jc w:val="both"/>
               <w:rPr>
                 <w:rFonts w:eastAsia="Helvetica"/>
                 <w:color w:val="000000"/>
@@ -1307,7 +1326,7 @@
               </w:pBdr>
               <w:spacing w:before="100" w:after="100"/>
               <w:ind w:left="100" w:right="100"/>
-              <w:jc w:val="right"/>
+              <w:jc w:val="both"/>
               <w:rPr>
                 <w:rFonts w:eastAsia="Helvetica"/>
                 <w:color w:val="000000"/>
@@ -1354,7 +1373,7 @@
               </w:pBdr>
               <w:spacing w:before="100" w:after="100"/>
               <w:ind w:left="100" w:right="100"/>
-              <w:jc w:val="right"/>
+              <w:jc w:val="both"/>
               <w:rPr>
                 <w:rFonts w:eastAsia="Helvetica"/>
                 <w:color w:val="000000"/>
@@ -1401,7 +1420,7 @@
               </w:pBdr>
               <w:spacing w:before="100" w:after="100"/>
               <w:ind w:left="100" w:right="100"/>
-              <w:jc w:val="right"/>
+              <w:jc w:val="both"/>
               <w:rPr>
                 <w:rFonts w:eastAsia="Helvetica"/>
                 <w:color w:val="000000"/>
@@ -1453,6 +1472,7 @@
               </w:pBdr>
               <w:spacing w:before="100" w:after="100"/>
               <w:ind w:left="100" w:right="100"/>
+              <w:jc w:val="both"/>
               <w:rPr>
                 <w:rFonts w:eastAsia="Helvetica"/>
                 <w:color w:val="000000"/>
@@ -1499,7 +1519,7 @@
               </w:pBdr>
               <w:spacing w:before="100" w:after="100"/>
               <w:ind w:left="100" w:right="100"/>
-              <w:jc w:val="right"/>
+              <w:jc w:val="both"/>
               <w:rPr>
                 <w:rFonts w:eastAsia="Helvetica"/>
                 <w:color w:val="000000"/>
@@ -1546,7 +1566,7 @@
               </w:pBdr>
               <w:spacing w:before="100" w:after="100"/>
               <w:ind w:left="100" w:right="100"/>
-              <w:jc w:val="right"/>
+              <w:jc w:val="both"/>
               <w:rPr>
                 <w:rFonts w:eastAsia="Helvetica"/>
                 <w:color w:val="000000"/>
@@ -1593,7 +1613,7 @@
               </w:pBdr>
               <w:spacing w:before="100" w:after="100"/>
               <w:ind w:left="100" w:right="100"/>
-              <w:jc w:val="right"/>
+              <w:jc w:val="both"/>
               <w:rPr>
                 <w:rFonts w:eastAsia="Helvetica"/>
                 <w:color w:val="000000"/>
@@ -1640,7 +1660,7 @@
               </w:pBdr>
               <w:spacing w:before="100" w:after="100"/>
               <w:ind w:left="100" w:right="100"/>
-              <w:jc w:val="right"/>
+              <w:jc w:val="both"/>
               <w:rPr>
                 <w:rFonts w:eastAsia="Helvetica"/>
                 <w:color w:val="000000"/>
@@ -1687,7 +1707,7 @@
               </w:pBdr>
               <w:spacing w:before="100" w:after="100"/>
               <w:ind w:left="100" w:right="100"/>
-              <w:jc w:val="right"/>
+              <w:jc w:val="both"/>
               <w:rPr>
                 <w:rFonts w:eastAsia="Helvetica"/>
                 <w:color w:val="000000"/>
@@ -1734,7 +1754,7 @@
               </w:pBdr>
               <w:spacing w:before="100" w:after="100"/>
               <w:ind w:left="100" w:right="100"/>
-              <w:jc w:val="right"/>
+              <w:jc w:val="both"/>
               <w:rPr>
                 <w:rFonts w:eastAsia="Helvetica"/>
                 <w:color w:val="000000"/>
@@ -1786,6 +1806,7 @@
               </w:pBdr>
               <w:spacing w:before="100" w:after="100"/>
               <w:ind w:left="100" w:right="100"/>
+              <w:jc w:val="both"/>
               <w:rPr>
                 <w:rFonts w:eastAsia="Helvetica"/>
                 <w:color w:val="000000"/>
@@ -1832,7 +1853,7 @@
               </w:pBdr>
               <w:spacing w:before="100" w:after="100"/>
               <w:ind w:left="100" w:right="100"/>
-              <w:jc w:val="right"/>
+              <w:jc w:val="both"/>
               <w:rPr>
                 <w:rFonts w:eastAsia="Helvetica"/>
                 <w:color w:val="000000"/>
@@ -1879,7 +1900,7 @@
               </w:pBdr>
               <w:spacing w:before="100" w:after="100"/>
               <w:ind w:left="100" w:right="100"/>
-              <w:jc w:val="right"/>
+              <w:jc w:val="both"/>
               <w:rPr>
                 <w:rFonts w:eastAsia="Helvetica"/>
                 <w:color w:val="000000"/>
@@ -1926,7 +1947,7 @@
               </w:pBdr>
               <w:spacing w:before="100" w:after="100"/>
               <w:ind w:left="100" w:right="100"/>
-              <w:jc w:val="right"/>
+              <w:jc w:val="both"/>
               <w:rPr>
                 <w:rFonts w:eastAsia="Helvetica"/>
                 <w:color w:val="000000"/>
@@ -1973,7 +1994,7 @@
               </w:pBdr>
               <w:spacing w:before="100" w:after="100"/>
               <w:ind w:left="100" w:right="100"/>
-              <w:jc w:val="right"/>
+              <w:jc w:val="both"/>
               <w:rPr>
                 <w:rFonts w:eastAsia="Helvetica"/>
                 <w:color w:val="000000"/>
@@ -2020,7 +2041,7 @@
               </w:pBdr>
               <w:spacing w:before="100" w:after="100"/>
               <w:ind w:left="100" w:right="100"/>
-              <w:jc w:val="right"/>
+              <w:jc w:val="both"/>
               <w:rPr>
                 <w:rFonts w:eastAsia="Helvetica"/>
                 <w:color w:val="000000"/>
@@ -2067,7 +2088,7 @@
               </w:pBdr>
               <w:spacing w:before="100" w:after="100"/>
               <w:ind w:left="100" w:right="100"/>
-              <w:jc w:val="right"/>
+              <w:jc w:val="both"/>
               <w:rPr>
                 <w:rFonts w:eastAsia="Helvetica"/>
                 <w:color w:val="000000"/>
@@ -2119,6 +2140,7 @@
               </w:pBdr>
               <w:spacing w:before="100" w:after="100"/>
               <w:ind w:left="100" w:right="100"/>
+              <w:jc w:val="both"/>
               <w:rPr>
                 <w:rFonts w:eastAsia="Helvetica"/>
                 <w:color w:val="000000"/>
@@ -2165,7 +2187,7 @@
               </w:pBdr>
               <w:spacing w:before="100" w:after="100"/>
               <w:ind w:left="100" w:right="100"/>
-              <w:jc w:val="right"/>
+              <w:jc w:val="both"/>
               <w:rPr>
                 <w:rFonts w:eastAsia="Helvetica"/>
                 <w:color w:val="000000"/>
@@ -2212,7 +2234,7 @@
               </w:pBdr>
               <w:spacing w:before="100" w:after="100"/>
               <w:ind w:left="100" w:right="100"/>
-              <w:jc w:val="right"/>
+              <w:jc w:val="both"/>
               <w:rPr>
                 <w:rFonts w:eastAsia="Helvetica"/>
                 <w:color w:val="000000"/>
@@ -2259,7 +2281,7 @@
               </w:pBdr>
               <w:spacing w:before="100" w:after="100"/>
               <w:ind w:left="100" w:right="100"/>
-              <w:jc w:val="right"/>
+              <w:jc w:val="both"/>
               <w:rPr>
                 <w:rFonts w:eastAsia="Helvetica"/>
                 <w:color w:val="000000"/>
@@ -2306,7 +2328,7 @@
               </w:pBdr>
               <w:spacing w:before="100" w:after="100"/>
               <w:ind w:left="100" w:right="100"/>
-              <w:jc w:val="right"/>
+              <w:jc w:val="both"/>
               <w:rPr>
                 <w:rFonts w:eastAsia="Helvetica"/>
                 <w:color w:val="000000"/>
@@ -2353,7 +2375,7 @@
               </w:pBdr>
               <w:spacing w:before="100" w:after="100"/>
               <w:ind w:left="100" w:right="100"/>
-              <w:jc w:val="right"/>
+              <w:jc w:val="both"/>
               <w:rPr>
                 <w:rFonts w:eastAsia="Helvetica"/>
                 <w:color w:val="000000"/>
@@ -2400,7 +2422,7 @@
               </w:pBdr>
               <w:spacing w:before="100" w:after="100"/>
               <w:ind w:left="100" w:right="100"/>
-              <w:jc w:val="right"/>
+              <w:jc w:val="both"/>
               <w:rPr>
                 <w:rFonts w:eastAsia="Helvetica"/>
                 <w:color w:val="000000"/>
@@ -2452,6 +2474,7 @@
               </w:pBdr>
               <w:spacing w:before="100" w:after="100"/>
               <w:ind w:left="100" w:right="100"/>
+              <w:jc w:val="both"/>
               <w:rPr>
                 <w:rFonts w:eastAsia="Helvetica"/>
                 <w:color w:val="000000"/>
@@ -2498,7 +2521,7 @@
               </w:pBdr>
               <w:spacing w:before="100" w:after="100"/>
               <w:ind w:left="100" w:right="100"/>
-              <w:jc w:val="right"/>
+              <w:jc w:val="both"/>
               <w:rPr>
                 <w:rFonts w:eastAsia="Helvetica"/>
                 <w:color w:val="000000"/>
@@ -2545,7 +2568,7 @@
               </w:pBdr>
               <w:spacing w:before="100" w:after="100"/>
               <w:ind w:left="100" w:right="100"/>
-              <w:jc w:val="right"/>
+              <w:jc w:val="both"/>
               <w:rPr>
                 <w:rFonts w:eastAsia="Helvetica"/>
                 <w:color w:val="000000"/>
@@ -2592,7 +2615,7 @@
               </w:pBdr>
               <w:spacing w:before="100" w:after="100"/>
               <w:ind w:left="100" w:right="100"/>
-              <w:jc w:val="right"/>
+              <w:jc w:val="both"/>
               <w:rPr>
                 <w:rFonts w:eastAsia="Helvetica"/>
                 <w:color w:val="000000"/>
@@ -2639,7 +2662,7 @@
               </w:pBdr>
               <w:spacing w:before="100" w:after="100"/>
               <w:ind w:left="100" w:right="100"/>
-              <w:jc w:val="right"/>
+              <w:jc w:val="both"/>
               <w:rPr>
                 <w:rFonts w:eastAsia="Helvetica"/>
                 <w:color w:val="000000"/>
@@ -2686,7 +2709,7 @@
               </w:pBdr>
               <w:spacing w:before="100" w:after="100"/>
               <w:ind w:left="100" w:right="100"/>
-              <w:jc w:val="right"/>
+              <w:jc w:val="both"/>
               <w:rPr>
                 <w:rFonts w:eastAsia="Helvetica"/>
                 <w:color w:val="000000"/>
@@ -2733,7 +2756,7 @@
               </w:pBdr>
               <w:spacing w:before="100" w:after="100"/>
               <w:ind w:left="100" w:right="100"/>
-              <w:jc w:val="right"/>
+              <w:jc w:val="both"/>
               <w:rPr>
                 <w:rFonts w:eastAsia="Helvetica"/>
                 <w:color w:val="000000"/>
@@ -2785,6 +2808,7 @@
               </w:pBdr>
               <w:spacing w:before="100" w:after="100"/>
               <w:ind w:left="100" w:right="100"/>
+              <w:jc w:val="both"/>
               <w:rPr>
                 <w:rFonts w:eastAsia="Helvetica"/>
                 <w:color w:val="000000"/>
@@ -2842,7 +2866,7 @@
               </w:pBdr>
               <w:spacing w:before="100" w:after="100"/>
               <w:ind w:left="100" w:right="100"/>
-              <w:jc w:val="right"/>
+              <w:jc w:val="both"/>
               <w:rPr>
                 <w:rFonts w:eastAsia="Helvetica"/>
                 <w:color w:val="000000"/>
@@ -2889,7 +2913,7 @@
               </w:pBdr>
               <w:spacing w:before="100" w:after="100"/>
               <w:ind w:left="100" w:right="100"/>
-              <w:jc w:val="right"/>
+              <w:jc w:val="both"/>
               <w:rPr>
                 <w:rFonts w:eastAsia="Helvetica"/>
                 <w:color w:val="000000"/>
@@ -2936,7 +2960,7 @@
               </w:pBdr>
               <w:spacing w:before="100" w:after="100"/>
               <w:ind w:left="100" w:right="100"/>
-              <w:jc w:val="right"/>
+              <w:jc w:val="both"/>
               <w:rPr>
                 <w:rFonts w:eastAsia="Helvetica"/>
                 <w:color w:val="000000"/>
@@ -2983,7 +3007,7 @@
               </w:pBdr>
               <w:spacing w:before="100" w:after="100"/>
               <w:ind w:left="100" w:right="100"/>
-              <w:jc w:val="right"/>
+              <w:jc w:val="both"/>
               <w:rPr>
                 <w:rFonts w:eastAsia="Helvetica"/>
                 <w:color w:val="000000"/>
@@ -3030,7 +3054,7 @@
               </w:pBdr>
               <w:spacing w:before="100" w:after="100"/>
               <w:ind w:left="100" w:right="100"/>
-              <w:jc w:val="right"/>
+              <w:jc w:val="both"/>
               <w:rPr>
                 <w:rFonts w:eastAsia="Helvetica"/>
                 <w:color w:val="000000"/>
@@ -3077,7 +3101,7 @@
               </w:pBdr>
               <w:spacing w:before="100" w:after="100"/>
               <w:ind w:left="100" w:right="100"/>
-              <w:jc w:val="right"/>
+              <w:jc w:val="both"/>
               <w:rPr>
                 <w:rFonts w:eastAsia="Helvetica"/>
                 <w:color w:val="000000"/>
@@ -3129,6 +3153,7 @@
               </w:pBdr>
               <w:spacing w:before="100" w:after="100"/>
               <w:ind w:left="100" w:right="100"/>
+              <w:jc w:val="both"/>
               <w:rPr>
                 <w:rFonts w:eastAsia="Helvetica"/>
                 <w:color w:val="000000"/>
@@ -3175,7 +3200,7 @@
               </w:pBdr>
               <w:spacing w:before="100" w:after="100"/>
               <w:ind w:left="100" w:right="100"/>
-              <w:jc w:val="right"/>
+              <w:jc w:val="both"/>
               <w:rPr>
                 <w:rFonts w:eastAsia="Helvetica"/>
                 <w:color w:val="000000"/>
@@ -3222,7 +3247,7 @@
               </w:pBdr>
               <w:spacing w:before="100" w:after="100"/>
               <w:ind w:left="100" w:right="100"/>
-              <w:jc w:val="right"/>
+              <w:jc w:val="both"/>
               <w:rPr>
                 <w:rFonts w:eastAsia="Helvetica"/>
                 <w:color w:val="000000"/>
@@ -3269,7 +3294,7 @@
               </w:pBdr>
               <w:spacing w:before="100" w:after="100"/>
               <w:ind w:left="100" w:right="100"/>
-              <w:jc w:val="right"/>
+              <w:jc w:val="both"/>
               <w:rPr>
                 <w:rFonts w:eastAsia="Helvetica"/>
                 <w:color w:val="000000"/>
@@ -3316,7 +3341,7 @@
               </w:pBdr>
               <w:spacing w:before="100" w:after="100"/>
               <w:ind w:left="100" w:right="100"/>
-              <w:jc w:val="right"/>
+              <w:jc w:val="both"/>
               <w:rPr>
                 <w:rFonts w:eastAsia="Helvetica"/>
                 <w:color w:val="000000"/>
@@ -3363,7 +3388,7 @@
               </w:pBdr>
               <w:spacing w:before="100" w:after="100"/>
               <w:ind w:left="100" w:right="100"/>
-              <w:jc w:val="right"/>
+              <w:jc w:val="both"/>
               <w:rPr>
                 <w:rFonts w:eastAsia="Helvetica"/>
                 <w:color w:val="000000"/>
@@ -3410,7 +3435,7 @@
               </w:pBdr>
               <w:spacing w:before="100" w:after="100"/>
               <w:ind w:left="100" w:right="100"/>
-              <w:jc w:val="right"/>
+              <w:jc w:val="both"/>
               <w:rPr>
                 <w:rFonts w:eastAsia="Helvetica"/>
                 <w:color w:val="000000"/>
@@ -3462,6 +3487,7 @@
               </w:pBdr>
               <w:spacing w:before="100" w:after="100"/>
               <w:ind w:left="100" w:right="100"/>
+              <w:jc w:val="both"/>
               <w:rPr>
                 <w:rFonts w:eastAsia="Helvetica"/>
                 <w:color w:val="000000"/>
@@ -3519,7 +3545,7 @@
               </w:pBdr>
               <w:spacing w:before="100" w:after="100"/>
               <w:ind w:left="100" w:right="100"/>
-              <w:jc w:val="right"/>
+              <w:jc w:val="both"/>
               <w:rPr>
                 <w:rFonts w:eastAsia="Helvetica"/>
                 <w:color w:val="000000"/>
@@ -3566,7 +3592,7 @@
               </w:pBdr>
               <w:spacing w:before="100" w:after="100"/>
               <w:ind w:left="100" w:right="100"/>
-              <w:jc w:val="right"/>
+              <w:jc w:val="both"/>
               <w:rPr>
                 <w:rFonts w:eastAsia="Helvetica"/>
                 <w:color w:val="000000"/>
@@ -3613,7 +3639,7 @@
               </w:pBdr>
               <w:spacing w:before="100" w:after="100"/>
               <w:ind w:left="100" w:right="100"/>
-              <w:jc w:val="right"/>
+              <w:jc w:val="both"/>
               <w:rPr>
                 <w:rFonts w:eastAsia="Helvetica"/>
                 <w:color w:val="000000"/>
@@ -3660,7 +3686,7 @@
               </w:pBdr>
               <w:spacing w:before="100" w:after="100"/>
               <w:ind w:left="100" w:right="100"/>
-              <w:jc w:val="right"/>
+              <w:jc w:val="both"/>
               <w:rPr>
                 <w:rFonts w:eastAsia="Helvetica"/>
                 <w:color w:val="000000"/>
@@ -3707,7 +3733,7 @@
               </w:pBdr>
               <w:spacing w:before="100" w:after="100"/>
               <w:ind w:left="100" w:right="100"/>
-              <w:jc w:val="right"/>
+              <w:jc w:val="both"/>
               <w:rPr>
                 <w:rFonts w:eastAsia="Helvetica"/>
                 <w:color w:val="000000"/>
@@ -3754,7 +3780,7 @@
               </w:pBdr>
               <w:spacing w:before="100" w:after="100"/>
               <w:ind w:left="100" w:right="100"/>
-              <w:jc w:val="right"/>
+              <w:jc w:val="both"/>
               <w:rPr>
                 <w:rFonts w:eastAsia="Helvetica"/>
                 <w:color w:val="000000"/>
@@ -3775,7 +3801,11 @@
         </w:tc>
       </w:tr>
     </w:tbl>
-    <w:p/>
+    <w:p>
+      <w:pPr>
+        <w:jc w:val="both"/>
+      </w:pPr>
+    </w:p>
     <w:p>
       <w:pPr>
         <w:jc w:val="both"/>
@@ -3903,10 +3933,12 @@
     <w:p>
       <w:pPr>
         <w:pStyle w:val="Heading2"/>
+        <w:jc w:val="both"/>
         <w:rPr>
           <w:rFonts w:ascii="Times New Roman" w:hAnsi="Times New Roman" w:cs="Times New Roman"/>
           <w:i/>
           <w:iCs/>
+          <w:color w:val="000000" w:themeColor="text1"/>
           <w:sz w:val="24"/>
           <w:szCs w:val="24"/>
         </w:rPr>
@@ -3916,6 +3948,7 @@
           <w:rFonts w:ascii="Times New Roman" w:hAnsi="Times New Roman" w:cs="Times New Roman"/>
           <w:i/>
           <w:iCs/>
+          <w:color w:val="000000" w:themeColor="text1"/>
           <w:sz w:val="24"/>
           <w:szCs w:val="24"/>
         </w:rPr>
@@ -3928,6 +3961,7 @@
           <w:rFonts w:ascii="Times New Roman" w:hAnsi="Times New Roman" w:cs="Times New Roman"/>
           <w:i/>
           <w:iCs/>
+          <w:color w:val="000000" w:themeColor="text1"/>
           <w:sz w:val="24"/>
           <w:szCs w:val="24"/>
         </w:rPr>
@@ -3939,6 +3973,7 @@
           <w:rFonts w:ascii="Times New Roman" w:hAnsi="Times New Roman" w:cs="Times New Roman"/>
           <w:i/>
           <w:iCs/>
+          <w:color w:val="000000" w:themeColor="text1"/>
           <w:sz w:val="24"/>
           <w:szCs w:val="24"/>
         </w:rPr>
@@ -3993,6 +4028,7 @@
               </w:pBdr>
               <w:spacing w:before="100" w:after="100"/>
               <w:ind w:left="100" w:right="100"/>
+              <w:jc w:val="both"/>
               <w:rPr>
                 <w:rFonts w:eastAsia="Helvetica"/>
                 <w:b/>
@@ -4041,7 +4077,7 @@
               </w:pBdr>
               <w:spacing w:before="100" w:after="100"/>
               <w:ind w:left="100" w:right="100"/>
-              <w:jc w:val="right"/>
+              <w:jc w:val="both"/>
               <w:rPr>
                 <w:rFonts w:eastAsia="Helvetica"/>
                 <w:b/>
@@ -4090,7 +4126,7 @@
               </w:pBdr>
               <w:spacing w:before="100" w:after="100"/>
               <w:ind w:left="100" w:right="100"/>
-              <w:jc w:val="right"/>
+              <w:jc w:val="both"/>
               <w:rPr>
                 <w:rFonts w:eastAsia="Helvetica"/>
                 <w:b/>
@@ -4139,7 +4175,7 @@
               </w:pBdr>
               <w:spacing w:before="100" w:after="100"/>
               <w:ind w:left="100" w:right="100"/>
-              <w:jc w:val="right"/>
+              <w:jc w:val="both"/>
               <w:rPr>
                 <w:rFonts w:eastAsia="Helvetica"/>
                 <w:b/>
@@ -4188,7 +4224,7 @@
               </w:pBdr>
               <w:spacing w:before="100" w:after="100"/>
               <w:ind w:left="100" w:right="100"/>
-              <w:jc w:val="right"/>
+              <w:jc w:val="both"/>
               <w:rPr>
                 <w:rFonts w:eastAsia="Helvetica"/>
                 <w:b/>
@@ -4249,6 +4285,7 @@
               </w:pBdr>
               <w:spacing w:before="100" w:after="100"/>
               <w:ind w:left="100" w:right="100"/>
+              <w:jc w:val="both"/>
               <w:rPr>
                 <w:rFonts w:eastAsia="Helvetica"/>
                 <w:b/>
@@ -4302,6 +4339,7 @@
               </w:pBdr>
               <w:spacing w:before="100" w:after="100"/>
               <w:ind w:left="100" w:right="100"/>
+              <w:jc w:val="both"/>
               <w:rPr>
                 <w:rFonts w:eastAsia="Helvetica"/>
                 <w:color w:val="000000"/>
@@ -4348,7 +4386,7 @@
               </w:pBdr>
               <w:spacing w:before="100" w:after="100"/>
               <w:ind w:left="100" w:right="100"/>
-              <w:jc w:val="right"/>
+              <w:jc w:val="both"/>
               <w:rPr>
                 <w:rFonts w:eastAsia="Helvetica"/>
                 <w:color w:val="000000"/>
@@ -4395,7 +4433,7 @@
               </w:pBdr>
               <w:spacing w:before="100" w:after="100"/>
               <w:ind w:left="100" w:right="100"/>
-              <w:jc w:val="right"/>
+              <w:jc w:val="both"/>
               <w:rPr>
                 <w:rFonts w:eastAsia="Helvetica"/>
                 <w:color w:val="000000"/>
@@ -4442,7 +4480,7 @@
               </w:pBdr>
               <w:spacing w:before="100" w:after="100"/>
               <w:ind w:left="100" w:right="100"/>
-              <w:jc w:val="right"/>
+              <w:jc w:val="both"/>
               <w:rPr>
                 <w:rFonts w:eastAsia="Helvetica"/>
                 <w:color w:val="000000"/>
@@ -4489,7 +4527,7 @@
               </w:pBdr>
               <w:spacing w:before="100" w:after="100"/>
               <w:ind w:left="100" w:right="100"/>
-              <w:jc w:val="right"/>
+              <w:jc w:val="both"/>
               <w:rPr>
                 <w:rFonts w:eastAsia="Helvetica"/>
                 <w:color w:val="000000"/>
@@ -4536,6 +4574,7 @@
               </w:pBdr>
               <w:spacing w:before="100" w:after="100"/>
               <w:ind w:left="100" w:right="100"/>
+              <w:jc w:val="both"/>
               <w:rPr>
                 <w:rFonts w:eastAsia="Helvetica"/>
                 <w:color w:val="000000"/>
@@ -4587,6 +4626,7 @@
               </w:pBdr>
               <w:spacing w:before="100" w:after="100"/>
               <w:ind w:left="100" w:right="100"/>
+              <w:jc w:val="both"/>
               <w:rPr>
                 <w:rFonts w:eastAsia="Helvetica"/>
                 <w:color w:val="000000"/>
@@ -4633,7 +4673,7 @@
               </w:pBdr>
               <w:spacing w:before="100" w:after="100"/>
               <w:ind w:left="100" w:right="100"/>
-              <w:jc w:val="right"/>
+              <w:jc w:val="both"/>
               <w:rPr>
                 <w:rFonts w:eastAsia="Helvetica"/>
                 <w:color w:val="000000"/>
@@ -4680,7 +4720,7 @@
               </w:pBdr>
               <w:spacing w:before="100" w:after="100"/>
               <w:ind w:left="100" w:right="100"/>
-              <w:jc w:val="right"/>
+              <w:jc w:val="both"/>
               <w:rPr>
                 <w:rFonts w:eastAsia="Helvetica"/>
                 <w:color w:val="000000"/>
@@ -4727,7 +4767,7 @@
               </w:pBdr>
               <w:spacing w:before="100" w:after="100"/>
               <w:ind w:left="100" w:right="100"/>
-              <w:jc w:val="right"/>
+              <w:jc w:val="both"/>
               <w:rPr>
                 <w:rFonts w:eastAsia="Helvetica"/>
                 <w:color w:val="000000"/>
@@ -4774,7 +4814,7 @@
               </w:pBdr>
               <w:spacing w:before="100" w:after="100"/>
               <w:ind w:left="100" w:right="100"/>
-              <w:jc w:val="right"/>
+              <w:jc w:val="both"/>
               <w:rPr>
                 <w:rFonts w:eastAsia="Helvetica"/>
                 <w:color w:val="000000"/>
@@ -4821,6 +4861,7 @@
               </w:pBdr>
               <w:spacing w:before="100" w:after="100"/>
               <w:ind w:left="100" w:right="100"/>
+              <w:jc w:val="both"/>
               <w:rPr>
                 <w:rFonts w:eastAsia="Helvetica"/>
                 <w:color w:val="000000"/>
@@ -4872,6 +4913,7 @@
               </w:pBdr>
               <w:spacing w:before="100" w:after="100"/>
               <w:ind w:left="100" w:right="100"/>
+              <w:jc w:val="both"/>
               <w:rPr>
                 <w:rFonts w:eastAsia="Helvetica"/>
                 <w:color w:val="000000"/>
@@ -4918,7 +4960,7 @@
               </w:pBdr>
               <w:spacing w:before="100" w:after="100"/>
               <w:ind w:left="100" w:right="100"/>
-              <w:jc w:val="right"/>
+              <w:jc w:val="both"/>
               <w:rPr>
                 <w:rFonts w:eastAsia="Helvetica"/>
                 <w:color w:val="000000"/>
@@ -4965,7 +5007,7 @@
               </w:pBdr>
               <w:spacing w:before="100" w:after="100"/>
               <w:ind w:left="100" w:right="100"/>
-              <w:jc w:val="right"/>
+              <w:jc w:val="both"/>
               <w:rPr>
                 <w:rFonts w:eastAsia="Helvetica"/>
                 <w:color w:val="000000"/>
@@ -5012,7 +5054,7 @@
               </w:pBdr>
               <w:spacing w:before="100" w:after="100"/>
               <w:ind w:left="100" w:right="100"/>
-              <w:jc w:val="right"/>
+              <w:jc w:val="both"/>
               <w:rPr>
                 <w:rFonts w:eastAsia="Helvetica"/>
                 <w:color w:val="000000"/>
@@ -5059,7 +5101,7 @@
               </w:pBdr>
               <w:spacing w:before="100" w:after="100"/>
               <w:ind w:left="100" w:right="100"/>
-              <w:jc w:val="right"/>
+              <w:jc w:val="both"/>
               <w:rPr>
                 <w:rFonts w:eastAsia="Helvetica"/>
                 <w:color w:val="000000"/>
@@ -5106,6 +5148,7 @@
               </w:pBdr>
               <w:spacing w:before="100" w:after="100"/>
               <w:ind w:left="100" w:right="100"/>
+              <w:jc w:val="both"/>
               <w:rPr>
                 <w:rFonts w:eastAsia="Helvetica"/>
                 <w:color w:val="000000"/>
@@ -5157,6 +5200,7 @@
               </w:pBdr>
               <w:spacing w:before="100" w:after="100"/>
               <w:ind w:left="100" w:right="100"/>
+              <w:jc w:val="both"/>
               <w:rPr>
                 <w:rFonts w:eastAsia="Helvetica"/>
                 <w:color w:val="000000"/>
@@ -5203,7 +5247,7 @@
               </w:pBdr>
               <w:spacing w:before="100" w:after="100"/>
               <w:ind w:left="100" w:right="100"/>
-              <w:jc w:val="right"/>
+              <w:jc w:val="both"/>
               <w:rPr>
                 <w:rFonts w:eastAsia="Helvetica"/>
                 <w:color w:val="000000"/>
@@ -5250,7 +5294,7 @@
               </w:pBdr>
               <w:spacing w:before="100" w:after="100"/>
               <w:ind w:left="100" w:right="100"/>
-              <w:jc w:val="right"/>
+              <w:jc w:val="both"/>
               <w:rPr>
                 <w:rFonts w:eastAsia="Helvetica"/>
                 <w:color w:val="000000"/>
@@ -5297,7 +5341,7 @@
               </w:pBdr>
               <w:spacing w:before="100" w:after="100"/>
               <w:ind w:left="100" w:right="100"/>
-              <w:jc w:val="right"/>
+              <w:jc w:val="both"/>
               <w:rPr>
                 <w:rFonts w:eastAsia="Helvetica"/>
                 <w:color w:val="000000"/>
@@ -5344,7 +5388,7 @@
               </w:pBdr>
               <w:spacing w:before="100" w:after="100"/>
               <w:ind w:left="100" w:right="100"/>
-              <w:jc w:val="right"/>
+              <w:jc w:val="both"/>
               <w:rPr>
                 <w:rFonts w:eastAsia="Helvetica"/>
                 <w:color w:val="000000"/>
@@ -5391,6 +5435,7 @@
               </w:pBdr>
               <w:spacing w:before="100" w:after="100"/>
               <w:ind w:left="100" w:right="100"/>
+              <w:jc w:val="both"/>
               <w:rPr>
                 <w:rFonts w:eastAsia="Helvetica"/>
                 <w:color w:val="000000"/>
@@ -5442,6 +5487,7 @@
               </w:pBdr>
               <w:spacing w:before="100" w:after="100"/>
               <w:ind w:left="100" w:right="100"/>
+              <w:jc w:val="both"/>
               <w:rPr>
                 <w:rFonts w:eastAsia="Helvetica"/>
                 <w:color w:val="000000"/>
@@ -5488,7 +5534,7 @@
               </w:pBdr>
               <w:spacing w:before="100" w:after="100"/>
               <w:ind w:left="100" w:right="100"/>
-              <w:jc w:val="right"/>
+              <w:jc w:val="both"/>
               <w:rPr>
                 <w:rFonts w:eastAsia="Helvetica"/>
                 <w:color w:val="000000"/>
@@ -5535,7 +5581,7 @@
               </w:pBdr>
               <w:spacing w:before="100" w:after="100"/>
               <w:ind w:left="100" w:right="100"/>
-              <w:jc w:val="right"/>
+              <w:jc w:val="both"/>
               <w:rPr>
                 <w:rFonts w:eastAsia="Helvetica"/>
                 <w:color w:val="000000"/>
@@ -5582,7 +5628,7 @@
               </w:pBdr>
               <w:spacing w:before="100" w:after="100"/>
               <w:ind w:left="100" w:right="100"/>
-              <w:jc w:val="right"/>
+              <w:jc w:val="both"/>
               <w:rPr>
                 <w:rFonts w:eastAsia="Helvetica"/>
                 <w:color w:val="000000"/>
@@ -5629,7 +5675,7 @@
               </w:pBdr>
               <w:spacing w:before="100" w:after="100"/>
               <w:ind w:left="100" w:right="100"/>
-              <w:jc w:val="right"/>
+              <w:jc w:val="both"/>
               <w:rPr>
                 <w:rFonts w:eastAsia="Helvetica"/>
                 <w:color w:val="000000"/>
@@ -5676,6 +5722,7 @@
               </w:pBdr>
               <w:spacing w:before="100" w:after="100"/>
               <w:ind w:left="100" w:right="100"/>
+              <w:jc w:val="both"/>
               <w:rPr>
                 <w:rFonts w:eastAsia="Helvetica"/>
                 <w:color w:val="000000"/>
@@ -5727,6 +5774,7 @@
               </w:pBdr>
               <w:spacing w:before="100" w:after="100"/>
               <w:ind w:left="100" w:right="100"/>
+              <w:jc w:val="both"/>
               <w:rPr>
                 <w:rFonts w:eastAsia="Helvetica"/>
                 <w:color w:val="000000"/>
@@ -5773,7 +5821,7 @@
               </w:pBdr>
               <w:spacing w:before="100" w:after="100"/>
               <w:ind w:left="100" w:right="100"/>
-              <w:jc w:val="right"/>
+              <w:jc w:val="both"/>
               <w:rPr>
                 <w:rFonts w:eastAsia="Helvetica"/>
                 <w:color w:val="000000"/>
@@ -5820,7 +5868,7 @@
               </w:pBdr>
               <w:spacing w:before="100" w:after="100"/>
               <w:ind w:left="100" w:right="100"/>
-              <w:jc w:val="right"/>
+              <w:jc w:val="both"/>
               <w:rPr>
                 <w:rFonts w:eastAsia="Helvetica"/>
                 <w:color w:val="000000"/>
@@ -5867,7 +5915,7 @@
               </w:pBdr>
               <w:spacing w:before="100" w:after="100"/>
               <w:ind w:left="100" w:right="100"/>
-              <w:jc w:val="right"/>
+              <w:jc w:val="both"/>
               <w:rPr>
                 <w:rFonts w:eastAsia="Helvetica"/>
                 <w:color w:val="000000"/>
@@ -5914,7 +5962,7 @@
               </w:pBdr>
               <w:spacing w:before="100" w:after="100"/>
               <w:ind w:left="100" w:right="100"/>
-              <w:jc w:val="right"/>
+              <w:jc w:val="both"/>
               <w:rPr>
                 <w:rFonts w:eastAsia="Helvetica"/>
                 <w:color w:val="000000"/>
@@ -5961,6 +6009,7 @@
               </w:pBdr>
               <w:spacing w:before="100" w:after="100"/>
               <w:ind w:left="100" w:right="100"/>
+              <w:jc w:val="both"/>
               <w:rPr>
                 <w:rFonts w:eastAsia="Helvetica"/>
                 <w:color w:val="000000"/>
@@ -6012,6 +6061,7 @@
               </w:pBdr>
               <w:spacing w:before="100" w:after="100"/>
               <w:ind w:left="100" w:right="100"/>
+              <w:jc w:val="both"/>
               <w:rPr>
                 <w:rFonts w:eastAsia="Helvetica"/>
                 <w:color w:val="000000"/>
@@ -6069,7 +6119,7 @@
               </w:pBdr>
               <w:spacing w:before="100" w:after="100"/>
               <w:ind w:left="100" w:right="100"/>
-              <w:jc w:val="right"/>
+              <w:jc w:val="both"/>
               <w:rPr>
                 <w:rFonts w:eastAsia="Helvetica"/>
                 <w:color w:val="000000"/>
@@ -6116,7 +6166,7 @@
               </w:pBdr>
               <w:spacing w:before="100" w:after="100"/>
               <w:ind w:left="100" w:right="100"/>
-              <w:jc w:val="right"/>
+              <w:jc w:val="both"/>
               <w:rPr>
                 <w:rFonts w:eastAsia="Helvetica"/>
                 <w:color w:val="000000"/>
@@ -6163,7 +6213,7 @@
               </w:pBdr>
               <w:spacing w:before="100" w:after="100"/>
               <w:ind w:left="100" w:right="100"/>
-              <w:jc w:val="right"/>
+              <w:jc w:val="both"/>
               <w:rPr>
                 <w:rFonts w:eastAsia="Helvetica"/>
                 <w:color w:val="000000"/>
@@ -6210,7 +6260,7 @@
               </w:pBdr>
               <w:spacing w:before="100" w:after="100"/>
               <w:ind w:left="100" w:right="100"/>
-              <w:jc w:val="right"/>
+              <w:jc w:val="both"/>
               <w:rPr>
                 <w:rFonts w:eastAsia="Helvetica"/>
                 <w:color w:val="000000"/>
@@ -6257,6 +6307,7 @@
               </w:pBdr>
               <w:spacing w:before="100" w:after="100"/>
               <w:ind w:left="100" w:right="100"/>
+              <w:jc w:val="both"/>
               <w:rPr>
                 <w:rFonts w:eastAsia="Helvetica"/>
                 <w:color w:val="000000"/>
@@ -6299,6 +6350,7 @@
               </w:pBdr>
               <w:spacing w:before="100" w:after="100"/>
               <w:ind w:left="100" w:right="100"/>
+              <w:jc w:val="both"/>
               <w:rPr>
                 <w:rFonts w:eastAsia="Helvetica"/>
                 <w:color w:val="000000"/>
@@ -6345,7 +6397,7 @@
               </w:pBdr>
               <w:spacing w:before="100" w:after="100"/>
               <w:ind w:left="100" w:right="100"/>
-              <w:jc w:val="right"/>
+              <w:jc w:val="both"/>
               <w:rPr>
                 <w:rFonts w:eastAsia="Helvetica"/>
                 <w:color w:val="000000"/>
@@ -6392,7 +6444,7 @@
               </w:pBdr>
               <w:spacing w:before="100" w:after="100"/>
               <w:ind w:left="100" w:right="100"/>
-              <w:jc w:val="right"/>
+              <w:jc w:val="both"/>
               <w:rPr>
                 <w:rFonts w:eastAsia="Helvetica"/>
                 <w:color w:val="000000"/>
@@ -6439,7 +6491,7 @@
               </w:pBdr>
               <w:spacing w:before="100" w:after="100"/>
               <w:ind w:left="100" w:right="100"/>
-              <w:jc w:val="right"/>
+              <w:jc w:val="both"/>
               <w:rPr>
                 <w:rFonts w:eastAsia="Helvetica"/>
                 <w:color w:val="000000"/>
@@ -6486,7 +6538,7 @@
               </w:pBdr>
               <w:spacing w:before="100" w:after="100"/>
               <w:ind w:left="100" w:right="100"/>
-              <w:jc w:val="right"/>
+              <w:jc w:val="both"/>
               <w:rPr>
                 <w:rFonts w:eastAsia="Helvetica"/>
                 <w:color w:val="000000"/>
@@ -6533,6 +6585,7 @@
               </w:pBdr>
               <w:spacing w:before="100" w:after="100"/>
               <w:ind w:left="100" w:right="100"/>
+              <w:jc w:val="both"/>
               <w:rPr>
                 <w:rFonts w:eastAsia="Helvetica"/>
                 <w:color w:val="000000"/>
@@ -6584,6 +6637,7 @@
               </w:pBdr>
               <w:spacing w:before="100" w:after="100"/>
               <w:ind w:left="100" w:right="100"/>
+              <w:jc w:val="both"/>
               <w:rPr>
                 <w:rFonts w:eastAsia="Helvetica"/>
                 <w:color w:val="000000"/>
@@ -6641,7 +6695,7 @@
               </w:pBdr>
               <w:spacing w:before="100" w:after="100"/>
               <w:ind w:left="100" w:right="100"/>
-              <w:jc w:val="right"/>
+              <w:jc w:val="both"/>
               <w:rPr>
                 <w:rFonts w:eastAsia="Helvetica"/>
                 <w:color w:val="000000"/>
@@ -6688,7 +6742,7 @@
               </w:pBdr>
               <w:spacing w:before="100" w:after="100"/>
               <w:ind w:left="100" w:right="100"/>
-              <w:jc w:val="right"/>
+              <w:jc w:val="both"/>
               <w:rPr>
                 <w:rFonts w:eastAsia="Helvetica"/>
                 <w:color w:val="000000"/>
@@ -6735,7 +6789,7 @@
               </w:pBdr>
               <w:spacing w:before="100" w:after="100"/>
               <w:ind w:left="100" w:right="100"/>
-              <w:jc w:val="right"/>
+              <w:jc w:val="both"/>
               <w:rPr>
                 <w:rFonts w:eastAsia="Helvetica"/>
                 <w:color w:val="000000"/>
@@ -6782,7 +6836,7 @@
               </w:pBdr>
               <w:spacing w:before="100" w:after="100"/>
               <w:ind w:left="100" w:right="100"/>
-              <w:jc w:val="right"/>
+              <w:jc w:val="both"/>
               <w:rPr>
                 <w:rFonts w:eastAsia="Helvetica"/>
                 <w:color w:val="000000"/>
@@ -6829,6 +6883,7 @@
               </w:pBdr>
               <w:spacing w:before="100" w:after="100"/>
               <w:ind w:left="100" w:right="100"/>
+              <w:jc w:val="both"/>
               <w:rPr>
                 <w:rFonts w:eastAsia="Helvetica"/>
                 <w:color w:val="000000"/>
@@ -6881,6 +6936,7 @@
               </w:pBdr>
               <w:spacing w:before="100" w:after="100"/>
               <w:ind w:left="100" w:right="100"/>
+              <w:jc w:val="both"/>
               <w:rPr>
                 <w:rFonts w:eastAsia="Helvetica"/>
                 <w:color w:val="000000"/>
@@ -6913,6 +6969,7 @@
     </w:tbl>
     <w:p>
       <w:pPr>
+        <w:jc w:val="both"/>
         <w:rPr>
           <w:sz w:val="22"/>
           <w:szCs w:val="22"/>
@@ -7202,6 +7259,7 @@
     <w:p>
       <w:pPr>
         <w:pStyle w:val="p1"/>
+        <w:jc w:val="both"/>
         <w:rPr>
           <w:color w:val="000000" w:themeColor="text1"/>
         </w:rPr>
@@ -7218,6 +7276,7 @@
     <w:p>
       <w:pPr>
         <w:pStyle w:val="p1"/>
+        <w:jc w:val="both"/>
         <w:rPr>
           <w:color w:val="000000" w:themeColor="text1"/>
         </w:rPr>
@@ -7389,6 +7448,7 @@
       <w:pPr>
         <w:pStyle w:val="paragraph"/>
         <w:spacing w:before="0" w:beforeAutospacing="0" w:after="0" w:afterAutospacing="0" w:line="276" w:lineRule="auto"/>
+        <w:jc w:val="both"/>
         <w:textAlignment w:val="baseline"/>
         <w:rPr>
           <w:b/>
@@ -7397,6 +7457,9 @@
       </w:pPr>
     </w:p>
     <w:p>
+      <w:pPr>
+        <w:jc w:val="both"/>
+      </w:pPr>
       <w:r>
         <w:rPr>
           <w:noProof/>
@@ -7444,15 +7507,10 @@
         </w:drawing>
       </w:r>
     </w:p>
-    <w:p/>
     <w:p>
       <w:pPr>
-        <w:pStyle w:val="NormalWeb"/>
         <w:jc w:val="both"/>
       </w:pPr>
-      <w:r>
-        <w:t>El gráfico de errores muestra los residuos, que se calculan como el valor real menos la probabilidad predicha. Como la variable dependiente es binaria, los residuos terminan agrupados en dos zonas bien separadas, lo cual tiene sentido.</w:t>
-      </w:r>
     </w:p>
     <w:p>
       <w:pPr>
@@ -7460,35 +7518,7 @@
         <w:jc w:val="both"/>
       </w:pPr>
       <w:r>
-        <w:t xml:space="preserve">La </w:t>
-      </w:r>
-      <w:r>
-        <w:t>parte</w:t>
-      </w:r>
-      <w:r>
-        <w:t xml:space="preserve"> roja, entre –0.25 y 0, corresponde a los clientes que no </w:t>
-      </w:r>
-      <w:r>
-        <w:t>abandonaron</w:t>
-      </w:r>
-      <w:r>
-        <w:t xml:space="preserve"> (valor real = 0) y a quienes el modelo asignó una probabilidad pequeña pero no nula. Estos errores son chicos, lo que en principio es buena señal</w:t>
-      </w:r>
-      <w:r>
-        <w:t xml:space="preserve"> porque esto significa que</w:t>
-      </w:r>
-      <w:r>
-        <w:t xml:space="preserve"> el modelo no está sobreestimando masivamente la probabilidad de deserción de los clientes que se quedan. </w:t>
-      </w:r>
-      <w:r>
-        <w:lastRenderedPageBreak/>
-        <w:t>La gran mayoría de observaciones cae en este grupo</w:t>
-      </w:r>
-      <w:r>
-        <w:t xml:space="preserve"> </w:t>
-      </w:r>
-      <w:r>
-        <w:t>porque la mayoría de clientes no desertó.</w:t>
+        <w:t>El gráfico de errores muestra los residuos, que se calculan como el valor real menos la probabilidad predicha. Como la variable dependiente es binaria, los residuos terminan agrupados en dos zonas bien separadas, lo cual tiene sentido.</w:t>
       </w:r>
     </w:p>
     <w:p>
@@ -7497,19 +7527,35 @@
         <w:jc w:val="both"/>
       </w:pPr>
       <w:r>
-        <w:t xml:space="preserve">El problema está en la </w:t>
+        <w:t xml:space="preserve">La </w:t>
       </w:r>
       <w:r>
         <w:t>parte</w:t>
       </w:r>
       <w:r>
-        <w:t xml:space="preserve"> verde de la derecha, entre 0.85 y 1.0. Estos son los clientes que sí desertaron (valor real = 1) pero a los que el modelo les estimó una probabilidad muy baja, generando un residuo cercano a 1. Aunque numéricamente son pocos (</w:t>
-      </w:r>
-      <w:r>
-        <w:t>aproximadamente</w:t>
-      </w:r>
-      <w:r>
-        <w:t xml:space="preserve"> 300 casos contra miles en el otro extremo), representan los falsos negativos del modelo: clientes que efectivamente se fueron y que el modelo no logró identificar como riesgosos. Para el objetivo del negocio este es justamente el tipo de error más costoso, porque son clientes que QWE no alcanzó a contactar a tiempo.</w:t>
+        <w:t xml:space="preserve"> roja, entre –0.25 y 0, corresponde a los clientes que no </w:t>
+      </w:r>
+      <w:r>
+        <w:t>abandonaron</w:t>
+      </w:r>
+      <w:r>
+        <w:t xml:space="preserve"> (valor real = 0) y a quienes el modelo asignó una probabilidad pequeña pero no nula. Estos errores son chicos, lo que en principio es buena señal</w:t>
+      </w:r>
+      <w:r>
+        <w:t xml:space="preserve"> porque esto significa que</w:t>
+      </w:r>
+      <w:r>
+        <w:t xml:space="preserve"> el modelo no está sobreestimando masivamente la probabilidad de deserción de los clientes que se quedan. </w:t>
+      </w:r>
+      <w:r>
+        <w:lastRenderedPageBreak/>
+        <w:t>La gran mayoría de observaciones cae en este grupo</w:t>
+      </w:r>
+      <w:r>
+        <w:t xml:space="preserve"> </w:t>
+      </w:r>
+      <w:r>
+        <w:t>porque la mayoría de clientes no desertó.</w:t>
       </w:r>
     </w:p>
     <w:p>
@@ -7518,7 +7564,146 @@
         <w:jc w:val="both"/>
       </w:pPr>
       <w:r>
+        <w:t xml:space="preserve">El problema está en la </w:t>
+      </w:r>
+      <w:r>
+        <w:t>parte</w:t>
+      </w:r>
+      <w:r>
+        <w:t xml:space="preserve"> verde de la derecha, entre 0.85 y 1.0. Estos son los clientes que sí desertaron (valor real = 1) pero a los que el modelo les estimó una probabilidad muy baja, generando un residuo cercano a 1. Aunque numéricamente son pocos (</w:t>
+      </w:r>
+      <w:r>
+        <w:t>aproximadamente</w:t>
+      </w:r>
+      <w:r>
+        <w:t xml:space="preserve"> 300 casos contra miles en el otro extremo), representan los falsos negativos del modelo: clientes que efectivamente se fueron y que el modelo no logró identificar como riesgosos. Para el objetivo del negocio este es justamente el tipo de error más costoso, porque son clientes que QWE no alcanzó a contactar a tiempo.</w:t>
+      </w:r>
+    </w:p>
+    <w:p>
+      <w:pPr>
+        <w:pStyle w:val="NormalWeb"/>
+        <w:jc w:val="both"/>
+      </w:pPr>
+      <w:r>
         <w:t xml:space="preserve">Otro detalle interesante es que entre 0 y 0.85 prácticamente no hay observaciones. Esto ocurre porque, como vimos en el gráfico anterior, las probabilidades predichas casi nunca son intermedias o altas: o son muy bajas (residuo cercano a 0) o, cuando el cliente desertó y el modelo no lo predijo, el residuo se va casi a 1. </w:t>
+      </w:r>
+    </w:p>
+    <w:p>
+      <w:pPr>
+        <w:jc w:val="both"/>
+        <w:rPr>
+          <w:b/>
+          <w:bCs/>
+          <w:i/>
+          <w:iCs/>
+        </w:rPr>
+      </w:pPr>
+      <w:r>
+        <w:rPr>
+          <w:b/>
+          <w:bCs/>
+          <w:i/>
+          <w:iCs/>
+        </w:rPr>
+        <w:t>Gráfica 3. Probabilidades Predichas vs Valores Reales</w:t>
+      </w:r>
+    </w:p>
+    <w:p>
+      <w:pPr>
+        <w:jc w:val="both"/>
+      </w:pPr>
+    </w:p>
+    <w:p>
+      <w:pPr>
+        <w:jc w:val="both"/>
+      </w:pPr>
+      <w:r>
+        <w:rPr>
+          <w:noProof/>
+        </w:rPr>
+        <w:drawing>
+          <wp:inline distT="0" distB="0" distL="0" distR="0" wp14:anchorId="39E49BCA" wp14:editId="0643F9D7">
+            <wp:extent cx="5349667" cy="3209549"/>
+            <wp:effectExtent l="0" t="0" r="0" b="3810"/>
+            <wp:docPr id="153672060" name="Picture 2"/>
+            <wp:cNvGraphicFramePr>
+              <a:graphicFrameLocks xmlns:a="http://schemas.openxmlformats.org/drawingml/2006/main" noChangeAspect="1"/>
+            </wp:cNvGraphicFramePr>
+            <a:graphic xmlns:a="http://schemas.openxmlformats.org/drawingml/2006/main">
+              <a:graphicData uri="http://schemas.openxmlformats.org/drawingml/2006/picture">
+                <pic:pic xmlns:pic="http://schemas.openxmlformats.org/drawingml/2006/picture">
+                  <pic:nvPicPr>
+                    <pic:cNvPr id="153672060" name="Picture 153672060"/>
+                    <pic:cNvPicPr/>
+                  </pic:nvPicPr>
+                  <pic:blipFill>
+                    <a:blip r:embed="rId7" cstate="print">
+                      <a:extLst>
+                        <a:ext uri="{28A0092B-C50C-407E-A947-70E740481C1C}">
+                          <a14:useLocalDpi xmlns:a14="http://schemas.microsoft.com/office/drawing/2010/main" val="0"/>
+                        </a:ext>
+                      </a:extLst>
+                    </a:blip>
+                    <a:stretch>
+                      <a:fillRect/>
+                    </a:stretch>
+                  </pic:blipFill>
+                  <pic:spPr>
+                    <a:xfrm>
+                      <a:off x="0" y="0"/>
+                      <a:ext cx="5405994" cy="3243343"/>
+                    </a:xfrm>
+                    <a:prstGeom prst="rect">
+                      <a:avLst/>
+                    </a:prstGeom>
+                  </pic:spPr>
+                </pic:pic>
+              </a:graphicData>
+            </a:graphic>
+          </wp:inline>
+        </w:drawing>
+      </w:r>
+    </w:p>
+    <w:p>
+      <w:pPr>
+        <w:jc w:val="both"/>
+      </w:pPr>
+    </w:p>
+    <w:p>
+      <w:pPr>
+        <w:pStyle w:val="NormalWeb"/>
+        <w:jc w:val="both"/>
+      </w:pPr>
+      <w:r>
+        <w:t>Lo primero que se ve en este gráfico es que las dos distribuciones están concentradas a la izquierda, casi todas por debajo del 20% de probabilidad estimada</w:t>
+      </w:r>
+      <w:r>
+        <w:t>.</w:t>
+      </w:r>
+      <w:r>
+        <w:t xml:space="preserve"> Esto tiene sentido porque en el caso solo una pequeña parte de los clientes se va, entonces el modelo aprende que lo normal es que no haya deserción. Por eso, casi ningún cliente tiene una probabilidad alta, y ninguno llega a 0.5. Esto muestra que usar ese punto como regla para clasificar no sirve en este caso, porque terminaríamos diciendo que nadie se va. Por eso en el código se buscó un punto de corte más bajo, que se ajuste mejor a este tipo de datos.</w:t>
+      </w:r>
+    </w:p>
+    <w:p>
+      <w:pPr>
+        <w:pStyle w:val="NormalWeb"/>
+        <w:jc w:val="both"/>
+      </w:pPr>
+      <w:r>
+        <w:t xml:space="preserve">Aun así, la gráfica sí muestra que el modelo está haciendo algo bien. Los clientes que sí desertan tienden a tener probabilidades un poco más altas que los que no, lo que indica que variables como el uso de la plataforma, el CHI o los problemas de soporte sí ayudan </w:t>
+      </w:r>
+      <w:r>
+        <w:lastRenderedPageBreak/>
+        <w:t>a identificar riesgo. Es decir, el modelo logra captar ciertas señales que explican por qué algunos clientes terminan yéndose.</w:t>
+      </w:r>
+    </w:p>
+    <w:p>
+      <w:pPr>
+        <w:pStyle w:val="NormalWeb"/>
+        <w:jc w:val="both"/>
+      </w:pPr>
+      <w:r>
+        <w:t>Sin embargo, también hay una parte donde ambos grupos se mezclan bastante, especialmente entre probabilidades de 3% a 10%. En ese rango es difícil distinguir quién se va y quién no, lo que muestra que el modelo no es perfecto para clasificar cliente por cliente. Aun así, sigue siendo útil para ordenar a los clientes según su nivel de riesgo. Y eso es clave en este caso, porque la idea no es acertar todo, sino identificar a los clientes más riesgosos para actuar a tiempo.</w:t>
       </w:r>
     </w:p>
     <w:p>

--- a/Caso 4.docx
+++ b/Caso 4.docx
@@ -637,7 +637,7 @@
     <w:p/>
     <w:p>
       <w:pPr>
-        <w:pStyle w:val="Heading1"/>
+        <w:pStyle w:val="Ttulo1"/>
         <w:ind w:left="360" w:hanging="360"/>
         <w:jc w:val="both"/>
         <w:rPr>
@@ -685,7 +685,7 @@
     </w:p>
     <w:p>
       <w:pPr>
-        <w:pStyle w:val="Heading1"/>
+        <w:pStyle w:val="Ttulo1"/>
         <w:jc w:val="both"/>
         <w:rPr>
           <w:rFonts w:ascii="Times New Roman" w:hAnsi="Times New Roman" w:cs="Times New Roman"/>
@@ -706,7 +706,7 @@
     </w:p>
     <w:p>
       <w:pPr>
-        <w:pStyle w:val="Heading2"/>
+        <w:pStyle w:val="Ttulo2"/>
         <w:jc w:val="both"/>
         <w:rPr>
           <w:rFonts w:ascii="Times New Roman" w:hAnsi="Times New Roman" w:cs="Times New Roman"/>
@@ -3502,19 +3502,8 @@
                 <w:sz w:val="22"/>
                 <w:szCs w:val="22"/>
               </w:rPr>
-              <w:t xml:space="preserve">Cambio días sin </w:t>
-            </w:r>
-            <w:proofErr w:type="spellStart"/>
-            <w:r>
-              <w:rPr>
-                <w:rFonts w:eastAsia="Helvetica"/>
-                <w:color w:val="000000"/>
-                <w:sz w:val="22"/>
-                <w:szCs w:val="22"/>
-              </w:rPr>
-              <w:t>login</w:t>
-            </w:r>
-            <w:proofErr w:type="spellEnd"/>
+              <w:t>Cambio días sin login</w:t>
+            </w:r>
           </w:p>
         </w:tc>
         <w:tc>
@@ -3816,7 +3805,7 @@
       </w:r>
       <w:r>
         <w:rPr>
-          <w:rStyle w:val="Strong"/>
+          <w:rStyle w:val="Textoennegrita"/>
         </w:rPr>
         <w:t>edad promedio del cliente es de 13.9 meses</w:t>
       </w:r>
@@ -3825,7 +3814,7 @@
       </w:r>
       <w:r>
         <w:rPr>
-          <w:rStyle w:val="Strong"/>
+          <w:rStyle w:val="Textoennegrita"/>
         </w:rPr>
         <w:t>CHI Score promedio es elevado (87.32)</w:t>
       </w:r>
@@ -3841,7 +3830,7 @@
       </w:r>
       <w:r>
         <w:rPr>
-          <w:rStyle w:val="Strong"/>
+          <w:rStyle w:val="Textoennegrita"/>
         </w:rPr>
         <w:t>casos de soporte son bajos en promedio (0.71)</w:t>
       </w:r>
@@ -3861,78 +3850,65 @@
       </w:r>
       <w:proofErr w:type="spellEnd"/>
       <w:r>
-        <w:t xml:space="preserve">, vistas y días sin </w:t>
+        <w:t xml:space="preserve">, vistas y días sin login) presentan </w:t>
+      </w:r>
+      <w:r>
+        <w:rPr>
+          <w:rStyle w:val="Textoennegrita"/>
+        </w:rPr>
+        <w:t>alta variabilidad y presencia de valores extremos</w:t>
+      </w:r>
+      <w:r>
+        <w:t>, especialmente en vistas, lo que indica comportamientos diferentes en el uso de la plataforma. De esta forma, los resultados sugieren una base de clientes diversa, donde algunos usuarios muestran alta actividad mientras otros presentan patrones de uso más limitados, lo cual puede ser relevante para explicar la deserción.</w:t>
+      </w:r>
+    </w:p>
+    <w:p>
+      <w:pPr>
+        <w:jc w:val="both"/>
+      </w:pPr>
+    </w:p>
+    <w:p>
+      <w:pPr>
+        <w:jc w:val="both"/>
+      </w:pPr>
+    </w:p>
+    <w:p>
+      <w:pPr>
+        <w:jc w:val="both"/>
+      </w:pPr>
+      <w:r>
+        <w:t xml:space="preserve">Ahora bien, para resolver el caso, se </w:t>
+      </w:r>
+      <w:r>
+        <w:t>decidió utilizar un modelo Logit</w:t>
+      </w:r>
+      <w:r>
+        <w:t xml:space="preserve">  (Tabla 2)</w:t>
+      </w:r>
+      <w:r>
+        <w:t>, debido a que la variable dependiente “</w:t>
       </w:r>
       <w:proofErr w:type="spellStart"/>
       <w:r>
-        <w:t>login</w:t>
+        <w:t>churn</w:t>
       </w:r>
       <w:proofErr w:type="spellEnd"/>
       <w:r>
-        <w:t xml:space="preserve">) presentan </w:t>
-      </w:r>
-      <w:r>
-        <w:rPr>
-          <w:rStyle w:val="Strong"/>
-        </w:rPr>
-        <w:t>alta variabilidad y presencia de valores extremos</w:t>
-      </w:r>
-      <w:r>
-        <w:t>, especialmente en vistas, lo que indica comportamientos diferentes en el uso de la plataforma. De esta forma, los resultados sugieren una base de clientes diversa, donde algunos usuarios muestran alta actividad mientras otros presentan patrones de uso más limitados, lo cual puede ser relevante para explicar la deserción.</w:t>
-      </w:r>
-    </w:p>
-    <w:p>
-      <w:pPr>
-        <w:jc w:val="both"/>
-      </w:pPr>
-    </w:p>
-    <w:p>
-      <w:pPr>
-        <w:jc w:val="both"/>
-      </w:pPr>
-    </w:p>
-    <w:p>
-      <w:pPr>
-        <w:jc w:val="both"/>
-      </w:pPr>
-      <w:r>
-        <w:t xml:space="preserve">Ahora bien, para resolver el caso, se </w:t>
-      </w:r>
-      <w:r>
-        <w:t xml:space="preserve">decidió utilizar un modelo </w:t>
+        <w:t xml:space="preserve">” es binaria (0= no deserta, 1= deserta), por lo que la regresión lineal normal no es la </w:t>
       </w:r>
       <w:proofErr w:type="spellStart"/>
       <w:r>
-        <w:t>Logit</w:t>
+        <w:t>mas</w:t>
       </w:r>
       <w:proofErr w:type="spellEnd"/>
       <w:r>
-        <w:t xml:space="preserve">  (Tabla 2)</w:t>
-      </w:r>
-      <w:r>
-        <w:t>, debido a que la variable dependiente “</w:t>
-      </w:r>
-      <w:proofErr w:type="spellStart"/>
-      <w:r>
-        <w:t>churn</w:t>
-      </w:r>
-      <w:proofErr w:type="spellEnd"/>
-      <w:r>
-        <w:t xml:space="preserve">” es binaria (0= no deserta, 1= deserta), por lo que la regresión lineal normal no es la </w:t>
-      </w:r>
-      <w:proofErr w:type="spellStart"/>
-      <w:r>
-        <w:t>mas</w:t>
-      </w:r>
-      <w:proofErr w:type="spellEnd"/>
-      <w:r>
         <w:t xml:space="preserve"> apropiada. Con el modelo logia estima la probabilidad de que un cliente abandone la empresa en función de sus características.</w:t>
       </w:r>
       <w:bookmarkEnd w:id="0"/>
     </w:p>
     <w:p>
       <w:pPr>
-        <w:pStyle w:val="Heading2"/>
+        <w:pStyle w:val="Ttulo2"/>
         <w:jc w:val="both"/>
         <w:rPr>
           <w:rFonts w:ascii="Times New Roman" w:hAnsi="Times New Roman" w:cs="Times New Roman"/>
@@ -3953,31 +3929,7 @@
           <w:szCs w:val="24"/>
         </w:rPr>
         <w:lastRenderedPageBreak/>
-        <w:t xml:space="preserve">Tabla 2. Modelo </w:t>
-      </w:r>
-      <w:proofErr w:type="spellStart"/>
-      <w:r>
-        <w:rPr>
-          <w:rFonts w:ascii="Times New Roman" w:hAnsi="Times New Roman" w:cs="Times New Roman"/>
-          <w:i/>
-          <w:iCs/>
-          <w:color w:val="000000" w:themeColor="text1"/>
-          <w:sz w:val="24"/>
-          <w:szCs w:val="24"/>
-        </w:rPr>
-        <w:t>Logit</w:t>
-      </w:r>
-      <w:proofErr w:type="spellEnd"/>
-      <w:r>
-        <w:rPr>
-          <w:rFonts w:ascii="Times New Roman" w:hAnsi="Times New Roman" w:cs="Times New Roman"/>
-          <w:i/>
-          <w:iCs/>
-          <w:color w:val="000000" w:themeColor="text1"/>
-          <w:sz w:val="24"/>
-          <w:szCs w:val="24"/>
-        </w:rPr>
-        <w:t xml:space="preserve"> - Variable Dependiente: Churn</w:t>
+        <w:t>Tabla 2. Modelo Logit - Variable Dependiente: Churn</w:t>
       </w:r>
     </w:p>
     <w:tbl>
@@ -4241,20 +4193,8 @@
                 <w:sz w:val="22"/>
                 <w:szCs w:val="22"/>
               </w:rPr>
-              <w:t>p-</w:t>
-            </w:r>
-            <w:proofErr w:type="spellStart"/>
-            <w:r>
-              <w:rPr>
-                <w:rFonts w:eastAsia="Helvetica"/>
-                <w:b/>
-                <w:color w:val="000000"/>
-                <w:sz w:val="22"/>
-                <w:szCs w:val="22"/>
-              </w:rPr>
-              <w:t>value</w:t>
-            </w:r>
-            <w:proofErr w:type="spellEnd"/>
+              <w:t>p-value</w:t>
+            </w:r>
           </w:p>
         </w:tc>
         <w:tc>
@@ -6652,19 +6592,8 @@
                 <w:sz w:val="22"/>
                 <w:szCs w:val="22"/>
               </w:rPr>
-              <w:t xml:space="preserve">Cambio días sin </w:t>
-            </w:r>
-            <w:proofErr w:type="spellStart"/>
-            <w:r>
-              <w:rPr>
-                <w:rFonts w:eastAsia="Helvetica"/>
-                <w:color w:val="000000"/>
-                <w:sz w:val="22"/>
-                <w:szCs w:val="22"/>
-              </w:rPr>
-              <w:t>login</w:t>
-            </w:r>
-            <w:proofErr w:type="spellEnd"/>
+              <w:t>Cambio días sin login</w:t>
+            </w:r>
           </w:p>
         </w:tc>
         <w:tc>
@@ -7004,15 +6933,29 @@
       </w:r>
       <w:proofErr w:type="spellEnd"/>
       <w:r>
-        <w:t xml:space="preserve"> Health </w:t>
+        <w:t xml:space="preserve"> </w:t>
       </w:r>
       <w:proofErr w:type="spellStart"/>
       <w:r>
+        <w:t>Health</w:t>
+      </w:r>
+      <w:proofErr w:type="spellEnd"/>
+      <w:r>
+        <w:t xml:space="preserve"> </w:t>
+      </w:r>
+      <w:proofErr w:type="spellStart"/>
+      <w:r>
         <w:t>Index</w:t>
       </w:r>
       <w:proofErr w:type="spellEnd"/>
       <w:r>
-        <w:t xml:space="preserve">” (CHI), historial de soporte técnico y grado de interacción con la plataforma los resultados obtenidos se observan en la Tabla 1.2.2. </w:t>
+        <w:t xml:space="preserve">” (CHI), historial de soporte técnico y grado de interacción con la plataforma los resultados obtenidos se observan en la Tabla </w:t>
+      </w:r>
+      <w:r>
+        <w:t>2</w:t>
+      </w:r>
+      <w:r>
+        <w:t xml:space="preserve">. </w:t>
       </w:r>
     </w:p>
     <w:p>
@@ -7028,15 +6971,28 @@
         <w:t>De acuerdo a los resultados obtenidos (Tabla 2), de</w:t>
       </w:r>
       <w:r>
-        <w:t xml:space="preserve"> las ocho variables que se incluyeron en el modelo, seis resultaron estadísticamente significativas al 5% o Superior. Las variables que obtuvieron un mayor nivel de significancia (p-</w:t>
+        <w:t xml:space="preserve"> las ocho variables que se incluyeron en el modelo, seis resultaron estadísticamente significativas al 5% o Superior. Las variables que obtuvieron un mayor nivel de significancia (p-value &lt; 0.001) son el CHI escore, el cambio en el CHI escoré y el cambio en los días sin inicio de sesión, lo cual indica que estas variables son las </w:t>
       </w:r>
       <w:proofErr w:type="spellStart"/>
       <w:r>
-        <w:t>value</w:t>
+        <w:t>mas</w:t>
       </w:r>
       <w:proofErr w:type="spellEnd"/>
       <w:r>
-        <w:t xml:space="preserve"> &lt; 0.001) son el CHI escore, el cambio en el CHI escoré y el cambio en los días sin inicio de sesión, lo cual indica que estas variables son las </w:t>
+        <w:t xml:space="preserve"> indicadas para identificar clientes en riesgo de deserción. El cambio en el número de visitas resulto ser significativo al 1% (p-value &lt; 0.01), mientras que la edad del cliente y el cambio en los casos de soporte alcanzaron el umbral del 5%.</w:t>
+      </w:r>
+    </w:p>
+    <w:p>
+      <w:pPr>
+        <w:jc w:val="both"/>
+      </w:pPr>
+    </w:p>
+    <w:p>
+      <w:pPr>
+        <w:jc w:val="both"/>
+      </w:pPr>
+      <w:r>
+        <w:t xml:space="preserve">Los signos de los coeficientes son acordes teniendo en cuenta la lógica de negocio y permiten sacar conclusiones accionables. El coeficiente del CHI Score inicial (-0.0046) y el de su cambio (-0.0104) son negativos y significativos, lo que indica que los clientes que tienen una mayor satisfacción y aquellos que su satisfacción mejora con el tiempo tienen una </w:t>
       </w:r>
       <w:proofErr w:type="spellStart"/>
       <w:r>
@@ -7044,15 +7000,7 @@
       </w:r>
       <w:proofErr w:type="spellEnd"/>
       <w:r>
-        <w:t xml:space="preserve"> indicadas para identificar clientes en riesgo de deserción. El cambio en el número de visitas resulto ser significativo al 1% (p-</w:t>
-      </w:r>
-      <w:proofErr w:type="spellStart"/>
-      <w:r>
-        <w:t>value</w:t>
-      </w:r>
-      <w:proofErr w:type="spellEnd"/>
-      <w:r>
-        <w:t xml:space="preserve"> &lt; 0.01), mientras que la edad del cliente y el cambio en los casos de soporte alcanzaron el umbral del 5%.</w:t>
+        <w:t xml:space="preserve"> alta probabilidad de abandonar la empresa. Esto respalda el uso del CHI Score como indicador temprano de riesgo: una caída en este índice debe activar las alertas de retención de forma proactiva. </w:t>
       </w:r>
     </w:p>
     <w:p>
@@ -7065,36 +7013,7 @@
         <w:jc w:val="both"/>
       </w:pPr>
       <w:r>
-        <w:t xml:space="preserve">Los signos de los coeficientes son acordes teniendo en cuenta la lógica de negocio y permiten sacar conclusiones accionables. El coeficiente del CHI Score inicial (-0.0046) y el de su cambio (-0.0104) son negativos y significativos, lo que indica que los clientes que tienen una mayor satisfacción y aquellos que su satisfacción mejora con el tiempo tienen una </w:t>
-      </w:r>
-      <w:proofErr w:type="spellStart"/>
-      <w:r>
-        <w:t>mas</w:t>
-      </w:r>
-      <w:proofErr w:type="spellEnd"/>
-      <w:r>
-        <w:t xml:space="preserve"> alta probabilidad de abandonar la empresa. Esto respalda el uso del CHI Score como indicador temprano de riesgo: una caída en este índice debe activar las alertas de retención de forma proactiva. </w:t>
-      </w:r>
-    </w:p>
-    <w:p>
-      <w:pPr>
-        <w:jc w:val="both"/>
-      </w:pPr>
-    </w:p>
-    <w:p>
-      <w:pPr>
-        <w:jc w:val="both"/>
-      </w:pPr>
-      <w:r>
-        <w:t xml:space="preserve">El coeficiente asociado al cambio de los días sin </w:t>
-      </w:r>
-      <w:proofErr w:type="spellStart"/>
-      <w:r>
-        <w:t>login</w:t>
-      </w:r>
-      <w:proofErr w:type="spellEnd"/>
-      <w:r>
-        <w:t xml:space="preserve"> (0.0172) es altamente significativo, lo que confirma que la inactividad en la plataforma resulta ser una señal de desvinculación. Al igual que el incremento en los casos de soporte (0.1329) aumenta la </w:t>
+        <w:t xml:space="preserve">El coeficiente asociado al cambio de los días sin login (0.0172) es altamente significativo, lo que confirma que la inactividad en la plataforma resulta ser una señal de desvinculación. Al igual que el incremento en los casos de soporte (0.1329) aumenta la </w:t>
       </w:r>
       <w:r>
         <w:lastRenderedPageBreak/>
@@ -7111,15 +7030,7 @@
         <w:jc w:val="both"/>
       </w:pPr>
       <w:r>
-        <w:t xml:space="preserve">Al realizar el ajuste del R^2 de McFadden, es una medida análoga adaptada para este tipo de modelo. El valor obtenido fue de 0.044, lo cual se puede considerar modesto. Sin embargo, cuando se trata del modelo </w:t>
-      </w:r>
-      <w:proofErr w:type="spellStart"/>
-      <w:r>
-        <w:t>logit</w:t>
-      </w:r>
-      <w:proofErr w:type="spellEnd"/>
-      <w:r>
-        <w:t xml:space="preserve"> aplicados a datos de comportamiento humano los valores entre 0.02 y 0.10 son aceptables y típicos. Por lo que en este modelo que cuenta con seis variables significativas representa un modelo estadísticamente valido y con alta capacidad predictiva real.</w:t>
+        <w:t>Al realizar el ajuste del R^2 de McFadden, es una medida análoga adaptada para este tipo de modelo. El valor obtenido fue de 0.044, lo cual se puede considerar modesto. Sin embargo, cuando se trata del modelo logit aplicados a datos de comportamiento humano los valores entre 0.02 y 0.10 son aceptables y típicos. Por lo que en este modelo que cuenta con seis variables significativas representa un modelo estadísticamente valido y con alta capacidad predictiva real.</w:t>
       </w:r>
     </w:p>
     <w:p>
@@ -7135,15 +7046,7 @@
         <w:t>Los resultados obtenidos en este modelo permiten que se identifiquen tres señales de alerta temprana que la empresa debería monitorear</w:t>
       </w:r>
       <w:r>
-        <w:t xml:space="preserve"> de forma sistemática para anticipar la deserción de clientes. Lo primero es que una caída en el CHI Score que resulto ser el mejor predictor. Segundo, el aumento en los días sin </w:t>
-      </w:r>
-      <w:proofErr w:type="spellStart"/>
-      <w:r>
-        <w:t>login</w:t>
-      </w:r>
-      <w:proofErr w:type="spellEnd"/>
-      <w:r>
-        <w:t xml:space="preserve"> son una señal de abandono del servicio. Tercero el incremento en los tickets de soporte abiertos indica un deterioro en la experiencia lo que requiere intervención. </w:t>
+        <w:t xml:space="preserve"> de forma sistemática para anticipar la deserción de clientes. Lo primero es que una caída en el CHI Score que resulto ser el mejor predictor. Segundo, el aumento en los días sin login son una señal de abandono del servicio. Tercero el incremento en los tickets de soporte abiertos indica un deterioro en la experiencia lo que requiere intervención. </w:t>
       </w:r>
     </w:p>
     <w:p>
@@ -7214,7 +7117,7 @@
           <w:noProof/>
         </w:rPr>
         <w:drawing>
-          <wp:inline distT="0" distB="0" distL="0" distR="0" wp14:anchorId="54B51A9F" wp14:editId="22BF9A4C">
+          <wp:inline distT="0" distB="0" distL="0" distR="0" wp14:anchorId="54B51A9F" wp14:editId="7A8EAE11">
             <wp:extent cx="4529666" cy="3397499"/>
             <wp:effectExtent l="0" t="0" r="4445" b="6350"/>
             <wp:docPr id="28349531" name="Imagen 2"/>
@@ -7346,15 +7249,7 @@
         <w:t>Falsos Positivos (FP = 1,129, 17.8%):</w:t>
       </w:r>
       <w:r>
-        <w:t xml:space="preserve"> 1,129 clientes fueron clasificados como en riesgo pero no desertaron. Son alarmas falsas, el equipo los contactaría sin necesidad. Con el umbral de </w:t>
-      </w:r>
-      <w:proofErr w:type="spellStart"/>
-      <w:r>
-        <w:t>Youden</w:t>
-      </w:r>
-      <w:proofErr w:type="spellEnd"/>
-      <w:r>
-        <w:t>, se acepta este costo para maximizar la detección de desertores reales.</w:t>
+        <w:t xml:space="preserve"> 1,129 clientes fueron clasificados como en riesgo pero no desertaron. Son alarmas falsas, el equipo los contactaría sin necesidad. Con el umbral de Youden, se acepta este costo para maximizar la detección de desertores reales.</w:t>
       </w:r>
     </w:p>
     <w:p>
@@ -7421,27 +7316,7 @@
           <w:i/>
           <w:iCs/>
         </w:rPr>
-        <w:t xml:space="preserve">Gráfica de Errores Modelo </w:t>
-      </w:r>
-      <w:proofErr w:type="spellStart"/>
-      <w:r>
-        <w:rPr>
-          <w:b/>
-          <w:bCs/>
-          <w:i/>
-          <w:iCs/>
-        </w:rPr>
-        <w:t>Logit</w:t>
-      </w:r>
-      <w:proofErr w:type="spellEnd"/>
-      <w:r>
-        <w:rPr>
-          <w:b/>
-          <w:bCs/>
-          <w:i/>
-          <w:iCs/>
-        </w:rPr>
-        <w:t xml:space="preserve"> </w:t>
+        <w:t xml:space="preserve">Gráfica de Errores Modelo Logit </w:t>
       </w:r>
     </w:p>
     <w:p>
@@ -7465,7 +7340,7 @@
           <w:noProof/>
         </w:rPr>
         <w:drawing>
-          <wp:inline distT="0" distB="0" distL="0" distR="0" wp14:anchorId="664B2A28" wp14:editId="6B5E7BC8">
+          <wp:inline distT="0" distB="0" distL="0" distR="0" wp14:anchorId="664B2A28" wp14:editId="1ECEB1FB">
             <wp:extent cx="5349667" cy="3209549"/>
             <wp:effectExtent l="0" t="0" r="0" b="3810"/>
             <wp:docPr id="153672059" name="Picture 1"/>
@@ -7527,35 +7402,11 @@
         <w:jc w:val="both"/>
       </w:pPr>
       <w:r>
-        <w:t xml:space="preserve">La </w:t>
-      </w:r>
-      <w:r>
-        <w:t>parte</w:t>
-      </w:r>
-      <w:r>
-        <w:t xml:space="preserve"> roja, entre –0.25 y 0, corresponde a los clientes que no </w:t>
-      </w:r>
-      <w:r>
-        <w:t>abandonaron</w:t>
-      </w:r>
-      <w:r>
-        <w:t xml:space="preserve"> (valor real = 0) y a quienes el modelo asignó una probabilidad pequeña pero no nula. Estos errores son chicos, lo que en principio es buena señal</w:t>
-      </w:r>
-      <w:r>
-        <w:t xml:space="preserve"> porque esto significa que</w:t>
-      </w:r>
-      <w:r>
-        <w:t xml:space="preserve"> el modelo no está sobreestimando masivamente la probabilidad de deserción de los clientes que se quedan. </w:t>
+        <w:t xml:space="preserve">La parte roja, entre –0.25 y 0, corresponde a los clientes que no abandonaron (valor real = 0) y a quienes el modelo asignó una probabilidad pequeña pero no nula. Estos errores son chicos, lo que en principio es buena señal porque esto significa que el modelo no está sobreestimando masivamente la probabilidad de deserción de los clientes que se quedan. </w:t>
       </w:r>
       <w:r>
         <w:lastRenderedPageBreak/>
-        <w:t>La gran mayoría de observaciones cae en este grupo</w:t>
-      </w:r>
-      <w:r>
-        <w:t xml:space="preserve"> </w:t>
-      </w:r>
-      <w:r>
-        <w:t>porque la mayoría de clientes no desertó.</w:t>
+        <w:t>La gran mayoría de observaciones cae en este grupo porque la mayoría de clientes no desertó.</w:t>
       </w:r>
     </w:p>
     <w:p>
@@ -7564,19 +7415,7 @@
         <w:jc w:val="both"/>
       </w:pPr>
       <w:r>
-        <w:t xml:space="preserve">El problema está en la </w:t>
-      </w:r>
-      <w:r>
-        <w:t>parte</w:t>
-      </w:r>
-      <w:r>
-        <w:t xml:space="preserve"> verde de la derecha, entre 0.85 y 1.0. Estos son los clientes que sí desertaron (valor real = 1) pero a los que el modelo les estimó una probabilidad muy baja, generando un residuo cercano a 1. Aunque numéricamente son pocos (</w:t>
-      </w:r>
-      <w:r>
-        <w:t>aproximadamente</w:t>
-      </w:r>
-      <w:r>
-        <w:t xml:space="preserve"> 300 casos contra miles en el otro extremo), representan los falsos negativos del modelo: clientes que efectivamente se fueron y que el modelo no logró identificar como riesgosos. Para el objetivo del negocio este es justamente el tipo de error más costoso, porque son clientes que QWE no alcanzó a contactar a tiempo.</w:t>
+        <w:t>El problema está en la parte verde de la derecha, entre 0.85 y 1.0. Estos son los clientes que sí desertaron (valor real = 1) pero a los que el modelo les estimó una probabilidad muy baja, generando un residuo cercano a 1. Aunque numéricamente son pocos (aproximadamente 300 casos contra miles en el otro extremo), representan los falsos negativos del modelo: clientes que efectivamente se fueron y que el modelo no logró identificar como riesgosos. Para el objetivo del negocio este es justamente el tipo de error más costoso, porque son clientes que QWE no alcanzó a contactar a tiempo.</w:t>
       </w:r>
     </w:p>
     <w:p>
@@ -7622,7 +7461,7 @@
           <w:noProof/>
         </w:rPr>
         <w:drawing>
-          <wp:inline distT="0" distB="0" distL="0" distR="0" wp14:anchorId="39E49BCA" wp14:editId="0643F9D7">
+          <wp:inline distT="0" distB="0" distL="0" distR="0" wp14:anchorId="39E49BCA" wp14:editId="4D99C2B0">
             <wp:extent cx="5349667" cy="3209549"/>
             <wp:effectExtent l="0" t="0" r="0" b="3810"/>
             <wp:docPr id="153672060" name="Picture 2"/>
@@ -7710,6 +7549,1202 @@
       <w:pPr>
         <w:pStyle w:val="NormalWeb"/>
         <w:jc w:val="both"/>
+        <w:rPr>
+          <w:b/>
+          <w:bCs/>
+        </w:rPr>
+      </w:pPr>
+      <w:r>
+        <w:rPr>
+          <w:b/>
+          <w:bCs/>
+        </w:rPr>
+        <w:t>Flujo de Trabajo con IA – Marco de las 4D</w:t>
+      </w:r>
+    </w:p>
+    <w:p>
+      <w:pPr>
+        <w:pStyle w:val="NormalWeb"/>
+        <w:jc w:val="both"/>
+        <w:rPr>
+          <w:b/>
+          <w:bCs/>
+          <w:i/>
+          <w:iCs/>
+        </w:rPr>
+      </w:pPr>
+      <w:r>
+        <w:rPr>
+          <w:b/>
+          <w:bCs/>
+          <w:i/>
+          <w:iCs/>
+        </w:rPr>
+        <w:t>D1 Delegación: ¿Qué le pedimos a la IA y que decidimos nosotros?</w:t>
+      </w:r>
+    </w:p>
+    <w:p>
+      <w:pPr>
+        <w:pStyle w:val="NormalWeb"/>
+        <w:jc w:val="both"/>
+      </w:pPr>
+      <w:r>
+        <w:t xml:space="preserve">Como grupo definimos tres preguntas antes de empezar a utilizar la IA: ¿Qué variables predicen de forma significativa la deserción de clientes? ¿Cuál es el efecto del CHI Score sobre el riesgo? ¿Cómo evaluar correctamente el modelo teniendo en cuenta el desbalance del 5%? Todas estas preguntas nos surgieron después de leer el caso. </w:t>
+      </w:r>
+    </w:p>
+    <w:p>
+      <w:pPr>
+        <w:pStyle w:val="NormalWeb"/>
+        <w:jc w:val="both"/>
+      </w:pPr>
+      <w:r>
+        <w:t>La IA que decidimos utilizar fue Claude la cual nos dio un código base para la creación de los modelos</w:t>
+      </w:r>
+      <w:r>
+        <w:t xml:space="preserve"> y cálculos necesarios. Además, nos ayudo a que los gráficos quedaran más completos con los ejes en las escalas y títulos adecuados; sin embargo, nuestro trabajo se centró en la correcta selección de las variables, la selección del modelo Logit, la interpretación de los resultados, las conclusiones y recomendaciones.</w:t>
+      </w:r>
+    </w:p>
+    <w:p>
+      <w:pPr>
+        <w:pStyle w:val="NormalWeb"/>
+        <w:jc w:val="both"/>
+        <w:rPr>
+          <w:b/>
+          <w:bCs/>
+          <w:i/>
+          <w:iCs/>
+        </w:rPr>
+      </w:pPr>
+      <w:r>
+        <w:rPr>
+          <w:b/>
+          <w:bCs/>
+          <w:i/>
+          <w:iCs/>
+        </w:rPr>
+        <w:t>D2 Descripción: ¿Cómo le explicamos lo que queríamos?</w:t>
+      </w:r>
+    </w:p>
+    <w:p>
+      <w:pPr>
+        <w:pStyle w:val="NormalWeb"/>
+        <w:jc w:val="both"/>
+      </w:pPr>
+      <w:r>
+        <w:t xml:space="preserve">Prompt 1: Creación del </w:t>
+      </w:r>
+      <w:proofErr w:type="spellStart"/>
+      <w:r>
+        <w:t>modelo_logit</w:t>
+      </w:r>
+      <w:proofErr w:type="spellEnd"/>
+      <w:r>
+        <w:t xml:space="preserve"> con umbral de Youden</w:t>
+      </w:r>
+    </w:p>
+    <w:p>
+      <w:pPr>
+        <w:pStyle w:val="p1"/>
+        <w:rPr>
+          <w:rFonts w:ascii="Times New Roman" w:hAnsi="Times New Roman"/>
+          <w:color w:val="auto"/>
+          <w:sz w:val="24"/>
+          <w:szCs w:val="24"/>
+        </w:rPr>
+      </w:pPr>
+      <w:r>
+        <w:rPr>
+          <w:rFonts w:ascii="Times New Roman" w:hAnsi="Times New Roman"/>
+          <w:color w:val="auto"/>
+          <w:sz w:val="24"/>
+          <w:szCs w:val="24"/>
+        </w:rPr>
+        <w:t xml:space="preserve">“Tengo un data frame en R </w:t>
+      </w:r>
+      <w:r>
+        <w:rPr>
+          <w:rFonts w:ascii="Times New Roman" w:hAnsi="Times New Roman"/>
+          <w:color w:val="auto"/>
+          <w:sz w:val="24"/>
+          <w:szCs w:val="24"/>
+        </w:rPr>
+        <w:t>llamado</w:t>
+      </w:r>
+      <w:r>
+        <w:rPr>
+          <w:rFonts w:ascii="Times New Roman" w:hAnsi="Times New Roman"/>
+          <w:color w:val="auto"/>
+          <w:sz w:val="24"/>
+          <w:szCs w:val="24"/>
+        </w:rPr>
+        <w:t xml:space="preserve"> “datos” con estas columnas: </w:t>
+      </w:r>
+      <w:proofErr w:type="spellStart"/>
+      <w:r>
+        <w:rPr>
+          <w:rFonts w:ascii="Times New Roman" w:hAnsi="Times New Roman"/>
+          <w:color w:val="auto"/>
+          <w:sz w:val="24"/>
+          <w:szCs w:val="24"/>
+        </w:rPr>
+        <w:t>churn</w:t>
+      </w:r>
+      <w:proofErr w:type="spellEnd"/>
+      <w:r>
+        <w:rPr>
+          <w:rFonts w:ascii="Times New Roman" w:hAnsi="Times New Roman"/>
+          <w:color w:val="auto"/>
+          <w:sz w:val="24"/>
+          <w:szCs w:val="24"/>
+        </w:rPr>
+        <w:t xml:space="preserve"> (binaria 0/1, </w:t>
+      </w:r>
+      <w:proofErr w:type="spellStart"/>
+      <w:r>
+        <w:rPr>
+          <w:rFonts w:ascii="Times New Roman" w:hAnsi="Times New Roman"/>
+          <w:color w:val="auto"/>
+          <w:sz w:val="24"/>
+          <w:szCs w:val="24"/>
+        </w:rPr>
+        <w:t>edad_cliente</w:t>
+      </w:r>
+      <w:proofErr w:type="spellEnd"/>
+      <w:r>
+        <w:rPr>
+          <w:rFonts w:ascii="Times New Roman" w:hAnsi="Times New Roman"/>
+          <w:color w:val="auto"/>
+          <w:sz w:val="24"/>
+          <w:szCs w:val="24"/>
+        </w:rPr>
+        <w:t xml:space="preserve">, chi_mes0, </w:t>
+      </w:r>
+      <w:proofErr w:type="spellStart"/>
+      <w:r>
+        <w:rPr>
+          <w:rFonts w:ascii="Times New Roman" w:hAnsi="Times New Roman"/>
+          <w:color w:val="auto"/>
+          <w:sz w:val="24"/>
+          <w:szCs w:val="24"/>
+        </w:rPr>
+        <w:t>chi_cambio</w:t>
+      </w:r>
+      <w:proofErr w:type="spellEnd"/>
+      <w:r>
+        <w:rPr>
+          <w:rFonts w:ascii="Times New Roman" w:hAnsi="Times New Roman"/>
+          <w:color w:val="auto"/>
+          <w:sz w:val="24"/>
+          <w:szCs w:val="24"/>
+        </w:rPr>
+        <w:t xml:space="preserve">, casos_soporte_mes0, </w:t>
+      </w:r>
+      <w:proofErr w:type="spellStart"/>
+      <w:r>
+        <w:rPr>
+          <w:rFonts w:ascii="Times New Roman" w:hAnsi="Times New Roman"/>
+          <w:color w:val="auto"/>
+          <w:sz w:val="24"/>
+          <w:szCs w:val="24"/>
+        </w:rPr>
+        <w:t>casos_soporte_cambio</w:t>
+      </w:r>
+      <w:proofErr w:type="spellEnd"/>
+      <w:r>
+        <w:rPr>
+          <w:rFonts w:ascii="Times New Roman" w:hAnsi="Times New Roman"/>
+          <w:color w:val="auto"/>
+          <w:sz w:val="24"/>
+          <w:szCs w:val="24"/>
+        </w:rPr>
+        <w:t xml:space="preserve">, </w:t>
+      </w:r>
+      <w:proofErr w:type="spellStart"/>
+      <w:r>
+        <w:rPr>
+          <w:rFonts w:ascii="Times New Roman" w:hAnsi="Times New Roman"/>
+          <w:color w:val="auto"/>
+          <w:sz w:val="24"/>
+          <w:szCs w:val="24"/>
+        </w:rPr>
+        <w:t>logins_cambio</w:t>
+      </w:r>
+      <w:proofErr w:type="spellEnd"/>
+      <w:r>
+        <w:rPr>
+          <w:rFonts w:ascii="Times New Roman" w:hAnsi="Times New Roman"/>
+          <w:color w:val="auto"/>
+          <w:sz w:val="24"/>
+          <w:szCs w:val="24"/>
+        </w:rPr>
+        <w:t xml:space="preserve">, </w:t>
+      </w:r>
+      <w:proofErr w:type="spellStart"/>
+      <w:r>
+        <w:rPr>
+          <w:rFonts w:ascii="Times New Roman" w:hAnsi="Times New Roman"/>
+          <w:color w:val="auto"/>
+          <w:sz w:val="24"/>
+          <w:szCs w:val="24"/>
+        </w:rPr>
+        <w:t>views_cambio</w:t>
+      </w:r>
+      <w:proofErr w:type="spellEnd"/>
+      <w:r>
+        <w:rPr>
+          <w:rFonts w:ascii="Times New Roman" w:hAnsi="Times New Roman"/>
+          <w:color w:val="auto"/>
+          <w:sz w:val="24"/>
+          <w:szCs w:val="24"/>
+        </w:rPr>
+        <w:t>,</w:t>
+      </w:r>
+      <w:r>
+        <w:rPr>
+          <w:rFonts w:ascii="Times New Roman" w:hAnsi="Times New Roman"/>
+          <w:color w:val="auto"/>
+          <w:sz w:val="24"/>
+          <w:szCs w:val="24"/>
+        </w:rPr>
+        <w:t xml:space="preserve"> </w:t>
+      </w:r>
+      <w:proofErr w:type="spellStart"/>
+      <w:r>
+        <w:rPr>
+          <w:rFonts w:ascii="Times New Roman" w:hAnsi="Times New Roman"/>
+          <w:color w:val="auto"/>
+          <w:sz w:val="24"/>
+          <w:szCs w:val="24"/>
+        </w:rPr>
+        <w:t>dias_sin_login_cambio</w:t>
+      </w:r>
+      <w:proofErr w:type="spellEnd"/>
+      <w:r>
+        <w:rPr>
+          <w:rFonts w:ascii="Times New Roman" w:hAnsi="Times New Roman"/>
+          <w:color w:val="auto"/>
+          <w:sz w:val="24"/>
+          <w:szCs w:val="24"/>
+        </w:rPr>
+        <w:t xml:space="preserve">. Estima un modelo logit con </w:t>
+      </w:r>
+      <w:proofErr w:type="spellStart"/>
+      <w:r>
+        <w:rPr>
+          <w:rFonts w:ascii="Times New Roman" w:hAnsi="Times New Roman"/>
+          <w:color w:val="auto"/>
+          <w:sz w:val="24"/>
+          <w:szCs w:val="24"/>
+        </w:rPr>
+        <w:t>glm</w:t>
+      </w:r>
+      <w:proofErr w:type="spellEnd"/>
+      <w:r>
+        <w:rPr>
+          <w:rFonts w:ascii="Times New Roman" w:hAnsi="Times New Roman"/>
+          <w:color w:val="auto"/>
+          <w:sz w:val="24"/>
+          <w:szCs w:val="24"/>
+        </w:rPr>
+        <w:t>() usando todas las variables. Dado que</w:t>
+      </w:r>
+      <w:r>
+        <w:rPr>
+          <w:rFonts w:ascii="Times New Roman" w:hAnsi="Times New Roman"/>
+          <w:color w:val="auto"/>
+          <w:sz w:val="24"/>
+          <w:szCs w:val="24"/>
+        </w:rPr>
+        <w:t xml:space="preserve"> </w:t>
+      </w:r>
+      <w:r>
+        <w:rPr>
+          <w:rFonts w:ascii="Times New Roman" w:hAnsi="Times New Roman"/>
+          <w:color w:val="auto"/>
+          <w:sz w:val="24"/>
+          <w:szCs w:val="24"/>
+        </w:rPr>
+        <w:t xml:space="preserve">solo el ~5% deserto, calcula el umbral optimo usando el </w:t>
+      </w:r>
+      <w:r>
+        <w:rPr>
+          <w:rFonts w:ascii="Times New Roman" w:hAnsi="Times New Roman"/>
+          <w:color w:val="auto"/>
+          <w:sz w:val="24"/>
+          <w:szCs w:val="24"/>
+        </w:rPr>
+        <w:t>índice</w:t>
+      </w:r>
+      <w:r>
+        <w:rPr>
+          <w:rFonts w:ascii="Times New Roman" w:hAnsi="Times New Roman"/>
+          <w:color w:val="auto"/>
+          <w:sz w:val="24"/>
+          <w:szCs w:val="24"/>
+        </w:rPr>
+        <w:t xml:space="preserve"> de Youden. Incluye la matriz</w:t>
+      </w:r>
+      <w:r>
+        <w:rPr>
+          <w:rFonts w:ascii="Times New Roman" w:hAnsi="Times New Roman"/>
+          <w:color w:val="auto"/>
+          <w:sz w:val="24"/>
+          <w:szCs w:val="24"/>
+        </w:rPr>
+        <w:t xml:space="preserve"> </w:t>
+      </w:r>
+      <w:r>
+        <w:rPr>
+          <w:rFonts w:ascii="Times New Roman" w:hAnsi="Times New Roman"/>
+          <w:color w:val="auto"/>
+          <w:sz w:val="24"/>
+          <w:szCs w:val="24"/>
+        </w:rPr>
+        <w:t xml:space="preserve">de </w:t>
+      </w:r>
+      <w:r>
+        <w:rPr>
+          <w:rFonts w:ascii="Times New Roman" w:hAnsi="Times New Roman"/>
+          <w:color w:val="auto"/>
+          <w:sz w:val="24"/>
+          <w:szCs w:val="24"/>
+        </w:rPr>
+        <w:t>confusión</w:t>
+      </w:r>
+      <w:r>
+        <w:rPr>
+          <w:rFonts w:ascii="Times New Roman" w:hAnsi="Times New Roman"/>
+          <w:color w:val="auto"/>
+          <w:sz w:val="24"/>
+          <w:szCs w:val="24"/>
+        </w:rPr>
+        <w:t xml:space="preserve"> con caret.</w:t>
+      </w:r>
+      <w:r>
+        <w:rPr>
+          <w:rFonts w:ascii="Times New Roman" w:hAnsi="Times New Roman"/>
+          <w:color w:val="auto"/>
+          <w:sz w:val="24"/>
+          <w:szCs w:val="24"/>
+        </w:rPr>
+        <w:t>”</w:t>
+      </w:r>
+    </w:p>
+    <w:p>
+      <w:pPr>
+        <w:pStyle w:val="p1"/>
+        <w:rPr>
+          <w:rFonts w:ascii="Times New Roman" w:hAnsi="Times New Roman"/>
+          <w:color w:val="auto"/>
+          <w:sz w:val="24"/>
+          <w:szCs w:val="24"/>
+        </w:rPr>
+      </w:pPr>
+    </w:p>
+    <w:p>
+      <w:pPr>
+        <w:pStyle w:val="p1"/>
+        <w:rPr>
+          <w:rFonts w:ascii="Times New Roman" w:hAnsi="Times New Roman"/>
+          <w:color w:val="auto"/>
+          <w:sz w:val="24"/>
+          <w:szCs w:val="24"/>
+        </w:rPr>
+      </w:pPr>
+      <w:r>
+        <w:rPr>
+          <w:rFonts w:ascii="Times New Roman" w:hAnsi="Times New Roman"/>
+          <w:color w:val="auto"/>
+          <w:sz w:val="24"/>
+          <w:szCs w:val="24"/>
+        </w:rPr>
+        <w:t xml:space="preserve">Este prompt no funciono </w:t>
+      </w:r>
+      <w:r>
+        <w:rPr>
+          <w:rFonts w:ascii="Times New Roman" w:hAnsi="Times New Roman"/>
+          <w:color w:val="auto"/>
+          <w:sz w:val="24"/>
+          <w:szCs w:val="24"/>
+        </w:rPr>
+        <w:t xml:space="preserve">del todo. Ya que este </w:t>
+      </w:r>
+      <w:r>
+        <w:rPr>
+          <w:rFonts w:ascii="Times New Roman" w:hAnsi="Times New Roman"/>
+          <w:color w:val="auto"/>
+          <w:sz w:val="24"/>
+          <w:szCs w:val="24"/>
+        </w:rPr>
+        <w:t>construía</w:t>
+      </w:r>
+      <w:r>
+        <w:rPr>
+          <w:rFonts w:ascii="Times New Roman" w:hAnsi="Times New Roman"/>
+          <w:color w:val="auto"/>
+          <w:sz w:val="24"/>
+          <w:szCs w:val="24"/>
+        </w:rPr>
+        <w:t xml:space="preserve"> el subtitulo del </w:t>
+      </w:r>
+      <w:r>
+        <w:rPr>
+          <w:rFonts w:ascii="Times New Roman" w:hAnsi="Times New Roman"/>
+          <w:color w:val="auto"/>
+          <w:sz w:val="24"/>
+          <w:szCs w:val="24"/>
+        </w:rPr>
+        <w:t xml:space="preserve">grafico de la matriz de confusión de forma fija que decía “Umbral de clasificación 0.5” lo cual resulta incorrecto ya que en el modelo se utilizó el umbral de Youden. Se realizo la corrección especificando que el subtítulo se debía generar usando paste0(), lo que se corrigió en el script final. </w:t>
+      </w:r>
+    </w:p>
+    <w:p>
+      <w:pPr>
+        <w:pStyle w:val="p1"/>
+        <w:rPr>
+          <w:rFonts w:ascii="Times New Roman" w:hAnsi="Times New Roman"/>
+          <w:color w:val="auto"/>
+          <w:sz w:val="24"/>
+          <w:szCs w:val="24"/>
+        </w:rPr>
+      </w:pPr>
+    </w:p>
+    <w:p>
+      <w:pPr>
+        <w:pStyle w:val="p1"/>
+        <w:rPr>
+          <w:rFonts w:ascii="Times New Roman" w:hAnsi="Times New Roman"/>
+          <w:color w:val="auto"/>
+          <w:sz w:val="24"/>
+          <w:szCs w:val="24"/>
+        </w:rPr>
+      </w:pPr>
+      <w:r>
+        <w:rPr>
+          <w:rFonts w:ascii="Times New Roman" w:hAnsi="Times New Roman"/>
+          <w:color w:val="auto"/>
+          <w:sz w:val="24"/>
+          <w:szCs w:val="24"/>
+        </w:rPr>
+        <w:t>Prompt</w:t>
+      </w:r>
+      <w:r>
+        <w:rPr>
+          <w:rFonts w:ascii="Times New Roman" w:hAnsi="Times New Roman"/>
+          <w:color w:val="auto"/>
+          <w:sz w:val="24"/>
+          <w:szCs w:val="24"/>
+        </w:rPr>
+        <w:t xml:space="preserve"> 2: Exportación de las tablas a Word con flextable </w:t>
+      </w:r>
+    </w:p>
+    <w:p>
+      <w:pPr>
+        <w:pStyle w:val="p1"/>
+        <w:rPr>
+          <w:rFonts w:ascii="Times New Roman" w:hAnsi="Times New Roman"/>
+          <w:color w:val="auto"/>
+          <w:sz w:val="24"/>
+          <w:szCs w:val="24"/>
+        </w:rPr>
+      </w:pPr>
+    </w:p>
+    <w:p>
+      <w:pPr>
+        <w:pStyle w:val="p1"/>
+        <w:rPr>
+          <w:rFonts w:ascii="Times New Roman" w:hAnsi="Times New Roman"/>
+          <w:color w:val="auto"/>
+          <w:sz w:val="24"/>
+          <w:szCs w:val="24"/>
+        </w:rPr>
+      </w:pPr>
+      <w:r>
+        <w:rPr>
+          <w:rFonts w:ascii="Times New Roman" w:hAnsi="Times New Roman"/>
+          <w:color w:val="auto"/>
+          <w:sz w:val="24"/>
+          <w:szCs w:val="24"/>
+        </w:rPr>
+        <w:t xml:space="preserve">“Con el modelo logit estimado </w:t>
+      </w:r>
+      <w:r>
+        <w:rPr>
+          <w:rFonts w:ascii="Times New Roman" w:hAnsi="Times New Roman"/>
+          <w:color w:val="auto"/>
+          <w:sz w:val="24"/>
+          <w:szCs w:val="24"/>
+        </w:rPr>
+        <w:t xml:space="preserve">y el data frame </w:t>
+      </w:r>
+      <w:proofErr w:type="spellStart"/>
+      <w:r>
+        <w:rPr>
+          <w:rFonts w:ascii="Times New Roman" w:hAnsi="Times New Roman"/>
+          <w:color w:val="auto"/>
+          <w:sz w:val="24"/>
+          <w:szCs w:val="24"/>
+        </w:rPr>
+        <w:t>tabla_coef</w:t>
+      </w:r>
+      <w:proofErr w:type="spellEnd"/>
+      <w:r>
+        <w:rPr>
+          <w:rFonts w:ascii="Times New Roman" w:hAnsi="Times New Roman"/>
+          <w:color w:val="auto"/>
+          <w:sz w:val="24"/>
+          <w:szCs w:val="24"/>
+        </w:rPr>
+        <w:t xml:space="preserve"> (columnas: Variable, coeficiente, </w:t>
+      </w:r>
+      <w:proofErr w:type="spellStart"/>
+      <w:r>
+        <w:rPr>
+          <w:rFonts w:ascii="Times New Roman" w:hAnsi="Times New Roman"/>
+          <w:color w:val="auto"/>
+          <w:sz w:val="24"/>
+          <w:szCs w:val="24"/>
+        </w:rPr>
+        <w:t>Error_Std</w:t>
+      </w:r>
+      <w:proofErr w:type="spellEnd"/>
+      <w:r>
+        <w:rPr>
+          <w:rFonts w:ascii="Times New Roman" w:hAnsi="Times New Roman"/>
+          <w:color w:val="auto"/>
+          <w:sz w:val="24"/>
+          <w:szCs w:val="24"/>
+        </w:rPr>
+        <w:t xml:space="preserve">, </w:t>
+      </w:r>
+      <w:proofErr w:type="spellStart"/>
+      <w:r>
+        <w:rPr>
+          <w:rFonts w:ascii="Times New Roman" w:hAnsi="Times New Roman"/>
+          <w:color w:val="auto"/>
+          <w:sz w:val="24"/>
+          <w:szCs w:val="24"/>
+        </w:rPr>
+        <w:t>Estadistico_Z</w:t>
+      </w:r>
+      <w:proofErr w:type="spellEnd"/>
+      <w:r>
+        <w:rPr>
+          <w:rFonts w:ascii="Times New Roman" w:hAnsi="Times New Roman"/>
+          <w:color w:val="auto"/>
+          <w:sz w:val="24"/>
+          <w:szCs w:val="24"/>
+        </w:rPr>
+        <w:t xml:space="preserve">, </w:t>
+      </w:r>
+      <w:proofErr w:type="spellStart"/>
+      <w:r>
+        <w:rPr>
+          <w:rFonts w:ascii="Times New Roman" w:hAnsi="Times New Roman"/>
+          <w:color w:val="auto"/>
+          <w:sz w:val="24"/>
+          <w:szCs w:val="24"/>
+        </w:rPr>
+        <w:t>p_value</w:t>
+      </w:r>
+      <w:proofErr w:type="spellEnd"/>
+      <w:r>
+        <w:rPr>
+          <w:rFonts w:ascii="Times New Roman" w:hAnsi="Times New Roman"/>
+          <w:color w:val="auto"/>
+          <w:sz w:val="24"/>
+          <w:szCs w:val="24"/>
+        </w:rPr>
+        <w:t xml:space="preserve">, Significancia), </w:t>
+      </w:r>
+      <w:r>
+        <w:rPr>
+          <w:rFonts w:ascii="Times New Roman" w:hAnsi="Times New Roman"/>
+          <w:color w:val="auto"/>
+          <w:sz w:val="24"/>
+          <w:szCs w:val="24"/>
+        </w:rPr>
+        <w:t>genera</w:t>
+      </w:r>
+      <w:r>
+        <w:rPr>
+          <w:rFonts w:ascii="Times New Roman" w:hAnsi="Times New Roman"/>
+          <w:color w:val="auto"/>
+          <w:sz w:val="24"/>
+          <w:szCs w:val="24"/>
+        </w:rPr>
+        <w:t xml:space="preserve"> un código flextable y </w:t>
+      </w:r>
+      <w:proofErr w:type="spellStart"/>
+      <w:r>
+        <w:rPr>
+          <w:rFonts w:ascii="Times New Roman" w:hAnsi="Times New Roman"/>
+          <w:color w:val="auto"/>
+          <w:sz w:val="24"/>
+          <w:szCs w:val="24"/>
+        </w:rPr>
+        <w:t>officer</w:t>
+      </w:r>
+      <w:proofErr w:type="spellEnd"/>
+      <w:r>
+        <w:rPr>
+          <w:rFonts w:ascii="Times New Roman" w:hAnsi="Times New Roman"/>
+          <w:color w:val="auto"/>
+          <w:sz w:val="24"/>
+          <w:szCs w:val="24"/>
+        </w:rPr>
+        <w:t xml:space="preserve"> para exportar la tabla descriptiva y la de regresión a un archivo de Word. Incluye los encabezados y en una nota al pie con el R^2 McFadden y el N</w:t>
+      </w:r>
+      <w:r>
+        <w:rPr>
+          <w:rFonts w:ascii="Times New Roman" w:hAnsi="Times New Roman"/>
+          <w:color w:val="auto"/>
+          <w:sz w:val="24"/>
+          <w:szCs w:val="24"/>
+        </w:rPr>
+        <w:t>”</w:t>
+      </w:r>
+    </w:p>
+    <w:p>
+      <w:pPr>
+        <w:pStyle w:val="p1"/>
+        <w:rPr>
+          <w:rFonts w:ascii="Times New Roman" w:hAnsi="Times New Roman"/>
+          <w:color w:val="auto"/>
+          <w:sz w:val="24"/>
+          <w:szCs w:val="24"/>
+        </w:rPr>
+      </w:pPr>
+    </w:p>
+    <w:p>
+      <w:pPr>
+        <w:pStyle w:val="p1"/>
+        <w:rPr>
+          <w:rFonts w:ascii="Times New Roman" w:hAnsi="Times New Roman"/>
+          <w:color w:val="auto"/>
+          <w:sz w:val="24"/>
+          <w:szCs w:val="24"/>
+        </w:rPr>
+      </w:pPr>
+      <w:r>
+        <w:rPr>
+          <w:rFonts w:ascii="Times New Roman" w:hAnsi="Times New Roman"/>
+          <w:color w:val="auto"/>
+          <w:sz w:val="24"/>
+          <w:szCs w:val="24"/>
+        </w:rPr>
+        <w:t xml:space="preserve">Este prompt funciono de forma parcial ya que inicialmente nombro una columna </w:t>
+      </w:r>
+      <w:proofErr w:type="spellStart"/>
+      <w:r>
+        <w:rPr>
+          <w:rFonts w:ascii="Times New Roman" w:hAnsi="Times New Roman"/>
+          <w:color w:val="auto"/>
+          <w:sz w:val="24"/>
+          <w:szCs w:val="24"/>
+        </w:rPr>
+        <w:t>z_value</w:t>
+      </w:r>
+      <w:proofErr w:type="spellEnd"/>
+      <w:r>
+        <w:rPr>
+          <w:rFonts w:ascii="Times New Roman" w:hAnsi="Times New Roman"/>
+          <w:color w:val="auto"/>
+          <w:sz w:val="24"/>
+          <w:szCs w:val="24"/>
+        </w:rPr>
+        <w:t xml:space="preserve"> lo cual no coincidía con el nombre propuesto por nosotros “</w:t>
+      </w:r>
+      <w:proofErr w:type="spellStart"/>
+      <w:r>
+        <w:rPr>
+          <w:rFonts w:ascii="Times New Roman" w:hAnsi="Times New Roman"/>
+          <w:color w:val="auto"/>
+          <w:sz w:val="24"/>
+          <w:szCs w:val="24"/>
+        </w:rPr>
+        <w:t>Estadistico_Z</w:t>
+      </w:r>
+      <w:proofErr w:type="spellEnd"/>
+      <w:r>
+        <w:rPr>
+          <w:rFonts w:ascii="Times New Roman" w:hAnsi="Times New Roman"/>
+          <w:color w:val="auto"/>
+          <w:sz w:val="24"/>
+          <w:szCs w:val="24"/>
+        </w:rPr>
+        <w:t xml:space="preserve">” </w:t>
+      </w:r>
+      <w:r>
+        <w:rPr>
+          <w:rFonts w:ascii="Times New Roman" w:hAnsi="Times New Roman"/>
+          <w:color w:val="auto"/>
+          <w:sz w:val="24"/>
+          <w:szCs w:val="24"/>
+        </w:rPr>
+        <w:lastRenderedPageBreak/>
+        <w:t>dentro del data frame. Lo que se corrigió especificando de forma clara los nombres de las columnas.</w:t>
+      </w:r>
+    </w:p>
+    <w:p>
+      <w:pPr>
+        <w:pStyle w:val="p1"/>
+        <w:rPr>
+          <w:rFonts w:ascii="Times New Roman" w:hAnsi="Times New Roman"/>
+          <w:color w:val="auto"/>
+          <w:sz w:val="24"/>
+          <w:szCs w:val="24"/>
+        </w:rPr>
+      </w:pPr>
+    </w:p>
+    <w:p>
+      <w:pPr>
+        <w:pStyle w:val="p1"/>
+        <w:rPr>
+          <w:rFonts w:ascii="Times New Roman" w:hAnsi="Times New Roman"/>
+          <w:b/>
+          <w:bCs/>
+          <w:i/>
+          <w:iCs/>
+          <w:color w:val="auto"/>
+          <w:sz w:val="24"/>
+          <w:szCs w:val="24"/>
+        </w:rPr>
+      </w:pPr>
+      <w:r>
+        <w:rPr>
+          <w:rFonts w:ascii="Times New Roman" w:hAnsi="Times New Roman"/>
+          <w:b/>
+          <w:bCs/>
+          <w:i/>
+          <w:iCs/>
+          <w:color w:val="auto"/>
+          <w:sz w:val="24"/>
+          <w:szCs w:val="24"/>
+        </w:rPr>
+        <w:t>D3 Discernimiento: ¿El output que genero la IA estaba bien?</w:t>
+      </w:r>
+    </w:p>
+    <w:p>
+      <w:pPr>
+        <w:pStyle w:val="p1"/>
+        <w:rPr>
+          <w:rFonts w:ascii="Times New Roman" w:hAnsi="Times New Roman"/>
+          <w:color w:val="auto"/>
+          <w:sz w:val="24"/>
+          <w:szCs w:val="24"/>
+        </w:rPr>
+      </w:pPr>
+    </w:p>
+    <w:p>
+      <w:pPr>
+        <w:pStyle w:val="p1"/>
+        <w:rPr>
+          <w:rFonts w:ascii="Times New Roman" w:hAnsi="Times New Roman"/>
+          <w:color w:val="auto"/>
+          <w:sz w:val="24"/>
+          <w:szCs w:val="24"/>
+        </w:rPr>
+      </w:pPr>
+      <w:r>
+        <w:rPr>
+          <w:rFonts w:ascii="Times New Roman" w:hAnsi="Times New Roman"/>
+          <w:color w:val="auto"/>
+          <w:sz w:val="24"/>
+          <w:szCs w:val="24"/>
+        </w:rPr>
+        <w:t xml:space="preserve">Revisamos de forma cuidadosa el código que nos </w:t>
+      </w:r>
+      <w:r>
+        <w:rPr>
+          <w:rFonts w:ascii="Times New Roman" w:hAnsi="Times New Roman"/>
+          <w:color w:val="auto"/>
+          <w:sz w:val="24"/>
+          <w:szCs w:val="24"/>
+        </w:rPr>
+        <w:t>generó</w:t>
+      </w:r>
+      <w:r>
+        <w:rPr>
+          <w:rFonts w:ascii="Times New Roman" w:hAnsi="Times New Roman"/>
+          <w:color w:val="auto"/>
+          <w:sz w:val="24"/>
+          <w:szCs w:val="24"/>
+        </w:rPr>
+        <w:t xml:space="preserve"> la IA e identificamos distintas situaciones. Primero el </w:t>
+      </w:r>
+      <w:r>
+        <w:rPr>
+          <w:rFonts w:ascii="Times New Roman" w:hAnsi="Times New Roman"/>
+          <w:color w:val="auto"/>
+          <w:sz w:val="24"/>
+          <w:szCs w:val="24"/>
+        </w:rPr>
+        <w:t>subtítulo</w:t>
+      </w:r>
+      <w:r>
+        <w:rPr>
+          <w:rFonts w:ascii="Times New Roman" w:hAnsi="Times New Roman"/>
+          <w:color w:val="auto"/>
+          <w:sz w:val="24"/>
+          <w:szCs w:val="24"/>
+        </w:rPr>
+        <w:t xml:space="preserve"> de la matriz de confusión estaba incorrecto por lo que se le indico a la IA que se </w:t>
+      </w:r>
+      <w:r>
+        <w:rPr>
+          <w:rFonts w:ascii="Times New Roman" w:hAnsi="Times New Roman"/>
+          <w:color w:val="auto"/>
+          <w:sz w:val="24"/>
+          <w:szCs w:val="24"/>
+        </w:rPr>
+        <w:t>debía</w:t>
+      </w:r>
+      <w:r>
+        <w:rPr>
+          <w:rFonts w:ascii="Times New Roman" w:hAnsi="Times New Roman"/>
+          <w:color w:val="auto"/>
+          <w:sz w:val="24"/>
+          <w:szCs w:val="24"/>
+        </w:rPr>
+        <w:t xml:space="preserve"> </w:t>
+      </w:r>
+      <w:r>
+        <w:rPr>
+          <w:rFonts w:ascii="Times New Roman" w:hAnsi="Times New Roman"/>
+          <w:color w:val="auto"/>
+          <w:sz w:val="24"/>
+          <w:szCs w:val="24"/>
+        </w:rPr>
+        <w:t>construir</w:t>
+      </w:r>
+      <w:r>
+        <w:rPr>
+          <w:rFonts w:ascii="Times New Roman" w:hAnsi="Times New Roman"/>
+          <w:color w:val="auto"/>
+          <w:sz w:val="24"/>
+          <w:szCs w:val="24"/>
+        </w:rPr>
+        <w:t xml:space="preserve"> utilizando la función paste0() usando el umbral Youden calculado</w:t>
+      </w:r>
+      <w:r>
+        <w:rPr>
+          <w:rFonts w:ascii="Times New Roman" w:hAnsi="Times New Roman"/>
+          <w:color w:val="auto"/>
+          <w:sz w:val="24"/>
+          <w:szCs w:val="24"/>
+        </w:rPr>
+        <w:t xml:space="preserve">. Segundo el nombre de una de las columnas de la tabla de coeficientes no era consistente con lo especificado en el data frame, esto se corrigió especificando los nombres exactos de las columnas en el prompt 2. Finalmente se verificaron los signos de los coeficientes que la IA genero de forma correcta ya que los signos correspondían a la lógica de los datos y el negocio. </w:t>
+      </w:r>
+    </w:p>
+    <w:p>
+      <w:pPr>
+        <w:pStyle w:val="p1"/>
+        <w:rPr>
+          <w:rFonts w:ascii="Times New Roman" w:hAnsi="Times New Roman"/>
+          <w:color w:val="auto"/>
+          <w:sz w:val="24"/>
+          <w:szCs w:val="24"/>
+        </w:rPr>
+      </w:pPr>
+    </w:p>
+    <w:p>
+      <w:pPr>
+        <w:pStyle w:val="p1"/>
+        <w:rPr>
+          <w:rFonts w:ascii="Times New Roman" w:hAnsi="Times New Roman"/>
+          <w:b/>
+          <w:bCs/>
+          <w:i/>
+          <w:iCs/>
+          <w:color w:val="auto"/>
+          <w:sz w:val="24"/>
+          <w:szCs w:val="24"/>
+        </w:rPr>
+      </w:pPr>
+      <w:r>
+        <w:rPr>
+          <w:rFonts w:ascii="Times New Roman" w:hAnsi="Times New Roman"/>
+          <w:b/>
+          <w:bCs/>
+          <w:i/>
+          <w:iCs/>
+          <w:color w:val="auto"/>
+          <w:sz w:val="24"/>
+          <w:szCs w:val="24"/>
+        </w:rPr>
+        <w:t xml:space="preserve">D4 diligencia: ¿Podemos responder por lo que entregamos? </w:t>
+      </w:r>
+    </w:p>
+    <w:p>
+      <w:pPr>
+        <w:pStyle w:val="p1"/>
+        <w:rPr>
+          <w:rFonts w:ascii="Times New Roman" w:hAnsi="Times New Roman"/>
+          <w:color w:val="auto"/>
+          <w:sz w:val="24"/>
+          <w:szCs w:val="24"/>
+        </w:rPr>
+      </w:pPr>
+    </w:p>
+    <w:p>
+      <w:pPr>
+        <w:pStyle w:val="p1"/>
+        <w:rPr>
+          <w:rFonts w:ascii="Times New Roman" w:hAnsi="Times New Roman"/>
+          <w:color w:val="auto"/>
+          <w:sz w:val="24"/>
+          <w:szCs w:val="24"/>
+        </w:rPr>
+      </w:pPr>
+      <w:r>
+        <w:rPr>
+          <w:rFonts w:ascii="Times New Roman" w:hAnsi="Times New Roman"/>
+          <w:color w:val="auto"/>
+          <w:sz w:val="24"/>
+          <w:szCs w:val="24"/>
+        </w:rPr>
+        <w:t xml:space="preserve">Los resultados de los que estamos </w:t>
+      </w:r>
+      <w:r>
+        <w:rPr>
+          <w:rFonts w:ascii="Times New Roman" w:hAnsi="Times New Roman"/>
+          <w:color w:val="auto"/>
+          <w:sz w:val="24"/>
+          <w:szCs w:val="24"/>
+        </w:rPr>
+        <w:t>más</w:t>
+      </w:r>
+      <w:r>
+        <w:rPr>
+          <w:rFonts w:ascii="Times New Roman" w:hAnsi="Times New Roman"/>
+          <w:color w:val="auto"/>
+          <w:sz w:val="24"/>
+          <w:szCs w:val="24"/>
+        </w:rPr>
+        <w:t xml:space="preserve"> seguros son de los tres factores clave como el cambio en CHI Score (p&gt;0.001), días sin login (p&lt;0.001)  y cambio en casos de soporte (p&lt;0.05). Estos resultados son sólidos, coherentes con la teoría y con la intuición de Wall, y se verificaron de forma directa con los resultados arrojados de R</w:t>
+      </w:r>
+      <w:r>
+        <w:rPr>
+          <w:rFonts w:ascii="Times New Roman" w:hAnsi="Times New Roman"/>
+          <w:color w:val="auto"/>
+          <w:sz w:val="24"/>
+          <w:szCs w:val="24"/>
+        </w:rPr>
+        <w:t xml:space="preserve"> con </w:t>
+      </w:r>
+      <w:proofErr w:type="spellStart"/>
+      <w:r>
+        <w:rPr>
+          <w:rFonts w:ascii="Times New Roman" w:hAnsi="Times New Roman"/>
+          <w:color w:val="auto"/>
+          <w:sz w:val="24"/>
+          <w:szCs w:val="24"/>
+        </w:rPr>
+        <w:t>summary</w:t>
+      </w:r>
+      <w:proofErr w:type="spellEnd"/>
+      <w:r>
+        <w:rPr>
+          <w:rFonts w:ascii="Times New Roman" w:hAnsi="Times New Roman"/>
+          <w:color w:val="auto"/>
+          <w:sz w:val="24"/>
+          <w:szCs w:val="24"/>
+        </w:rPr>
+        <w:t>(</w:t>
+      </w:r>
+      <w:proofErr w:type="spellStart"/>
+      <w:r>
+        <w:rPr>
+          <w:rFonts w:ascii="Times New Roman" w:hAnsi="Times New Roman"/>
+          <w:color w:val="auto"/>
+          <w:sz w:val="24"/>
+          <w:szCs w:val="24"/>
+        </w:rPr>
+        <w:t>modelo_logit</w:t>
+      </w:r>
+      <w:proofErr w:type="spellEnd"/>
+      <w:r>
+        <w:rPr>
+          <w:rFonts w:ascii="Times New Roman" w:hAnsi="Times New Roman"/>
+          <w:color w:val="auto"/>
+          <w:sz w:val="24"/>
+          <w:szCs w:val="24"/>
+        </w:rPr>
+        <w:t xml:space="preserve">), tienen sentido teniendo en cuenta la teoría de retención de clientes, entendemos los resultados y podríamos defenderlos sin necesidad del script </w:t>
+      </w:r>
+      <w:r>
+        <w:rPr>
+          <w:rFonts w:ascii="Times New Roman" w:hAnsi="Times New Roman"/>
+          <w:color w:val="auto"/>
+          <w:sz w:val="24"/>
+          <w:szCs w:val="24"/>
+        </w:rPr>
+        <w:t xml:space="preserve">. </w:t>
+      </w:r>
+    </w:p>
+    <w:p>
+      <w:pPr>
+        <w:pStyle w:val="p1"/>
+        <w:rPr>
+          <w:rFonts w:ascii="Times New Roman" w:hAnsi="Times New Roman"/>
+          <w:color w:val="auto"/>
+          <w:sz w:val="24"/>
+          <w:szCs w:val="24"/>
+        </w:rPr>
+      </w:pPr>
+    </w:p>
+    <w:p>
+      <w:pPr>
+        <w:pStyle w:val="p1"/>
+        <w:rPr>
+          <w:rFonts w:ascii="Times New Roman" w:hAnsi="Times New Roman"/>
+          <w:color w:val="auto"/>
+          <w:sz w:val="24"/>
+          <w:szCs w:val="24"/>
+        </w:rPr>
+      </w:pPr>
+      <w:r>
+        <w:rPr>
+          <w:rFonts w:ascii="Times New Roman" w:hAnsi="Times New Roman"/>
+          <w:color w:val="auto"/>
+          <w:sz w:val="24"/>
+          <w:szCs w:val="24"/>
+        </w:rPr>
+        <w:t xml:space="preserve">El resultado que nos </w:t>
+      </w:r>
+      <w:r>
+        <w:rPr>
+          <w:rFonts w:ascii="Times New Roman" w:hAnsi="Times New Roman"/>
+          <w:color w:val="auto"/>
+          <w:sz w:val="24"/>
+          <w:szCs w:val="24"/>
+        </w:rPr>
+        <w:t>generó</w:t>
+      </w:r>
+      <w:r>
+        <w:rPr>
+          <w:rFonts w:ascii="Times New Roman" w:hAnsi="Times New Roman"/>
+          <w:color w:val="auto"/>
+          <w:sz w:val="24"/>
+          <w:szCs w:val="24"/>
+        </w:rPr>
+        <w:t xml:space="preserve"> </w:t>
+      </w:r>
+      <w:r>
+        <w:rPr>
+          <w:rFonts w:ascii="Times New Roman" w:hAnsi="Times New Roman"/>
+          <w:color w:val="auto"/>
+          <w:sz w:val="24"/>
+          <w:szCs w:val="24"/>
+        </w:rPr>
+        <w:t>más</w:t>
+      </w:r>
+      <w:r>
+        <w:rPr>
+          <w:rFonts w:ascii="Times New Roman" w:hAnsi="Times New Roman"/>
+          <w:color w:val="auto"/>
+          <w:sz w:val="24"/>
+          <w:szCs w:val="24"/>
+        </w:rPr>
+        <w:t xml:space="preserve"> dudas fue la sensibilidad del modelo (46.1% por lo que </w:t>
+      </w:r>
+      <w:r>
+        <w:rPr>
+          <w:rFonts w:ascii="Times New Roman" w:hAnsi="Times New Roman"/>
+          <w:color w:val="auto"/>
+          <w:sz w:val="24"/>
+          <w:szCs w:val="24"/>
+        </w:rPr>
+        <w:t>únicamente</w:t>
+      </w:r>
+      <w:r>
+        <w:rPr>
+          <w:rFonts w:ascii="Times New Roman" w:hAnsi="Times New Roman"/>
+          <w:color w:val="auto"/>
+          <w:sz w:val="24"/>
+          <w:szCs w:val="24"/>
+        </w:rPr>
+        <w:t xml:space="preserve"> detecta 149 de 323 desertores). Con un R^2 McFadden = 0.044, se espera que muchos de los desertores no se</w:t>
+      </w:r>
+      <w:r>
+        <w:rPr>
+          <w:rFonts w:ascii="Times New Roman" w:hAnsi="Times New Roman"/>
+          <w:color w:val="auto"/>
+          <w:sz w:val="24"/>
+          <w:szCs w:val="24"/>
+        </w:rPr>
+        <w:t>a</w:t>
+      </w:r>
+      <w:r>
+        <w:rPr>
+          <w:rFonts w:ascii="Times New Roman" w:hAnsi="Times New Roman"/>
+          <w:color w:val="auto"/>
+          <w:sz w:val="24"/>
+          <w:szCs w:val="24"/>
+        </w:rPr>
+        <w:t xml:space="preserve">n capturados. Por lo que como grupo no podemos garantizar que la lista de los 100 clientes en riesgo los incluya a todos </w:t>
+      </w:r>
+      <w:r>
+        <w:rPr>
+          <w:rFonts w:ascii="Times New Roman" w:hAnsi="Times New Roman"/>
+          <w:color w:val="auto"/>
+          <w:sz w:val="24"/>
+          <w:szCs w:val="24"/>
+        </w:rPr>
+        <w:t>los que realmente van a desertar.</w:t>
+      </w:r>
+    </w:p>
+    <w:p>
+      <w:pPr>
+        <w:pStyle w:val="p1"/>
+        <w:rPr>
+          <w:rFonts w:ascii="Times New Roman" w:hAnsi="Times New Roman"/>
+          <w:color w:val="auto"/>
+          <w:sz w:val="24"/>
+          <w:szCs w:val="24"/>
+        </w:rPr>
+      </w:pPr>
+    </w:p>
+    <w:p>
+      <w:pPr>
+        <w:pStyle w:val="p1"/>
+        <w:rPr>
+          <w:rFonts w:ascii="Times New Roman" w:hAnsi="Times New Roman"/>
+          <w:color w:val="auto"/>
+          <w:sz w:val="24"/>
+          <w:szCs w:val="24"/>
+        </w:rPr>
+      </w:pPr>
+      <w:r>
+        <w:rPr>
+          <w:rFonts w:ascii="Times New Roman" w:hAnsi="Times New Roman"/>
+          <w:color w:val="auto"/>
+          <w:sz w:val="24"/>
+          <w:szCs w:val="24"/>
+        </w:rPr>
+        <w:t>La IA (Claude) nos ayudó con la base del código, embellecimiento de los gráficos y la estructura del documento en Word. Nosotros definimos las preguntas a analizar, seleccionamos las variables, decidimos las que se excluirían en el código, interpretamos los coeficientes y formulamos las recomendaciones.</w:t>
+      </w:r>
+    </w:p>
+    <w:p>
+      <w:pPr>
+        <w:pStyle w:val="p1"/>
+        <w:rPr>
+          <w:rFonts w:ascii="Times New Roman" w:hAnsi="Times New Roman"/>
+          <w:color w:val="auto"/>
+          <w:sz w:val="24"/>
+          <w:szCs w:val="24"/>
+        </w:rPr>
+      </w:pPr>
+    </w:p>
+    <w:p>
+      <w:pPr>
+        <w:pStyle w:val="p1"/>
+        <w:rPr>
+          <w:rFonts w:ascii="Times New Roman" w:hAnsi="Times New Roman"/>
+          <w:color w:val="auto"/>
+          <w:sz w:val="24"/>
+          <w:szCs w:val="24"/>
+        </w:rPr>
       </w:pPr>
     </w:p>
     <w:sectPr>
@@ -8122,11 +9157,11 @@
       <w:lang w:eastAsia="es-MX"/>
     </w:rPr>
   </w:style>
-  <w:style w:type="paragraph" w:styleId="Heading1">
+  <w:style w:type="paragraph" w:styleId="Ttulo1">
     <w:name w:val="heading 1"/>
     <w:basedOn w:val="Normal"/>
     <w:next w:val="Normal"/>
-    <w:link w:val="Heading1Char"/>
+    <w:link w:val="Ttulo1Car"/>
     <w:uiPriority w:val="9"/>
     <w:qFormat/>
     <w:rsid w:val="005A103F"/>
@@ -8144,11 +9179,11 @@
       <w:lang w:eastAsia="en-US"/>
     </w:rPr>
   </w:style>
-  <w:style w:type="paragraph" w:styleId="Heading2">
+  <w:style w:type="paragraph" w:styleId="Ttulo2">
     <w:name w:val="heading 2"/>
     <w:basedOn w:val="Normal"/>
     <w:next w:val="Normal"/>
-    <w:link w:val="Heading2Char"/>
+    <w:link w:val="Ttulo2Car"/>
     <w:uiPriority w:val="9"/>
     <w:semiHidden/>
     <w:unhideWhenUsed/>
@@ -8168,11 +9203,11 @@
       <w:lang w:eastAsia="en-US"/>
     </w:rPr>
   </w:style>
-  <w:style w:type="paragraph" w:styleId="Heading3">
+  <w:style w:type="paragraph" w:styleId="Ttulo3">
     <w:name w:val="heading 3"/>
     <w:basedOn w:val="Normal"/>
     <w:next w:val="Normal"/>
-    <w:link w:val="Heading3Char"/>
+    <w:link w:val="Ttulo3Car"/>
     <w:uiPriority w:val="9"/>
     <w:semiHidden/>
     <w:unhideWhenUsed/>
@@ -8192,11 +9227,11 @@
       <w:lang w:eastAsia="en-US"/>
     </w:rPr>
   </w:style>
-  <w:style w:type="paragraph" w:styleId="Heading4">
+  <w:style w:type="paragraph" w:styleId="Ttulo4">
     <w:name w:val="heading 4"/>
     <w:basedOn w:val="Normal"/>
     <w:next w:val="Normal"/>
-    <w:link w:val="Heading4Char"/>
+    <w:link w:val="Ttulo4Car"/>
     <w:uiPriority w:val="9"/>
     <w:semiHidden/>
     <w:unhideWhenUsed/>
@@ -8216,11 +9251,11 @@
       <w:lang w:eastAsia="en-US"/>
     </w:rPr>
   </w:style>
-  <w:style w:type="paragraph" w:styleId="Heading5">
+  <w:style w:type="paragraph" w:styleId="Ttulo5">
     <w:name w:val="heading 5"/>
     <w:basedOn w:val="Normal"/>
     <w:next w:val="Normal"/>
-    <w:link w:val="Heading5Char"/>
+    <w:link w:val="Ttulo5Car"/>
     <w:uiPriority w:val="9"/>
     <w:semiHidden/>
     <w:unhideWhenUsed/>
@@ -8238,11 +9273,11 @@
       <w:lang w:eastAsia="en-US"/>
     </w:rPr>
   </w:style>
-  <w:style w:type="paragraph" w:styleId="Heading6">
+  <w:style w:type="paragraph" w:styleId="Ttulo6">
     <w:name w:val="heading 6"/>
     <w:basedOn w:val="Normal"/>
     <w:next w:val="Normal"/>
-    <w:link w:val="Heading6Char"/>
+    <w:link w:val="Ttulo6Car"/>
     <w:uiPriority w:val="9"/>
     <w:semiHidden/>
     <w:unhideWhenUsed/>
@@ -8262,11 +9297,11 @@
       <w:lang w:eastAsia="en-US"/>
     </w:rPr>
   </w:style>
-  <w:style w:type="paragraph" w:styleId="Heading7">
+  <w:style w:type="paragraph" w:styleId="Ttulo7">
     <w:name w:val="heading 7"/>
     <w:basedOn w:val="Normal"/>
     <w:next w:val="Normal"/>
-    <w:link w:val="Heading7Char"/>
+    <w:link w:val="Ttulo7Car"/>
     <w:uiPriority w:val="9"/>
     <w:semiHidden/>
     <w:unhideWhenUsed/>
@@ -8284,11 +9319,11 @@
       <w:lang w:eastAsia="en-US"/>
     </w:rPr>
   </w:style>
-  <w:style w:type="paragraph" w:styleId="Heading8">
+  <w:style w:type="paragraph" w:styleId="Ttulo8">
     <w:name w:val="heading 8"/>
     <w:basedOn w:val="Normal"/>
     <w:next w:val="Normal"/>
-    <w:link w:val="Heading8Char"/>
+    <w:link w:val="Ttulo8Car"/>
     <w:uiPriority w:val="9"/>
     <w:semiHidden/>
     <w:unhideWhenUsed/>
@@ -8307,11 +9342,11 @@
       <w:lang w:eastAsia="en-US"/>
     </w:rPr>
   </w:style>
-  <w:style w:type="paragraph" w:styleId="Heading9">
+  <w:style w:type="paragraph" w:styleId="Ttulo9">
     <w:name w:val="heading 9"/>
     <w:basedOn w:val="Normal"/>
     <w:next w:val="Normal"/>
-    <w:link w:val="Heading9Char"/>
+    <w:link w:val="Ttulo9Car"/>
     <w:uiPriority w:val="9"/>
     <w:semiHidden/>
     <w:unhideWhenUsed/>
@@ -8328,13 +9363,13 @@
       <w:lang w:eastAsia="en-US"/>
     </w:rPr>
   </w:style>
-  <w:style w:type="character" w:default="1" w:styleId="DefaultParagraphFont">
+  <w:style w:type="character" w:default="1" w:styleId="Fuentedeprrafopredeter">
     <w:name w:val="Default Paragraph Font"/>
     <w:uiPriority w:val="1"/>
     <w:semiHidden/>
     <w:unhideWhenUsed/>
   </w:style>
-  <w:style w:type="table" w:default="1" w:styleId="TableNormal">
+  <w:style w:type="table" w:default="1" w:styleId="Tablanormal">
     <w:name w:val="Normal Table"/>
     <w:uiPriority w:val="99"/>
     <w:semiHidden/>
@@ -8349,16 +9384,16 @@
       </w:tblCellMar>
     </w:tblPr>
   </w:style>
-  <w:style w:type="numbering" w:default="1" w:styleId="NoList">
+  <w:style w:type="numbering" w:default="1" w:styleId="Sinlista">
     <w:name w:val="No List"/>
     <w:uiPriority w:val="99"/>
     <w:semiHidden/>
     <w:unhideWhenUsed/>
   </w:style>
-  <w:style w:type="character" w:customStyle="1" w:styleId="Heading1Char">
-    <w:name w:val="Heading 1 Char"/>
-    <w:basedOn w:val="DefaultParagraphFont"/>
-    <w:link w:val="Heading1"/>
+  <w:style w:type="character" w:customStyle="1" w:styleId="Ttulo1Car">
+    <w:name w:val="Título 1 Car"/>
+    <w:basedOn w:val="Fuentedeprrafopredeter"/>
+    <w:link w:val="Ttulo1"/>
     <w:uiPriority w:val="9"/>
     <w:rsid w:val="005A103F"/>
     <w:rPr>
@@ -8368,10 +9403,10 @@
       <w:szCs w:val="40"/>
     </w:rPr>
   </w:style>
-  <w:style w:type="character" w:customStyle="1" w:styleId="Heading2Char">
-    <w:name w:val="Heading 2 Char"/>
-    <w:basedOn w:val="DefaultParagraphFont"/>
-    <w:link w:val="Heading2"/>
+  <w:style w:type="character" w:customStyle="1" w:styleId="Ttulo2Car">
+    <w:name w:val="Título 2 Car"/>
+    <w:basedOn w:val="Fuentedeprrafopredeter"/>
+    <w:link w:val="Ttulo2"/>
     <w:uiPriority w:val="9"/>
     <w:semiHidden/>
     <w:rsid w:val="005A103F"/>
@@ -8382,10 +9417,10 @@
       <w:szCs w:val="32"/>
     </w:rPr>
   </w:style>
-  <w:style w:type="character" w:customStyle="1" w:styleId="Heading3Char">
-    <w:name w:val="Heading 3 Char"/>
-    <w:basedOn w:val="DefaultParagraphFont"/>
-    <w:link w:val="Heading3"/>
+  <w:style w:type="character" w:customStyle="1" w:styleId="Ttulo3Car">
+    <w:name w:val="Título 3 Car"/>
+    <w:basedOn w:val="Fuentedeprrafopredeter"/>
+    <w:link w:val="Ttulo3"/>
     <w:uiPriority w:val="9"/>
     <w:semiHidden/>
     <w:rsid w:val="005A103F"/>
@@ -8396,10 +9431,10 @@
       <w:szCs w:val="28"/>
     </w:rPr>
   </w:style>
-  <w:style w:type="character" w:customStyle="1" w:styleId="Heading4Char">
-    <w:name w:val="Heading 4 Char"/>
-    <w:basedOn w:val="DefaultParagraphFont"/>
-    <w:link w:val="Heading4"/>
+  <w:style w:type="character" w:customStyle="1" w:styleId="Ttulo4Car">
+    <w:name w:val="Título 4 Car"/>
+    <w:basedOn w:val="Fuentedeprrafopredeter"/>
+    <w:link w:val="Ttulo4"/>
     <w:uiPriority w:val="9"/>
     <w:semiHidden/>
     <w:rsid w:val="005A103F"/>
@@ -8410,10 +9445,10 @@
       <w:color w:val="0F4761" w:themeColor="accent1" w:themeShade="BF"/>
     </w:rPr>
   </w:style>
-  <w:style w:type="character" w:customStyle="1" w:styleId="Heading5Char">
-    <w:name w:val="Heading 5 Char"/>
-    <w:basedOn w:val="DefaultParagraphFont"/>
-    <w:link w:val="Heading5"/>
+  <w:style w:type="character" w:customStyle="1" w:styleId="Ttulo5Car">
+    <w:name w:val="Título 5 Car"/>
+    <w:basedOn w:val="Fuentedeprrafopredeter"/>
+    <w:link w:val="Ttulo5"/>
     <w:uiPriority w:val="9"/>
     <w:semiHidden/>
     <w:rsid w:val="005A103F"/>
@@ -8422,10 +9457,10 @@
       <w:color w:val="0F4761" w:themeColor="accent1" w:themeShade="BF"/>
     </w:rPr>
   </w:style>
-  <w:style w:type="character" w:customStyle="1" w:styleId="Heading6Char">
-    <w:name w:val="Heading 6 Char"/>
-    <w:basedOn w:val="DefaultParagraphFont"/>
-    <w:link w:val="Heading6"/>
+  <w:style w:type="character" w:customStyle="1" w:styleId="Ttulo6Car">
+    <w:name w:val="Título 6 Car"/>
+    <w:basedOn w:val="Fuentedeprrafopredeter"/>
+    <w:link w:val="Ttulo6"/>
     <w:uiPriority w:val="9"/>
     <w:semiHidden/>
     <w:rsid w:val="005A103F"/>
@@ -8436,10 +9471,10 @@
       <w:color w:val="595959" w:themeColor="text1" w:themeTint="A6"/>
     </w:rPr>
   </w:style>
-  <w:style w:type="character" w:customStyle="1" w:styleId="Heading7Char">
-    <w:name w:val="Heading 7 Char"/>
-    <w:basedOn w:val="DefaultParagraphFont"/>
-    <w:link w:val="Heading7"/>
+  <w:style w:type="character" w:customStyle="1" w:styleId="Ttulo7Car">
+    <w:name w:val="Título 7 Car"/>
+    <w:basedOn w:val="Fuentedeprrafopredeter"/>
+    <w:link w:val="Ttulo7"/>
     <w:uiPriority w:val="9"/>
     <w:semiHidden/>
     <w:rsid w:val="005A103F"/>
@@ -8448,10 +9483,10 @@
       <w:color w:val="595959" w:themeColor="text1" w:themeTint="A6"/>
     </w:rPr>
   </w:style>
-  <w:style w:type="character" w:customStyle="1" w:styleId="Heading8Char">
-    <w:name w:val="Heading 8 Char"/>
-    <w:basedOn w:val="DefaultParagraphFont"/>
-    <w:link w:val="Heading8"/>
+  <w:style w:type="character" w:customStyle="1" w:styleId="Ttulo8Car">
+    <w:name w:val="Título 8 Car"/>
+    <w:basedOn w:val="Fuentedeprrafopredeter"/>
+    <w:link w:val="Ttulo8"/>
     <w:uiPriority w:val="9"/>
     <w:semiHidden/>
     <w:rsid w:val="005A103F"/>
@@ -8462,10 +9497,10 @@
       <w:color w:val="272727" w:themeColor="text1" w:themeTint="D8"/>
     </w:rPr>
   </w:style>
-  <w:style w:type="character" w:customStyle="1" w:styleId="Heading9Char">
-    <w:name w:val="Heading 9 Char"/>
-    <w:basedOn w:val="DefaultParagraphFont"/>
-    <w:link w:val="Heading9"/>
+  <w:style w:type="character" w:customStyle="1" w:styleId="Ttulo9Car">
+    <w:name w:val="Título 9 Car"/>
+    <w:basedOn w:val="Fuentedeprrafopredeter"/>
+    <w:link w:val="Ttulo9"/>
     <w:uiPriority w:val="9"/>
     <w:semiHidden/>
     <w:rsid w:val="005A103F"/>
@@ -8474,11 +9509,11 @@
       <w:color w:val="272727" w:themeColor="text1" w:themeTint="D8"/>
     </w:rPr>
   </w:style>
-  <w:style w:type="paragraph" w:styleId="Title">
+  <w:style w:type="paragraph" w:styleId="Ttulo">
     <w:name w:val="Title"/>
     <w:basedOn w:val="Normal"/>
     <w:next w:val="Normal"/>
-    <w:link w:val="TitleChar"/>
+    <w:link w:val="TtuloCar"/>
     <w:uiPriority w:val="10"/>
     <w:qFormat/>
     <w:rsid w:val="005A103F"/>
@@ -8495,10 +9530,10 @@
       <w:lang w:eastAsia="en-US"/>
     </w:rPr>
   </w:style>
-  <w:style w:type="character" w:customStyle="1" w:styleId="TitleChar">
-    <w:name w:val="Title Char"/>
-    <w:basedOn w:val="DefaultParagraphFont"/>
-    <w:link w:val="Title"/>
+  <w:style w:type="character" w:customStyle="1" w:styleId="TtuloCar">
+    <w:name w:val="Título Car"/>
+    <w:basedOn w:val="Fuentedeprrafopredeter"/>
+    <w:link w:val="Ttulo"/>
     <w:uiPriority w:val="10"/>
     <w:rsid w:val="005A103F"/>
     <w:rPr>
@@ -8509,11 +9544,11 @@
       <w:szCs w:val="56"/>
     </w:rPr>
   </w:style>
-  <w:style w:type="paragraph" w:styleId="Subtitle">
+  <w:style w:type="paragraph" w:styleId="Subttulo">
     <w:name w:val="Subtitle"/>
     <w:basedOn w:val="Normal"/>
     <w:next w:val="Normal"/>
-    <w:link w:val="SubtitleChar"/>
+    <w:link w:val="SubttuloCar"/>
     <w:uiPriority w:val="11"/>
     <w:qFormat/>
     <w:rsid w:val="005A103F"/>
@@ -8532,10 +9567,10 @@
       <w:lang w:eastAsia="en-US"/>
     </w:rPr>
   </w:style>
-  <w:style w:type="character" w:customStyle="1" w:styleId="SubtitleChar">
-    <w:name w:val="Subtitle Char"/>
-    <w:basedOn w:val="DefaultParagraphFont"/>
-    <w:link w:val="Subtitle"/>
+  <w:style w:type="character" w:customStyle="1" w:styleId="SubttuloCar">
+    <w:name w:val="Subtítulo Car"/>
+    <w:basedOn w:val="Fuentedeprrafopredeter"/>
+    <w:link w:val="Subttulo"/>
     <w:uiPriority w:val="11"/>
     <w:rsid w:val="005A103F"/>
     <w:rPr>
@@ -8546,11 +9581,11 @@
       <w:szCs w:val="28"/>
     </w:rPr>
   </w:style>
-  <w:style w:type="paragraph" w:styleId="Quote">
+  <w:style w:type="paragraph" w:styleId="Cita">
     <w:name w:val="Quote"/>
     <w:basedOn w:val="Normal"/>
     <w:next w:val="Normal"/>
-    <w:link w:val="QuoteChar"/>
+    <w:link w:val="CitaCar"/>
     <w:uiPriority w:val="29"/>
     <w:qFormat/>
     <w:rsid w:val="005A103F"/>
@@ -8566,10 +9601,10 @@
       <w:lang w:eastAsia="en-US"/>
     </w:rPr>
   </w:style>
-  <w:style w:type="character" w:customStyle="1" w:styleId="QuoteChar">
-    <w:name w:val="Quote Char"/>
-    <w:basedOn w:val="DefaultParagraphFont"/>
-    <w:link w:val="Quote"/>
+  <w:style w:type="character" w:customStyle="1" w:styleId="CitaCar">
+    <w:name w:val="Cita Car"/>
+    <w:basedOn w:val="Fuentedeprrafopredeter"/>
+    <w:link w:val="Cita"/>
     <w:uiPriority w:val="29"/>
     <w:rsid w:val="005A103F"/>
     <w:rPr>
@@ -8578,7 +9613,7 @@
       <w:color w:val="404040" w:themeColor="text1" w:themeTint="BF"/>
     </w:rPr>
   </w:style>
-  <w:style w:type="paragraph" w:styleId="ListParagraph">
+  <w:style w:type="paragraph" w:styleId="Prrafodelista">
     <w:name w:val="List Paragraph"/>
     <w:basedOn w:val="Normal"/>
     <w:uiPriority w:val="34"/>
@@ -8593,9 +9628,9 @@
       <w:lang w:eastAsia="en-US"/>
     </w:rPr>
   </w:style>
-  <w:style w:type="character" w:styleId="IntenseEmphasis">
+  <w:style w:type="character" w:styleId="nfasisintenso">
     <w:name w:val="Intense Emphasis"/>
-    <w:basedOn w:val="DefaultParagraphFont"/>
+    <w:basedOn w:val="Fuentedeprrafopredeter"/>
     <w:uiPriority w:val="21"/>
     <w:qFormat/>
     <w:rsid w:val="005A103F"/>
@@ -8605,11 +9640,11 @@
       <w:color w:val="0F4761" w:themeColor="accent1" w:themeShade="BF"/>
     </w:rPr>
   </w:style>
-  <w:style w:type="paragraph" w:styleId="IntenseQuote">
+  <w:style w:type="paragraph" w:styleId="Citadestacada">
     <w:name w:val="Intense Quote"/>
     <w:basedOn w:val="Normal"/>
     <w:next w:val="Normal"/>
-    <w:link w:val="IntenseQuoteChar"/>
+    <w:link w:val="CitadestacadaCar"/>
     <w:uiPriority w:val="30"/>
     <w:qFormat/>
     <w:rsid w:val="005A103F"/>
@@ -8630,10 +9665,10 @@
       <w:lang w:eastAsia="en-US"/>
     </w:rPr>
   </w:style>
-  <w:style w:type="character" w:customStyle="1" w:styleId="IntenseQuoteChar">
-    <w:name w:val="Intense Quote Char"/>
-    <w:basedOn w:val="DefaultParagraphFont"/>
-    <w:link w:val="IntenseQuote"/>
+  <w:style w:type="character" w:customStyle="1" w:styleId="CitadestacadaCar">
+    <w:name w:val="Cita destacada Car"/>
+    <w:basedOn w:val="Fuentedeprrafopredeter"/>
+    <w:link w:val="Citadestacada"/>
     <w:uiPriority w:val="30"/>
     <w:rsid w:val="005A103F"/>
     <w:rPr>
@@ -8642,9 +9677,9 @@
       <w:color w:val="0F4761" w:themeColor="accent1" w:themeShade="BF"/>
     </w:rPr>
   </w:style>
-  <w:style w:type="character" w:styleId="IntenseReference">
+  <w:style w:type="character" w:styleId="Referenciaintensa">
     <w:name w:val="Intense Reference"/>
-    <w:basedOn w:val="DefaultParagraphFont"/>
+    <w:basedOn w:val="Fuentedeprrafopredeter"/>
     <w:uiPriority w:val="32"/>
     <w:qFormat/>
     <w:rsid w:val="005A103F"/>
@@ -8666,17 +9701,17 @@
   </w:style>
   <w:style w:type="character" w:customStyle="1" w:styleId="normaltextrun">
     <w:name w:val="normaltextrun"/>
-    <w:basedOn w:val="DefaultParagraphFont"/>
+    <w:basedOn w:val="Fuentedeprrafopredeter"/>
     <w:rsid w:val="005A103F"/>
   </w:style>
   <w:style w:type="character" w:customStyle="1" w:styleId="eop">
     <w:name w:val="eop"/>
-    <w:basedOn w:val="DefaultParagraphFont"/>
+    <w:basedOn w:val="Fuentedeprrafopredeter"/>
     <w:rsid w:val="005A103F"/>
   </w:style>
   <w:style w:type="character" w:customStyle="1" w:styleId="wacimagecontainer">
     <w:name w:val="wacimagecontainer"/>
-    <w:basedOn w:val="DefaultParagraphFont"/>
+    <w:basedOn w:val="Fuentedeprrafopredeter"/>
     <w:rsid w:val="005A103F"/>
   </w:style>
   <w:style w:type="paragraph" w:styleId="NormalWeb">
@@ -8689,9 +9724,9 @@
       <w:spacing w:before="100" w:beforeAutospacing="1" w:after="100" w:afterAutospacing="1"/>
     </w:pPr>
   </w:style>
-  <w:style w:type="character" w:styleId="Strong">
+  <w:style w:type="character" w:styleId="Textoennegrita">
     <w:name w:val="Strong"/>
-    <w:basedOn w:val="DefaultParagraphFont"/>
+    <w:basedOn w:val="Fuentedeprrafopredeter"/>
     <w:uiPriority w:val="22"/>
     <w:qFormat/>
     <w:rsid w:val="00DF34DB"/>
@@ -8719,7 +9754,7 @@
       <w:spacing w:before="100" w:beforeAutospacing="1" w:after="100" w:afterAutospacing="1"/>
     </w:pPr>
     <w:rPr>
-      <w:lang w:val="en-CO" w:eastAsia="en-US"/>
+      <w:lang w:eastAsia="en-US"/>
     </w:rPr>
   </w:style>
 </w:styles>

--- a/Caso 4.docx
+++ b/Caso 4.docx
@@ -7117,7 +7117,7 @@
           <w:noProof/>
         </w:rPr>
         <w:drawing>
-          <wp:inline distT="0" distB="0" distL="0" distR="0" wp14:anchorId="54B51A9F" wp14:editId="7A8EAE11">
+          <wp:inline distT="0" distB="0" distL="0" distR="0" wp14:anchorId="54B51A9F" wp14:editId="046BD22E">
             <wp:extent cx="4529666" cy="3397499"/>
             <wp:effectExtent l="0" t="0" r="4445" b="6350"/>
             <wp:docPr id="28349531" name="Imagen 2"/>
@@ -7340,7 +7340,7 @@
           <w:noProof/>
         </w:rPr>
         <w:drawing>
-          <wp:inline distT="0" distB="0" distL="0" distR="0" wp14:anchorId="664B2A28" wp14:editId="1ECEB1FB">
+          <wp:inline distT="0" distB="0" distL="0" distR="0" wp14:anchorId="664B2A28" wp14:editId="46F6C837">
             <wp:extent cx="5349667" cy="3209549"/>
             <wp:effectExtent l="0" t="0" r="0" b="3810"/>
             <wp:docPr id="153672059" name="Picture 1"/>
@@ -7461,7 +7461,7 @@
           <w:noProof/>
         </w:rPr>
         <w:drawing>
-          <wp:inline distT="0" distB="0" distL="0" distR="0" wp14:anchorId="39E49BCA" wp14:editId="4D99C2B0">
+          <wp:inline distT="0" distB="0" distL="0" distR="0" wp14:anchorId="39E49BCA" wp14:editId="3C092C57">
             <wp:extent cx="5349667" cy="3209549"/>
             <wp:effectExtent l="0" t="0" r="0" b="3810"/>
             <wp:docPr id="153672060" name="Picture 2"/>
@@ -8741,11 +8741,258 @@
         <w:pStyle w:val="p1"/>
         <w:rPr>
           <w:rFonts w:ascii="Times New Roman" w:hAnsi="Times New Roman"/>
-          <w:color w:val="auto"/>
-          <w:sz w:val="24"/>
-          <w:szCs w:val="24"/>
-        </w:rPr>
-      </w:pPr>
+          <w:b/>
+          <w:bCs/>
+          <w:color w:val="auto"/>
+          <w:sz w:val="24"/>
+          <w:szCs w:val="24"/>
+        </w:rPr>
+      </w:pPr>
+      <w:r>
+        <w:rPr>
+          <w:rFonts w:ascii="Times New Roman" w:hAnsi="Times New Roman"/>
+          <w:b/>
+          <w:bCs/>
+          <w:color w:val="auto"/>
+          <w:sz w:val="24"/>
+          <w:szCs w:val="24"/>
+        </w:rPr>
+        <w:t>Conclusiones y Recomendaciones</w:t>
+      </w:r>
+    </w:p>
+    <w:p>
+      <w:pPr>
+        <w:pStyle w:val="p1"/>
+        <w:rPr>
+          <w:rFonts w:ascii="Times New Roman" w:hAnsi="Times New Roman"/>
+          <w:b/>
+          <w:bCs/>
+          <w:i/>
+          <w:iCs/>
+          <w:color w:val="auto"/>
+          <w:sz w:val="24"/>
+          <w:szCs w:val="24"/>
+        </w:rPr>
+      </w:pPr>
+    </w:p>
+    <w:p>
+      <w:pPr>
+        <w:pStyle w:val="p1"/>
+        <w:rPr>
+          <w:rFonts w:ascii="Times New Roman" w:hAnsi="Times New Roman"/>
+          <w:color w:val="auto"/>
+          <w:sz w:val="24"/>
+          <w:szCs w:val="24"/>
+        </w:rPr>
+      </w:pPr>
+      <w:r>
+        <w:rPr>
+          <w:rFonts w:ascii="Times New Roman" w:hAnsi="Times New Roman"/>
+          <w:color w:val="auto"/>
+          <w:sz w:val="24"/>
+          <w:szCs w:val="24"/>
+        </w:rPr>
+        <w:t xml:space="preserve">Los resultados del modelo nos </w:t>
+      </w:r>
+      <w:r>
+        <w:rPr>
+          <w:rFonts w:ascii="Times New Roman" w:hAnsi="Times New Roman"/>
+          <w:color w:val="auto"/>
+          <w:sz w:val="24"/>
+          <w:szCs w:val="24"/>
+        </w:rPr>
+        <w:t xml:space="preserve">permiten concluir que el CHI Score se consolida como el predictor más importante de la deserción de clientes. Tanto su nivel inicial como su variación mensual presentan una relación negativa y altamente significativa con el </w:t>
+      </w:r>
+      <w:proofErr w:type="spellStart"/>
+      <w:r>
+        <w:rPr>
+          <w:rFonts w:ascii="Times New Roman" w:hAnsi="Times New Roman"/>
+          <w:color w:val="auto"/>
+          <w:sz w:val="24"/>
+          <w:szCs w:val="24"/>
+        </w:rPr>
+        <w:t>churn</w:t>
+      </w:r>
+      <w:proofErr w:type="spellEnd"/>
+      <w:r>
+        <w:rPr>
+          <w:rFonts w:ascii="Times New Roman" w:hAnsi="Times New Roman"/>
+          <w:color w:val="auto"/>
+          <w:sz w:val="24"/>
+          <w:szCs w:val="24"/>
+        </w:rPr>
+        <w:t xml:space="preserve">, lo que confirma que una caída pronunciada en este indicador de satisfacción es una señal temprana critica de abandono. Diciéndolo de otra forma, los clientes cuyo nivel de satisfacción disminuye </w:t>
+      </w:r>
+      <w:r>
+        <w:rPr>
+          <w:rFonts w:ascii="Times New Roman" w:hAnsi="Times New Roman"/>
+          <w:color w:val="auto"/>
+          <w:sz w:val="24"/>
+          <w:szCs w:val="24"/>
+        </w:rPr>
+        <w:t>de forma acelerada en un corto periodo tienen una mayor propensión a cancelar el servicio en los siguientes meses, lo que resulta validando la intuición inicial del equipo de Wall y posicionando esta medida como eje central para cualquier estrategia de retención.</w:t>
+      </w:r>
+    </w:p>
+    <w:p>
+      <w:pPr>
+        <w:pStyle w:val="p1"/>
+        <w:rPr>
+          <w:rFonts w:ascii="Times New Roman" w:hAnsi="Times New Roman"/>
+          <w:color w:val="auto"/>
+          <w:sz w:val="24"/>
+          <w:szCs w:val="24"/>
+        </w:rPr>
+      </w:pPr>
+      <w:r>
+        <w:rPr>
+          <w:rFonts w:ascii="Times New Roman" w:hAnsi="Times New Roman"/>
+          <w:color w:val="auto"/>
+          <w:sz w:val="24"/>
+          <w:szCs w:val="24"/>
+        </w:rPr>
+        <w:t xml:space="preserve">En segundo lugar, la inactividad del cliente resulta ser la señal operativa más clara luego del CHI Score anteriormente mencionado. El aumento de los días sin acceso a la plataforma aumenta de forma importante la probabilidad de deserción, lo cual refleja que la falta de uso está directamente asociada a una pérdida de valor percibido. A diferencia del CHI Score, esta variable se puede observar en tiempo real lo que la </w:t>
+      </w:r>
+      <w:r>
+        <w:rPr>
+          <w:rFonts w:ascii="Times New Roman" w:hAnsi="Times New Roman"/>
+          <w:color w:val="auto"/>
+          <w:sz w:val="24"/>
+          <w:szCs w:val="24"/>
+        </w:rPr>
+        <w:lastRenderedPageBreak/>
+        <w:t xml:space="preserve">convierte en una herramienta practica y accionable para la gestión diaria del cliente. A esto se suma que la acumulación de tickets de soporte también influye significativamente el riesgo de </w:t>
+      </w:r>
+      <w:proofErr w:type="spellStart"/>
+      <w:r>
+        <w:rPr>
+          <w:rFonts w:ascii="Times New Roman" w:hAnsi="Times New Roman"/>
+          <w:color w:val="auto"/>
+          <w:sz w:val="24"/>
+          <w:szCs w:val="24"/>
+        </w:rPr>
+        <w:t>churn</w:t>
+      </w:r>
+      <w:proofErr w:type="spellEnd"/>
+      <w:r>
+        <w:rPr>
+          <w:rFonts w:ascii="Times New Roman" w:hAnsi="Times New Roman"/>
+          <w:color w:val="auto"/>
+          <w:sz w:val="24"/>
+          <w:szCs w:val="24"/>
+        </w:rPr>
+        <w:t xml:space="preserve">, lo que evidencia que los problemas técnicos no resueltos </w:t>
+      </w:r>
+      <w:r>
+        <w:rPr>
+          <w:rFonts w:ascii="Times New Roman" w:hAnsi="Times New Roman"/>
+          <w:color w:val="auto"/>
+          <w:sz w:val="24"/>
+          <w:szCs w:val="24"/>
+        </w:rPr>
+        <w:t>deterioran la experiencia del usuario y aumentan la probabilidad de abandono.</w:t>
+      </w:r>
+    </w:p>
+    <w:p>
+      <w:pPr>
+        <w:pStyle w:val="p1"/>
+        <w:rPr>
+          <w:rFonts w:ascii="Times New Roman" w:hAnsi="Times New Roman"/>
+          <w:color w:val="auto"/>
+          <w:sz w:val="24"/>
+          <w:szCs w:val="24"/>
+        </w:rPr>
+      </w:pPr>
+    </w:p>
+    <w:p>
+      <w:pPr>
+        <w:pStyle w:val="p1"/>
+        <w:rPr>
+          <w:rFonts w:ascii="Times New Roman" w:hAnsi="Times New Roman"/>
+          <w:color w:val="auto"/>
+          <w:sz w:val="24"/>
+          <w:szCs w:val="24"/>
+        </w:rPr>
+      </w:pPr>
+      <w:r>
+        <w:rPr>
+          <w:rFonts w:ascii="Times New Roman" w:hAnsi="Times New Roman"/>
+          <w:color w:val="auto"/>
+          <w:sz w:val="24"/>
+          <w:szCs w:val="24"/>
+        </w:rPr>
+        <w:t>Aunque el modelo presenta un nivel de ajuste global modesto, este es consistente con la naturaleza del fenómeno analizado, en el que la deserción es un evento poco frecuente. Sin embargo, su capacidad predictiva resulta útil para el propósito especifico de la empresa, ya que permite identificar una proporción relevante de clientes en riesgo y priorizar las acciones sobre ellos. Aunque, es importante ser conscientes de que una parte considerable de desertores no es capturada por el modelo. En este sentido, la exclusión de algunas variables responde a una decisión metodológica orientada a un modelo simple.</w:t>
+      </w:r>
+    </w:p>
+    <w:p>
+      <w:pPr>
+        <w:pStyle w:val="p1"/>
+        <w:rPr>
+          <w:rFonts w:ascii="Times New Roman" w:hAnsi="Times New Roman"/>
+          <w:color w:val="auto"/>
+          <w:sz w:val="24"/>
+          <w:szCs w:val="24"/>
+        </w:rPr>
+      </w:pPr>
+    </w:p>
+    <w:p>
+      <w:pPr>
+        <w:pStyle w:val="p1"/>
+        <w:rPr>
+          <w:rFonts w:ascii="Times New Roman" w:hAnsi="Times New Roman"/>
+          <w:color w:val="auto"/>
+          <w:sz w:val="24"/>
+          <w:szCs w:val="24"/>
+        </w:rPr>
+      </w:pPr>
+      <w:r>
+        <w:rPr>
+          <w:rFonts w:ascii="Times New Roman" w:hAnsi="Times New Roman"/>
+          <w:color w:val="auto"/>
+          <w:sz w:val="24"/>
+          <w:szCs w:val="24"/>
+        </w:rPr>
+        <w:t>Teniendo en cuenta los hallazgos, se le recomienda a la empresa implementar de forma periódica el modelo ya que es una herramienta operativa importante para el proceso de retención, generando listas mensuales de clientes en alto riesgo para intervenir de forma anticipada. Asimismo, se deben establecer sistemas de alerta temprana, especialmente ante caídas significativas en el CHI Score, porque este resulta ser el indicador más contundente de abandono inminente. También se debe monitorear de forma constante la inactividad para que se activen estrategias de reactivación antes de que el cliente se desvincule por completo.</w:t>
+      </w:r>
+    </w:p>
+    <w:p>
+      <w:pPr>
+        <w:pStyle w:val="p1"/>
+        <w:rPr>
+          <w:rFonts w:ascii="Times New Roman" w:hAnsi="Times New Roman"/>
+          <w:color w:val="auto"/>
+          <w:sz w:val="24"/>
+          <w:szCs w:val="24"/>
+        </w:rPr>
+      </w:pPr>
+    </w:p>
+    <w:p>
+      <w:pPr>
+        <w:pStyle w:val="p1"/>
+        <w:rPr>
+          <w:rFonts w:ascii="Times New Roman" w:hAnsi="Times New Roman"/>
+          <w:color w:val="auto"/>
+          <w:sz w:val="24"/>
+          <w:szCs w:val="24"/>
+        </w:rPr>
+      </w:pPr>
+      <w:r>
+        <w:rPr>
+          <w:rFonts w:ascii="Times New Roman" w:hAnsi="Times New Roman"/>
+          <w:color w:val="auto"/>
+          <w:sz w:val="24"/>
+          <w:szCs w:val="24"/>
+        </w:rPr>
+        <w:t xml:space="preserve">En paralelo, es </w:t>
+      </w:r>
+      <w:r>
+        <w:rPr>
+          <w:rFonts w:ascii="Times New Roman" w:hAnsi="Times New Roman"/>
+          <w:color w:val="auto"/>
+          <w:sz w:val="24"/>
+          <w:szCs w:val="24"/>
+        </w:rPr>
+        <w:t xml:space="preserve">fundamental fortalecer la gestión de soporte técnico, priorizando la resolución efectiva en el primer contacto y reduciendo la incidencia de problemas ya que esto impacta en la retención. Finalmente el modelo se podría mejorar si se incorporaran más periodos de análisis y nuevas variables que capturen mejor los comportamientos del cliente, lo que mejoraría precisión y reducción de casos no detectados. </w:t>
+      </w:r>
     </w:p>
     <w:sectPr>
       <w:pgSz w:w="11906" w:h="16838"/>
